--- a/Mayra_Carolina_Rivadeneira_Viteri/Proyecto_Mayra_Carolina_Rivadeneira_Viteri.docx
+++ b/Mayra_Carolina_Rivadeneira_Viteri/Proyecto_Mayra_Carolina_Rivadeneira_Viteri.docx
@@ -608,7 +608,7 @@
                                         </pic:cNvPicPr>
                                       </pic:nvPicPr>
                                       <pic:blipFill>
-                                        <a:blip r:embed="rId8" cstate="print"/>
+                                        <a:blip r:embed="rId9" cstate="print"/>
                                         <a:stretch>
                                           <a:fillRect/>
                                         </a:stretch>
@@ -6663,10 +6663,10 @@
           <w:noProof/>
         </w:rPr>
         <w:sectPr>
-          <w:headerReference w:type="default" r:id="rId9"/>
-          <w:footerReference w:type="default" r:id="rId10"/>
-          <w:headerReference w:type="first" r:id="rId11"/>
-          <w:footerReference w:type="first" r:id="rId12"/>
+          <w:headerReference w:type="default" r:id="rId10"/>
+          <w:footerReference w:type="default" r:id="rId11"/>
+          <w:headerReference w:type="first" r:id="rId12"/>
+          <w:footerReference w:type="first" r:id="rId13"/>
           <w:pgSz w:w="12240" w:h="15840"/>
           <w:pgMar w:top="1699" w:right="1699" w:bottom="1699" w:left="2261" w:header="720" w:footer="720" w:gutter="0"/>
           <w:pgNumType w:fmt="upperRoman" w:start="0"/>
@@ -6928,15 +6928,7 @@
     </w:p>
     <w:p>
       <w:r>
-        <w:t xml:space="preserve">En la actualidad, el Ecuador se caracteriza por presentar una alta actividad emprendedora en comparación con otros países de la región. De acuerdo con el informe del Global </w:t>
-      </w:r>
-      <w:proofErr w:type="spellStart"/>
-      <w:r>
-        <w:t>Entrepreneurship</w:t>
-      </w:r>
-      <w:proofErr w:type="spellEnd"/>
-      <w:r>
-        <w:t xml:space="preserve"> Monitor (GEM) Ecuador 2024, la Tasa de Actividad Emprendedora Temprana (TEA) alcanza aproximadamente el 33,4 %, posicionando al país como uno de los que registra mayor número de personas involucradas en la creación de nuevos negocios en América Latina.</w:t>
+        <w:t>En la actualidad, el Ecuador se caracteriza por presentar una alta actividad emprendedora en comparación con otros países de la región. De acuerdo con el informe del Global Entrepreneurship Monitor (GEM) Ecuador 2024, la Tasa de Actividad Emprendedora Temprana (TEA) alcanza aproximadamente el 33,4 %, posicionando al país como uno de los que registra mayor número de personas involucradas en la creación de nuevos negocios en América Latina.</w:t>
       </w:r>
     </w:p>
     <w:p>
@@ -7046,8 +7038,8 @@
           <w:numId w:val="1"/>
         </w:numPr>
         <w:sectPr>
-          <w:headerReference w:type="first" r:id="rId13"/>
-          <w:footerReference w:type="first" r:id="rId14"/>
+          <w:headerReference w:type="first" r:id="rId14"/>
+          <w:footerReference w:type="first" r:id="rId15"/>
           <w:pgSz w:w="12240" w:h="15840"/>
           <w:pgMar w:top="1701" w:right="1701" w:bottom="1701" w:left="2262" w:header="720" w:footer="720" w:gutter="0"/>
           <w:pgNumType w:start="1"/>
@@ -7136,14 +7128,7 @@
       </w:r>
       <w:r>
         <w:br/>
-      </w:r>
-      <w:proofErr w:type="spellStart"/>
-      <w:r>
-        <w:t>Model</w:t>
-      </w:r>
-      <w:proofErr w:type="spellEnd"/>
-      <w:r>
-        <w:t xml:space="preserve"> CANVAS</w:t>
+        <w:t>Model CANVAS</w:t>
       </w:r>
       <w:bookmarkEnd w:id="6"/>
     </w:p>
@@ -7307,31 +7292,7 @@
                 <w:szCs w:val="18"/>
                 <w:lang w:val="es-PE" w:eastAsia="es-PE"/>
               </w:rPr>
-              <w:t xml:space="preserve"> (Dragon </w:t>
-            </w:r>
-            <w:proofErr w:type="spellStart"/>
-            <w:r>
-              <w:rPr>
-                <w:b w:val="0"/>
-                <w:bCs w:val="0"/>
-                <w:color w:val="000000"/>
-                <w:sz w:val="18"/>
-                <w:szCs w:val="18"/>
-                <w:lang w:val="es-PE" w:eastAsia="es-PE"/>
-              </w:rPr>
-              <w:t>Print</w:t>
-            </w:r>
-            <w:proofErr w:type="spellEnd"/>
-            <w:r>
-              <w:rPr>
-                <w:b w:val="0"/>
-                <w:bCs w:val="0"/>
-                <w:color w:val="000000"/>
-                <w:sz w:val="18"/>
-                <w:szCs w:val="18"/>
-                <w:lang w:val="es-PE" w:eastAsia="es-PE"/>
-              </w:rPr>
-              <w:t>)</w:t>
+              <w:t xml:space="preserve"> (Dragon Print)</w:t>
             </w:r>
           </w:p>
           <w:p>
@@ -7370,31 +7331,7 @@
                 <w:szCs w:val="18"/>
                 <w:lang w:val="es-PE" w:eastAsia="es-PE"/>
               </w:rPr>
-              <w:t xml:space="preserve"> (</w:t>
-            </w:r>
-            <w:proofErr w:type="spellStart"/>
-            <w:r>
-              <w:rPr>
-                <w:b w:val="0"/>
-                <w:bCs w:val="0"/>
-                <w:color w:val="000000"/>
-                <w:sz w:val="18"/>
-                <w:szCs w:val="18"/>
-                <w:lang w:val="es-PE" w:eastAsia="es-PE"/>
-              </w:rPr>
-              <w:t>Hello</w:t>
-            </w:r>
-            <w:proofErr w:type="spellEnd"/>
-            <w:r>
-              <w:rPr>
-                <w:b w:val="0"/>
-                <w:bCs w:val="0"/>
-                <w:color w:val="000000"/>
-                <w:sz w:val="18"/>
-                <w:szCs w:val="18"/>
-                <w:lang w:val="es-PE" w:eastAsia="es-PE"/>
-              </w:rPr>
-              <w:t xml:space="preserve"> 360)</w:t>
+              <w:t xml:space="preserve"> (Hello 360)</w:t>
             </w:r>
           </w:p>
           <w:p>
@@ -8109,7 +8046,6 @@
                 <w:lang w:val="es-PE" w:eastAsia="es-PE"/>
               </w:rPr>
             </w:pPr>
-            <w:proofErr w:type="spellStart"/>
             <w:r>
               <w:rPr>
                 <w:color w:val="000000"/>
@@ -8117,29 +8053,8 @@
                 <w:szCs w:val="18"/>
                 <w:lang w:val="es-PE" w:eastAsia="es-PE"/>
               </w:rPr>
-              <w:t>Dark</w:t>
-            </w:r>
-            <w:proofErr w:type="spellEnd"/>
-            <w:r>
-              <w:rPr>
-                <w:color w:val="000000"/>
-                <w:sz w:val="18"/>
-                <w:szCs w:val="18"/>
-                <w:lang w:val="es-PE" w:eastAsia="es-PE"/>
-              </w:rPr>
-              <w:t xml:space="preserve"> </w:t>
-            </w:r>
-            <w:proofErr w:type="spellStart"/>
-            <w:r>
-              <w:rPr>
-                <w:color w:val="000000"/>
-                <w:sz w:val="18"/>
-                <w:szCs w:val="18"/>
-                <w:lang w:val="es-PE" w:eastAsia="es-PE"/>
-              </w:rPr>
-              <w:t>kitchens</w:t>
-            </w:r>
-            <w:proofErr w:type="spellEnd"/>
+              <w:t>Dark kitchens</w:t>
+            </w:r>
           </w:p>
           <w:p>
             <w:pPr>
@@ -9129,35 +9044,7 @@
         <w:rPr>
           <w:lang w:val="es-PE" w:eastAsia="es-PE"/>
         </w:rPr>
-        <w:t xml:space="preserve">Nuestro emprendimiento “Cocina 360°” está dirigido a emprendedores gastronómicos, restaurantes, </w:t>
-      </w:r>
-      <w:proofErr w:type="spellStart"/>
-      <w:r>
-        <w:rPr>
-          <w:lang w:val="es-PE" w:eastAsia="es-PE"/>
-        </w:rPr>
-        <w:t>dark</w:t>
-      </w:r>
-      <w:proofErr w:type="spellEnd"/>
-      <w:r>
-        <w:rPr>
-          <w:lang w:val="es-PE" w:eastAsia="es-PE"/>
-        </w:rPr>
-        <w:t xml:space="preserve"> </w:t>
-      </w:r>
-      <w:proofErr w:type="spellStart"/>
-      <w:r>
-        <w:rPr>
-          <w:lang w:val="es-PE" w:eastAsia="es-PE"/>
-        </w:rPr>
-        <w:t>kitchens</w:t>
-      </w:r>
-      <w:proofErr w:type="spellEnd"/>
-      <w:r>
-        <w:rPr>
-          <w:lang w:val="es-PE" w:eastAsia="es-PE"/>
-        </w:rPr>
-        <w:t>, estudiantes de gastronomía y personas apasionadas por la cocina que buscan desarrollar o fortalecer sus negocios. Asimismo, se consideran clientes potenciales aquellos interesados en profesionalizar sus conocimientos y mejorar la gestión y posicionamiento de sus marcas dentro del mercado gastronómico.</w:t>
+        <w:t>Nuestro emprendimiento “Cocina 360°” está dirigido a emprendedores gastronómicos, restaurantes, dark kitchens, estudiantes de gastronomía y personas apasionadas por la cocina que buscan desarrollar o fortalecer sus negocios. Asimismo, se consideran clientes potenciales aquellos interesados en profesionalizar sus conocimientos y mejorar la gestión y posicionamiento de sus marcas dentro del mercado gastronómico.</w:t>
       </w:r>
     </w:p>
     <w:p>
@@ -9320,35 +9207,7 @@
         <w:rPr>
           <w:rFonts w:eastAsiaTheme="majorEastAsia"/>
         </w:rPr>
-        <w:t xml:space="preserve">El emprendimiento contará con aliados estratégicos que contribuirán al desarrollo, posicionamiento y crecimiento del proyecto, entre los cuales se incluyen proveedores de insumos y equipamiento gastronómico como Montero y Tramontina, así como servicios especializados en diseño gráfico y desarrollo de marca como Dragon </w:t>
-      </w:r>
-      <w:proofErr w:type="spellStart"/>
-      <w:r>
-        <w:rPr>
-          <w:rFonts w:eastAsiaTheme="majorEastAsia"/>
-        </w:rPr>
-        <w:t>Print</w:t>
-      </w:r>
-      <w:proofErr w:type="spellEnd"/>
-      <w:r>
-        <w:rPr>
-          <w:rFonts w:eastAsiaTheme="majorEastAsia"/>
-        </w:rPr>
-        <w:t xml:space="preserve">, y agencias de marketing digital como </w:t>
-      </w:r>
-      <w:proofErr w:type="spellStart"/>
-      <w:r>
-        <w:rPr>
-          <w:rFonts w:eastAsiaTheme="majorEastAsia"/>
-        </w:rPr>
-        <w:t>Hello</w:t>
-      </w:r>
-      <w:proofErr w:type="spellEnd"/>
-      <w:r>
-        <w:rPr>
-          <w:rFonts w:eastAsiaTheme="majorEastAsia"/>
-        </w:rPr>
-        <w:t xml:space="preserve"> 360. Asimismo, se considerarán alianzas con instituciones educativas que aporten en la formación y capacitación continua, junto con el uso de plataformas tecnológicas que faciliten la gestión, promoción y comercialización de los servicios, permitiendo así fortalecer la propuesta de valor y garantizar la sostenibilidad del emprendimiento.</w:t>
+        <w:t>El emprendimiento contará con aliados estratégicos que contribuirán al desarrollo, posicionamiento y crecimiento del proyecto, entre los cuales se incluyen proveedores de insumos y equipamiento gastronómico como Montero y Tramontina, así como servicios especializados en diseño gráfico y desarrollo de marca como Dragon Print, y agencias de marketing digital como Hello 360. Asimismo, se considerarán alianzas con instituciones educativas que aporten en la formación y capacitación continua, junto con el uso de plataformas tecnológicas que faciliten la gestión, promoción y comercialización de los servicios, permitiendo así fortalecer la propuesta de valor y garantizar la sostenibilidad del emprendimiento.</w:t>
       </w:r>
     </w:p>
     <w:p>
@@ -12156,19 +12015,11 @@
                 <w:lang w:val="es-PE" w:eastAsia="es-PE"/>
               </w:rPr>
             </w:pPr>
-            <w:proofErr w:type="gramStart"/>
-            <w:r>
-              <w:rPr>
-                <w:lang w:val="es-PE" w:eastAsia="es-PE"/>
-              </w:rPr>
-              <w:t>Total</w:t>
-            </w:r>
-            <w:proofErr w:type="gramEnd"/>
-            <w:r>
-              <w:rPr>
-                <w:lang w:val="es-PE" w:eastAsia="es-PE"/>
-              </w:rPr>
-              <w:t xml:space="preserve"> Costos Fijos </w:t>
+            <w:r>
+              <w:rPr>
+                <w:lang w:val="es-PE" w:eastAsia="es-PE"/>
+              </w:rPr>
+              <w:t xml:space="preserve">Total Costos Fijos </w:t>
             </w:r>
           </w:p>
         </w:tc>
@@ -12551,20 +12402,12 @@
                 <w:lang w:val="es-PE" w:eastAsia="es-PE"/>
               </w:rPr>
             </w:pPr>
-            <w:proofErr w:type="gramStart"/>
             <w:r>
               <w:rPr>
                 <w:lang w:val="es-PE" w:eastAsia="es-PE"/>
               </w:rPr>
               <w:lastRenderedPageBreak/>
-              <w:t>Total</w:t>
-            </w:r>
-            <w:proofErr w:type="gramEnd"/>
-            <w:r>
-              <w:rPr>
-                <w:lang w:val="es-PE" w:eastAsia="es-PE"/>
-              </w:rPr>
-              <w:t xml:space="preserve"> Costo Variable</w:t>
+              <w:t>Total Costo Variable</w:t>
             </w:r>
           </w:p>
         </w:tc>
@@ -13126,7 +12969,7 @@
                     </pic:cNvPicPr>
                   </pic:nvPicPr>
                   <pic:blipFill>
-                    <a:blip r:embed="rId15">
+                    <a:blip r:embed="rId16">
                       <a:extLst>
                         <a:ext uri="{28A0092B-C50C-407E-A947-70E740481C1C}">
                           <a14:useLocalDpi xmlns:a14="http://schemas.microsoft.com/office/drawing/2010/main" val="0"/>
@@ -13371,7 +13214,10 @@
         <w:t xml:space="preserve"> </w:t>
       </w:r>
       <w:r>
-        <w:t>El propósito del proyecto “Cocina 360°” es transformar la manera en que se conciben los negocios gastronómicos, mediante la integración de la cocina, la creatividad y el marketing estratégico. Se busca potenciar la experiencia culinaria no solo desde el sabor, sino también desde la presentación, la identidad de marca y la conexión emocional con el cliente, brindando herramientas que permitan a los emprendimientos gastronómicos ser sostenibles, innovadores y competitivos en el mercado.</w:t>
+        <w:t>T</w:t>
+      </w:r>
+      <w:r>
+        <w:t>ransformar la manera en que se conciben los negocios gastronómicos, mediante la integración de la cocina, la creatividad y el marketing estratégico. Se busca potenciar la experiencia culinaria no solo desde el sabor, sino también desde la presentación, la identidad de marca y la conexión emocional con el cliente, brindando herramientas que permitan a los emprendimientos gastronómicos ser sostenibles, innovadores y competitivos en el mercado.</w:t>
       </w:r>
     </w:p>
     <w:p>
@@ -13942,7 +13788,6 @@
         </w:rPr>
         <w:t xml:space="preserve"> Elementos que definen la identidad y personalidad de la marca</w:t>
       </w:r>
-      <w:proofErr w:type="gramStart"/>
       <w:r>
         <w:rPr>
           <w:rFonts w:eastAsiaTheme="majorEastAsia"/>
@@ -13955,7 +13800,6 @@
         </w:rPr>
         <w:t>.</w:t>
       </w:r>
-      <w:proofErr w:type="gramEnd"/>
       <w:r>
         <w:rPr>
           <w:rFonts w:eastAsiaTheme="majorEastAsia"/>
@@ -14068,7 +13912,7 @@
                     </pic:cNvPicPr>
                   </pic:nvPicPr>
                   <pic:blipFill>
-                    <a:blip r:embed="rId16" cstate="print">
+                    <a:blip r:embed="rId17" cstate="print">
                       <a:extLst>
                         <a:ext uri="{28A0092B-C50C-407E-A947-70E740481C1C}">
                           <a14:useLocalDpi xmlns:a14="http://schemas.microsoft.com/office/drawing/2010/main" val="0"/>
@@ -14237,21 +14081,7 @@
         <w:rPr>
           <w:lang w:eastAsia="es-PE"/>
         </w:rPr>
-        <w:t>La gastronomía es una disciplina que integra conocimientos culinarios, culturales, sociales y económicos. No se limita únicamente a la preparación de alimentos, sino que abarca la comprensión del acto de alimentarse y su impacto en la sociedad. Desde una perspectiva clásica, se considera que la gastronomía estudia la relación entre el ser humano y su alimentación (</w:t>
-      </w:r>
-      <w:proofErr w:type="spellStart"/>
-      <w:r>
-        <w:rPr>
-          <w:lang w:eastAsia="es-PE"/>
-        </w:rPr>
-        <w:t>Brillat-Savarin</w:t>
-      </w:r>
-      <w:proofErr w:type="spellEnd"/>
-      <w:r>
-        <w:rPr>
-          <w:lang w:eastAsia="es-PE"/>
-        </w:rPr>
-        <w:t>, 1825). En la actualidad, la gastronomía ha evolucionado hacia un enfoque estratégico, donde se vincula con la innovación, la experiencia del cliente y el desarrollo de negocios. En este contexto, la gastronomía se convierte en un motor de emprendimiento, especialmente en pequeños y medianos negocios de alimentos, donde la calidad del producto debe ir acompañada de estrategias de gestión y comercialización. El concepto de Cocina 360° se basa en una visión integral del negocio gastronómico, donde se consideran todos los factores que influyen en su éxito. No solo se enfoca en la producción culinaria, sino también en la gestión administrativa, el marketing, la experiencia del cliente y la innovación. Este modelo busca integrar todas las áreas del negocio para lograr eficiencia, competitividad y sostenibilidad en el mercado gastronómico, alineándose con enfoques modernos de gestión empresarial.</w:t>
+        <w:t>La gastronomía es una disciplina que integra conocimientos culinarios, culturales, sociales y económicos. No se limita únicamente a la preparación de alimentos, sino que abarca la comprensión del acto de alimentarse y su impacto en la sociedad. Desde una perspectiva clásica, se considera que la gastronomía estudia la relación entre el ser humano y su alimentación (Brillat-Savarin, 1825). En la actualidad, la gastronomía ha evolucionado hacia un enfoque estratégico, donde se vincula con la innovación, la experiencia del cliente y el desarrollo de negocios. En este contexto, la gastronomía se convierte en un motor de emprendimiento, especialmente en pequeños y medianos negocios de alimentos, donde la calidad del producto debe ir acompañada de estrategias de gestión y comercialización. El concepto de Cocina 360° se basa en una visión integral del negocio gastronómico, donde se consideran todos los factores que influyen en su éxito. No solo se enfoca en la producción culinaria, sino también en la gestión administrativa, el marketing, la experiencia del cliente y la innovación. Este modelo busca integrar todas las áreas del negocio para lograr eficiencia, competitividad y sostenibilidad en el mercado gastronómico, alineándose con enfoques modernos de gestión empresarial.</w:t>
       </w:r>
     </w:p>
     <w:p>
@@ -15263,30 +15093,14 @@
           <w:rFonts w:eastAsiaTheme="majorEastAsia"/>
           <w:szCs w:val="24"/>
         </w:rPr>
-        <w:t>¿Le gustaría adquirir</w:t>
-      </w:r>
-      <w:proofErr w:type="gramStart"/>
+        <w:t xml:space="preserve">¿Le gustaría adquirir </w:t>
+      </w:r>
       <w:r>
         <w:rPr>
           <w:rFonts w:eastAsiaTheme="majorEastAsia"/>
           <w:szCs w:val="24"/>
         </w:rPr>
-        <w:t xml:space="preserve"> </w:t>
-      </w:r>
-      <w:r>
-        <w:rPr>
-          <w:rFonts w:eastAsiaTheme="majorEastAsia"/>
-          <w:szCs w:val="24"/>
-        </w:rPr>
-        <w:t>….</w:t>
-      </w:r>
-      <w:proofErr w:type="gramEnd"/>
-      <w:r>
-        <w:rPr>
-          <w:rFonts w:eastAsiaTheme="majorEastAsia"/>
-          <w:szCs w:val="24"/>
-        </w:rPr>
-        <w:t>.</w:t>
+        <w:t>…..</w:t>
       </w:r>
       <w:r>
         <w:rPr>
@@ -15460,7 +15274,7 @@
                     </pic:cNvPicPr>
                   </pic:nvPicPr>
                   <pic:blipFill>
-                    <a:blip r:embed="rId17" cstate="print">
+                    <a:blip r:embed="rId18" cstate="print">
                       <a:extLst>
                         <a:ext uri="{28A0092B-C50C-407E-A947-70E740481C1C}">
                           <a14:useLocalDpi xmlns:a14="http://schemas.microsoft.com/office/drawing/2010/main" val="0"/>
@@ -15643,7 +15457,7 @@
           <w:lang w:val="es-PE"/>
         </w:rPr>
       </w:pPr>
-      <w:hyperlink r:id="rId18" w:history="1">
+      <w:hyperlink r:id="rId19" w:history="1">
         <w:r>
           <w:rPr>
             <w:rStyle w:val="Hipervnculo"/>
@@ -21928,6 +21742,7 @@
   <w:style w:type="character" w:default="1" w:styleId="Fuentedeprrafopredeter">
     <w:name w:val="Default Paragraph Font"/>
     <w:uiPriority w:val="1"/>
+    <w:semiHidden/>
     <w:unhideWhenUsed/>
   </w:style>
   <w:style w:type="table" w:default="1" w:styleId="Tablanormal">

--- a/Mayra_Carolina_Rivadeneira_Viteri/Proyecto_Mayra_Carolina_Rivadeneira_Viteri.docx
+++ b/Mayra_Carolina_Rivadeneira_Viteri/Proyecto_Mayra_Carolina_Rivadeneira_Viteri.docx
@@ -608,7 +608,7 @@
                                         </pic:cNvPicPr>
                                       </pic:nvPicPr>
                                       <pic:blipFill>
-                                        <a:blip r:embed="rId9" cstate="print"/>
+                                        <a:blip r:embed="rId8" cstate="print"/>
                                         <a:stretch>
                                           <a:fillRect/>
                                         </a:stretch>
@@ -4680,20 +4680,16 @@
                 <w:noProof/>
                 <w:webHidden/>
               </w:rPr>
-            </w:r>
-            <w:r>
-              <w:rPr>
-                <w:noProof/>
-                <w:webHidden/>
-              </w:rPr>
               <w:fldChar w:fldCharType="separate"/>
             </w:r>
             <w:r>
               <w:rPr>
-                <w:noProof/>
-                <w:webHidden/>
-              </w:rPr>
-              <w:t>29</w:t>
+                <w:b/>
+                <w:bCs/>
+                <w:noProof/>
+                <w:webHidden/>
+              </w:rPr>
+              <w:t>¡Error! Marcador no definido.</w:t>
             </w:r>
             <w:r>
               <w:rPr>
@@ -6040,7 +6036,7 @@
             <w:noProof/>
             <w:webHidden/>
           </w:rPr>
-          <w:t>46</w:t>
+          <w:t>31</w:t>
         </w:r>
         <w:r>
           <w:rPr>
@@ -6112,20 +6108,16 @@
             <w:noProof/>
             <w:webHidden/>
           </w:rPr>
-        </w:r>
-        <w:r>
-          <w:rPr>
-            <w:noProof/>
-            <w:webHidden/>
-          </w:rPr>
           <w:fldChar w:fldCharType="separate"/>
         </w:r>
         <w:r>
           <w:rPr>
+            <w:b/>
+            <w:bCs/>
             <w:noProof/>
             <w:webHidden/>
           </w:rPr>
-          <w:t>46</w:t>
+          <w:t>¡Error! Marcador no definido.</w:t>
         </w:r>
         <w:r>
           <w:rPr>
@@ -6197,20 +6189,16 @@
             <w:noProof/>
             <w:webHidden/>
           </w:rPr>
-        </w:r>
-        <w:r>
-          <w:rPr>
-            <w:noProof/>
-            <w:webHidden/>
-          </w:rPr>
           <w:fldChar w:fldCharType="separate"/>
         </w:r>
         <w:r>
           <w:rPr>
+            <w:b/>
+            <w:bCs/>
             <w:noProof/>
             <w:webHidden/>
           </w:rPr>
-          <w:t>47</w:t>
+          <w:t>¡Error! Marcador no definido.</w:t>
         </w:r>
         <w:r>
           <w:rPr>
@@ -6283,20 +6271,16 @@
             <w:noProof/>
             <w:webHidden/>
           </w:rPr>
-        </w:r>
-        <w:r>
-          <w:rPr>
-            <w:noProof/>
-            <w:webHidden/>
-          </w:rPr>
           <w:fldChar w:fldCharType="separate"/>
         </w:r>
         <w:r>
           <w:rPr>
+            <w:b/>
+            <w:bCs/>
             <w:noProof/>
             <w:webHidden/>
           </w:rPr>
-          <w:t>47</w:t>
+          <w:t>¡Error! Marcador no definido.</w:t>
         </w:r>
         <w:r>
           <w:rPr>
@@ -6369,20 +6353,16 @@
             <w:noProof/>
             <w:webHidden/>
           </w:rPr>
-        </w:r>
-        <w:r>
-          <w:rPr>
-            <w:noProof/>
-            <w:webHidden/>
-          </w:rPr>
           <w:fldChar w:fldCharType="separate"/>
         </w:r>
         <w:r>
           <w:rPr>
+            <w:b/>
+            <w:bCs/>
             <w:noProof/>
             <w:webHidden/>
           </w:rPr>
-          <w:t>48</w:t>
+          <w:t>¡Error! Marcador no definido.</w:t>
         </w:r>
         <w:r>
           <w:rPr>
@@ -6455,20 +6435,16 @@
             <w:noProof/>
             <w:webHidden/>
           </w:rPr>
-        </w:r>
-        <w:r>
-          <w:rPr>
-            <w:noProof/>
-            <w:webHidden/>
-          </w:rPr>
           <w:fldChar w:fldCharType="separate"/>
         </w:r>
         <w:r>
           <w:rPr>
+            <w:b/>
+            <w:bCs/>
             <w:noProof/>
             <w:webHidden/>
           </w:rPr>
-          <w:t>48</w:t>
+          <w:t>¡Error! Marcador no definido.</w:t>
         </w:r>
         <w:r>
           <w:rPr>
@@ -6541,20 +6517,16 @@
             <w:noProof/>
             <w:webHidden/>
           </w:rPr>
-        </w:r>
-        <w:r>
-          <w:rPr>
-            <w:noProof/>
-            <w:webHidden/>
-          </w:rPr>
           <w:fldChar w:fldCharType="separate"/>
         </w:r>
         <w:r>
           <w:rPr>
+            <w:b/>
+            <w:bCs/>
             <w:noProof/>
             <w:webHidden/>
           </w:rPr>
-          <w:t>49</w:t>
+          <w:t>¡Error! Marcador no definido.</w:t>
         </w:r>
         <w:r>
           <w:rPr>
@@ -6627,20 +6599,16 @@
             <w:noProof/>
             <w:webHidden/>
           </w:rPr>
-        </w:r>
-        <w:r>
-          <w:rPr>
-            <w:noProof/>
-            <w:webHidden/>
-          </w:rPr>
           <w:fldChar w:fldCharType="separate"/>
         </w:r>
         <w:r>
           <w:rPr>
+            <w:b/>
+            <w:bCs/>
             <w:noProof/>
             <w:webHidden/>
           </w:rPr>
-          <w:t>50</w:t>
+          <w:t>¡Error! Marcador no definido.</w:t>
         </w:r>
         <w:r>
           <w:rPr>
@@ -6663,10 +6631,10 @@
           <w:noProof/>
         </w:rPr>
         <w:sectPr>
-          <w:headerReference w:type="default" r:id="rId10"/>
-          <w:footerReference w:type="default" r:id="rId11"/>
-          <w:headerReference w:type="first" r:id="rId12"/>
-          <w:footerReference w:type="first" r:id="rId13"/>
+          <w:headerReference w:type="default" r:id="rId9"/>
+          <w:footerReference w:type="default" r:id="rId10"/>
+          <w:headerReference w:type="first" r:id="rId11"/>
+          <w:footerReference w:type="first" r:id="rId12"/>
           <w:pgSz w:w="12240" w:h="15840"/>
           <w:pgMar w:top="1699" w:right="1699" w:bottom="1699" w:left="2261" w:header="720" w:footer="720" w:gutter="0"/>
           <w:pgNumType w:fmt="upperRoman" w:start="0"/>
@@ -6735,7 +6703,7 @@
             <w:noProof/>
             <w:webHidden/>
           </w:rPr>
-          <w:t>50</w:t>
+          <w:t>31</w:t>
         </w:r>
         <w:r>
           <w:rPr>
@@ -6928,7 +6896,15 @@
     </w:p>
     <w:p>
       <w:r>
-        <w:t>En la actualidad, el Ecuador se caracteriza por presentar una alta actividad emprendedora en comparación con otros países de la región. De acuerdo con el informe del Global Entrepreneurship Monitor (GEM) Ecuador 2024, la Tasa de Actividad Emprendedora Temprana (TEA) alcanza aproximadamente el 33,4 %, posicionando al país como uno de los que registra mayor número de personas involucradas en la creación de nuevos negocios en América Latina.</w:t>
+        <w:t xml:space="preserve">En la actualidad, el Ecuador se caracteriza por presentar una alta actividad emprendedora en comparación con otros países de la región. De acuerdo con el informe del Global </w:t>
+      </w:r>
+      <w:proofErr w:type="spellStart"/>
+      <w:r>
+        <w:t>Entrepreneurship</w:t>
+      </w:r>
+      <w:proofErr w:type="spellEnd"/>
+      <w:r>
+        <w:t xml:space="preserve"> Monitor (GEM) Ecuador 2024, la Tasa de Actividad Emprendedora Temprana (TEA) alcanza aproximadamente el 33,4 %, posicionando al país como uno de los que registra mayor número de personas involucradas en la creación de nuevos negocios en América Latina.</w:t>
       </w:r>
     </w:p>
     <w:p>
@@ -7038,8 +7014,8 @@
           <w:numId w:val="1"/>
         </w:numPr>
         <w:sectPr>
-          <w:headerReference w:type="first" r:id="rId14"/>
-          <w:footerReference w:type="first" r:id="rId15"/>
+          <w:headerReference w:type="first" r:id="rId13"/>
+          <w:footerReference w:type="first" r:id="rId14"/>
           <w:pgSz w:w="12240" w:h="15840"/>
           <w:pgMar w:top="1701" w:right="1701" w:bottom="1701" w:left="2262" w:header="720" w:footer="720" w:gutter="0"/>
           <w:pgNumType w:start="1"/>
@@ -7128,7 +7104,14 @@
       </w:r>
       <w:r>
         <w:br/>
-        <w:t>Model CANVAS</w:t>
+      </w:r>
+      <w:proofErr w:type="spellStart"/>
+      <w:r>
+        <w:t>Model</w:t>
+      </w:r>
+      <w:proofErr w:type="spellEnd"/>
+      <w:r>
+        <w:t xml:space="preserve"> CANVAS</w:t>
       </w:r>
       <w:bookmarkEnd w:id="6"/>
     </w:p>
@@ -7292,7 +7275,31 @@
                 <w:szCs w:val="18"/>
                 <w:lang w:val="es-PE" w:eastAsia="es-PE"/>
               </w:rPr>
-              <w:t xml:space="preserve"> (Dragon Print)</w:t>
+              <w:t xml:space="preserve"> (Dragon </w:t>
+            </w:r>
+            <w:proofErr w:type="spellStart"/>
+            <w:r>
+              <w:rPr>
+                <w:b w:val="0"/>
+                <w:bCs w:val="0"/>
+                <w:color w:val="000000"/>
+                <w:sz w:val="18"/>
+                <w:szCs w:val="18"/>
+                <w:lang w:val="es-PE" w:eastAsia="es-PE"/>
+              </w:rPr>
+              <w:t>Print</w:t>
+            </w:r>
+            <w:proofErr w:type="spellEnd"/>
+            <w:r>
+              <w:rPr>
+                <w:b w:val="0"/>
+                <w:bCs w:val="0"/>
+                <w:color w:val="000000"/>
+                <w:sz w:val="18"/>
+                <w:szCs w:val="18"/>
+                <w:lang w:val="es-PE" w:eastAsia="es-PE"/>
+              </w:rPr>
+              <w:t>)</w:t>
             </w:r>
           </w:p>
           <w:p>
@@ -7331,7 +7338,31 @@
                 <w:szCs w:val="18"/>
                 <w:lang w:val="es-PE" w:eastAsia="es-PE"/>
               </w:rPr>
-              <w:t xml:space="preserve"> (Hello 360)</w:t>
+              <w:t xml:space="preserve"> (</w:t>
+            </w:r>
+            <w:proofErr w:type="spellStart"/>
+            <w:r>
+              <w:rPr>
+                <w:b w:val="0"/>
+                <w:bCs w:val="0"/>
+                <w:color w:val="000000"/>
+                <w:sz w:val="18"/>
+                <w:szCs w:val="18"/>
+                <w:lang w:val="es-PE" w:eastAsia="es-PE"/>
+              </w:rPr>
+              <w:t>Hello</w:t>
+            </w:r>
+            <w:proofErr w:type="spellEnd"/>
+            <w:r>
+              <w:rPr>
+                <w:b w:val="0"/>
+                <w:bCs w:val="0"/>
+                <w:color w:val="000000"/>
+                <w:sz w:val="18"/>
+                <w:szCs w:val="18"/>
+                <w:lang w:val="es-PE" w:eastAsia="es-PE"/>
+              </w:rPr>
+              <w:t xml:space="preserve"> 360)</w:t>
             </w:r>
           </w:p>
           <w:p>
@@ -8046,6 +8077,7 @@
                 <w:lang w:val="es-PE" w:eastAsia="es-PE"/>
               </w:rPr>
             </w:pPr>
+            <w:proofErr w:type="spellStart"/>
             <w:r>
               <w:rPr>
                 <w:color w:val="000000"/>
@@ -8053,8 +8085,29 @@
                 <w:szCs w:val="18"/>
                 <w:lang w:val="es-PE" w:eastAsia="es-PE"/>
               </w:rPr>
-              <w:t>Dark kitchens</w:t>
-            </w:r>
+              <w:t>Dark</w:t>
+            </w:r>
+            <w:proofErr w:type="spellEnd"/>
+            <w:r>
+              <w:rPr>
+                <w:color w:val="000000"/>
+                <w:sz w:val="18"/>
+                <w:szCs w:val="18"/>
+                <w:lang w:val="es-PE" w:eastAsia="es-PE"/>
+              </w:rPr>
+              <w:t xml:space="preserve"> </w:t>
+            </w:r>
+            <w:proofErr w:type="spellStart"/>
+            <w:r>
+              <w:rPr>
+                <w:color w:val="000000"/>
+                <w:sz w:val="18"/>
+                <w:szCs w:val="18"/>
+                <w:lang w:val="es-PE" w:eastAsia="es-PE"/>
+              </w:rPr>
+              <w:t>kitchens</w:t>
+            </w:r>
+            <w:proofErr w:type="spellEnd"/>
           </w:p>
           <w:p>
             <w:pPr>
@@ -9044,7 +9097,35 @@
         <w:rPr>
           <w:lang w:val="es-PE" w:eastAsia="es-PE"/>
         </w:rPr>
-        <w:t>Nuestro emprendimiento “Cocina 360°” está dirigido a emprendedores gastronómicos, restaurantes, dark kitchens, estudiantes de gastronomía y personas apasionadas por la cocina que buscan desarrollar o fortalecer sus negocios. Asimismo, se consideran clientes potenciales aquellos interesados en profesionalizar sus conocimientos y mejorar la gestión y posicionamiento de sus marcas dentro del mercado gastronómico.</w:t>
+        <w:t xml:space="preserve">Nuestro emprendimiento “Cocina 360°” está dirigido a emprendedores gastronómicos, restaurantes, </w:t>
+      </w:r>
+      <w:proofErr w:type="spellStart"/>
+      <w:r>
+        <w:rPr>
+          <w:lang w:val="es-PE" w:eastAsia="es-PE"/>
+        </w:rPr>
+        <w:t>dark</w:t>
+      </w:r>
+      <w:proofErr w:type="spellEnd"/>
+      <w:r>
+        <w:rPr>
+          <w:lang w:val="es-PE" w:eastAsia="es-PE"/>
+        </w:rPr>
+        <w:t xml:space="preserve"> </w:t>
+      </w:r>
+      <w:proofErr w:type="spellStart"/>
+      <w:r>
+        <w:rPr>
+          <w:lang w:val="es-PE" w:eastAsia="es-PE"/>
+        </w:rPr>
+        <w:t>kitchens</w:t>
+      </w:r>
+      <w:proofErr w:type="spellEnd"/>
+      <w:r>
+        <w:rPr>
+          <w:lang w:val="es-PE" w:eastAsia="es-PE"/>
+        </w:rPr>
+        <w:t>, estudiantes de gastronomía y personas apasionadas por la cocina que buscan desarrollar o fortalecer sus negocios. Asimismo, se consideran clientes potenciales aquellos interesados en profesionalizar sus conocimientos y mejorar la gestión y posicionamiento de sus marcas dentro del mercado gastronómico.</w:t>
       </w:r>
     </w:p>
     <w:p>
@@ -9207,7 +9288,35 @@
         <w:rPr>
           <w:rFonts w:eastAsiaTheme="majorEastAsia"/>
         </w:rPr>
-        <w:t>El emprendimiento contará con aliados estratégicos que contribuirán al desarrollo, posicionamiento y crecimiento del proyecto, entre los cuales se incluyen proveedores de insumos y equipamiento gastronómico como Montero y Tramontina, así como servicios especializados en diseño gráfico y desarrollo de marca como Dragon Print, y agencias de marketing digital como Hello 360. Asimismo, se considerarán alianzas con instituciones educativas que aporten en la formación y capacitación continua, junto con el uso de plataformas tecnológicas que faciliten la gestión, promoción y comercialización de los servicios, permitiendo así fortalecer la propuesta de valor y garantizar la sostenibilidad del emprendimiento.</w:t>
+        <w:t xml:space="preserve">El emprendimiento contará con aliados estratégicos que contribuirán al desarrollo, posicionamiento y crecimiento del proyecto, entre los cuales se incluyen proveedores de insumos y equipamiento gastronómico como Montero y Tramontina, así como servicios especializados en diseño gráfico y desarrollo de marca como Dragon </w:t>
+      </w:r>
+      <w:proofErr w:type="spellStart"/>
+      <w:r>
+        <w:rPr>
+          <w:rFonts w:eastAsiaTheme="majorEastAsia"/>
+        </w:rPr>
+        <w:t>Print</w:t>
+      </w:r>
+      <w:proofErr w:type="spellEnd"/>
+      <w:r>
+        <w:rPr>
+          <w:rFonts w:eastAsiaTheme="majorEastAsia"/>
+        </w:rPr>
+        <w:t xml:space="preserve">, y agencias de marketing digital como </w:t>
+      </w:r>
+      <w:proofErr w:type="spellStart"/>
+      <w:r>
+        <w:rPr>
+          <w:rFonts w:eastAsiaTheme="majorEastAsia"/>
+        </w:rPr>
+        <w:t>Hello</w:t>
+      </w:r>
+      <w:proofErr w:type="spellEnd"/>
+      <w:r>
+        <w:rPr>
+          <w:rFonts w:eastAsiaTheme="majorEastAsia"/>
+        </w:rPr>
+        <w:t xml:space="preserve"> 360. Asimismo, se considerarán alianzas con instituciones educativas que aporten en la formación y capacitación continua, junto con el uso de plataformas tecnológicas que faciliten la gestión, promoción y comercialización de los servicios, permitiendo así fortalecer la propuesta de valor y garantizar la sostenibilidad del emprendimiento.</w:t>
       </w:r>
     </w:p>
     <w:p>
@@ -12015,11 +12124,19 @@
                 <w:lang w:val="es-PE" w:eastAsia="es-PE"/>
               </w:rPr>
             </w:pPr>
-            <w:r>
-              <w:rPr>
-                <w:lang w:val="es-PE" w:eastAsia="es-PE"/>
-              </w:rPr>
-              <w:t xml:space="preserve">Total Costos Fijos </w:t>
+            <w:proofErr w:type="gramStart"/>
+            <w:r>
+              <w:rPr>
+                <w:lang w:val="es-PE" w:eastAsia="es-PE"/>
+              </w:rPr>
+              <w:t>Total</w:t>
+            </w:r>
+            <w:proofErr w:type="gramEnd"/>
+            <w:r>
+              <w:rPr>
+                <w:lang w:val="es-PE" w:eastAsia="es-PE"/>
+              </w:rPr>
+              <w:t xml:space="preserve"> Costos Fijos </w:t>
             </w:r>
           </w:p>
         </w:tc>
@@ -12402,12 +12519,20 @@
                 <w:lang w:val="es-PE" w:eastAsia="es-PE"/>
               </w:rPr>
             </w:pPr>
+            <w:proofErr w:type="gramStart"/>
             <w:r>
               <w:rPr>
                 <w:lang w:val="es-PE" w:eastAsia="es-PE"/>
               </w:rPr>
               <w:lastRenderedPageBreak/>
-              <w:t>Total Costo Variable</w:t>
+              <w:t>Total</w:t>
+            </w:r>
+            <w:proofErr w:type="gramEnd"/>
+            <w:r>
+              <w:rPr>
+                <w:lang w:val="es-PE" w:eastAsia="es-PE"/>
+              </w:rPr>
+              <w:t xml:space="preserve"> Costo Variable</w:t>
             </w:r>
           </w:p>
         </w:tc>
@@ -12969,7 +13094,7 @@
                     </pic:cNvPicPr>
                   </pic:nvPicPr>
                   <pic:blipFill>
-                    <a:blip r:embed="rId16">
+                    <a:blip r:embed="rId15">
                       <a:extLst>
                         <a:ext uri="{28A0092B-C50C-407E-A947-70E740481C1C}">
                           <a14:useLocalDpi xmlns:a14="http://schemas.microsoft.com/office/drawing/2010/main" val="0"/>
@@ -13467,6 +13592,7 @@
       <w:tr>
         <w:trPr>
           <w:cnfStyle w:val="100000000000" w:firstRow="1" w:lastRow="0" w:firstColumn="0" w:lastColumn="0" w:oddVBand="0" w:evenVBand="0" w:oddHBand="0" w:evenHBand="0" w:firstRowFirstColumn="0" w:firstRowLastColumn="0" w:lastRowFirstColumn="0" w:lastRowLastColumn="0"/>
+          <w:trHeight w:val="552"/>
         </w:trPr>
         <w:tc>
           <w:tcPr>
@@ -13517,14 +13643,12 @@
             <w:pPr>
               <w:rPr>
                 <w:rFonts w:eastAsiaTheme="majorEastAsia"/>
-                <w:b/>
                 <w:bCs/>
               </w:rPr>
             </w:pPr>
             <w:r>
               <w:rPr>
                 <w:rFonts w:eastAsiaTheme="majorEastAsia"/>
-                <w:b/>
                 <w:bCs/>
               </w:rPr>
               <w:t>Tono de voz</w:t>
@@ -13545,31 +13669,7 @@
               <w:rPr>
                 <w:rFonts w:eastAsiaTheme="majorEastAsia"/>
               </w:rPr>
-              <w:t>Guía, c</w:t>
-            </w:r>
-            <w:r>
-              <w:rPr>
-                <w:rFonts w:eastAsiaTheme="majorEastAsia"/>
-              </w:rPr>
-              <w:t>ercano</w:t>
-            </w:r>
-            <w:r>
-              <w:rPr>
-                <w:rFonts w:eastAsiaTheme="majorEastAsia"/>
-              </w:rPr>
-              <w:t xml:space="preserve"> y</w:t>
-            </w:r>
-            <w:r>
-              <w:rPr>
-                <w:rFonts w:eastAsiaTheme="majorEastAsia"/>
-              </w:rPr>
-              <w:t xml:space="preserve"> motivador</w:t>
-            </w:r>
-            <w:r>
-              <w:rPr>
-                <w:rFonts w:eastAsiaTheme="majorEastAsia"/>
-              </w:rPr>
-              <w:t>.</w:t>
+              <w:t>Guía, cercano y motivador. Se comunica de manera clara y profesional, inspirando confianza y acompañando al cliente en su proceso de crecimiento.</w:t>
             </w:r>
           </w:p>
         </w:tc>
@@ -13586,14 +13686,12 @@
             <w:pPr>
               <w:rPr>
                 <w:rFonts w:eastAsiaTheme="majorEastAsia"/>
-                <w:b/>
                 <w:bCs/>
               </w:rPr>
             </w:pPr>
             <w:r>
               <w:rPr>
                 <w:rFonts w:eastAsiaTheme="majorEastAsia"/>
-                <w:b/>
                 <w:bCs/>
               </w:rPr>
               <w:t>Estilo</w:t>
@@ -13614,13 +13712,13 @@
               <w:rPr>
                 <w:rFonts w:eastAsiaTheme="majorEastAsia"/>
               </w:rPr>
-              <w:t xml:space="preserve">Saludable, dinámico </w:t>
+              <w:t>D</w:t>
             </w:r>
             <w:r>
               <w:rPr>
                 <w:rFonts w:eastAsiaTheme="majorEastAsia"/>
               </w:rPr>
-              <w:t>e innovador.</w:t>
+              <w:t>inámico e innovador. Refleja modernidad, creatividad y una visión integral del negocio gastronómico.</w:t>
             </w:r>
           </w:p>
         </w:tc>
@@ -13637,14 +13735,12 @@
             <w:pPr>
               <w:rPr>
                 <w:rFonts w:eastAsiaTheme="majorEastAsia"/>
-                <w:b/>
                 <w:bCs/>
               </w:rPr>
             </w:pPr>
             <w:r>
               <w:rPr>
                 <w:rFonts w:eastAsiaTheme="majorEastAsia"/>
-                <w:b/>
                 <w:bCs/>
               </w:rPr>
               <w:t>Valores</w:t>
@@ -13662,13 +13758,7 @@
               </w:rPr>
             </w:pPr>
             <w:r>
-              <w:t>…..</w:t>
-            </w:r>
-            <w:r>
-              <w:rPr>
-                <w:rFonts w:eastAsiaTheme="majorEastAsia"/>
-              </w:rPr>
-              <w:t>.</w:t>
+              <w:t>Innovación, creatividad, aprendizaje continuo, profesionalismo, autenticidad y compromiso con el crecimiento del emprendedor gastronómico.</w:t>
             </w:r>
           </w:p>
         </w:tc>
@@ -13676,6 +13766,7 @@
       <w:tr>
         <w:trPr>
           <w:cnfStyle w:val="000000010000" w:firstRow="0" w:lastRow="0" w:firstColumn="0" w:lastColumn="0" w:oddVBand="0" w:evenVBand="0" w:oddHBand="0" w:evenHBand="1" w:firstRowFirstColumn="0" w:firstRowLastColumn="0" w:lastRowFirstColumn="0" w:lastRowLastColumn="0"/>
+          <w:trHeight w:val="344"/>
         </w:trPr>
         <w:tc>
           <w:tcPr>
@@ -13685,14 +13776,12 @@
             <w:pPr>
               <w:rPr>
                 <w:rFonts w:eastAsiaTheme="majorEastAsia"/>
-                <w:b/>
                 <w:bCs/>
               </w:rPr>
             </w:pPr>
             <w:r>
               <w:rPr>
                 <w:rFonts w:eastAsiaTheme="majorEastAsia"/>
-                <w:b/>
                 <w:bCs/>
               </w:rPr>
               <w:t>Relación con el cliente</w:t>
@@ -13713,13 +13802,14 @@
               <w:rPr>
                 <w:rFonts w:eastAsiaTheme="majorEastAsia"/>
               </w:rPr>
-              <w:t>….</w:t>
+              <w:t xml:space="preserve">Cercana, personalizada y de acompañamiento constante. La marca actúa como un mentor estratégico, brindando apoyo, seguimiento y capacitación para lograr resultados </w:t>
             </w:r>
             <w:r>
               <w:rPr>
                 <w:rFonts w:eastAsiaTheme="majorEastAsia"/>
               </w:rPr>
-              <w:t>.</w:t>
+              <w:lastRenderedPageBreak/>
+              <w:t>reales.</w:t>
             </w:r>
           </w:p>
         </w:tc>
@@ -13736,16 +13826,15 @@
             <w:pPr>
               <w:rPr>
                 <w:rFonts w:eastAsiaTheme="majorEastAsia"/>
-                <w:b/>
                 <w:bCs/>
               </w:rPr>
             </w:pPr>
             <w:r>
               <w:rPr>
                 <w:rFonts w:eastAsiaTheme="majorEastAsia"/>
-                <w:b/>
                 <w:bCs/>
               </w:rPr>
+              <w:lastRenderedPageBreak/>
               <w:t>Promesa de marca</w:t>
             </w:r>
           </w:p>
@@ -13755,14 +13844,8 @@
             <w:tcW w:w="4134" w:type="dxa"/>
           </w:tcPr>
           <w:p>
-            <w:pPr>
-              <w:widowControl/>
-              <w:autoSpaceDE/>
-              <w:autoSpaceDN/>
-              <w:spacing w:before="0" w:after="0" w:line="240" w:lineRule="auto"/>
-            </w:pPr>
-            <w:r>
-              <w:t>Desayunos saludables que impulsan tu día desde la primera hora.</w:t>
+            <w:r>
+              <w:t>Brindar asesoría integral que transforma ideas gastronómicas en negocios innovadores, sostenibles y competitivos mediante la integración de cocina, marketing y estrategia.</w:t>
             </w:r>
           </w:p>
         </w:tc>
@@ -13786,19 +13869,13 @@
         <w:rPr>
           <w:rFonts w:eastAsiaTheme="majorEastAsia"/>
         </w:rPr>
-        <w:t xml:space="preserve"> Elementos que definen la identidad y personalidad de la marca</w:t>
+        <w:t xml:space="preserve"> </w:t>
       </w:r>
       <w:r>
         <w:rPr>
           <w:rFonts w:eastAsiaTheme="majorEastAsia"/>
         </w:rPr>
-        <w:t xml:space="preserve"> …</w:t>
-      </w:r>
-      <w:r>
-        <w:rPr>
-          <w:rFonts w:eastAsiaTheme="majorEastAsia"/>
-        </w:rPr>
-        <w:t>.</w:t>
+        <w:t>Elementos que definen la identidad y personalidad de la marca Cocina 360°, alineados con su enfoque de formación, innovación y acompañamiento estratégico al emprendedor gastronómico.</w:t>
       </w:r>
       <w:r>
         <w:rPr>
@@ -13912,7 +13989,7 @@
                     </pic:cNvPicPr>
                   </pic:nvPicPr>
                   <pic:blipFill>
-                    <a:blip r:embed="rId17" cstate="print">
+                    <a:blip r:embed="rId16" cstate="print">
                       <a:extLst>
                         <a:ext uri="{28A0092B-C50C-407E-A947-70E740481C1C}">
                           <a14:useLocalDpi xmlns:a14="http://schemas.microsoft.com/office/drawing/2010/main" val="0"/>
@@ -13957,19 +14034,65 @@
         <w:t>:</w:t>
       </w:r>
       <w:r>
-        <w:t xml:space="preserve"> El logotipo de </w:t>
-      </w:r>
-      <w:r>
-        <w:t xml:space="preserve">Cocina 360° </w:t>
-      </w:r>
-      <w:r>
-        <w:t>representa la esencia del negocio.</w:t>
+        <w:t xml:space="preserve"> </w:t>
+      </w:r>
+      <w:r>
+        <w:t>E</w:t>
+      </w:r>
+      <w:r>
+        <w:t>ste</w:t>
+      </w:r>
+      <w:r>
+        <w:t xml:space="preserve"> logotipo representa la esencia del </w:t>
+      </w:r>
+      <w:r>
+        <w:t>negocio</w:t>
+      </w:r>
+      <w:r>
+        <w:t>, integrando elementos visuales gastronómicos con un estilo moderno y atractivo</w:t>
       </w:r>
     </w:p>
     <w:p>
-      <w:r>
-        <w:t>Aquí una descripción del logo…</w:t>
-      </w:r>
+      <w:pPr>
+        <w:rPr>
+          <w:lang w:val="es-PE"/>
+        </w:rPr>
+      </w:pPr>
+      <w:r>
+        <w:rPr>
+          <w:lang w:val="es-PE"/>
+        </w:rPr>
+        <w:t xml:space="preserve">El logotipo de </w:t>
+      </w:r>
+      <w:r>
+        <w:rPr>
+          <w:i/>
+          <w:iCs/>
+          <w:lang w:val="es-PE"/>
+        </w:rPr>
+        <w:t>Cocina 360°</w:t>
+      </w:r>
+      <w:r>
+        <w:rPr>
+          <w:lang w:val="es-PE"/>
+        </w:rPr>
+        <w:t xml:space="preserve"> presenta una identidad visual enfocada en el mundo gastronómico, utilizando una composición que evoca directamente los alimentos y la experiencia culinaria.</w:t>
+      </w:r>
+    </w:p>
+    <w:p>
+      <w:pPr>
+        <w:rPr>
+          <w:lang w:val="es-PE"/>
+        </w:rPr>
+      </w:pPr>
+      <w:r>
+        <w:rPr>
+          <w:lang w:val="es-PE"/>
+        </w:rPr>
+        <w:t>El diseño incorpora elementos visuales asociados a la cocina y la preparación de alimentos, reforzando el concepto de integralidad del servicio. La textura y los colores utilizados sugieren naturalidad y autenticidad, alineándose con la propuesta de valor del proyecto.</w:t>
+      </w:r>
+    </w:p>
+    <w:p>
       <w:r>
         <w:br w:type="page"/>
       </w:r>
@@ -14015,7 +14138,7 @@
           <w:b/>
           <w:bCs/>
         </w:rPr>
-        <w:t>Colocar eslogan del producto…</w:t>
+        <w:t>Asesoría gastronómica que transforma ideas en realidad</w:t>
       </w:r>
       <w:r>
         <w:rPr>
@@ -14038,7 +14161,53 @@
           <w:rFonts w:eastAsiaTheme="majorEastAsia"/>
           <w:lang w:val="es-PE"/>
         </w:rPr>
-        <w:t>Aquí debe ir una descripción del eslogan…</w:t>
+        <w:t xml:space="preserve">Este eslogan refleja la esencia del proyecto </w:t>
+      </w:r>
+      <w:r>
+        <w:rPr>
+          <w:rFonts w:eastAsiaTheme="majorEastAsia"/>
+          <w:i/>
+          <w:iCs/>
+          <w:lang w:val="es-PE"/>
+        </w:rPr>
+        <w:t>Cocina 360°</w:t>
+      </w:r>
+      <w:r>
+        <w:rPr>
+          <w:rFonts w:eastAsiaTheme="majorEastAsia"/>
+          <w:lang w:val="es-PE"/>
+        </w:rPr>
+        <w:t>, destacando su propósito principal de acompañar a emprendedores gastronómicos en todo el proceso de desarrollo de sus negocios. La frase pone énfasis en la capacidad de la marca para convertir ideas iniciales —muchas veces sin estructura ni dirección— en propuestas concretas, viables y competitivas dentro del mercado.</w:t>
+      </w:r>
+    </w:p>
+    <w:p>
+      <w:pPr>
+        <w:rPr>
+          <w:rFonts w:eastAsiaTheme="majorEastAsia"/>
+          <w:lang w:val="es-PE"/>
+        </w:rPr>
+      </w:pPr>
+      <w:r>
+        <w:rPr>
+          <w:rFonts w:eastAsiaTheme="majorEastAsia"/>
+          <w:lang w:val="es-PE"/>
+        </w:rPr>
+        <w:t>Además, transmite profesionalismo y confianza, posicionando a la marca como un apoyo estratégico que no solo brinda conocimientos técnicos, sino también orientación práctica en áreas clave como la cocina, la gestión, el marketing y la innovación. El término “transforma” sugiere un cambio real y tangible, mientras que “ideas en realidad” conecta con las aspiraciones del cliente, generando cercanía e identificación.</w:t>
+      </w:r>
+    </w:p>
+    <w:p>
+      <w:pPr>
+        <w:rPr>
+          <w:rFonts w:eastAsiaTheme="majorEastAsia"/>
+          <w:lang w:val="es-PE"/>
+        </w:rPr>
+      </w:pPr>
+      <w:r>
+        <w:rPr>
+          <w:rFonts w:eastAsiaTheme="majorEastAsia"/>
+          <w:lang w:val="es-PE"/>
+        </w:rPr>
+        <w:t>En conjunto, el eslogan comunica una propuesta de valor integral, alineada con el enfoque 360° del proyecto, donde se prioriza el acompañamiento, la creatividad y el crecimiento sostenible de los emprendimientos gastronómicos.</w:t>
       </w:r>
     </w:p>
     <w:p>
@@ -14081,7 +14250,21 @@
         <w:rPr>
           <w:lang w:eastAsia="es-PE"/>
         </w:rPr>
-        <w:t>La gastronomía es una disciplina que integra conocimientos culinarios, culturales, sociales y económicos. No se limita únicamente a la preparación de alimentos, sino que abarca la comprensión del acto de alimentarse y su impacto en la sociedad. Desde una perspectiva clásica, se considera que la gastronomía estudia la relación entre el ser humano y su alimentación (Brillat-Savarin, 1825). En la actualidad, la gastronomía ha evolucionado hacia un enfoque estratégico, donde se vincula con la innovación, la experiencia del cliente y el desarrollo de negocios. En este contexto, la gastronomía se convierte en un motor de emprendimiento, especialmente en pequeños y medianos negocios de alimentos, donde la calidad del producto debe ir acompañada de estrategias de gestión y comercialización. El concepto de Cocina 360° se basa en una visión integral del negocio gastronómico, donde se consideran todos los factores que influyen en su éxito. No solo se enfoca en la producción culinaria, sino también en la gestión administrativa, el marketing, la experiencia del cliente y la innovación. Este modelo busca integrar todas las áreas del negocio para lograr eficiencia, competitividad y sostenibilidad en el mercado gastronómico, alineándose con enfoques modernos de gestión empresarial.</w:t>
+        <w:t>La gastronomía es una disciplina que integra conocimientos culinarios, culturales, sociales y económicos. No se limita únicamente a la preparación de alimentos, sino que abarca la comprensión del acto de alimentarse y su impacto en la sociedad. Desde una perspectiva clásica, se considera que la gastronomía estudia la relación entre el ser humano y su alimentación (</w:t>
+      </w:r>
+      <w:proofErr w:type="spellStart"/>
+      <w:r>
+        <w:rPr>
+          <w:lang w:eastAsia="es-PE"/>
+        </w:rPr>
+        <w:t>Brillat-Savarin</w:t>
+      </w:r>
+      <w:proofErr w:type="spellEnd"/>
+      <w:r>
+        <w:rPr>
+          <w:lang w:eastAsia="es-PE"/>
+        </w:rPr>
+        <w:t>, 1825). En la actualidad, la gastronomía ha evolucionado hacia un enfoque estratégico, donde se vincula con la innovación, la experiencia del cliente y el desarrollo de negocios. En este contexto, la gastronomía se convierte en un motor de emprendimiento, especialmente en pequeños y medianos negocios de alimentos, donde la calidad del producto debe ir acompañada de estrategias de gestión y comercialización. El concepto de Cocina 360° se basa en una visión integral del negocio gastronómico, donde se consideran todos los factores que influyen en su éxito. No solo se enfoca en la producción culinaria, sino también en la gestión administrativa, el marketing, la experiencia del cliente y la innovación. Este modelo busca integrar todas las áreas del negocio para lograr eficiencia, competitividad y sostenibilidad en el mercado gastronómico, alineándose con enfoques modernos de gestión empresarial.</w:t>
       </w:r>
     </w:p>
     <w:p>
@@ -15093,14 +15276,30 @@
           <w:rFonts w:eastAsiaTheme="majorEastAsia"/>
           <w:szCs w:val="24"/>
         </w:rPr>
-        <w:t xml:space="preserve">¿Le gustaría adquirir </w:t>
-      </w:r>
+        <w:t>¿Le gustaría adquirir</w:t>
+      </w:r>
+      <w:proofErr w:type="gramStart"/>
       <w:r>
         <w:rPr>
           <w:rFonts w:eastAsiaTheme="majorEastAsia"/>
           <w:szCs w:val="24"/>
         </w:rPr>
-        <w:t>…..</w:t>
+        <w:t xml:space="preserve"> </w:t>
+      </w:r>
+      <w:r>
+        <w:rPr>
+          <w:rFonts w:eastAsiaTheme="majorEastAsia"/>
+          <w:szCs w:val="24"/>
+        </w:rPr>
+        <w:t>….</w:t>
+      </w:r>
+      <w:proofErr w:type="gramEnd"/>
+      <w:r>
+        <w:rPr>
+          <w:rFonts w:eastAsiaTheme="majorEastAsia"/>
+          <w:szCs w:val="24"/>
+        </w:rPr>
+        <w:t>.</w:t>
       </w:r>
       <w:r>
         <w:rPr>
@@ -15274,7 +15473,7 @@
                     </pic:cNvPicPr>
                   </pic:nvPicPr>
                   <pic:blipFill>
-                    <a:blip r:embed="rId18" cstate="print">
+                    <a:blip r:embed="rId17" cstate="print">
                       <a:extLst>
                         <a:ext uri="{28A0092B-C50C-407E-A947-70E740481C1C}">
                           <a14:useLocalDpi xmlns:a14="http://schemas.microsoft.com/office/drawing/2010/main" val="0"/>
@@ -15457,7 +15656,7 @@
           <w:lang w:val="es-PE"/>
         </w:rPr>
       </w:pPr>
-      <w:hyperlink r:id="rId19" w:history="1">
+      <w:hyperlink r:id="rId18" w:history="1">
         <w:r>
           <w:rPr>
             <w:rStyle w:val="Hipervnculo"/>
@@ -21742,7 +21941,6 @@
   <w:style w:type="character" w:default="1" w:styleId="Fuentedeprrafopredeter">
     <w:name w:val="Default Paragraph Font"/>
     <w:uiPriority w:val="1"/>
-    <w:semiHidden/>
     <w:unhideWhenUsed/>
   </w:style>
   <w:style w:type="table" w:default="1" w:styleId="Tablanormal">

--- a/Mayra_Carolina_Rivadeneira_Viteri/Proyecto_Mayra_Carolina_Rivadeneira_Viteri.docx
+++ b/Mayra_Carolina_Rivadeneira_Viteri/Proyecto_Mayra_Carolina_Rivadeneira_Viteri.docx
@@ -3720,7 +3720,7 @@
                 <w:noProof/>
                 <w:webHidden/>
               </w:rPr>
-              <w:t>21</w:t>
+              <w:t>22</w:t>
             </w:r>
             <w:r>
               <w:rPr>
@@ -3793,7 +3793,7 @@
                 <w:noProof/>
                 <w:webHidden/>
               </w:rPr>
-              <w:t>22</w:t>
+              <w:t>23</w:t>
             </w:r>
             <w:r>
               <w:rPr>
@@ -3867,7 +3867,7 @@
                 <w:noProof/>
                 <w:webHidden/>
               </w:rPr>
-              <w:t>23</w:t>
+              <w:t>24</w:t>
             </w:r>
             <w:r>
               <w:rPr>
@@ -3941,7 +3941,7 @@
                 <w:noProof/>
                 <w:webHidden/>
               </w:rPr>
-              <w:t>23</w:t>
+              <w:t>24</w:t>
             </w:r>
             <w:r>
               <w:rPr>
@@ -4014,7 +4014,7 @@
                 <w:noProof/>
                 <w:webHidden/>
               </w:rPr>
-              <w:t>24</w:t>
+              <w:t>25</w:t>
             </w:r>
             <w:r>
               <w:rPr>
@@ -4088,7 +4088,7 @@
                 <w:noProof/>
                 <w:webHidden/>
               </w:rPr>
-              <w:t>24</w:t>
+              <w:t>25</w:t>
             </w:r>
             <w:r>
               <w:rPr>
@@ -4162,7 +4162,7 @@
                 <w:noProof/>
                 <w:webHidden/>
               </w:rPr>
-              <w:t>24</w:t>
+              <w:t>25</w:t>
             </w:r>
             <w:r>
               <w:rPr>
@@ -4236,7 +4236,7 @@
                 <w:noProof/>
                 <w:webHidden/>
               </w:rPr>
-              <w:t>24</w:t>
+              <w:t>25</w:t>
             </w:r>
             <w:r>
               <w:rPr>
@@ -4310,7 +4310,7 @@
                 <w:noProof/>
                 <w:webHidden/>
               </w:rPr>
-              <w:t>25</w:t>
+              <w:t>26</w:t>
             </w:r>
             <w:r>
               <w:rPr>
@@ -4384,7 +4384,7 @@
                 <w:noProof/>
                 <w:webHidden/>
               </w:rPr>
-              <w:t>25</w:t>
+              <w:t>26</w:t>
             </w:r>
             <w:r>
               <w:rPr>
@@ -4474,7 +4474,7 @@
                 <w:noProof/>
                 <w:webHidden/>
               </w:rPr>
-              <w:t>26</w:t>
+              <w:t>27</w:t>
             </w:r>
             <w:r>
               <w:rPr>
@@ -4547,7 +4547,7 @@
                 <w:noProof/>
                 <w:webHidden/>
               </w:rPr>
-              <w:t>27</w:t>
+              <w:t>28</w:t>
             </w:r>
             <w:r>
               <w:rPr>
@@ -4620,7 +4620,7 @@
                 <w:noProof/>
                 <w:webHidden/>
               </w:rPr>
-              <w:t>28</w:t>
+              <w:t>29</w:t>
             </w:r>
             <w:r>
               <w:rPr>
@@ -4762,7 +4762,7 @@
                 <w:noProof/>
                 <w:webHidden/>
               </w:rPr>
-              <w:t>30</w:t>
+              <w:t>31</w:t>
             </w:r>
             <w:r>
               <w:rPr>
@@ -5879,7 +5879,7 @@
             <w:noProof/>
             <w:webHidden/>
           </w:rPr>
-          <w:t>21</w:t>
+          <w:t>22</w:t>
         </w:r>
         <w:r>
           <w:rPr>
@@ -6036,7 +6036,7 @@
             <w:noProof/>
             <w:webHidden/>
           </w:rPr>
-          <w:t>31</w:t>
+          <w:t>32</w:t>
         </w:r>
         <w:r>
           <w:rPr>
@@ -6703,7 +6703,7 @@
             <w:noProof/>
             <w:webHidden/>
           </w:rPr>
-          <w:t>31</w:t>
+          <w:t>32</w:t>
         </w:r>
         <w:r>
           <w:rPr>
@@ -14243,29 +14243,342 @@
     <w:p>
       <w:pPr>
         <w:rPr>
+          <w:lang w:eastAsia="es-PE"/>
+        </w:rPr>
+      </w:pPr>
+      <w:r>
+        <w:rPr>
+          <w:lang w:eastAsia="es-PE"/>
+        </w:rPr>
+        <w:t>La gastronomía es una disciplina que integra conocimientos culinarios, culturales, sociales y económicos. No se limita únicamente a la preparación de alimentos, sino que abarca la comprensión del acto de alimentarse y su impacto en la sociedad. Desde una perspectiva clásica, se considera que la gastronomía estudia la relación entre el ser humano y su alimentación (</w:t>
+      </w:r>
+      <w:proofErr w:type="spellStart"/>
+      <w:r>
+        <w:rPr>
+          <w:lang w:eastAsia="es-PE"/>
+        </w:rPr>
+        <w:t>Brillat-Savarin</w:t>
+      </w:r>
+      <w:proofErr w:type="spellEnd"/>
+      <w:r>
+        <w:rPr>
+          <w:lang w:eastAsia="es-PE"/>
+        </w:rPr>
+        <w:t>, 1825). En la actualidad, la gastronomía ha evolucionado hacia un enfoque estratégico, donde se vincula con la innovación, la experiencia del cliente y el desarrollo de negocios. En este contexto, la gastronomía se convierte en un motor de emprendimiento, especialmente en pequeños y medianos negocios de alimentos, donde la calidad del producto debe ir acompañada de estrategias de gestión y comercialización. El concepto de Cocina 360° se basa en una visión integral del negocio gastronómico, donde se consideran todos los factores que influyen en su éxito. No solo se enfoca en la producción culinaria, sino también en la gestión administrativa, el marketing, la experiencia del cliente y la innovación. Este modelo busca integrar todas las áreas del negocio para lograr eficiencia, competitividad y sostenibilidad en el mercado gastronómico, alineándose con enfoques modernos de gestión empresarial.</w:t>
+      </w:r>
+    </w:p>
+    <w:p>
+      <w:pPr>
+        <w:pStyle w:val="Ttulo2"/>
+        <w:rPr>
+          <w:lang w:eastAsia="es-PE"/>
+        </w:rPr>
+      </w:pPr>
+      <w:r>
+        <w:rPr>
+          <w:lang w:eastAsia="es-PE"/>
+        </w:rPr>
+        <w:t>Emprendimiento</w:t>
+      </w:r>
+    </w:p>
+    <w:p>
+      <w:pPr>
+        <w:rPr>
           <w:lang w:val="es-PE" w:eastAsia="es-PE"/>
         </w:rPr>
       </w:pPr>
       <w:r>
         <w:rPr>
+          <w:lang w:val="es-PE" w:eastAsia="es-PE"/>
+        </w:rPr>
+        <w:t>El emprendimiento es un proceso mediante el cual una persona o grupo identifica una oportunidad de negocio y desarrolla una propuesta innovadora para satisfacer necesidades del mercado. Más allá de la creación de empresas, implica la capacidad de generar valor, asumir riesgos y adaptarse a entornos cambiantes</w:t>
+      </w:r>
+      <w:r>
+        <w:rPr>
+          <w:lang w:val="es-PE" w:eastAsia="es-PE"/>
+        </w:rPr>
+        <w:t xml:space="preserve"> </w:t>
+      </w:r>
+      <w:sdt>
+        <w:sdtPr>
+          <w:rPr>
+            <w:lang w:val="es-PE" w:eastAsia="es-PE"/>
+          </w:rPr>
+          <w:id w:val="1624038361"/>
+          <w:citation/>
+        </w:sdtPr>
+        <w:sdtContent>
+          <w:r>
+            <w:rPr>
+              <w:lang w:val="es-PE" w:eastAsia="es-PE"/>
+            </w:rPr>
+            <w:fldChar w:fldCharType="begin"/>
+          </w:r>
+          <w:r>
+            <w:rPr>
+              <w:lang w:eastAsia="es-PE"/>
+            </w:rPr>
+            <w:instrText xml:space="preserve"> CITATION Dru85 \l 3082 </w:instrText>
+          </w:r>
+          <w:r>
+            <w:rPr>
+              <w:lang w:val="es-PE" w:eastAsia="es-PE"/>
+            </w:rPr>
+            <w:fldChar w:fldCharType="separate"/>
+          </w:r>
+          <w:r>
+            <w:rPr>
+              <w:noProof/>
+              <w:lang w:eastAsia="es-PE"/>
+            </w:rPr>
+            <w:t>(Drucker, 1985)</w:t>
+          </w:r>
+          <w:r>
+            <w:rPr>
+              <w:lang w:val="es-PE" w:eastAsia="es-PE"/>
+            </w:rPr>
+            <w:fldChar w:fldCharType="end"/>
+          </w:r>
+        </w:sdtContent>
+      </w:sdt>
+      <w:r>
+        <w:rPr>
+          <w:lang w:val="es-PE" w:eastAsia="es-PE"/>
+        </w:rPr>
+        <w:t>.</w:t>
+      </w:r>
+    </w:p>
+    <w:p>
+      <w:pPr>
+        <w:rPr>
+          <w:lang w:val="es-PE" w:eastAsia="es-PE"/>
+        </w:rPr>
+      </w:pPr>
+      <w:r>
+        <w:rPr>
+          <w:lang w:val="es-PE" w:eastAsia="es-PE"/>
+        </w:rPr>
+        <w:t xml:space="preserve">En el contexto actual, el emprendimiento se ha convertido en un motor clave del desarrollo económico y social, especialmente en sectores dinámicos como la </w:t>
+      </w:r>
+      <w:r>
+        <w:rPr>
+          <w:lang w:val="es-PE" w:eastAsia="es-PE"/>
+        </w:rPr>
+        <w:lastRenderedPageBreak/>
+        <w:t>gastronomía. Este tipo de iniciativas no solo generan empleo, sino que también promueven la innovación y la diversificación de la oferta comercial.</w:t>
+      </w:r>
+    </w:p>
+    <w:p>
+      <w:pPr>
+        <w:rPr>
+          <w:lang w:val="es-PE" w:eastAsia="es-PE"/>
+        </w:rPr>
+      </w:pPr>
+      <w:r>
+        <w:rPr>
+          <w:lang w:val="es-PE" w:eastAsia="es-PE"/>
+        </w:rPr>
+        <w:t>Para el proyecto Cocina 360°, el emprendimiento se concibe como una actividad integral que no se limita a la elaboración de alimentos, sino que incorpora elementos estratégicos como el marketing, la experiencia del cliente y el posicionamiento de marca. Esto permite a los emprendedores gastronómicos desarrollar negocios más sostenibles y competitivos.</w:t>
+      </w:r>
+    </w:p>
+    <w:p>
+      <w:pPr>
+        <w:pStyle w:val="Ttulo2"/>
+        <w:rPr>
           <w:lang w:eastAsia="es-PE"/>
         </w:rPr>
-        <w:t>La gastronomía es una disciplina que integra conocimientos culinarios, culturales, sociales y económicos. No se limita únicamente a la preparación de alimentos, sino que abarca la comprensión del acto de alimentarse y su impacto en la sociedad. Desde una perspectiva clásica, se considera que la gastronomía estudia la relación entre el ser humano y su alimentación (</w:t>
-      </w:r>
-      <w:proofErr w:type="spellStart"/>
+      </w:pPr>
       <w:r>
         <w:rPr>
           <w:lang w:eastAsia="es-PE"/>
         </w:rPr>
-        <w:t>Brillat-Savarin</w:t>
-      </w:r>
-      <w:proofErr w:type="spellEnd"/>
-      <w:r>
+        <w:t>Plan de Negocios</w:t>
+      </w:r>
+    </w:p>
+    <w:p>
+      <w:pPr>
+        <w:rPr>
+          <w:lang w:val="es-PE" w:eastAsia="es-PE"/>
+        </w:rPr>
+      </w:pPr>
+      <w:r>
+        <w:rPr>
+          <w:lang w:val="es-PE" w:eastAsia="es-PE"/>
+        </w:rPr>
+        <w:t>El plan de negocios es una herramienta fundamental que permite estructurar, analizar y evaluar la viabilidad de un emprendimiento antes de su implementación. Este documento integra aspectos clave como el mercado objetivo, la propuesta de valor, los recursos necesarios y la proyección financiera.</w:t>
+      </w:r>
+    </w:p>
+    <w:p>
+      <w:pPr>
+        <w:rPr>
+          <w:lang w:val="es-PE" w:eastAsia="es-PE"/>
+        </w:rPr>
+      </w:pPr>
+      <w:r>
+        <w:rPr>
+          <w:lang w:val="es-PE" w:eastAsia="es-PE"/>
+        </w:rPr>
+        <w:t>Su importancia radica en que proporciona una guía clara para la toma de decisiones, reduce la incertidumbre y facilita la identificación de oportunidades y riesgos. Además, es un instrumento esencial para acceder a financiamiento o atraer inversionistas.</w:t>
+      </w:r>
+    </w:p>
+    <w:p>
+      <w:pPr>
+        <w:rPr>
+          <w:lang w:val="es-PE" w:eastAsia="es-PE"/>
+        </w:rPr>
+      </w:pPr>
+      <w:r>
+        <w:rPr>
+          <w:lang w:val="es-PE" w:eastAsia="es-PE"/>
+        </w:rPr>
+        <w:t>En el caso de Cocina 360°, el plan de negocios cumple un rol estratégico, ya que permite organizar de manera coherente los servicios de asesoría gastronómica, capacitación y marketing digital. Asimismo, facilita la planificación de actividades y el diseño de estrategias que aseguren el crecimiento del emprendimiento.</w:t>
+      </w:r>
+    </w:p>
+    <w:p>
+      <w:pPr>
+        <w:pStyle w:val="Ttulo2"/>
         <w:rPr>
           <w:lang w:eastAsia="es-PE"/>
         </w:rPr>
-        <w:t>, 1825). En la actualidad, la gastronomía ha evolucionado hacia un enfoque estratégico, donde se vincula con la innovación, la experiencia del cliente y el desarrollo de negocios. En este contexto, la gastronomía se convierte en un motor de emprendimiento, especialmente en pequeños y medianos negocios de alimentos, donde la calidad del producto debe ir acompañada de estrategias de gestión y comercialización. El concepto de Cocina 360° se basa en una visión integral del negocio gastronómico, donde se consideran todos los factores que influyen en su éxito. No solo se enfoca en la producción culinaria, sino también en la gestión administrativa, el marketing, la experiencia del cliente y la innovación. Este modelo busca integrar todas las áreas del negocio para lograr eficiencia, competitividad y sostenibilidad en el mercado gastronómico, alineándose con enfoques modernos de gestión empresarial.</w:t>
-      </w:r>
+      </w:pPr>
+      <w:r>
+        <w:rPr>
+          <w:lang w:eastAsia="es-PE"/>
+        </w:rPr>
+        <w:t>Modelo de Negocio CANVAS</w:t>
+      </w:r>
+    </w:p>
+    <w:p>
+      <w:pPr>
+        <w:rPr>
+          <w:lang w:val="es-PE" w:eastAsia="es-PE"/>
+        </w:rPr>
+      </w:pPr>
+      <w:r>
+        <w:rPr>
+          <w:lang w:val="es-PE" w:eastAsia="es-PE"/>
+        </w:rPr>
+        <w:t xml:space="preserve">El modelo CANVAS es una herramienta visual que permite describir, diseñar y analizar el funcionamiento de un negocio a través de nueve bloques fundamentales. </w:t>
+      </w:r>
+      <w:r>
+        <w:rPr>
+          <w:lang w:val="es-PE" w:eastAsia="es-PE"/>
+        </w:rPr>
+        <w:lastRenderedPageBreak/>
+        <w:t>Este modelo facilita la comprensión integral de cómo una empresa crea, entrega y captura valor.</w:t>
+      </w:r>
+    </w:p>
+    <w:p>
+      <w:pPr>
+        <w:rPr>
+          <w:lang w:val="es-PE" w:eastAsia="es-PE"/>
+        </w:rPr>
+      </w:pPr>
+      <w:r>
+        <w:rPr>
+          <w:lang w:val="es-PE" w:eastAsia="es-PE"/>
+        </w:rPr>
+        <w:t>Entre sus componentes se encuentran: segmentos de clientes, propuesta de valor, canales, relación con clientes, fuentes de ingresos, recursos clave, actividades clave, socios clave y estructura de costos.</w:t>
+      </w:r>
+    </w:p>
+    <w:p>
+      <w:pPr>
+        <w:rPr>
+          <w:lang w:val="es-PE" w:eastAsia="es-PE"/>
+        </w:rPr>
+      </w:pPr>
+      <w:r>
+        <w:rPr>
+          <w:lang w:val="es-PE" w:eastAsia="es-PE"/>
+        </w:rPr>
+        <w:t>Para Cocina 360°,</w:t>
+      </w:r>
+      <w:r>
+        <w:rPr>
+          <w:lang w:val="es-PE" w:eastAsia="es-PE"/>
+        </w:rPr>
+        <w:t xml:space="preserve"> el modelo CANVAS resulta esencial, ya que permite estructurar de manera clara todos los elementos del emprendimiento. A través de este modelo se identifican las necesidades del mercado gastronómico, se definen estrategias de posicionamiento y se establecen las bases para una gestión eficiente.</w:t>
+      </w:r>
+    </w:p>
+    <w:p>
+      <w:pPr>
+        <w:rPr>
+          <w:lang w:val="es-PE" w:eastAsia="es-PE"/>
+        </w:rPr>
+      </w:pPr>
+      <w:r>
+        <w:rPr>
+          <w:lang w:val="es-PE" w:eastAsia="es-PE"/>
+        </w:rPr>
+        <w:t>Además, el uso del CANVAS contribuye a mantener una visión global del negocio, facilitando la adaptación a cambios del entorno y la mejora continua de los servicios ofrecidos.</w:t>
+      </w:r>
+    </w:p>
+    <w:p>
+      <w:pPr>
+        <w:pStyle w:val="Ttulo2"/>
+        <w:rPr>
+          <w:lang w:eastAsia="es-PE"/>
+        </w:rPr>
+      </w:pPr>
+      <w:r>
+        <w:rPr>
+          <w:lang w:eastAsia="es-PE"/>
+        </w:rPr>
+        <w:t>Experiencia Gastronómica Integral</w:t>
+      </w:r>
+    </w:p>
+    <w:p>
+      <w:pPr>
+        <w:rPr>
+          <w:lang w:val="es-PE" w:eastAsia="es-PE"/>
+        </w:rPr>
+      </w:pPr>
+      <w:r>
+        <w:rPr>
+          <w:lang w:val="es-PE" w:eastAsia="es-PE"/>
+        </w:rPr>
+        <w:t>La experiencia gastronómica ha evolucionado más allá del simple acto de consumir alimentos, convirtiéndose en una vivencia que involucra aspectos sensoriales, emocionales y culturales. En la actualidad, los consumidores buscan propuestas que integren sabor, presentación, ambiente y conexión con la marca.</w:t>
+      </w:r>
+    </w:p>
+    <w:p>
+      <w:pPr>
+        <w:rPr>
+          <w:lang w:val="es-PE" w:eastAsia="es-PE"/>
+        </w:rPr>
+      </w:pPr>
+      <w:r>
+        <w:rPr>
+          <w:lang w:val="es-PE" w:eastAsia="es-PE"/>
+        </w:rPr>
+        <w:t>Una experiencia gastronómica integral considera elementos como la creatividad en los platos, la interacción con el cliente, el uso de tecnología y la generación de momentos memorables. Este enfoque permite diferenciar un negocio dentro de un mercado altamente competitivo.</w:t>
+      </w:r>
+    </w:p>
+    <w:p>
+      <w:pPr>
+        <w:rPr>
+          <w:lang w:val="es-PE" w:eastAsia="es-PE"/>
+        </w:rPr>
+      </w:pPr>
+      <w:r>
+        <w:rPr>
+          <w:lang w:val="es-PE" w:eastAsia="es-PE"/>
+        </w:rPr>
+        <w:t xml:space="preserve">En el proyecto Cocina 360°, este concepto es fundamental, ya que se propone </w:t>
+      </w:r>
+      <w:r>
+        <w:rPr>
+          <w:lang w:val="es-PE" w:eastAsia="es-PE"/>
+        </w:rPr>
+        <w:lastRenderedPageBreak/>
+        <w:t>transformar la forma en que los emprendedores desarrollan sus negocios, incorporando no solo técnicas culinarias, sino también estrategias que mejoren la percepción del cliente y fortalezcan su fidelización.</w:t>
+      </w:r>
+    </w:p>
+    <w:p>
+      <w:pPr>
+        <w:rPr>
+          <w:lang w:val="es-PE" w:eastAsia="es-PE"/>
+        </w:rPr>
+      </w:pPr>
     </w:p>
     <w:p>
       <w:pPr>
@@ -14302,7 +14615,6 @@
       </w:pPr>
       <w:bookmarkStart w:id="45" w:name="_Toc225609069"/>
       <w:r>
-        <w:lastRenderedPageBreak/>
         <w:t>Modalidad de la investigación</w:t>
       </w:r>
       <w:bookmarkEnd w:id="45"/>
@@ -14395,6 +14707,7 @@
         <w:rPr>
           <w:lang w:eastAsia="es-PE"/>
         </w:rPr>
+        <w:lastRenderedPageBreak/>
         <w:t>Métodos de investigación</w:t>
       </w:r>
       <w:bookmarkEnd w:id="47"/>
@@ -14559,7 +14872,6 @@
         <w:rPr>
           <w:lang w:eastAsia="es-PE"/>
         </w:rPr>
-        <w:lastRenderedPageBreak/>
         <w:t>Revisión documental</w:t>
       </w:r>
     </w:p>
@@ -14690,6 +15002,7 @@
         <w:rPr>
           <w:lang w:eastAsia="es-PE"/>
         </w:rPr>
+        <w:lastRenderedPageBreak/>
         <w:br w:type="page"/>
       </w:r>
     </w:p>
@@ -23140,7 +23453,7 @@
     </b:Author>
     <b:City>México</b:City>
     <b:Publisher>Pearson Educación</b:Publisher>
-    <b:RefOrder>5</b:RefOrder>
+    <b:RefOrder>6</b:RefOrder>
   </b:Source>
   <b:Source>
     <b:Tag>Kot16</b:Tag>
@@ -23208,13 +23521,33 @@
     <b:Title>Global Entrepreneurship Monitor</b:Title>
     <b:Year>2024</b:Year>
     <b:Publisher>Ediloja Cía. Ltda</b:Publisher>
-    <b:RefOrder>6</b:RefOrder>
+    <b:RefOrder>7</b:RefOrder>
+  </b:Source>
+  <b:Source>
+    <b:Tag>Dru85</b:Tag>
+    <b:SourceType>Book</b:SourceType>
+    <b:Guid>{85216070-D5E3-4A1F-821B-67DE9F6240D6}</b:Guid>
+    <b:Title>Innovation and Entrepreneurship</b:Title>
+    <b:Year>1985</b:Year>
+    <b:Author>
+      <b:Author>
+        <b:NameList>
+          <b:Person>
+            <b:Last>Drucker</b:Last>
+            <b:First>Peter</b:First>
+          </b:Person>
+        </b:NameList>
+      </b:Author>
+    </b:Author>
+    <b:City>Nueva York</b:City>
+    <b:Publisher>Harper &amp; Row</b:Publisher>
+    <b:RefOrder>5</b:RefOrder>
   </b:Source>
 </b:Sources>
 </file>
 
 <file path=customXml/itemProps1.xml><?xml version="1.0" encoding="utf-8"?>
-<ds:datastoreItem xmlns:ds="http://schemas.openxmlformats.org/officeDocument/2006/customXml" ds:itemID="{2D426A86-43B4-4DF2-B4D6-05F6C8C36C41}">
+<ds:datastoreItem xmlns:ds="http://schemas.openxmlformats.org/officeDocument/2006/customXml" ds:itemID="{FAFFC7F0-EFA1-4310-9A02-E82B56E09B46}">
   <ds:schemaRefs>
     <ds:schemaRef ds:uri="http://schemas.openxmlformats.org/officeDocument/2006/bibliography"/>
   </ds:schemaRefs>

--- a/Mayra_Carolina_Rivadeneira_Viteri/Proyecto_Mayra_Carolina_Rivadeneira_Viteri.docx
+++ b/Mayra_Carolina_Rivadeneira_Viteri/Proyecto_Mayra_Carolina_Rivadeneira_Viteri.docx
@@ -4680,6 +4680,12 @@
                 <w:noProof/>
                 <w:webHidden/>
               </w:rPr>
+            </w:r>
+            <w:r>
+              <w:rPr>
+                <w:noProof/>
+                <w:webHidden/>
+              </w:rPr>
               <w:fldChar w:fldCharType="separate"/>
             </w:r>
             <w:r>
@@ -6108,6 +6114,12 @@
             <w:noProof/>
             <w:webHidden/>
           </w:rPr>
+        </w:r>
+        <w:r>
+          <w:rPr>
+            <w:noProof/>
+            <w:webHidden/>
+          </w:rPr>
           <w:fldChar w:fldCharType="separate"/>
         </w:r>
         <w:r>
@@ -6183,6 +6195,12 @@
             <w:webHidden/>
           </w:rPr>
           <w:instrText xml:space="preserve"> PAGEREF _Toc224490735 \h </w:instrText>
+        </w:r>
+        <w:r>
+          <w:rPr>
+            <w:noProof/>
+            <w:webHidden/>
+          </w:rPr>
         </w:r>
         <w:r>
           <w:rPr>
@@ -6271,6 +6289,12 @@
             <w:noProof/>
             <w:webHidden/>
           </w:rPr>
+        </w:r>
+        <w:r>
+          <w:rPr>
+            <w:noProof/>
+            <w:webHidden/>
+          </w:rPr>
           <w:fldChar w:fldCharType="separate"/>
         </w:r>
         <w:r>
@@ -6353,6 +6377,12 @@
             <w:noProof/>
             <w:webHidden/>
           </w:rPr>
+        </w:r>
+        <w:r>
+          <w:rPr>
+            <w:noProof/>
+            <w:webHidden/>
+          </w:rPr>
           <w:fldChar w:fldCharType="separate"/>
         </w:r>
         <w:r>
@@ -6435,6 +6465,12 @@
             <w:noProof/>
             <w:webHidden/>
           </w:rPr>
+        </w:r>
+        <w:r>
+          <w:rPr>
+            <w:noProof/>
+            <w:webHidden/>
+          </w:rPr>
           <w:fldChar w:fldCharType="separate"/>
         </w:r>
         <w:r>
@@ -6517,6 +6553,12 @@
             <w:noProof/>
             <w:webHidden/>
           </w:rPr>
+        </w:r>
+        <w:r>
+          <w:rPr>
+            <w:noProof/>
+            <w:webHidden/>
+          </w:rPr>
           <w:fldChar w:fldCharType="separate"/>
         </w:r>
         <w:r>
@@ -6593,6 +6635,12 @@
             <w:webHidden/>
           </w:rPr>
           <w:instrText xml:space="preserve"> PAGEREF _Toc224490740 \h </w:instrText>
+        </w:r>
+        <w:r>
+          <w:rPr>
+            <w:noProof/>
+            <w:webHidden/>
+          </w:rPr>
         </w:r>
         <w:r>
           <w:rPr>
@@ -14575,13 +14623,6 @@
     </w:p>
     <w:p>
       <w:pPr>
-        <w:rPr>
-          <w:lang w:val="es-PE" w:eastAsia="es-PE"/>
-        </w:rPr>
-      </w:pPr>
-    </w:p>
-    <w:p>
-      <w:pPr>
         <w:pStyle w:val="Ttulo2"/>
         <w:rPr>
           <w:lang w:val="es-PE" w:eastAsia="es-PE"/>
@@ -14707,7 +14748,6 @@
         <w:rPr>
           <w:lang w:eastAsia="es-PE"/>
         </w:rPr>
-        <w:lastRenderedPageBreak/>
         <w:t>Métodos de investigación</w:t>
       </w:r>
       <w:bookmarkEnd w:id="47"/>
@@ -14740,6 +14780,7 @@
         <w:rPr>
           <w:lang w:eastAsia="es-PE"/>
         </w:rPr>
+        <w:lastRenderedPageBreak/>
         <w:t>Método analítico</w:t>
       </w:r>
     </w:p>
@@ -15002,7 +15043,6 @@
         <w:rPr>
           <w:lang w:eastAsia="es-PE"/>
         </w:rPr>
-        <w:lastRenderedPageBreak/>
         <w:br w:type="page"/>
       </w:r>
     </w:p>
@@ -15028,6 +15068,288 @@
         <w:t>ARCO METODOLÓGICO</w:t>
       </w:r>
       <w:bookmarkEnd w:id="51"/>
+    </w:p>
+    <w:p>
+      <w:pPr>
+        <w:rPr>
+          <w:lang w:eastAsia="es-PE"/>
+        </w:rPr>
+      </w:pPr>
+      <w:r>
+        <w:rPr>
+          <w:lang w:eastAsia="es-PE"/>
+        </w:rPr>
+        <w:t>El presente proyecto se desarrolla bajo un enfoque metodológico estructurado que permite analizar la viabilidad del emprendimiento Cocina 360°, así como comprender las necesidades del mercado objetivo y el nivel de aceptación de la propuesta. La metodología aplicada combina elementos cuantitativos y descriptivos, orientados a obtener información relevante para la toma de decisiones.</w:t>
+      </w:r>
+    </w:p>
+    <w:p>
+      <w:pPr>
+        <w:pStyle w:val="Ttulo2"/>
+      </w:pPr>
+      <w:r>
+        <w:t>Enfoque de la Investigación</w:t>
+      </w:r>
+    </w:p>
+    <w:p>
+      <w:pPr>
+        <w:rPr>
+          <w:lang w:val="es-PE" w:eastAsia="es-PE"/>
+        </w:rPr>
+      </w:pPr>
+      <w:r>
+        <w:rPr>
+          <w:lang w:val="es-PE" w:eastAsia="es-PE"/>
+        </w:rPr>
+        <w:t>La investigación adopta un enfoque cuantitativo, ya que se basa en la recolección y análisis de datos numéricos obtenidos a través de encuestas dirigidas a potenciales clientes. Este enfoque permite medir variables como preferencias gastronómicas, hábitos de consumo y disposición a adquirir servicios de asesoría.</w:t>
+      </w:r>
+    </w:p>
+    <w:p>
+      <w:pPr>
+        <w:rPr>
+          <w:lang w:val="es-PE" w:eastAsia="es-PE"/>
+        </w:rPr>
+      </w:pPr>
+      <w:r>
+        <w:rPr>
+          <w:lang w:val="es-PE" w:eastAsia="es-PE"/>
+        </w:rPr>
+        <w:t>Además, se complementa con un enfoque descriptivo, debido a que busca caracterizar el comportamiento del mercado y detallar las condiciones actuales del sector gastronómico en relación con la innovación y el uso de estrategias digitales.</w:t>
+      </w:r>
+    </w:p>
+    <w:p>
+      <w:pPr>
+        <w:pStyle w:val="Ttulo2"/>
+        <w:rPr>
+          <w:lang w:eastAsia="es-PE"/>
+        </w:rPr>
+      </w:pPr>
+      <w:r>
+        <w:rPr>
+          <w:lang w:eastAsia="es-PE"/>
+        </w:rPr>
+        <w:t>Tipo</w:t>
+      </w:r>
+      <w:r>
+        <w:rPr>
+          <w:lang w:eastAsia="es-PE"/>
+        </w:rPr>
+        <w:t xml:space="preserve"> de Investigación</w:t>
+      </w:r>
+    </w:p>
+    <w:p>
+      <w:pPr>
+        <w:rPr>
+          <w:lang w:val="es-PE" w:eastAsia="es-PE"/>
+        </w:rPr>
+      </w:pPr>
+      <w:r>
+        <w:rPr>
+          <w:lang w:val="es-PE" w:eastAsia="es-PE"/>
+        </w:rPr>
+        <w:t>El tipo de investigación es descriptiva, ya que se enfoca en analizar y detallar las características del mercado objetivo, identificando necesidades, tendencias y oportunidades dentro del sector gastronómico.</w:t>
+      </w:r>
+    </w:p>
+    <w:p>
+      <w:pPr>
+        <w:rPr>
+          <w:lang w:val="es-PE" w:eastAsia="es-PE"/>
+        </w:rPr>
+      </w:pPr>
+      <w:r>
+        <w:rPr>
+          <w:lang w:val="es-PE" w:eastAsia="es-PE"/>
+        </w:rPr>
+        <w:t>También presenta un alcance exploratorio, debido a que aborda un enfoque innovador al integrar gastronomía, marketing digital y experiencias sensoriales, lo cual permite generar nuevas perspectivas dentro del desarrollo de emprendimientos gastronómicos.</w:t>
+      </w:r>
+    </w:p>
+    <w:p>
+      <w:pPr>
+        <w:pStyle w:val="Ttulo2"/>
+        <w:rPr>
+          <w:lang w:eastAsia="es-PE"/>
+        </w:rPr>
+      </w:pPr>
+      <w:r>
+        <w:rPr>
+          <w:lang w:eastAsia="es-PE"/>
+        </w:rPr>
+        <w:lastRenderedPageBreak/>
+        <w:t>Modalidad de la investigación</w:t>
+      </w:r>
+    </w:p>
+    <w:p>
+      <w:pPr>
+        <w:rPr>
+          <w:lang w:val="es-PE" w:eastAsia="es-PE"/>
+        </w:rPr>
+      </w:pPr>
+      <w:r>
+        <w:rPr>
+          <w:lang w:val="es-PE" w:eastAsia="es-PE"/>
+        </w:rPr>
+        <w:t>La modalidad aplicada es de tipo investigación de campo, puesto que la información se obtiene directamente de la realidad mediante la interacción con los posibles usuarios del servicio. Esto permite recoger datos reales y actuales que reflejan el contexto en el que se desarrollará el emprendimiento.</w:t>
+      </w:r>
+    </w:p>
+    <w:p>
+      <w:pPr>
+        <w:rPr>
+          <w:lang w:val="es-PE" w:eastAsia="es-PE"/>
+        </w:rPr>
+      </w:pPr>
+      <w:r>
+        <w:rPr>
+          <w:lang w:val="es-PE" w:eastAsia="es-PE"/>
+        </w:rPr>
+        <w:t>Asimismo, se considera una investigación documental, ya que se apoya en fuentes bibliográficas, estudios previos y teorías relacionadas con emprendimiento, marketing y modelos de negocio, lo que fortalece el sustento teórico del proyecto.</w:t>
+      </w:r>
+    </w:p>
+    <w:p>
+      <w:pPr>
+        <w:pStyle w:val="Ttulo2"/>
+        <w:rPr>
+          <w:lang w:eastAsia="es-PE"/>
+        </w:rPr>
+      </w:pPr>
+      <w:r>
+        <w:rPr>
+          <w:lang w:eastAsia="es-PE"/>
+        </w:rPr>
+        <w:t>Población y muestra</w:t>
+      </w:r>
+    </w:p>
+    <w:p>
+      <w:pPr>
+        <w:rPr>
+          <w:lang w:val="es-PE" w:eastAsia="es-PE"/>
+        </w:rPr>
+      </w:pPr>
+      <w:r>
+        <w:rPr>
+          <w:lang w:val="es-PE" w:eastAsia="es-PE"/>
+        </w:rPr>
+        <w:t>La población está conformada por personas interesadas en el ámbito gastronómico, tales como emprendedores, estudiantes de cocina, propietarios de negocios y público en general con afinidad por la gastronomía.</w:t>
+      </w:r>
+    </w:p>
+    <w:p>
+      <w:pPr>
+        <w:rPr>
+          <w:lang w:val="es-PE" w:eastAsia="es-PE"/>
+        </w:rPr>
+      </w:pPr>
+      <w:r>
+        <w:rPr>
+          <w:lang w:val="es-PE" w:eastAsia="es-PE"/>
+        </w:rPr>
+        <w:t>La muestra se selecciona de manera no probabilística, considerando criterios como accesibilidad y disposición de los encuestados. Esto permite obtener información relevante de un segmento representativo del mercado objetivo.</w:t>
+      </w:r>
+    </w:p>
+    <w:p>
+      <w:pPr>
+        <w:pStyle w:val="Ttulo2"/>
+        <w:rPr>
+          <w:lang w:eastAsia="es-PE"/>
+        </w:rPr>
+      </w:pPr>
+      <w:r>
+        <w:rPr>
+          <w:lang w:eastAsia="es-PE"/>
+        </w:rPr>
+        <w:t>Técnicas e instrumentos de recolección de datos</w:t>
+      </w:r>
+    </w:p>
+    <w:p>
+      <w:pPr>
+        <w:rPr>
+          <w:lang w:eastAsia="es-PE"/>
+        </w:rPr>
+      </w:pPr>
+      <w:proofErr w:type="spellStart"/>
+      <w:r>
+        <w:rPr>
+          <w:lang w:eastAsia="es-PE"/>
+        </w:rPr>
+        <w:t>Vzxvzxv</w:t>
+      </w:r>
+      <w:proofErr w:type="spellEnd"/>
+    </w:p>
+    <w:p>
+      <w:pPr>
+        <w:pStyle w:val="Ttulo2"/>
+        <w:rPr>
+          <w:lang w:eastAsia="es-PE"/>
+        </w:rPr>
+      </w:pPr>
+      <w:r>
+        <w:rPr>
+          <w:lang w:eastAsia="es-PE"/>
+        </w:rPr>
+        <w:t>Modelo metodológico CANVAS</w:t>
+      </w:r>
+    </w:p>
+    <w:p>
+      <w:pPr>
+        <w:rPr>
+          <w:lang w:eastAsia="es-PE"/>
+        </w:rPr>
+      </w:pPr>
+      <w:proofErr w:type="spellStart"/>
+      <w:r>
+        <w:rPr>
+          <w:lang w:eastAsia="es-PE"/>
+        </w:rPr>
+        <w:t>Fsdfsfsa</w:t>
+      </w:r>
+      <w:proofErr w:type="spellEnd"/>
+    </w:p>
+    <w:p>
+      <w:pPr>
+        <w:pStyle w:val="Ttulo2"/>
+        <w:rPr>
+          <w:lang w:eastAsia="es-PE"/>
+        </w:rPr>
+      </w:pPr>
+      <w:r>
+        <w:rPr>
+          <w:lang w:eastAsia="es-PE"/>
+        </w:rPr>
+        <w:lastRenderedPageBreak/>
+        <w:t>Procesamiento y análisis de la información</w:t>
+      </w:r>
+    </w:p>
+    <w:p>
+      <w:pPr>
+        <w:rPr>
+          <w:lang w:val="es-PE" w:eastAsia="es-PE"/>
+        </w:rPr>
+      </w:pPr>
+    </w:p>
+    <w:p>
+      <w:pPr>
+        <w:rPr>
+          <w:lang w:val="es-PE" w:eastAsia="es-PE"/>
+        </w:rPr>
+      </w:pPr>
+    </w:p>
+    <w:p>
+      <w:pPr>
+        <w:rPr>
+          <w:lang w:val="es-PE" w:eastAsia="es-PE"/>
+        </w:rPr>
+      </w:pPr>
+    </w:p>
+    <w:p>
+      <w:pPr>
+        <w:rPr>
+          <w:lang w:val="es-PE" w:eastAsia="es-PE"/>
+        </w:rPr>
+      </w:pPr>
+    </w:p>
+    <w:p>
+      <w:pPr>
+        <w:rPr>
+          <w:lang w:val="es-PE" w:eastAsia="es-PE"/>
+        </w:rPr>
+      </w:pPr>
     </w:p>
     <w:p>
       <w:pPr>
@@ -17193,6 +17515,155 @@
     </w:lvl>
   </w:abstractNum>
   <w:abstractNum w:abstractNumId="6" w15:restartNumberingAfterBreak="0">
+    <w:nsid w:val="13B77DC7"/>
+    <w:multiLevelType w:val="multilevel"/>
+    <w:tmpl w:val="30B865AC"/>
+    <w:lvl w:ilvl="0">
+      <w:start w:val="1"/>
+      <w:numFmt w:val="bullet"/>
+      <w:lvlText w:val=""/>
+      <w:lvlJc w:val="left"/>
+      <w:pPr>
+        <w:tabs>
+          <w:tab w:val="num" w:pos="720"/>
+        </w:tabs>
+        <w:ind w:left="720" w:hanging="360"/>
+      </w:pPr>
+      <w:rPr>
+        <w:rFonts w:ascii="Symbol" w:hAnsi="Symbol" w:hint="default"/>
+        <w:sz w:val="20"/>
+      </w:rPr>
+    </w:lvl>
+    <w:lvl w:ilvl="1" w:tentative="1">
+      <w:start w:val="1"/>
+      <w:numFmt w:val="bullet"/>
+      <w:lvlText w:val="o"/>
+      <w:lvlJc w:val="left"/>
+      <w:pPr>
+        <w:tabs>
+          <w:tab w:val="num" w:pos="1440"/>
+        </w:tabs>
+        <w:ind w:left="1440" w:hanging="360"/>
+      </w:pPr>
+      <w:rPr>
+        <w:rFonts w:ascii="Courier New" w:hAnsi="Courier New" w:hint="default"/>
+        <w:sz w:val="20"/>
+      </w:rPr>
+    </w:lvl>
+    <w:lvl w:ilvl="2" w:tentative="1">
+      <w:start w:val="1"/>
+      <w:numFmt w:val="bullet"/>
+      <w:lvlText w:val=""/>
+      <w:lvlJc w:val="left"/>
+      <w:pPr>
+        <w:tabs>
+          <w:tab w:val="num" w:pos="2160"/>
+        </w:tabs>
+        <w:ind w:left="2160" w:hanging="360"/>
+      </w:pPr>
+      <w:rPr>
+        <w:rFonts w:ascii="Wingdings" w:hAnsi="Wingdings" w:hint="default"/>
+        <w:sz w:val="20"/>
+      </w:rPr>
+    </w:lvl>
+    <w:lvl w:ilvl="3" w:tentative="1">
+      <w:start w:val="1"/>
+      <w:numFmt w:val="bullet"/>
+      <w:lvlText w:val=""/>
+      <w:lvlJc w:val="left"/>
+      <w:pPr>
+        <w:tabs>
+          <w:tab w:val="num" w:pos="2880"/>
+        </w:tabs>
+        <w:ind w:left="2880" w:hanging="360"/>
+      </w:pPr>
+      <w:rPr>
+        <w:rFonts w:ascii="Wingdings" w:hAnsi="Wingdings" w:hint="default"/>
+        <w:sz w:val="20"/>
+      </w:rPr>
+    </w:lvl>
+    <w:lvl w:ilvl="4" w:tentative="1">
+      <w:start w:val="1"/>
+      <w:numFmt w:val="bullet"/>
+      <w:lvlText w:val=""/>
+      <w:lvlJc w:val="left"/>
+      <w:pPr>
+        <w:tabs>
+          <w:tab w:val="num" w:pos="3600"/>
+        </w:tabs>
+        <w:ind w:left="3600" w:hanging="360"/>
+      </w:pPr>
+      <w:rPr>
+        <w:rFonts w:ascii="Wingdings" w:hAnsi="Wingdings" w:hint="default"/>
+        <w:sz w:val="20"/>
+      </w:rPr>
+    </w:lvl>
+    <w:lvl w:ilvl="5" w:tentative="1">
+      <w:start w:val="1"/>
+      <w:numFmt w:val="bullet"/>
+      <w:lvlText w:val=""/>
+      <w:lvlJc w:val="left"/>
+      <w:pPr>
+        <w:tabs>
+          <w:tab w:val="num" w:pos="4320"/>
+        </w:tabs>
+        <w:ind w:left="4320" w:hanging="360"/>
+      </w:pPr>
+      <w:rPr>
+        <w:rFonts w:ascii="Wingdings" w:hAnsi="Wingdings" w:hint="default"/>
+        <w:sz w:val="20"/>
+      </w:rPr>
+    </w:lvl>
+    <w:lvl w:ilvl="6" w:tentative="1">
+      <w:start w:val="1"/>
+      <w:numFmt w:val="bullet"/>
+      <w:lvlText w:val=""/>
+      <w:lvlJc w:val="left"/>
+      <w:pPr>
+        <w:tabs>
+          <w:tab w:val="num" w:pos="5040"/>
+        </w:tabs>
+        <w:ind w:left="5040" w:hanging="360"/>
+      </w:pPr>
+      <w:rPr>
+        <w:rFonts w:ascii="Wingdings" w:hAnsi="Wingdings" w:hint="default"/>
+        <w:sz w:val="20"/>
+      </w:rPr>
+    </w:lvl>
+    <w:lvl w:ilvl="7" w:tentative="1">
+      <w:start w:val="1"/>
+      <w:numFmt w:val="bullet"/>
+      <w:lvlText w:val=""/>
+      <w:lvlJc w:val="left"/>
+      <w:pPr>
+        <w:tabs>
+          <w:tab w:val="num" w:pos="5760"/>
+        </w:tabs>
+        <w:ind w:left="5760" w:hanging="360"/>
+      </w:pPr>
+      <w:rPr>
+        <w:rFonts w:ascii="Wingdings" w:hAnsi="Wingdings" w:hint="default"/>
+        <w:sz w:val="20"/>
+      </w:rPr>
+    </w:lvl>
+    <w:lvl w:ilvl="8" w:tentative="1">
+      <w:start w:val="1"/>
+      <w:numFmt w:val="bullet"/>
+      <w:lvlText w:val=""/>
+      <w:lvlJc w:val="left"/>
+      <w:pPr>
+        <w:tabs>
+          <w:tab w:val="num" w:pos="6480"/>
+        </w:tabs>
+        <w:ind w:left="6480" w:hanging="360"/>
+      </w:pPr>
+      <w:rPr>
+        <w:rFonts w:ascii="Wingdings" w:hAnsi="Wingdings" w:hint="default"/>
+        <w:sz w:val="20"/>
+      </w:rPr>
+    </w:lvl>
+  </w:abstractNum>
+  <w:abstractNum w:abstractNumId="7" w15:restartNumberingAfterBreak="0">
     <w:nsid w:val="157676A2"/>
     <w:multiLevelType w:val="hybridMultilevel"/>
     <w:tmpl w:val="F75074BE"/>
@@ -17305,7 +17776,7 @@
       </w:rPr>
     </w:lvl>
   </w:abstractNum>
-  <w:abstractNum w:abstractNumId="7" w15:restartNumberingAfterBreak="0">
+  <w:abstractNum w:abstractNumId="8" w15:restartNumberingAfterBreak="0">
     <w:nsid w:val="1E362BEF"/>
     <w:multiLevelType w:val="hybridMultilevel"/>
     <w:tmpl w:val="A3486D82"/>
@@ -17394,7 +17865,7 @@
       </w:pPr>
     </w:lvl>
   </w:abstractNum>
-  <w:abstractNum w:abstractNumId="8" w15:restartNumberingAfterBreak="0">
+  <w:abstractNum w:abstractNumId="9" w15:restartNumberingAfterBreak="0">
     <w:nsid w:val="1FA07B81"/>
     <w:multiLevelType w:val="hybridMultilevel"/>
     <w:tmpl w:val="C86C912A"/>
@@ -17507,7 +17978,7 @@
       </w:rPr>
     </w:lvl>
   </w:abstractNum>
-  <w:abstractNum w:abstractNumId="9" w15:restartNumberingAfterBreak="0">
+  <w:abstractNum w:abstractNumId="10" w15:restartNumberingAfterBreak="0">
     <w:nsid w:val="206A48CB"/>
     <w:multiLevelType w:val="hybridMultilevel"/>
     <w:tmpl w:val="A9F6B84E"/>
@@ -17596,7 +18067,7 @@
       </w:pPr>
     </w:lvl>
   </w:abstractNum>
-  <w:abstractNum w:abstractNumId="10" w15:restartNumberingAfterBreak="0">
+  <w:abstractNum w:abstractNumId="11" w15:restartNumberingAfterBreak="0">
     <w:nsid w:val="28C72744"/>
     <w:multiLevelType w:val="hybridMultilevel"/>
     <w:tmpl w:val="3BD6FA66"/>
@@ -17709,7 +18180,7 @@
       </w:rPr>
     </w:lvl>
   </w:abstractNum>
-  <w:abstractNum w:abstractNumId="11" w15:restartNumberingAfterBreak="0">
+  <w:abstractNum w:abstractNumId="12" w15:restartNumberingAfterBreak="0">
     <w:nsid w:val="2C5F6F18"/>
     <w:multiLevelType w:val="hybridMultilevel"/>
     <w:tmpl w:val="F3327C86"/>
@@ -17798,7 +18269,7 @@
       </w:pPr>
     </w:lvl>
   </w:abstractNum>
-  <w:abstractNum w:abstractNumId="12" w15:restartNumberingAfterBreak="0">
+  <w:abstractNum w:abstractNumId="13" w15:restartNumberingAfterBreak="0">
     <w:nsid w:val="2E066970"/>
     <w:multiLevelType w:val="hybridMultilevel"/>
     <w:tmpl w:val="8AAEA82E"/>
@@ -17911,7 +18382,7 @@
       </w:rPr>
     </w:lvl>
   </w:abstractNum>
-  <w:abstractNum w:abstractNumId="13" w15:restartNumberingAfterBreak="0">
+  <w:abstractNum w:abstractNumId="14" w15:restartNumberingAfterBreak="0">
     <w:nsid w:val="317B700E"/>
     <w:multiLevelType w:val="hybridMultilevel"/>
     <w:tmpl w:val="1D58FC4C"/>
@@ -18024,7 +18495,7 @@
       </w:rPr>
     </w:lvl>
   </w:abstractNum>
-  <w:abstractNum w:abstractNumId="14" w15:restartNumberingAfterBreak="0">
+  <w:abstractNum w:abstractNumId="15" w15:restartNumberingAfterBreak="0">
     <w:nsid w:val="35855CCF"/>
     <w:multiLevelType w:val="hybridMultilevel"/>
     <w:tmpl w:val="79F87B44"/>
@@ -18137,7 +18608,7 @@
       </w:rPr>
     </w:lvl>
   </w:abstractNum>
-  <w:abstractNum w:abstractNumId="15" w15:restartNumberingAfterBreak="0">
+  <w:abstractNum w:abstractNumId="16" w15:restartNumberingAfterBreak="0">
     <w:nsid w:val="35DA3D45"/>
     <w:multiLevelType w:val="hybridMultilevel"/>
     <w:tmpl w:val="D7509C3A"/>
@@ -18223,7 +18694,7 @@
       </w:pPr>
     </w:lvl>
   </w:abstractNum>
-  <w:abstractNum w:abstractNumId="16" w15:restartNumberingAfterBreak="0">
+  <w:abstractNum w:abstractNumId="17" w15:restartNumberingAfterBreak="0">
     <w:nsid w:val="36FE7A9A"/>
     <w:multiLevelType w:val="multilevel"/>
     <w:tmpl w:val="0ACA317C"/>
@@ -18343,7 +18814,7 @@
       </w:rPr>
     </w:lvl>
   </w:abstractNum>
-  <w:abstractNum w:abstractNumId="17" w15:restartNumberingAfterBreak="0">
+  <w:abstractNum w:abstractNumId="18" w15:restartNumberingAfterBreak="0">
     <w:nsid w:val="39135CDA"/>
     <w:multiLevelType w:val="multilevel"/>
     <w:tmpl w:val="9E8CD8C8"/>
@@ -18492,7 +18963,7 @@
       </w:rPr>
     </w:lvl>
   </w:abstractNum>
-  <w:abstractNum w:abstractNumId="18" w15:restartNumberingAfterBreak="0">
+  <w:abstractNum w:abstractNumId="19" w15:restartNumberingAfterBreak="0">
     <w:nsid w:val="39900DC4"/>
     <w:multiLevelType w:val="multilevel"/>
     <w:tmpl w:val="A616384A"/>
@@ -18641,7 +19112,7 @@
       </w:rPr>
     </w:lvl>
   </w:abstractNum>
-  <w:abstractNum w:abstractNumId="19" w15:restartNumberingAfterBreak="0">
+  <w:abstractNum w:abstractNumId="20" w15:restartNumberingAfterBreak="0">
     <w:nsid w:val="3C8442A3"/>
     <w:multiLevelType w:val="multilevel"/>
     <w:tmpl w:val="51FCB4BE"/>
@@ -18790,7 +19261,7 @@
       </w:rPr>
     </w:lvl>
   </w:abstractNum>
-  <w:abstractNum w:abstractNumId="20" w15:restartNumberingAfterBreak="0">
+  <w:abstractNum w:abstractNumId="21" w15:restartNumberingAfterBreak="0">
     <w:nsid w:val="3D441842"/>
     <w:multiLevelType w:val="hybridMultilevel"/>
     <w:tmpl w:val="A0B0E90A"/>
@@ -18902,7 +19373,7 @@
       </w:rPr>
     </w:lvl>
   </w:abstractNum>
-  <w:abstractNum w:abstractNumId="21" w15:restartNumberingAfterBreak="0">
+  <w:abstractNum w:abstractNumId="22" w15:restartNumberingAfterBreak="0">
     <w:nsid w:val="3DC621F2"/>
     <w:multiLevelType w:val="hybridMultilevel"/>
     <w:tmpl w:val="02840326"/>
@@ -19015,7 +19486,7 @@
       </w:rPr>
     </w:lvl>
   </w:abstractNum>
-  <w:abstractNum w:abstractNumId="22" w15:restartNumberingAfterBreak="0">
+  <w:abstractNum w:abstractNumId="23" w15:restartNumberingAfterBreak="0">
     <w:nsid w:val="40855F38"/>
     <w:multiLevelType w:val="multilevel"/>
     <w:tmpl w:val="0C0A001D"/>
@@ -19101,7 +19572,7 @@
       </w:pPr>
     </w:lvl>
   </w:abstractNum>
-  <w:abstractNum w:abstractNumId="23" w15:restartNumberingAfterBreak="0">
+  <w:abstractNum w:abstractNumId="24" w15:restartNumberingAfterBreak="0">
     <w:nsid w:val="44C61F2A"/>
     <w:multiLevelType w:val="hybridMultilevel"/>
     <w:tmpl w:val="F800E3D4"/>
@@ -19190,7 +19661,7 @@
       </w:pPr>
     </w:lvl>
   </w:abstractNum>
-  <w:abstractNum w:abstractNumId="24" w15:restartNumberingAfterBreak="0">
+  <w:abstractNum w:abstractNumId="25" w15:restartNumberingAfterBreak="0">
     <w:nsid w:val="452C5C3E"/>
     <w:multiLevelType w:val="hybridMultilevel"/>
     <w:tmpl w:val="3F82E166"/>
@@ -19279,7 +19750,7 @@
       </w:pPr>
     </w:lvl>
   </w:abstractNum>
-  <w:abstractNum w:abstractNumId="25" w15:restartNumberingAfterBreak="0">
+  <w:abstractNum w:abstractNumId="26" w15:restartNumberingAfterBreak="0">
     <w:nsid w:val="48B57FB2"/>
     <w:multiLevelType w:val="hybridMultilevel"/>
     <w:tmpl w:val="53988912"/>
@@ -19392,7 +19863,7 @@
       </w:rPr>
     </w:lvl>
   </w:abstractNum>
-  <w:abstractNum w:abstractNumId="26" w15:restartNumberingAfterBreak="0">
+  <w:abstractNum w:abstractNumId="27" w15:restartNumberingAfterBreak="0">
     <w:nsid w:val="4BC15F78"/>
     <w:multiLevelType w:val="hybridMultilevel"/>
     <w:tmpl w:val="749AA930"/>
@@ -19505,7 +19976,7 @@
       </w:rPr>
     </w:lvl>
   </w:abstractNum>
-  <w:abstractNum w:abstractNumId="27" w15:restartNumberingAfterBreak="0">
+  <w:abstractNum w:abstractNumId="28" w15:restartNumberingAfterBreak="0">
     <w:nsid w:val="4C52255D"/>
     <w:multiLevelType w:val="hybridMultilevel"/>
     <w:tmpl w:val="128E50B6"/>
@@ -19618,7 +20089,7 @@
       </w:rPr>
     </w:lvl>
   </w:abstractNum>
-  <w:abstractNum w:abstractNumId="28" w15:restartNumberingAfterBreak="0">
+  <w:abstractNum w:abstractNumId="29" w15:restartNumberingAfterBreak="0">
     <w:nsid w:val="4DE92888"/>
     <w:multiLevelType w:val="hybridMultilevel"/>
     <w:tmpl w:val="61BE5222"/>
@@ -19731,7 +20202,7 @@
       </w:rPr>
     </w:lvl>
   </w:abstractNum>
-  <w:abstractNum w:abstractNumId="29" w15:restartNumberingAfterBreak="0">
+  <w:abstractNum w:abstractNumId="30" w15:restartNumberingAfterBreak="0">
     <w:nsid w:val="4E5A168D"/>
     <w:multiLevelType w:val="hybridMultilevel"/>
     <w:tmpl w:val="A6A6C36E"/>
@@ -19844,7 +20315,7 @@
       </w:rPr>
     </w:lvl>
   </w:abstractNum>
-  <w:abstractNum w:abstractNumId="30" w15:restartNumberingAfterBreak="0">
+  <w:abstractNum w:abstractNumId="31" w15:restartNumberingAfterBreak="0">
     <w:nsid w:val="555E3D3B"/>
     <w:multiLevelType w:val="multilevel"/>
     <w:tmpl w:val="A0BCF8DA"/>
@@ -19993,7 +20464,7 @@
       </w:rPr>
     </w:lvl>
   </w:abstractNum>
-  <w:abstractNum w:abstractNumId="31" w15:restartNumberingAfterBreak="0">
+  <w:abstractNum w:abstractNumId="32" w15:restartNumberingAfterBreak="0">
     <w:nsid w:val="59513941"/>
     <w:multiLevelType w:val="hybridMultilevel"/>
     <w:tmpl w:val="59BE62B8"/>
@@ -20106,7 +20577,7 @@
       </w:rPr>
     </w:lvl>
   </w:abstractNum>
-  <w:abstractNum w:abstractNumId="32" w15:restartNumberingAfterBreak="0">
+  <w:abstractNum w:abstractNumId="33" w15:restartNumberingAfterBreak="0">
     <w:nsid w:val="59FA0E4D"/>
     <w:multiLevelType w:val="hybridMultilevel"/>
     <w:tmpl w:val="123E34BA"/>
@@ -20219,7 +20690,7 @@
       </w:rPr>
     </w:lvl>
   </w:abstractNum>
-  <w:abstractNum w:abstractNumId="33" w15:restartNumberingAfterBreak="0">
+  <w:abstractNum w:abstractNumId="34" w15:restartNumberingAfterBreak="0">
     <w:nsid w:val="5C2E2113"/>
     <w:multiLevelType w:val="multilevel"/>
     <w:tmpl w:val="06F079A4"/>
@@ -20368,7 +20839,7 @@
       </w:rPr>
     </w:lvl>
   </w:abstractNum>
-  <w:abstractNum w:abstractNumId="34" w15:restartNumberingAfterBreak="0">
+  <w:abstractNum w:abstractNumId="35" w15:restartNumberingAfterBreak="0">
     <w:nsid w:val="5C9F7BB4"/>
     <w:multiLevelType w:val="hybridMultilevel"/>
     <w:tmpl w:val="E502095A"/>
@@ -20481,7 +20952,7 @@
       </w:rPr>
     </w:lvl>
   </w:abstractNum>
-  <w:abstractNum w:abstractNumId="35" w15:restartNumberingAfterBreak="0">
+  <w:abstractNum w:abstractNumId="36" w15:restartNumberingAfterBreak="0">
     <w:nsid w:val="5F324DAA"/>
     <w:multiLevelType w:val="hybridMultilevel"/>
     <w:tmpl w:val="581EE330"/>
@@ -20570,7 +21041,7 @@
       </w:pPr>
     </w:lvl>
   </w:abstractNum>
-  <w:abstractNum w:abstractNumId="36" w15:restartNumberingAfterBreak="0">
+  <w:abstractNum w:abstractNumId="37" w15:restartNumberingAfterBreak="0">
     <w:nsid w:val="6093453D"/>
     <w:multiLevelType w:val="hybridMultilevel"/>
     <w:tmpl w:val="D910BD60"/>
@@ -20683,7 +21154,7 @@
       </w:rPr>
     </w:lvl>
   </w:abstractNum>
-  <w:abstractNum w:abstractNumId="37" w15:restartNumberingAfterBreak="0">
+  <w:abstractNum w:abstractNumId="38" w15:restartNumberingAfterBreak="0">
     <w:nsid w:val="62883FE0"/>
     <w:multiLevelType w:val="hybridMultilevel"/>
     <w:tmpl w:val="7D64F252"/>
@@ -20796,7 +21267,7 @@
       </w:rPr>
     </w:lvl>
   </w:abstractNum>
-  <w:abstractNum w:abstractNumId="38" w15:restartNumberingAfterBreak="0">
+  <w:abstractNum w:abstractNumId="39" w15:restartNumberingAfterBreak="0">
     <w:nsid w:val="62EA7A14"/>
     <w:multiLevelType w:val="hybridMultilevel"/>
     <w:tmpl w:val="BE985BEE"/>
@@ -20885,7 +21356,120 @@
       </w:pPr>
     </w:lvl>
   </w:abstractNum>
-  <w:abstractNum w:abstractNumId="39" w15:restartNumberingAfterBreak="0">
+  <w:abstractNum w:abstractNumId="40" w15:restartNumberingAfterBreak="0">
+    <w:nsid w:val="67742127"/>
+    <w:multiLevelType w:val="hybridMultilevel"/>
+    <w:tmpl w:val="2312DE8A"/>
+    <w:lvl w:ilvl="0" w:tplc="280A0001">
+      <w:start w:val="1"/>
+      <w:numFmt w:val="bullet"/>
+      <w:lvlText w:val=""/>
+      <w:lvlJc w:val="left"/>
+      <w:pPr>
+        <w:ind w:left="720" w:hanging="360"/>
+      </w:pPr>
+      <w:rPr>
+        <w:rFonts w:ascii="Symbol" w:hAnsi="Symbol" w:hint="default"/>
+      </w:rPr>
+    </w:lvl>
+    <w:lvl w:ilvl="1" w:tplc="280A0003" w:tentative="1">
+      <w:start w:val="1"/>
+      <w:numFmt w:val="bullet"/>
+      <w:lvlText w:val="o"/>
+      <w:lvlJc w:val="left"/>
+      <w:pPr>
+        <w:ind w:left="1440" w:hanging="360"/>
+      </w:pPr>
+      <w:rPr>
+        <w:rFonts w:ascii="Courier New" w:hAnsi="Courier New" w:cs="Courier New" w:hint="default"/>
+      </w:rPr>
+    </w:lvl>
+    <w:lvl w:ilvl="2" w:tplc="280A0005" w:tentative="1">
+      <w:start w:val="1"/>
+      <w:numFmt w:val="bullet"/>
+      <w:lvlText w:val=""/>
+      <w:lvlJc w:val="left"/>
+      <w:pPr>
+        <w:ind w:left="2160" w:hanging="360"/>
+      </w:pPr>
+      <w:rPr>
+        <w:rFonts w:ascii="Wingdings" w:hAnsi="Wingdings" w:hint="default"/>
+      </w:rPr>
+    </w:lvl>
+    <w:lvl w:ilvl="3" w:tplc="280A0001" w:tentative="1">
+      <w:start w:val="1"/>
+      <w:numFmt w:val="bullet"/>
+      <w:lvlText w:val=""/>
+      <w:lvlJc w:val="left"/>
+      <w:pPr>
+        <w:ind w:left="2880" w:hanging="360"/>
+      </w:pPr>
+      <w:rPr>
+        <w:rFonts w:ascii="Symbol" w:hAnsi="Symbol" w:hint="default"/>
+      </w:rPr>
+    </w:lvl>
+    <w:lvl w:ilvl="4" w:tplc="280A0003" w:tentative="1">
+      <w:start w:val="1"/>
+      <w:numFmt w:val="bullet"/>
+      <w:lvlText w:val="o"/>
+      <w:lvlJc w:val="left"/>
+      <w:pPr>
+        <w:ind w:left="3600" w:hanging="360"/>
+      </w:pPr>
+      <w:rPr>
+        <w:rFonts w:ascii="Courier New" w:hAnsi="Courier New" w:cs="Courier New" w:hint="default"/>
+      </w:rPr>
+    </w:lvl>
+    <w:lvl w:ilvl="5" w:tplc="280A0005" w:tentative="1">
+      <w:start w:val="1"/>
+      <w:numFmt w:val="bullet"/>
+      <w:lvlText w:val=""/>
+      <w:lvlJc w:val="left"/>
+      <w:pPr>
+        <w:ind w:left="4320" w:hanging="360"/>
+      </w:pPr>
+      <w:rPr>
+        <w:rFonts w:ascii="Wingdings" w:hAnsi="Wingdings" w:hint="default"/>
+      </w:rPr>
+    </w:lvl>
+    <w:lvl w:ilvl="6" w:tplc="280A0001" w:tentative="1">
+      <w:start w:val="1"/>
+      <w:numFmt w:val="bullet"/>
+      <w:lvlText w:val=""/>
+      <w:lvlJc w:val="left"/>
+      <w:pPr>
+        <w:ind w:left="5040" w:hanging="360"/>
+      </w:pPr>
+      <w:rPr>
+        <w:rFonts w:ascii="Symbol" w:hAnsi="Symbol" w:hint="default"/>
+      </w:rPr>
+    </w:lvl>
+    <w:lvl w:ilvl="7" w:tplc="280A0003" w:tentative="1">
+      <w:start w:val="1"/>
+      <w:numFmt w:val="bullet"/>
+      <w:lvlText w:val="o"/>
+      <w:lvlJc w:val="left"/>
+      <w:pPr>
+        <w:ind w:left="5760" w:hanging="360"/>
+      </w:pPr>
+      <w:rPr>
+        <w:rFonts w:ascii="Courier New" w:hAnsi="Courier New" w:cs="Courier New" w:hint="default"/>
+      </w:rPr>
+    </w:lvl>
+    <w:lvl w:ilvl="8" w:tplc="280A0005" w:tentative="1">
+      <w:start w:val="1"/>
+      <w:numFmt w:val="bullet"/>
+      <w:lvlText w:val=""/>
+      <w:lvlJc w:val="left"/>
+      <w:pPr>
+        <w:ind w:left="6480" w:hanging="360"/>
+      </w:pPr>
+      <w:rPr>
+        <w:rFonts w:ascii="Wingdings" w:hAnsi="Wingdings" w:hint="default"/>
+      </w:rPr>
+    </w:lvl>
+  </w:abstractNum>
+  <w:abstractNum w:abstractNumId="41" w15:restartNumberingAfterBreak="0">
     <w:nsid w:val="693011CC"/>
     <w:multiLevelType w:val="hybridMultilevel"/>
     <w:tmpl w:val="1A6AA9EC"/>
@@ -20974,7 +21558,7 @@
       </w:pPr>
     </w:lvl>
   </w:abstractNum>
-  <w:abstractNum w:abstractNumId="40" w15:restartNumberingAfterBreak="0">
+  <w:abstractNum w:abstractNumId="42" w15:restartNumberingAfterBreak="0">
     <w:nsid w:val="70FD5BD8"/>
     <w:multiLevelType w:val="hybridMultilevel"/>
     <w:tmpl w:val="6412A4CA"/>
@@ -21060,7 +21644,7 @@
       </w:pPr>
     </w:lvl>
   </w:abstractNum>
-  <w:abstractNum w:abstractNumId="41" w15:restartNumberingAfterBreak="0">
+  <w:abstractNum w:abstractNumId="43" w15:restartNumberingAfterBreak="0">
     <w:nsid w:val="74F47D35"/>
     <w:multiLevelType w:val="hybridMultilevel"/>
     <w:tmpl w:val="CC04513A"/>
@@ -21173,7 +21757,7 @@
       </w:rPr>
     </w:lvl>
   </w:abstractNum>
-  <w:abstractNum w:abstractNumId="42" w15:restartNumberingAfterBreak="0">
+  <w:abstractNum w:abstractNumId="44" w15:restartNumberingAfterBreak="0">
     <w:nsid w:val="7B536A7E"/>
     <w:multiLevelType w:val="hybridMultilevel"/>
     <w:tmpl w:val="6F9E6054"/>
@@ -21286,7 +21870,7 @@
       </w:rPr>
     </w:lvl>
   </w:abstractNum>
-  <w:abstractNum w:abstractNumId="43" w15:restartNumberingAfterBreak="0">
+  <w:abstractNum w:abstractNumId="45" w15:restartNumberingAfterBreak="0">
     <w:nsid w:val="7ED61F88"/>
     <w:multiLevelType w:val="multilevel"/>
     <w:tmpl w:val="C992846A"/>
@@ -21399,7 +21983,7 @@
       </w:pPr>
     </w:lvl>
   </w:abstractNum>
-  <w:abstractNum w:abstractNumId="44" w15:restartNumberingAfterBreak="0">
+  <w:abstractNum w:abstractNumId="46" w15:restartNumberingAfterBreak="0">
     <w:nsid w:val="7FED6EB8"/>
     <w:multiLevelType w:val="hybridMultilevel"/>
     <w:tmpl w:val="E95C3638"/>
@@ -21489,61 +22073,61 @@
     </w:lvl>
   </w:abstractNum>
   <w:num w:numId="1" w16cid:durableId="1641304644">
-    <w:abstractNumId w:val="13"/>
+    <w:abstractNumId w:val="14"/>
   </w:num>
   <w:num w:numId="2" w16cid:durableId="107508674">
-    <w:abstractNumId w:val="20"/>
+    <w:abstractNumId w:val="21"/>
   </w:num>
   <w:num w:numId="3" w16cid:durableId="1037704738">
-    <w:abstractNumId w:val="16"/>
+    <w:abstractNumId w:val="17"/>
   </w:num>
   <w:num w:numId="4" w16cid:durableId="770854546">
-    <w:abstractNumId w:val="16"/>
+    <w:abstractNumId w:val="17"/>
   </w:num>
   <w:num w:numId="5" w16cid:durableId="2061438233">
-    <w:abstractNumId w:val="22"/>
+    <w:abstractNumId w:val="23"/>
   </w:num>
   <w:num w:numId="6" w16cid:durableId="206528550">
-    <w:abstractNumId w:val="26"/>
+    <w:abstractNumId w:val="27"/>
   </w:num>
   <w:num w:numId="7" w16cid:durableId="331183043">
-    <w:abstractNumId w:val="27"/>
+    <w:abstractNumId w:val="28"/>
   </w:num>
   <w:num w:numId="8" w16cid:durableId="1058749717">
     <w:abstractNumId w:val="3"/>
   </w:num>
   <w:num w:numId="9" w16cid:durableId="1273979057">
+    <w:abstractNumId w:val="11"/>
+  </w:num>
+  <w:num w:numId="10" w16cid:durableId="1826554038">
+    <w:abstractNumId w:val="42"/>
+  </w:num>
+  <w:num w:numId="11" w16cid:durableId="1256204693">
+    <w:abstractNumId w:val="24"/>
+  </w:num>
+  <w:num w:numId="12" w16cid:durableId="100147255">
+    <w:abstractNumId w:val="25"/>
+  </w:num>
+  <w:num w:numId="13" w16cid:durableId="843282817">
+    <w:abstractNumId w:val="36"/>
+  </w:num>
+  <w:num w:numId="14" w16cid:durableId="742096125">
+    <w:abstractNumId w:val="8"/>
+  </w:num>
+  <w:num w:numId="15" w16cid:durableId="1510675076">
+    <w:abstractNumId w:val="46"/>
+  </w:num>
+  <w:num w:numId="16" w16cid:durableId="1404260108">
     <w:abstractNumId w:val="10"/>
   </w:num>
-  <w:num w:numId="10" w16cid:durableId="1826554038">
-    <w:abstractNumId w:val="40"/>
-  </w:num>
-  <w:num w:numId="11" w16cid:durableId="1256204693">
-    <w:abstractNumId w:val="23"/>
-  </w:num>
-  <w:num w:numId="12" w16cid:durableId="100147255">
-    <w:abstractNumId w:val="24"/>
-  </w:num>
-  <w:num w:numId="13" w16cid:durableId="843282817">
-    <w:abstractNumId w:val="35"/>
-  </w:num>
-  <w:num w:numId="14" w16cid:durableId="742096125">
-    <w:abstractNumId w:val="7"/>
-  </w:num>
-  <w:num w:numId="15" w16cid:durableId="1510675076">
-    <w:abstractNumId w:val="44"/>
-  </w:num>
-  <w:num w:numId="16" w16cid:durableId="1404260108">
-    <w:abstractNumId w:val="9"/>
-  </w:num>
   <w:num w:numId="17" w16cid:durableId="756174799">
-    <w:abstractNumId w:val="11"/>
+    <w:abstractNumId w:val="12"/>
   </w:num>
   <w:num w:numId="18" w16cid:durableId="1751080579">
-    <w:abstractNumId w:val="39"/>
+    <w:abstractNumId w:val="41"/>
   </w:num>
   <w:num w:numId="19" w16cid:durableId="443963146">
-    <w:abstractNumId w:val="38"/>
+    <w:abstractNumId w:val="39"/>
   </w:num>
   <w:num w:numId="20" w16cid:durableId="1435785057">
     <w:abstractNumId w:val="1"/>
@@ -21552,91 +22136,97 @@
     <w:abstractNumId w:val="0"/>
   </w:num>
   <w:num w:numId="22" w16cid:durableId="1007899504">
-    <w:abstractNumId w:val="15"/>
+    <w:abstractNumId w:val="16"/>
   </w:num>
   <w:num w:numId="23" w16cid:durableId="1734616518">
-    <w:abstractNumId w:val="37"/>
+    <w:abstractNumId w:val="38"/>
   </w:num>
   <w:num w:numId="24" w16cid:durableId="1909076364">
     <w:abstractNumId w:val="2"/>
   </w:num>
   <w:num w:numId="25" w16cid:durableId="155149640">
-    <w:abstractNumId w:val="31"/>
+    <w:abstractNumId w:val="32"/>
   </w:num>
   <w:num w:numId="26" w16cid:durableId="619184564">
-    <w:abstractNumId w:val="6"/>
+    <w:abstractNumId w:val="7"/>
   </w:num>
   <w:num w:numId="27" w16cid:durableId="1655834034">
-    <w:abstractNumId w:val="21"/>
+    <w:abstractNumId w:val="22"/>
   </w:num>
   <w:num w:numId="28" w16cid:durableId="1510681576">
     <w:abstractNumId w:val="4"/>
   </w:num>
   <w:num w:numId="29" w16cid:durableId="2008902287">
-    <w:abstractNumId w:val="12"/>
+    <w:abstractNumId w:val="13"/>
   </w:num>
   <w:num w:numId="30" w16cid:durableId="855536756">
-    <w:abstractNumId w:val="25"/>
+    <w:abstractNumId w:val="26"/>
   </w:num>
   <w:num w:numId="31" w16cid:durableId="800996187">
-    <w:abstractNumId w:val="34"/>
+    <w:abstractNumId w:val="35"/>
   </w:num>
   <w:num w:numId="32" w16cid:durableId="1974095939">
-    <w:abstractNumId w:val="28"/>
+    <w:abstractNumId w:val="29"/>
   </w:num>
   <w:num w:numId="33" w16cid:durableId="530536984">
-    <w:abstractNumId w:val="8"/>
+    <w:abstractNumId w:val="9"/>
   </w:num>
   <w:num w:numId="34" w16cid:durableId="2050106468">
-    <w:abstractNumId w:val="16"/>
+    <w:abstractNumId w:val="17"/>
     <w:lvlOverride w:ilvl="0">
       <w:startOverride w:val="9"/>
     </w:lvlOverride>
   </w:num>
   <w:num w:numId="35" w16cid:durableId="223757689">
-    <w:abstractNumId w:val="17"/>
+    <w:abstractNumId w:val="18"/>
   </w:num>
   <w:num w:numId="36" w16cid:durableId="859859167">
-    <w:abstractNumId w:val="30"/>
+    <w:abstractNumId w:val="31"/>
   </w:num>
   <w:num w:numId="37" w16cid:durableId="1862742871">
-    <w:abstractNumId w:val="18"/>
+    <w:abstractNumId w:val="19"/>
   </w:num>
   <w:num w:numId="38" w16cid:durableId="312607106">
-    <w:abstractNumId w:val="33"/>
+    <w:abstractNumId w:val="34"/>
   </w:num>
   <w:num w:numId="39" w16cid:durableId="1867675429">
     <w:abstractNumId w:val="5"/>
   </w:num>
   <w:num w:numId="40" w16cid:durableId="2080709772">
-    <w:abstractNumId w:val="32"/>
+    <w:abstractNumId w:val="33"/>
   </w:num>
   <w:num w:numId="41" w16cid:durableId="881749912">
-    <w:abstractNumId w:val="41"/>
+    <w:abstractNumId w:val="43"/>
   </w:num>
   <w:num w:numId="42" w16cid:durableId="780490837">
-    <w:abstractNumId w:val="19"/>
+    <w:abstractNumId w:val="20"/>
   </w:num>
   <w:num w:numId="43" w16cid:durableId="1010522474">
-    <w:abstractNumId w:val="43"/>
+    <w:abstractNumId w:val="45"/>
   </w:num>
   <w:num w:numId="44" w16cid:durableId="510681330">
-    <w:abstractNumId w:val="42"/>
+    <w:abstractNumId w:val="44"/>
   </w:num>
   <w:num w:numId="45" w16cid:durableId="231815477">
-    <w:abstractNumId w:val="16"/>
+    <w:abstractNumId w:val="17"/>
     <w:lvlOverride w:ilvl="0">
       <w:startOverride w:val="19"/>
     </w:lvlOverride>
   </w:num>
   <w:num w:numId="46" w16cid:durableId="23755108">
-    <w:abstractNumId w:val="14"/>
+    <w:abstractNumId w:val="15"/>
   </w:num>
   <w:num w:numId="47" w16cid:durableId="1462532456">
-    <w:abstractNumId w:val="29"/>
+    <w:abstractNumId w:val="30"/>
   </w:num>
   <w:num w:numId="48" w16cid:durableId="658388417">
-    <w:abstractNumId w:val="36"/>
+    <w:abstractNumId w:val="37"/>
+  </w:num>
+  <w:num w:numId="49" w16cid:durableId="1720862383">
+    <w:abstractNumId w:val="6"/>
+  </w:num>
+  <w:num w:numId="50" w16cid:durableId="324403555">
+    <w:abstractNumId w:val="40"/>
   </w:num>
 </w:numbering>
 </file>

--- a/Mayra_Carolina_Rivadeneira_Viteri/Proyecto_Mayra_Carolina_Rivadeneira_Viteri.docx
+++ b/Mayra_Carolina_Rivadeneira_Viteri/Proyecto_Mayra_Carolina_Rivadeneira_Viteri.docx
@@ -3941,7 +3941,7 @@
                 <w:noProof/>
                 <w:webHidden/>
               </w:rPr>
-              <w:t>24</w:t>
+              <w:t>27</w:t>
             </w:r>
             <w:r>
               <w:rPr>
@@ -4014,7 +4014,7 @@
                 <w:noProof/>
                 <w:webHidden/>
               </w:rPr>
-              <w:t>25</w:t>
+              <w:t>27</w:t>
             </w:r>
             <w:r>
               <w:rPr>
@@ -4088,7 +4088,7 @@
                 <w:noProof/>
                 <w:webHidden/>
               </w:rPr>
-              <w:t>25</w:t>
+              <w:t>27</w:t>
             </w:r>
             <w:r>
               <w:rPr>
@@ -4162,7 +4162,7 @@
                 <w:noProof/>
                 <w:webHidden/>
               </w:rPr>
-              <w:t>25</w:t>
+              <w:t>27</w:t>
             </w:r>
             <w:r>
               <w:rPr>
@@ -4236,7 +4236,7 @@
                 <w:noProof/>
                 <w:webHidden/>
               </w:rPr>
-              <w:t>25</w:t>
+              <w:t>28</w:t>
             </w:r>
             <w:r>
               <w:rPr>
@@ -4310,7 +4310,7 @@
                 <w:noProof/>
                 <w:webHidden/>
               </w:rPr>
-              <w:t>26</w:t>
+              <w:t>28</w:t>
             </w:r>
             <w:r>
               <w:rPr>
@@ -4384,7 +4384,7 @@
                 <w:noProof/>
                 <w:webHidden/>
               </w:rPr>
-              <w:t>26</w:t>
+              <w:t>28</w:t>
             </w:r>
             <w:r>
               <w:rPr>
@@ -4474,7 +4474,7 @@
                 <w:noProof/>
                 <w:webHidden/>
               </w:rPr>
-              <w:t>27</w:t>
+              <w:t>29</w:t>
             </w:r>
             <w:r>
               <w:rPr>
@@ -4547,7 +4547,7 @@
                 <w:noProof/>
                 <w:webHidden/>
               </w:rPr>
-              <w:t>28</w:t>
+              <w:t>32</w:t>
             </w:r>
             <w:r>
               <w:rPr>
@@ -4620,7 +4620,7 @@
                 <w:noProof/>
                 <w:webHidden/>
               </w:rPr>
-              <w:t>29</w:t>
+              <w:t>33</w:t>
             </w:r>
             <w:r>
               <w:rPr>
@@ -4680,12 +4680,6 @@
                 <w:noProof/>
                 <w:webHidden/>
               </w:rPr>
-            </w:r>
-            <w:r>
-              <w:rPr>
-                <w:noProof/>
-                <w:webHidden/>
-              </w:rPr>
               <w:fldChar w:fldCharType="separate"/>
             </w:r>
             <w:r>
@@ -4768,7 +4762,7 @@
                 <w:noProof/>
                 <w:webHidden/>
               </w:rPr>
-              <w:t>31</w:t>
+              <w:t>35</w:t>
             </w:r>
             <w:r>
               <w:rPr>
@@ -6042,7 +6036,7 @@
             <w:noProof/>
             <w:webHidden/>
           </w:rPr>
-          <w:t>32</w:t>
+          <w:t>36</w:t>
         </w:r>
         <w:r>
           <w:rPr>
@@ -6114,12 +6108,6 @@
             <w:noProof/>
             <w:webHidden/>
           </w:rPr>
-        </w:r>
-        <w:r>
-          <w:rPr>
-            <w:noProof/>
-            <w:webHidden/>
-          </w:rPr>
           <w:fldChar w:fldCharType="separate"/>
         </w:r>
         <w:r>
@@ -6195,12 +6183,6 @@
             <w:webHidden/>
           </w:rPr>
           <w:instrText xml:space="preserve"> PAGEREF _Toc224490735 \h </w:instrText>
-        </w:r>
-        <w:r>
-          <w:rPr>
-            <w:noProof/>
-            <w:webHidden/>
-          </w:rPr>
         </w:r>
         <w:r>
           <w:rPr>
@@ -6289,12 +6271,6 @@
             <w:noProof/>
             <w:webHidden/>
           </w:rPr>
-        </w:r>
-        <w:r>
-          <w:rPr>
-            <w:noProof/>
-            <w:webHidden/>
-          </w:rPr>
           <w:fldChar w:fldCharType="separate"/>
         </w:r>
         <w:r>
@@ -6377,12 +6353,6 @@
             <w:noProof/>
             <w:webHidden/>
           </w:rPr>
-        </w:r>
-        <w:r>
-          <w:rPr>
-            <w:noProof/>
-            <w:webHidden/>
-          </w:rPr>
           <w:fldChar w:fldCharType="separate"/>
         </w:r>
         <w:r>
@@ -6465,12 +6435,6 @@
             <w:noProof/>
             <w:webHidden/>
           </w:rPr>
-        </w:r>
-        <w:r>
-          <w:rPr>
-            <w:noProof/>
-            <w:webHidden/>
-          </w:rPr>
           <w:fldChar w:fldCharType="separate"/>
         </w:r>
         <w:r>
@@ -6553,12 +6517,6 @@
             <w:noProof/>
             <w:webHidden/>
           </w:rPr>
-        </w:r>
-        <w:r>
-          <w:rPr>
-            <w:noProof/>
-            <w:webHidden/>
-          </w:rPr>
           <w:fldChar w:fldCharType="separate"/>
         </w:r>
         <w:r>
@@ -6635,12 +6593,6 @@
             <w:webHidden/>
           </w:rPr>
           <w:instrText xml:space="preserve"> PAGEREF _Toc224490740 \h </w:instrText>
-        </w:r>
-        <w:r>
-          <w:rPr>
-            <w:noProof/>
-            <w:webHidden/>
-          </w:rPr>
         </w:r>
         <w:r>
           <w:rPr>
@@ -6751,7 +6703,7 @@
             <w:noProof/>
             <w:webHidden/>
           </w:rPr>
-          <w:t>32</w:t>
+          <w:t>36</w:t>
         </w:r>
         <w:r>
           <w:rPr>
@@ -8918,6 +8870,7 @@
                 <w:szCs w:val="18"/>
                 <w:lang w:val="es-PE" w:eastAsia="es-PE"/>
               </w:rPr>
+              <w:lastRenderedPageBreak/>
               <w:t>Fuentes de ingresos</w:t>
             </w:r>
           </w:p>
@@ -14625,132 +14578,17 @@
       <w:pPr>
         <w:pStyle w:val="Ttulo2"/>
         <w:rPr>
-          <w:lang w:val="es-PE" w:eastAsia="es-PE"/>
-        </w:rPr>
-      </w:pPr>
-      <w:bookmarkStart w:id="44" w:name="_Toc225609068"/>
-      <w:r>
-        <w:rPr>
-          <w:lang w:val="es-PE" w:eastAsia="es-PE"/>
-        </w:rPr>
-        <w:t>Metodología de la Investigación</w:t>
+          <w:lang w:eastAsia="es-PE"/>
+        </w:rPr>
+      </w:pPr>
+      <w:bookmarkStart w:id="44" w:name="_Toc225609071"/>
+      <w:r>
+        <w:rPr>
+          <w:lang w:eastAsia="es-PE"/>
+        </w:rPr>
+        <w:t>Métodos de investigación</w:t>
       </w:r>
       <w:bookmarkEnd w:id="44"/>
-    </w:p>
-    <w:p>
-      <w:pPr>
-        <w:rPr>
-          <w:lang w:eastAsia="es-PE"/>
-        </w:rPr>
-      </w:pPr>
-      <w:r>
-        <w:rPr>
-          <w:lang w:eastAsia="es-PE"/>
-        </w:rPr>
-        <w:t>La presente investigación se desarrolla bajo un enfoque cualitativo, ya que permite analizar y comprender las necesidades, problemáticas y oportunidades de los emprendimientos gastronómicos en relación con la aplicación de asesorías integrales. Este enfoque facilita la interpretación de la realidad desde la perspectiva de los actores involucrados.</w:t>
-      </w:r>
-    </w:p>
-    <w:p>
-      <w:pPr>
-        <w:pStyle w:val="Ttulo2"/>
-      </w:pPr>
-      <w:bookmarkStart w:id="45" w:name="_Toc225609069"/>
-      <w:r>
-        <w:t>Modalidad de la investigación</w:t>
-      </w:r>
-      <w:bookmarkEnd w:id="45"/>
-    </w:p>
-    <w:p>
-      <w:r>
-        <w:t>La investigación es de modalidad aplicada, debido a que busca resolver un problema práctico: la falta de integración entre gastronomía y marketing en los negocios de alimentos. Su finalidad es desarrollar una propuesta funcional denominada Cocina 360°.</w:t>
-      </w:r>
-    </w:p>
-    <w:p>
-      <w:pPr>
-        <w:pStyle w:val="Ttulo2"/>
-        <w:rPr>
-          <w:lang w:eastAsia="es-PE"/>
-        </w:rPr>
-      </w:pPr>
-      <w:bookmarkStart w:id="46" w:name="_Toc225609070"/>
-      <w:r>
-        <w:rPr>
-          <w:lang w:eastAsia="es-PE"/>
-        </w:rPr>
-        <w:t>Tipo de investigación</w:t>
-      </w:r>
-      <w:bookmarkEnd w:id="46"/>
-    </w:p>
-    <w:p>
-      <w:pPr>
-        <w:rPr>
-          <w:lang w:eastAsia="es-PE"/>
-        </w:rPr>
-      </w:pPr>
-      <w:r>
-        <w:rPr>
-          <w:lang w:eastAsia="es-PE"/>
-        </w:rPr>
-        <w:t>La investigación es:</w:t>
-      </w:r>
-    </w:p>
-    <w:p>
-      <w:pPr>
-        <w:pStyle w:val="Prrafodelista"/>
-        <w:numPr>
-          <w:ilvl w:val="0"/>
-          <w:numId w:val="41"/>
-        </w:numPr>
-        <w:rPr>
-          <w:lang w:eastAsia="es-PE"/>
-        </w:rPr>
-      </w:pPr>
-      <w:r>
-        <w:rPr>
-          <w:lang w:eastAsia="es-PE"/>
-        </w:rPr>
-        <w:t>Descriptiva, porque analiza las características de los negocios gastronómicos.</w:t>
-      </w:r>
-    </w:p>
-    <w:p>
-      <w:pPr>
-        <w:pStyle w:val="Prrafodelista"/>
-        <w:numPr>
-          <w:ilvl w:val="0"/>
-          <w:numId w:val="41"/>
-        </w:numPr>
-        <w:rPr>
-          <w:lang w:eastAsia="es-PE"/>
-        </w:rPr>
-      </w:pPr>
-      <w:r>
-        <w:rPr>
-          <w:lang w:eastAsia="es-PE"/>
-        </w:rPr>
-        <w:t>Explicativa, porque identifica las causas de los problemas en su gestión</w:t>
-      </w:r>
-      <w:r>
-        <w:rPr>
-          <w:lang w:eastAsia="es-PE"/>
-        </w:rPr>
-        <w:t>.</w:t>
-      </w:r>
-    </w:p>
-    <w:p>
-      <w:pPr>
-        <w:pStyle w:val="Ttulo2"/>
-        <w:rPr>
-          <w:lang w:eastAsia="es-PE"/>
-        </w:rPr>
-      </w:pPr>
-      <w:bookmarkStart w:id="47" w:name="_Toc225609071"/>
-      <w:r>
-        <w:rPr>
-          <w:lang w:eastAsia="es-PE"/>
-        </w:rPr>
-        <w:t>Métodos de investigación</w:t>
-      </w:r>
-      <w:bookmarkEnd w:id="47"/>
     </w:p>
     <w:p>
       <w:pPr>
@@ -14780,7 +14618,6 @@
         <w:rPr>
           <w:lang w:eastAsia="es-PE"/>
         </w:rPr>
-        <w:lastRenderedPageBreak/>
         <w:t>Método analítico</w:t>
       </w:r>
     </w:p>
@@ -14840,14 +14677,14 @@
           <w:lang w:eastAsia="es-PE"/>
         </w:rPr>
       </w:pPr>
-      <w:bookmarkStart w:id="48" w:name="_Toc225609072"/>
+      <w:bookmarkStart w:id="45" w:name="_Toc225609072"/>
       <w:r>
         <w:rPr>
           <w:lang w:eastAsia="es-PE"/>
         </w:rPr>
         <w:t>Técnicas de investigación</w:t>
       </w:r>
-      <w:bookmarkEnd w:id="48"/>
+      <w:bookmarkEnd w:id="45"/>
     </w:p>
     <w:p>
       <w:pPr>
@@ -14923,43 +14760,14 @@
           <w:lang w:eastAsia="es-PE"/>
         </w:rPr>
       </w:pPr>
-      <w:bookmarkStart w:id="49" w:name="_Toc225609073"/>
+      <w:bookmarkStart w:id="46" w:name="_Toc225609074"/>
       <w:r>
         <w:rPr>
           <w:lang w:eastAsia="es-PE"/>
         </w:rPr>
-        <w:t>Población y muestra</w:t>
-      </w:r>
-      <w:bookmarkEnd w:id="49"/>
-    </w:p>
-    <w:p>
-      <w:pPr>
-        <w:rPr>
-          <w:lang w:eastAsia="es-PE"/>
-        </w:rPr>
-      </w:pPr>
-      <w:r>
-        <w:rPr>
-          <w:lang w:eastAsia="es-PE"/>
-        </w:rPr>
-        <w:t>La población está conformada por emprendimientos gastronómicos. La muestra incluye negocios seleccionados según criterios como tipo de servicio, tamaño y ubicación.</w:t>
-      </w:r>
-    </w:p>
-    <w:p>
-      <w:pPr>
-        <w:pStyle w:val="Ttulo2"/>
-        <w:rPr>
-          <w:lang w:eastAsia="es-PE"/>
-        </w:rPr>
-      </w:pPr>
-      <w:bookmarkStart w:id="50" w:name="_Toc225609074"/>
-      <w:r>
-        <w:rPr>
-          <w:lang w:eastAsia="es-PE"/>
-        </w:rPr>
         <w:t>Delimitación de la investigación</w:t>
       </w:r>
-      <w:bookmarkEnd w:id="50"/>
+      <w:bookmarkEnd w:id="46"/>
     </w:p>
     <w:p>
       <w:pPr>
@@ -15053,7 +14861,7 @@
           <w:lang w:eastAsia="es-PE"/>
         </w:rPr>
       </w:pPr>
-      <w:bookmarkStart w:id="51" w:name="_Toc225609075"/>
+      <w:bookmarkStart w:id="47" w:name="_Toc225609075"/>
       <w:r>
         <w:rPr>
           <w:lang w:val="es-PE" w:eastAsia="es-PE"/>
@@ -15067,7 +14875,7 @@
         </w:rPr>
         <w:t>ARCO METODOLÓGICO</w:t>
       </w:r>
-      <w:bookmarkEnd w:id="51"/>
+      <w:bookmarkEnd w:id="47"/>
     </w:p>
     <w:p>
       <w:pPr>
@@ -15146,7 +14954,7 @@
         <w:rPr>
           <w:lang w:val="es-PE" w:eastAsia="es-PE"/>
         </w:rPr>
-        <w:t>El tipo de investigación es descriptiva, ya que se enfoca en analizar y detallar las características del mercado objetivo, identificando necesidades, tendencias y oportunidades dentro del sector gastronómico.</w:t>
+        <w:t>El estudio es de tipo descriptivo, ya que tiene como finalidad analizar y detallar las características del mercado y de los emprendimientos gastronómicos.</w:t>
       </w:r>
     </w:p>
     <w:p>
@@ -15159,7 +14967,7 @@
         <w:rPr>
           <w:lang w:val="es-PE" w:eastAsia="es-PE"/>
         </w:rPr>
-        <w:t>También presenta un alcance exploratorio, debido a que aborda un enfoque innovador al integrar gastronomía, marketing digital y experiencias sensoriales, lo cual permite generar nuevas perspectivas dentro del desarrollo de emprendimientos gastronómicos.</w:t>
+        <w:t>Además, es una investigación de campo, debido a que la información se obtiene directamente de los potenciales clientes mediante la aplicación de instrumentos como encuestas y entrevistas, permitiendo conocer la realidad del entorno en el que se desarrollará el proyecto.</w:t>
       </w:r>
     </w:p>
     <w:p>
@@ -15227,7 +15035,7 @@
         <w:rPr>
           <w:lang w:val="es-PE" w:eastAsia="es-PE"/>
         </w:rPr>
-        <w:t>La población está conformada por personas interesadas en el ámbito gastronómico, tales como emprendedores, estudiantes de cocina, propietarios de negocios y público en general con afinidad por la gastronomía.</w:t>
+        <w:t>La población está conformada por emprendedores gastronómicos, propietarios de restaurantes, estudiantes de gastronomía y personas interesadas en iniciar un negocio culinario.</w:t>
       </w:r>
     </w:p>
     <w:p>
@@ -15240,7 +15048,80 @@
         <w:rPr>
           <w:lang w:val="es-PE" w:eastAsia="es-PE"/>
         </w:rPr>
-        <w:t>La muestra se selecciona de manera no probabilística, considerando criterios como accesibilidad y disposición de los encuestados. Esto permite obtener información relevante de un segmento representativo del mercado objetivo.</w:t>
+        <w:t>La muestra se selecciona de manera no probabilística, considerando criterios como:</w:t>
+      </w:r>
+    </w:p>
+    <w:p>
+      <w:pPr>
+        <w:pStyle w:val="Prrafodelista"/>
+        <w:numPr>
+          <w:ilvl w:val="0"/>
+          <w:numId w:val="52"/>
+        </w:numPr>
+        <w:rPr>
+          <w:lang w:val="es-PE" w:eastAsia="es-PE"/>
+        </w:rPr>
+      </w:pPr>
+      <w:r>
+        <w:rPr>
+          <w:lang w:val="es-PE" w:eastAsia="es-PE"/>
+        </w:rPr>
+        <w:t xml:space="preserve">Interés en el sector gastronómico </w:t>
+      </w:r>
+    </w:p>
+    <w:p>
+      <w:pPr>
+        <w:pStyle w:val="Prrafodelista"/>
+        <w:numPr>
+          <w:ilvl w:val="0"/>
+          <w:numId w:val="52"/>
+        </w:numPr>
+        <w:rPr>
+          <w:lang w:val="es-PE" w:eastAsia="es-PE"/>
+        </w:rPr>
+      </w:pPr>
+      <w:r>
+        <w:rPr>
+          <w:lang w:val="es-PE" w:eastAsia="es-PE"/>
+        </w:rPr>
+        <w:t xml:space="preserve">Uso de redes sociales </w:t>
+      </w:r>
+    </w:p>
+    <w:p>
+      <w:pPr>
+        <w:pStyle w:val="Prrafodelista"/>
+        <w:numPr>
+          <w:ilvl w:val="0"/>
+          <w:numId w:val="52"/>
+        </w:numPr>
+        <w:rPr>
+          <w:lang w:val="es-PE" w:eastAsia="es-PE"/>
+        </w:rPr>
+      </w:pPr>
+      <w:r>
+        <w:rPr>
+          <w:lang w:val="es-PE" w:eastAsia="es-PE"/>
+        </w:rPr>
+        <w:t xml:space="preserve">Necesidad de asesoría en gestión o marketing </w:t>
+      </w:r>
+    </w:p>
+    <w:p>
+      <w:pPr>
+        <w:rPr>
+          <w:lang w:val="es-PE" w:eastAsia="es-PE"/>
+        </w:rPr>
+      </w:pPr>
+      <w:r>
+        <w:rPr>
+          <w:lang w:val="es-PE" w:eastAsia="es-PE"/>
+        </w:rPr>
+        <w:t>Esto permite enfocar el estudio en un segmento relevante para el proyecto</w:t>
+      </w:r>
+      <w:r>
+        <w:rPr>
+          <w:lang w:val="es-PE" w:eastAsia="es-PE"/>
+        </w:rPr>
+        <w:t>.</w:t>
       </w:r>
     </w:p>
     <w:p>
@@ -15263,14 +15144,533 @@
           <w:lang w:eastAsia="es-PE"/>
         </w:rPr>
       </w:pPr>
+      <w:r>
+        <w:rPr>
+          <w:lang w:eastAsia="es-PE"/>
+        </w:rPr>
+        <w:t xml:space="preserve">Para la obtención de información relevante en el desarrollo del proyecto </w:t>
+      </w:r>
+      <w:r>
+        <w:rPr>
+          <w:i/>
+          <w:iCs/>
+          <w:lang w:eastAsia="es-PE"/>
+        </w:rPr>
+        <w:t>Cocina 360°</w:t>
+      </w:r>
+      <w:r>
+        <w:rPr>
+          <w:lang w:eastAsia="es-PE"/>
+        </w:rPr>
+        <w:t xml:space="preserve">, se emplean diversas técnicas e instrumentos que permiten recopilar datos confiables y </w:t>
+      </w:r>
+      <w:r>
+        <w:rPr>
+          <w:lang w:eastAsia="es-PE"/>
+        </w:rPr>
+        <w:lastRenderedPageBreak/>
+        <w:t>útiles para el análisis del mercado.</w:t>
+      </w:r>
+    </w:p>
+    <w:p>
+      <w:pPr>
+        <w:rPr>
+          <w:lang w:val="es-PE" w:eastAsia="es-PE"/>
+        </w:rPr>
+      </w:pPr>
+      <w:r>
+        <w:rPr>
+          <w:lang w:val="es-PE" w:eastAsia="es-PE"/>
+        </w:rPr>
+        <w:t>Técnicas:</w:t>
+      </w:r>
+    </w:p>
+    <w:p>
+      <w:pPr>
+        <w:pStyle w:val="Prrafodelista"/>
+        <w:numPr>
+          <w:ilvl w:val="0"/>
+          <w:numId w:val="55"/>
+        </w:numPr>
+        <w:rPr>
+          <w:lang w:val="es-PE" w:eastAsia="es-PE"/>
+        </w:rPr>
+      </w:pPr>
+      <w:r>
+        <w:rPr>
+          <w:lang w:val="es-PE" w:eastAsia="es-PE"/>
+        </w:rPr>
+        <w:t xml:space="preserve">Encuesta: Aplicada a potenciales clientes del sector gastronómico con el fin de identificar necesidades, preferencias y nivel de aceptación del servicio. </w:t>
+      </w:r>
+    </w:p>
+    <w:p>
+      <w:pPr>
+        <w:pStyle w:val="Prrafodelista"/>
+        <w:numPr>
+          <w:ilvl w:val="0"/>
+          <w:numId w:val="55"/>
+        </w:numPr>
+        <w:rPr>
+          <w:lang w:val="es-PE" w:eastAsia="es-PE"/>
+        </w:rPr>
+      </w:pPr>
+      <w:r>
+        <w:rPr>
+          <w:lang w:val="es-PE" w:eastAsia="es-PE"/>
+        </w:rPr>
+        <w:t xml:space="preserve">Entrevista: Dirigida a emprendedores y actores del sector gastronómico para conocer problemáticas reales en la gestión de sus negocios. </w:t>
+      </w:r>
+    </w:p>
+    <w:p>
+      <w:pPr>
+        <w:pStyle w:val="Prrafodelista"/>
+        <w:numPr>
+          <w:ilvl w:val="0"/>
+          <w:numId w:val="55"/>
+        </w:numPr>
+        <w:rPr>
+          <w:lang w:val="es-PE" w:eastAsia="es-PE"/>
+        </w:rPr>
+      </w:pPr>
+      <w:r>
+        <w:rPr>
+          <w:lang w:val="es-PE" w:eastAsia="es-PE"/>
+        </w:rPr>
+        <w:t xml:space="preserve">Observación: Permite analizar comportamientos, tendencias y dinámicas del mercado gastronómico. </w:t>
+      </w:r>
+    </w:p>
+    <w:p>
+      <w:pPr>
+        <w:rPr>
+          <w:lang w:val="es-PE" w:eastAsia="es-PE"/>
+        </w:rPr>
+      </w:pPr>
+      <w:r>
+        <w:rPr>
+          <w:lang w:val="es-PE" w:eastAsia="es-PE"/>
+        </w:rPr>
+        <w:t>Instrumentos:</w:t>
+      </w:r>
+    </w:p>
+    <w:p>
+      <w:pPr>
+        <w:pStyle w:val="Prrafodelista"/>
+        <w:numPr>
+          <w:ilvl w:val="0"/>
+          <w:numId w:val="56"/>
+        </w:numPr>
+        <w:rPr>
+          <w:lang w:val="es-PE" w:eastAsia="es-PE"/>
+        </w:rPr>
+      </w:pPr>
+      <w:r>
+        <w:rPr>
+          <w:lang w:val="es-PE" w:eastAsia="es-PE"/>
+        </w:rPr>
+        <w:t xml:space="preserve">Cuestionario estructurado: Compuesto por preguntas cerradas y de opción múltiple, utilizado en la aplicación de encuestas. </w:t>
+      </w:r>
+    </w:p>
+    <w:p>
+      <w:pPr>
+        <w:pStyle w:val="Prrafodelista"/>
+        <w:numPr>
+          <w:ilvl w:val="0"/>
+          <w:numId w:val="56"/>
+        </w:numPr>
+        <w:rPr>
+          <w:lang w:val="es-PE" w:eastAsia="es-PE"/>
+        </w:rPr>
+      </w:pPr>
+      <w:r>
+        <w:rPr>
+          <w:lang w:val="es-PE" w:eastAsia="es-PE"/>
+        </w:rPr>
+        <w:t xml:space="preserve">Guía de entrevista: Documento que orienta la conversación con los entrevistados para obtener información específica. </w:t>
+      </w:r>
+    </w:p>
+    <w:p>
+      <w:pPr>
+        <w:pStyle w:val="Prrafodelista"/>
+        <w:numPr>
+          <w:ilvl w:val="0"/>
+          <w:numId w:val="56"/>
+        </w:numPr>
+        <w:rPr>
+          <w:lang w:val="es-PE" w:eastAsia="es-PE"/>
+        </w:rPr>
+      </w:pPr>
+      <w:r>
+        <w:rPr>
+          <w:lang w:val="es-PE" w:eastAsia="es-PE"/>
+        </w:rPr>
+        <w:t xml:space="preserve">Ficha de observación: Utilizada para registrar información relevante del entorno y comportamiento del mercado. </w:t>
+      </w:r>
+    </w:p>
+    <w:p>
+      <w:pPr>
+        <w:rPr>
+          <w:lang w:val="es-PE" w:eastAsia="es-PE"/>
+        </w:rPr>
+      </w:pPr>
+      <w:r>
+        <w:rPr>
+          <w:lang w:val="es-PE" w:eastAsia="es-PE"/>
+        </w:rPr>
+        <w:t>Estos elementos permiten una recolección sistemática de datos que respalda el desarrollo del proyecto.</w:t>
+      </w:r>
+    </w:p>
+    <w:p>
+      <w:pPr>
+        <w:rPr>
+          <w:lang w:val="es-PE" w:eastAsia="es-PE"/>
+        </w:rPr>
+      </w:pPr>
+    </w:p>
+    <w:p>
+      <w:pPr>
+        <w:rPr>
+          <w:lang w:eastAsia="es-PE"/>
+        </w:rPr>
+      </w:pPr>
+    </w:p>
+    <w:p>
+      <w:pPr>
+        <w:rPr>
+          <w:lang w:eastAsia="es-PE"/>
+        </w:rPr>
+      </w:pPr>
+    </w:p>
+    <w:p>
+      <w:pPr>
+        <w:pStyle w:val="Ttulo2"/>
+        <w:rPr>
+          <w:lang w:eastAsia="es-PE"/>
+        </w:rPr>
+      </w:pPr>
       <w:proofErr w:type="spellStart"/>
       <w:r>
         <w:rPr>
           <w:lang w:eastAsia="es-PE"/>
         </w:rPr>
-        <w:t>Vzxvzxv</w:t>
+        <w:lastRenderedPageBreak/>
+        <w:t>Modelo</w:t>
       </w:r>
       <w:proofErr w:type="spellEnd"/>
+      <w:r>
+        <w:rPr>
+          <w:lang w:eastAsia="es-PE"/>
+        </w:rPr>
+        <w:t xml:space="preserve"> metodológico CANVAS</w:t>
+      </w:r>
+    </w:p>
+    <w:p>
+      <w:pPr>
+        <w:rPr>
+          <w:lang w:val="es-PE" w:eastAsia="es-PE"/>
+        </w:rPr>
+      </w:pPr>
+      <w:r>
+        <w:rPr>
+          <w:lang w:val="es-PE" w:eastAsia="es-PE"/>
+        </w:rPr>
+        <w:t xml:space="preserve">El proyecto Cocina 360° se estructura mediante el uso del modelo de negocio Business </w:t>
+      </w:r>
+      <w:proofErr w:type="spellStart"/>
+      <w:r>
+        <w:rPr>
+          <w:lang w:val="es-PE" w:eastAsia="es-PE"/>
+        </w:rPr>
+        <w:t>Model</w:t>
+      </w:r>
+      <w:proofErr w:type="spellEnd"/>
+      <w:r>
+        <w:rPr>
+          <w:lang w:val="es-PE" w:eastAsia="es-PE"/>
+        </w:rPr>
+        <w:t xml:space="preserve"> </w:t>
+      </w:r>
+      <w:r>
+        <w:rPr>
+          <w:lang w:val="es-PE" w:eastAsia="es-PE"/>
+        </w:rPr>
+        <w:t>CANVAS</w:t>
+      </w:r>
+      <w:r>
+        <w:rPr>
+          <w:lang w:val="es-PE" w:eastAsia="es-PE"/>
+        </w:rPr>
+        <w:t>, el cual permite visualizar de manera integral los componentes clave del emprendimiento.</w:t>
+      </w:r>
+    </w:p>
+    <w:p>
+      <w:pPr>
+        <w:rPr>
+          <w:lang w:val="es-PE" w:eastAsia="es-PE"/>
+        </w:rPr>
+      </w:pPr>
+      <w:r>
+        <w:rPr>
+          <w:lang w:val="es-PE" w:eastAsia="es-PE"/>
+        </w:rPr>
+        <w:t>Este modelo facilita la organización estratégica del negocio a través de nueve bloques fundamentales:</w:t>
+      </w:r>
+    </w:p>
+    <w:p>
+      <w:pPr>
+        <w:numPr>
+          <w:ilvl w:val="0"/>
+          <w:numId w:val="57"/>
+        </w:numPr>
+        <w:rPr>
+          <w:lang w:val="es-PE" w:eastAsia="es-PE"/>
+        </w:rPr>
+      </w:pPr>
+      <w:r>
+        <w:rPr>
+          <w:b/>
+          <w:bCs/>
+          <w:lang w:val="es-PE" w:eastAsia="es-PE"/>
+        </w:rPr>
+        <w:t>Segmento de clientes:</w:t>
+      </w:r>
+      <w:r>
+        <w:rPr>
+          <w:lang w:val="es-PE" w:eastAsia="es-PE"/>
+        </w:rPr>
+        <w:t xml:space="preserve"> Emprendedores gastronómicos, estudiantes de cocina y propietarios de negocios que requieren asesoría. </w:t>
+      </w:r>
+    </w:p>
+    <w:p>
+      <w:pPr>
+        <w:numPr>
+          <w:ilvl w:val="0"/>
+          <w:numId w:val="57"/>
+        </w:numPr>
+        <w:rPr>
+          <w:lang w:val="es-PE" w:eastAsia="es-PE"/>
+        </w:rPr>
+      </w:pPr>
+      <w:r>
+        <w:rPr>
+          <w:b/>
+          <w:bCs/>
+          <w:lang w:val="es-PE" w:eastAsia="es-PE"/>
+        </w:rPr>
+        <w:t>Propuesta de valor:</w:t>
+      </w:r>
+      <w:r>
+        <w:rPr>
+          <w:lang w:val="es-PE" w:eastAsia="es-PE"/>
+        </w:rPr>
+        <w:t xml:space="preserve"> Asesoría gastronómica integral que combina conocimientos técnicos, gestión y marketing digital. </w:t>
+      </w:r>
+    </w:p>
+    <w:p>
+      <w:pPr>
+        <w:numPr>
+          <w:ilvl w:val="0"/>
+          <w:numId w:val="57"/>
+        </w:numPr>
+        <w:rPr>
+          <w:lang w:val="es-PE" w:eastAsia="es-PE"/>
+        </w:rPr>
+      </w:pPr>
+      <w:r>
+        <w:rPr>
+          <w:b/>
+          <w:bCs/>
+          <w:lang w:val="es-PE" w:eastAsia="es-PE"/>
+        </w:rPr>
+        <w:t>Canales:</w:t>
+      </w:r>
+      <w:r>
+        <w:rPr>
+          <w:lang w:val="es-PE" w:eastAsia="es-PE"/>
+        </w:rPr>
+        <w:t xml:space="preserve"> Redes sociales, plataformas digitales y atención personalizada. </w:t>
+      </w:r>
+    </w:p>
+    <w:p>
+      <w:pPr>
+        <w:numPr>
+          <w:ilvl w:val="0"/>
+          <w:numId w:val="57"/>
+        </w:numPr>
+        <w:rPr>
+          <w:lang w:val="es-PE" w:eastAsia="es-PE"/>
+        </w:rPr>
+      </w:pPr>
+      <w:r>
+        <w:rPr>
+          <w:b/>
+          <w:bCs/>
+          <w:lang w:val="es-PE" w:eastAsia="es-PE"/>
+        </w:rPr>
+        <w:t>Relación con clientes:</w:t>
+      </w:r>
+      <w:r>
+        <w:rPr>
+          <w:lang w:val="es-PE" w:eastAsia="es-PE"/>
+        </w:rPr>
+        <w:t xml:space="preserve"> Atención personalizada, acompañamiento continuo y asesorías adaptadas a cada necesidad. </w:t>
+      </w:r>
+    </w:p>
+    <w:p>
+      <w:pPr>
+        <w:numPr>
+          <w:ilvl w:val="0"/>
+          <w:numId w:val="57"/>
+        </w:numPr>
+        <w:rPr>
+          <w:lang w:val="es-PE" w:eastAsia="es-PE"/>
+        </w:rPr>
+      </w:pPr>
+      <w:r>
+        <w:rPr>
+          <w:b/>
+          <w:bCs/>
+          <w:lang w:val="es-PE" w:eastAsia="es-PE"/>
+        </w:rPr>
+        <w:t>Fuentes de ingresos:</w:t>
+      </w:r>
+      <w:r>
+        <w:rPr>
+          <w:lang w:val="es-PE" w:eastAsia="es-PE"/>
+        </w:rPr>
+        <w:t xml:space="preserve"> Pago por asesorías, capacitaciones y servicios especializados. </w:t>
+      </w:r>
+    </w:p>
+    <w:p>
+      <w:pPr>
+        <w:numPr>
+          <w:ilvl w:val="0"/>
+          <w:numId w:val="57"/>
+        </w:numPr>
+        <w:rPr>
+          <w:lang w:val="es-PE" w:eastAsia="es-PE"/>
+        </w:rPr>
+      </w:pPr>
+      <w:r>
+        <w:rPr>
+          <w:b/>
+          <w:bCs/>
+          <w:lang w:val="es-PE" w:eastAsia="es-PE"/>
+        </w:rPr>
+        <w:t>Recursos clave:</w:t>
+      </w:r>
+      <w:r>
+        <w:rPr>
+          <w:lang w:val="es-PE" w:eastAsia="es-PE"/>
+        </w:rPr>
+        <w:t xml:space="preserve"> Conocimientos técnicos, herramientas digitales y talento humano. </w:t>
+      </w:r>
+    </w:p>
+    <w:p>
+      <w:pPr>
+        <w:numPr>
+          <w:ilvl w:val="0"/>
+          <w:numId w:val="57"/>
+        </w:numPr>
+        <w:rPr>
+          <w:lang w:val="es-PE" w:eastAsia="es-PE"/>
+        </w:rPr>
+      </w:pPr>
+      <w:r>
+        <w:rPr>
+          <w:b/>
+          <w:bCs/>
+          <w:lang w:val="es-PE" w:eastAsia="es-PE"/>
+        </w:rPr>
+        <w:t>Actividades clave:</w:t>
+      </w:r>
+      <w:r>
+        <w:rPr>
+          <w:lang w:val="es-PE" w:eastAsia="es-PE"/>
+        </w:rPr>
+        <w:t xml:space="preserve"> Capacitación, asesoría, creación de contenido y desarrollo de estrategias. </w:t>
+      </w:r>
+    </w:p>
+    <w:p>
+      <w:pPr>
+        <w:numPr>
+          <w:ilvl w:val="0"/>
+          <w:numId w:val="57"/>
+        </w:numPr>
+        <w:rPr>
+          <w:lang w:val="es-PE" w:eastAsia="es-PE"/>
+        </w:rPr>
+      </w:pPr>
+      <w:r>
+        <w:rPr>
+          <w:b/>
+          <w:bCs/>
+          <w:lang w:val="es-PE" w:eastAsia="es-PE"/>
+        </w:rPr>
+        <w:t>Socios clave:</w:t>
+      </w:r>
+      <w:r>
+        <w:rPr>
+          <w:lang w:val="es-PE" w:eastAsia="es-PE"/>
+        </w:rPr>
+        <w:t xml:space="preserve"> Proveedores, agencias de marketing, diseñadores y plataformas </w:t>
+      </w:r>
+      <w:r>
+        <w:rPr>
+          <w:lang w:val="es-PE" w:eastAsia="es-PE"/>
+        </w:rPr>
+        <w:lastRenderedPageBreak/>
+        <w:t xml:space="preserve">tecnológicas. </w:t>
+      </w:r>
+    </w:p>
+    <w:p>
+      <w:pPr>
+        <w:numPr>
+          <w:ilvl w:val="0"/>
+          <w:numId w:val="57"/>
+        </w:numPr>
+        <w:rPr>
+          <w:lang w:val="es-PE" w:eastAsia="es-PE"/>
+        </w:rPr>
+      </w:pPr>
+      <w:r>
+        <w:rPr>
+          <w:b/>
+          <w:bCs/>
+          <w:lang w:val="es-PE" w:eastAsia="es-PE"/>
+        </w:rPr>
+        <w:t>Estructura de costos:</w:t>
+      </w:r>
+      <w:r>
+        <w:rPr>
+          <w:lang w:val="es-PE" w:eastAsia="es-PE"/>
+        </w:rPr>
+        <w:t xml:space="preserve"> Costos fijos y variables asociados a la operación del servicio. </w:t>
+      </w:r>
+    </w:p>
+    <w:p>
+      <w:pPr>
+        <w:rPr>
+          <w:lang w:val="es-PE" w:eastAsia="es-PE"/>
+        </w:rPr>
+      </w:pPr>
+      <w:r>
+        <w:rPr>
+          <w:lang w:val="es-PE" w:eastAsia="es-PE"/>
+        </w:rPr>
+        <w:t xml:space="preserve">El uso del modelo </w:t>
+      </w:r>
+      <w:r>
+        <w:rPr>
+          <w:lang w:val="es-PE" w:eastAsia="es-PE"/>
+        </w:rPr>
+        <w:t xml:space="preserve">CANVAS </w:t>
+      </w:r>
+      <w:r>
+        <w:rPr>
+          <w:lang w:val="es-PE" w:eastAsia="es-PE"/>
+        </w:rPr>
+        <w:t>permite estructurar el negocio de forma clara, facilitando la toma de decisiones estratégicas y la identificación de oportunidades de mejora.</w:t>
+      </w:r>
     </w:p>
     <w:p>
       <w:pPr>
@@ -15283,36 +15683,6 @@
         <w:rPr>
           <w:lang w:eastAsia="es-PE"/>
         </w:rPr>
-        <w:t>Modelo metodológico CANVAS</w:t>
-      </w:r>
-    </w:p>
-    <w:p>
-      <w:pPr>
-        <w:rPr>
-          <w:lang w:eastAsia="es-PE"/>
-        </w:rPr>
-      </w:pPr>
-      <w:proofErr w:type="spellStart"/>
-      <w:r>
-        <w:rPr>
-          <w:lang w:eastAsia="es-PE"/>
-        </w:rPr>
-        <w:t>Fsdfsfsa</w:t>
-      </w:r>
-      <w:proofErr w:type="spellEnd"/>
-    </w:p>
-    <w:p>
-      <w:pPr>
-        <w:pStyle w:val="Ttulo2"/>
-        <w:rPr>
-          <w:lang w:eastAsia="es-PE"/>
-        </w:rPr>
-      </w:pPr>
-      <w:r>
-        <w:rPr>
-          <w:lang w:eastAsia="es-PE"/>
-        </w:rPr>
-        <w:lastRenderedPageBreak/>
         <w:t>Procesamiento y análisis de la información</w:t>
       </w:r>
     </w:p>
@@ -15322,13 +15692,12 @@
           <w:lang w:val="es-PE" w:eastAsia="es-PE"/>
         </w:rPr>
       </w:pPr>
-    </w:p>
-    <w:p>
-      <w:pPr>
+      <w:r>
         <w:rPr>
           <w:lang w:val="es-PE" w:eastAsia="es-PE"/>
         </w:rPr>
-      </w:pPr>
+        <w:t>Una vez recolectados los datos a través de las encuestas aplicadas, la información fue ordenada y sistematizada utilizando herramientas básicas de análisis, lo que permitió estructurar los resultados de manera clara y comprensible.</w:t>
+      </w:r>
     </w:p>
     <w:p>
       <w:pPr>
@@ -15336,13 +15705,12 @@
           <w:lang w:val="es-PE" w:eastAsia="es-PE"/>
         </w:rPr>
       </w:pPr>
-    </w:p>
-    <w:p>
-      <w:pPr>
+      <w:r>
         <w:rPr>
           <w:lang w:val="es-PE" w:eastAsia="es-PE"/>
         </w:rPr>
-      </w:pPr>
+        <w:t>Posteriormente, los datos obtenidos fueron representados mediante tablas y gráficos estadísticos, facilitando su interpretación y permitiendo identificar patrones, comportamientos y tendencias dentro del mercado objetivo.</w:t>
+      </w:r>
     </w:p>
     <w:p>
       <w:pPr>
@@ -15350,24 +15718,51 @@
           <w:lang w:val="es-PE" w:eastAsia="es-PE"/>
         </w:rPr>
       </w:pPr>
-    </w:p>
-    <w:p>
-      <w:pPr>
+      <w:r>
         <w:rPr>
           <w:lang w:val="es-PE" w:eastAsia="es-PE"/>
         </w:rPr>
-      </w:pPr>
-    </w:p>
-    <w:p>
-      <w:pPr>
-        <w:rPr>
+        <w:t xml:space="preserve">El análisis realizado hizo posible reconocer las necesidades y preferencias de los potenciales clientes, así como medir el grado de aceptación del servicio propuesto. Además, permitió evaluar la viabilidad del proyecto </w:t>
+      </w:r>
+      <w:r>
+        <w:rPr>
+          <w:i/>
+          <w:iCs/>
           <w:lang w:val="es-PE" w:eastAsia="es-PE"/>
         </w:rPr>
-      </w:pPr>
+        <w:t>Cocina 360°</w:t>
+      </w:r>
       <w:r>
         <w:rPr>
           <w:lang w:val="es-PE" w:eastAsia="es-PE"/>
         </w:rPr>
+        <w:t>, proporcionando información relevante para la toma de decisiones estratégicas y el desarrollo del emprendimiento.</w:t>
+      </w:r>
+    </w:p>
+    <w:p>
+      <w:pPr>
+        <w:rPr>
+          <w:lang w:val="es-PE" w:eastAsia="es-PE"/>
+        </w:rPr>
+      </w:pPr>
+    </w:p>
+    <w:p>
+      <w:pPr>
+        <w:rPr>
+          <w:lang w:val="es-PE" w:eastAsia="es-PE"/>
+        </w:rPr>
+      </w:pPr>
+    </w:p>
+    <w:p>
+      <w:pPr>
+        <w:rPr>
+          <w:lang w:val="es-PE" w:eastAsia="es-PE"/>
+        </w:rPr>
+      </w:pPr>
+      <w:r>
+        <w:rPr>
+          <w:lang w:val="es-PE" w:eastAsia="es-PE"/>
+        </w:rPr>
         <w:t>.</w:t>
       </w:r>
       <w:r>
@@ -15381,12 +15776,12 @@
       <w:pPr>
         <w:pStyle w:val="Ttulo1"/>
       </w:pPr>
-      <w:bookmarkStart w:id="52" w:name="_Toc225609076"/>
+      <w:bookmarkStart w:id="48" w:name="_Toc225609076"/>
       <w:r>
         <w:lastRenderedPageBreak/>
         <w:t>CONCLUSIONES</w:t>
       </w:r>
-      <w:bookmarkEnd w:id="52"/>
+      <w:bookmarkEnd w:id="48"/>
     </w:p>
     <w:p>
       <w:pPr>
@@ -15482,12 +15877,12 @@
       <w:pPr>
         <w:pStyle w:val="Ttulo1"/>
       </w:pPr>
-      <w:bookmarkStart w:id="53" w:name="_Toc225609077"/>
+      <w:bookmarkStart w:id="49" w:name="_Toc225609077"/>
       <w:r>
         <w:lastRenderedPageBreak/>
         <w:t>RECOMENDACIONES</w:t>
       </w:r>
-      <w:bookmarkEnd w:id="53"/>
+      <w:bookmarkEnd w:id="49"/>
     </w:p>
     <w:p>
       <w:pPr>
@@ -15851,12 +16246,12 @@
           <w:numId w:val="45"/>
         </w:numPr>
       </w:pPr>
-      <w:bookmarkStart w:id="54" w:name="_Toc225609079"/>
+      <w:bookmarkStart w:id="50" w:name="_Toc225609079"/>
       <w:r>
         <w:lastRenderedPageBreak/>
         <w:t>ANEXOS</w:t>
       </w:r>
-      <w:bookmarkEnd w:id="54"/>
+      <w:bookmarkEnd w:id="50"/>
     </w:p>
     <w:p>
       <w:pPr>
@@ -16012,7 +16407,7 @@
       <w:pPr>
         <w:pStyle w:val="FigureStyle"/>
       </w:pPr>
-      <w:bookmarkStart w:id="55" w:name="_Toc224490733"/>
+      <w:bookmarkStart w:id="51" w:name="_Toc224490733"/>
       <w:r>
         <w:rPr>
           <w:b/>
@@ -16078,7 +16473,7 @@
       <w:r>
         <w:t>referencias del consumidor</w:t>
       </w:r>
-      <w:bookmarkEnd w:id="55"/>
+      <w:bookmarkEnd w:id="51"/>
     </w:p>
     <w:p>
       <w:pPr>
@@ -16165,7 +16560,7 @@
           <w:iCs/>
         </w:rPr>
       </w:pPr>
-      <w:bookmarkStart w:id="56" w:name="_Toc224490741"/>
+      <w:bookmarkStart w:id="52" w:name="_Toc224490741"/>
     </w:p>
     <w:p>
       <w:pPr>
@@ -16282,7 +16677,7 @@
         </w:rPr>
         <w:t>Cocina 360°</w:t>
       </w:r>
-      <w:bookmarkEnd w:id="56"/>
+      <w:bookmarkEnd w:id="52"/>
     </w:p>
     <w:p>
       <w:pPr>
@@ -17176,6 +17571,268 @@
     </w:lvl>
   </w:abstractNum>
   <w:abstractNum w:abstractNumId="3" w15:restartNumberingAfterBreak="0">
+    <w:nsid w:val="0C88785C"/>
+    <w:multiLevelType w:val="multilevel"/>
+    <w:tmpl w:val="45486CB0"/>
+    <w:lvl w:ilvl="0">
+      <w:start w:val="1"/>
+      <w:numFmt w:val="bullet"/>
+      <w:lvlText w:val=""/>
+      <w:lvlJc w:val="left"/>
+      <w:pPr>
+        <w:tabs>
+          <w:tab w:val="num" w:pos="720"/>
+        </w:tabs>
+        <w:ind w:left="720" w:hanging="360"/>
+      </w:pPr>
+      <w:rPr>
+        <w:rFonts w:ascii="Symbol" w:hAnsi="Symbol" w:hint="default"/>
+        <w:sz w:val="20"/>
+      </w:rPr>
+    </w:lvl>
+    <w:lvl w:ilvl="1" w:tentative="1">
+      <w:start w:val="1"/>
+      <w:numFmt w:val="bullet"/>
+      <w:lvlText w:val="o"/>
+      <w:lvlJc w:val="left"/>
+      <w:pPr>
+        <w:tabs>
+          <w:tab w:val="num" w:pos="1440"/>
+        </w:tabs>
+        <w:ind w:left="1440" w:hanging="360"/>
+      </w:pPr>
+      <w:rPr>
+        <w:rFonts w:ascii="Courier New" w:hAnsi="Courier New" w:hint="default"/>
+        <w:sz w:val="20"/>
+      </w:rPr>
+    </w:lvl>
+    <w:lvl w:ilvl="2" w:tentative="1">
+      <w:start w:val="1"/>
+      <w:numFmt w:val="bullet"/>
+      <w:lvlText w:val=""/>
+      <w:lvlJc w:val="left"/>
+      <w:pPr>
+        <w:tabs>
+          <w:tab w:val="num" w:pos="2160"/>
+        </w:tabs>
+        <w:ind w:left="2160" w:hanging="360"/>
+      </w:pPr>
+      <w:rPr>
+        <w:rFonts w:ascii="Wingdings" w:hAnsi="Wingdings" w:hint="default"/>
+        <w:sz w:val="20"/>
+      </w:rPr>
+    </w:lvl>
+    <w:lvl w:ilvl="3" w:tentative="1">
+      <w:start w:val="1"/>
+      <w:numFmt w:val="bullet"/>
+      <w:lvlText w:val=""/>
+      <w:lvlJc w:val="left"/>
+      <w:pPr>
+        <w:tabs>
+          <w:tab w:val="num" w:pos="2880"/>
+        </w:tabs>
+        <w:ind w:left="2880" w:hanging="360"/>
+      </w:pPr>
+      <w:rPr>
+        <w:rFonts w:ascii="Wingdings" w:hAnsi="Wingdings" w:hint="default"/>
+        <w:sz w:val="20"/>
+      </w:rPr>
+    </w:lvl>
+    <w:lvl w:ilvl="4" w:tentative="1">
+      <w:start w:val="1"/>
+      <w:numFmt w:val="bullet"/>
+      <w:lvlText w:val=""/>
+      <w:lvlJc w:val="left"/>
+      <w:pPr>
+        <w:tabs>
+          <w:tab w:val="num" w:pos="3600"/>
+        </w:tabs>
+        <w:ind w:left="3600" w:hanging="360"/>
+      </w:pPr>
+      <w:rPr>
+        <w:rFonts w:ascii="Wingdings" w:hAnsi="Wingdings" w:hint="default"/>
+        <w:sz w:val="20"/>
+      </w:rPr>
+    </w:lvl>
+    <w:lvl w:ilvl="5" w:tentative="1">
+      <w:start w:val="1"/>
+      <w:numFmt w:val="bullet"/>
+      <w:lvlText w:val=""/>
+      <w:lvlJc w:val="left"/>
+      <w:pPr>
+        <w:tabs>
+          <w:tab w:val="num" w:pos="4320"/>
+        </w:tabs>
+        <w:ind w:left="4320" w:hanging="360"/>
+      </w:pPr>
+      <w:rPr>
+        <w:rFonts w:ascii="Wingdings" w:hAnsi="Wingdings" w:hint="default"/>
+        <w:sz w:val="20"/>
+      </w:rPr>
+    </w:lvl>
+    <w:lvl w:ilvl="6" w:tentative="1">
+      <w:start w:val="1"/>
+      <w:numFmt w:val="bullet"/>
+      <w:lvlText w:val=""/>
+      <w:lvlJc w:val="left"/>
+      <w:pPr>
+        <w:tabs>
+          <w:tab w:val="num" w:pos="5040"/>
+        </w:tabs>
+        <w:ind w:left="5040" w:hanging="360"/>
+      </w:pPr>
+      <w:rPr>
+        <w:rFonts w:ascii="Wingdings" w:hAnsi="Wingdings" w:hint="default"/>
+        <w:sz w:val="20"/>
+      </w:rPr>
+    </w:lvl>
+    <w:lvl w:ilvl="7" w:tentative="1">
+      <w:start w:val="1"/>
+      <w:numFmt w:val="bullet"/>
+      <w:lvlText w:val=""/>
+      <w:lvlJc w:val="left"/>
+      <w:pPr>
+        <w:tabs>
+          <w:tab w:val="num" w:pos="5760"/>
+        </w:tabs>
+        <w:ind w:left="5760" w:hanging="360"/>
+      </w:pPr>
+      <w:rPr>
+        <w:rFonts w:ascii="Wingdings" w:hAnsi="Wingdings" w:hint="default"/>
+        <w:sz w:val="20"/>
+      </w:rPr>
+    </w:lvl>
+    <w:lvl w:ilvl="8" w:tentative="1">
+      <w:start w:val="1"/>
+      <w:numFmt w:val="bullet"/>
+      <w:lvlText w:val=""/>
+      <w:lvlJc w:val="left"/>
+      <w:pPr>
+        <w:tabs>
+          <w:tab w:val="num" w:pos="6480"/>
+        </w:tabs>
+        <w:ind w:left="6480" w:hanging="360"/>
+      </w:pPr>
+      <w:rPr>
+        <w:rFonts w:ascii="Wingdings" w:hAnsi="Wingdings" w:hint="default"/>
+        <w:sz w:val="20"/>
+      </w:rPr>
+    </w:lvl>
+  </w:abstractNum>
+  <w:abstractNum w:abstractNumId="4" w15:restartNumberingAfterBreak="0">
+    <w:nsid w:val="0D192A8A"/>
+    <w:multiLevelType w:val="hybridMultilevel"/>
+    <w:tmpl w:val="42A2ACE4"/>
+    <w:lvl w:ilvl="0" w:tplc="280A0001">
+      <w:start w:val="1"/>
+      <w:numFmt w:val="bullet"/>
+      <w:lvlText w:val=""/>
+      <w:lvlJc w:val="left"/>
+      <w:pPr>
+        <w:ind w:left="720" w:hanging="360"/>
+      </w:pPr>
+      <w:rPr>
+        <w:rFonts w:ascii="Symbol" w:hAnsi="Symbol" w:hint="default"/>
+      </w:rPr>
+    </w:lvl>
+    <w:lvl w:ilvl="1" w:tplc="280A0003" w:tentative="1">
+      <w:start w:val="1"/>
+      <w:numFmt w:val="bullet"/>
+      <w:lvlText w:val="o"/>
+      <w:lvlJc w:val="left"/>
+      <w:pPr>
+        <w:ind w:left="1440" w:hanging="360"/>
+      </w:pPr>
+      <w:rPr>
+        <w:rFonts w:ascii="Courier New" w:hAnsi="Courier New" w:cs="Courier New" w:hint="default"/>
+      </w:rPr>
+    </w:lvl>
+    <w:lvl w:ilvl="2" w:tplc="280A0005" w:tentative="1">
+      <w:start w:val="1"/>
+      <w:numFmt w:val="bullet"/>
+      <w:lvlText w:val=""/>
+      <w:lvlJc w:val="left"/>
+      <w:pPr>
+        <w:ind w:left="2160" w:hanging="360"/>
+      </w:pPr>
+      <w:rPr>
+        <w:rFonts w:ascii="Wingdings" w:hAnsi="Wingdings" w:hint="default"/>
+      </w:rPr>
+    </w:lvl>
+    <w:lvl w:ilvl="3" w:tplc="280A0001" w:tentative="1">
+      <w:start w:val="1"/>
+      <w:numFmt w:val="bullet"/>
+      <w:lvlText w:val=""/>
+      <w:lvlJc w:val="left"/>
+      <w:pPr>
+        <w:ind w:left="2880" w:hanging="360"/>
+      </w:pPr>
+      <w:rPr>
+        <w:rFonts w:ascii="Symbol" w:hAnsi="Symbol" w:hint="default"/>
+      </w:rPr>
+    </w:lvl>
+    <w:lvl w:ilvl="4" w:tplc="280A0003" w:tentative="1">
+      <w:start w:val="1"/>
+      <w:numFmt w:val="bullet"/>
+      <w:lvlText w:val="o"/>
+      <w:lvlJc w:val="left"/>
+      <w:pPr>
+        <w:ind w:left="3600" w:hanging="360"/>
+      </w:pPr>
+      <w:rPr>
+        <w:rFonts w:ascii="Courier New" w:hAnsi="Courier New" w:cs="Courier New" w:hint="default"/>
+      </w:rPr>
+    </w:lvl>
+    <w:lvl w:ilvl="5" w:tplc="280A0005" w:tentative="1">
+      <w:start w:val="1"/>
+      <w:numFmt w:val="bullet"/>
+      <w:lvlText w:val=""/>
+      <w:lvlJc w:val="left"/>
+      <w:pPr>
+        <w:ind w:left="4320" w:hanging="360"/>
+      </w:pPr>
+      <w:rPr>
+        <w:rFonts w:ascii="Wingdings" w:hAnsi="Wingdings" w:hint="default"/>
+      </w:rPr>
+    </w:lvl>
+    <w:lvl w:ilvl="6" w:tplc="280A0001" w:tentative="1">
+      <w:start w:val="1"/>
+      <w:numFmt w:val="bullet"/>
+      <w:lvlText w:val=""/>
+      <w:lvlJc w:val="left"/>
+      <w:pPr>
+        <w:ind w:left="5040" w:hanging="360"/>
+      </w:pPr>
+      <w:rPr>
+        <w:rFonts w:ascii="Symbol" w:hAnsi="Symbol" w:hint="default"/>
+      </w:rPr>
+    </w:lvl>
+    <w:lvl w:ilvl="7" w:tplc="280A0003" w:tentative="1">
+      <w:start w:val="1"/>
+      <w:numFmt w:val="bullet"/>
+      <w:lvlText w:val="o"/>
+      <w:lvlJc w:val="left"/>
+      <w:pPr>
+        <w:ind w:left="5760" w:hanging="360"/>
+      </w:pPr>
+      <w:rPr>
+        <w:rFonts w:ascii="Courier New" w:hAnsi="Courier New" w:cs="Courier New" w:hint="default"/>
+      </w:rPr>
+    </w:lvl>
+    <w:lvl w:ilvl="8" w:tplc="280A0005" w:tentative="1">
+      <w:start w:val="1"/>
+      <w:numFmt w:val="bullet"/>
+      <w:lvlText w:val=""/>
+      <w:lvlJc w:val="left"/>
+      <w:pPr>
+        <w:ind w:left="6480" w:hanging="360"/>
+      </w:pPr>
+      <w:rPr>
+        <w:rFonts w:ascii="Wingdings" w:hAnsi="Wingdings" w:hint="default"/>
+      </w:rPr>
+    </w:lvl>
+  </w:abstractNum>
+  <w:abstractNum w:abstractNumId="5" w15:restartNumberingAfterBreak="0">
     <w:nsid w:val="0D912C53"/>
     <w:multiLevelType w:val="hybridMultilevel"/>
     <w:tmpl w:val="564E54AE"/>
@@ -17288,7 +17945,7 @@
       </w:rPr>
     </w:lvl>
   </w:abstractNum>
-  <w:abstractNum w:abstractNumId="4" w15:restartNumberingAfterBreak="0">
+  <w:abstractNum w:abstractNumId="6" w15:restartNumberingAfterBreak="0">
     <w:nsid w:val="106E0246"/>
     <w:multiLevelType w:val="hybridMultilevel"/>
     <w:tmpl w:val="EFC03EC8"/>
@@ -17401,7 +18058,7 @@
       </w:rPr>
     </w:lvl>
   </w:abstractNum>
-  <w:abstractNum w:abstractNumId="5" w15:restartNumberingAfterBreak="0">
+  <w:abstractNum w:abstractNumId="7" w15:restartNumberingAfterBreak="0">
     <w:nsid w:val="12F27D6C"/>
     <w:multiLevelType w:val="hybridMultilevel"/>
     <w:tmpl w:val="BA562D12"/>
@@ -17514,7 +18171,7 @@
       </w:rPr>
     </w:lvl>
   </w:abstractNum>
-  <w:abstractNum w:abstractNumId="6" w15:restartNumberingAfterBreak="0">
+  <w:abstractNum w:abstractNumId="8" w15:restartNumberingAfterBreak="0">
     <w:nsid w:val="13B77DC7"/>
     <w:multiLevelType w:val="multilevel"/>
     <w:tmpl w:val="30B865AC"/>
@@ -17663,7 +18320,7 @@
       </w:rPr>
     </w:lvl>
   </w:abstractNum>
-  <w:abstractNum w:abstractNumId="7" w15:restartNumberingAfterBreak="0">
+  <w:abstractNum w:abstractNumId="9" w15:restartNumberingAfterBreak="0">
     <w:nsid w:val="157676A2"/>
     <w:multiLevelType w:val="hybridMultilevel"/>
     <w:tmpl w:val="F75074BE"/>
@@ -17776,7 +18433,7 @@
       </w:rPr>
     </w:lvl>
   </w:abstractNum>
-  <w:abstractNum w:abstractNumId="8" w15:restartNumberingAfterBreak="0">
+  <w:abstractNum w:abstractNumId="10" w15:restartNumberingAfterBreak="0">
     <w:nsid w:val="1E362BEF"/>
     <w:multiLevelType w:val="hybridMultilevel"/>
     <w:tmpl w:val="A3486D82"/>
@@ -17865,7 +18522,7 @@
       </w:pPr>
     </w:lvl>
   </w:abstractNum>
-  <w:abstractNum w:abstractNumId="9" w15:restartNumberingAfterBreak="0">
+  <w:abstractNum w:abstractNumId="11" w15:restartNumberingAfterBreak="0">
     <w:nsid w:val="1FA07B81"/>
     <w:multiLevelType w:val="hybridMultilevel"/>
     <w:tmpl w:val="C86C912A"/>
@@ -17978,7 +18635,7 @@
       </w:rPr>
     </w:lvl>
   </w:abstractNum>
-  <w:abstractNum w:abstractNumId="10" w15:restartNumberingAfterBreak="0">
+  <w:abstractNum w:abstractNumId="12" w15:restartNumberingAfterBreak="0">
     <w:nsid w:val="206A48CB"/>
     <w:multiLevelType w:val="hybridMultilevel"/>
     <w:tmpl w:val="A9F6B84E"/>
@@ -18067,7 +18724,156 @@
       </w:pPr>
     </w:lvl>
   </w:abstractNum>
-  <w:abstractNum w:abstractNumId="11" w15:restartNumberingAfterBreak="0">
+  <w:abstractNum w:abstractNumId="13" w15:restartNumberingAfterBreak="0">
+    <w:nsid w:val="24D10F30"/>
+    <w:multiLevelType w:val="multilevel"/>
+    <w:tmpl w:val="C2E4343C"/>
+    <w:lvl w:ilvl="0">
+      <w:start w:val="1"/>
+      <w:numFmt w:val="bullet"/>
+      <w:lvlText w:val=""/>
+      <w:lvlJc w:val="left"/>
+      <w:pPr>
+        <w:tabs>
+          <w:tab w:val="num" w:pos="720"/>
+        </w:tabs>
+        <w:ind w:left="720" w:hanging="360"/>
+      </w:pPr>
+      <w:rPr>
+        <w:rFonts w:ascii="Symbol" w:hAnsi="Symbol" w:hint="default"/>
+        <w:sz w:val="20"/>
+      </w:rPr>
+    </w:lvl>
+    <w:lvl w:ilvl="1" w:tentative="1">
+      <w:start w:val="1"/>
+      <w:numFmt w:val="bullet"/>
+      <w:lvlText w:val="o"/>
+      <w:lvlJc w:val="left"/>
+      <w:pPr>
+        <w:tabs>
+          <w:tab w:val="num" w:pos="1440"/>
+        </w:tabs>
+        <w:ind w:left="1440" w:hanging="360"/>
+      </w:pPr>
+      <w:rPr>
+        <w:rFonts w:ascii="Courier New" w:hAnsi="Courier New" w:hint="default"/>
+        <w:sz w:val="20"/>
+      </w:rPr>
+    </w:lvl>
+    <w:lvl w:ilvl="2" w:tentative="1">
+      <w:start w:val="1"/>
+      <w:numFmt w:val="bullet"/>
+      <w:lvlText w:val=""/>
+      <w:lvlJc w:val="left"/>
+      <w:pPr>
+        <w:tabs>
+          <w:tab w:val="num" w:pos="2160"/>
+        </w:tabs>
+        <w:ind w:left="2160" w:hanging="360"/>
+      </w:pPr>
+      <w:rPr>
+        <w:rFonts w:ascii="Wingdings" w:hAnsi="Wingdings" w:hint="default"/>
+        <w:sz w:val="20"/>
+      </w:rPr>
+    </w:lvl>
+    <w:lvl w:ilvl="3" w:tentative="1">
+      <w:start w:val="1"/>
+      <w:numFmt w:val="bullet"/>
+      <w:lvlText w:val=""/>
+      <w:lvlJc w:val="left"/>
+      <w:pPr>
+        <w:tabs>
+          <w:tab w:val="num" w:pos="2880"/>
+        </w:tabs>
+        <w:ind w:left="2880" w:hanging="360"/>
+      </w:pPr>
+      <w:rPr>
+        <w:rFonts w:ascii="Wingdings" w:hAnsi="Wingdings" w:hint="default"/>
+        <w:sz w:val="20"/>
+      </w:rPr>
+    </w:lvl>
+    <w:lvl w:ilvl="4" w:tentative="1">
+      <w:start w:val="1"/>
+      <w:numFmt w:val="bullet"/>
+      <w:lvlText w:val=""/>
+      <w:lvlJc w:val="left"/>
+      <w:pPr>
+        <w:tabs>
+          <w:tab w:val="num" w:pos="3600"/>
+        </w:tabs>
+        <w:ind w:left="3600" w:hanging="360"/>
+      </w:pPr>
+      <w:rPr>
+        <w:rFonts w:ascii="Wingdings" w:hAnsi="Wingdings" w:hint="default"/>
+        <w:sz w:val="20"/>
+      </w:rPr>
+    </w:lvl>
+    <w:lvl w:ilvl="5" w:tentative="1">
+      <w:start w:val="1"/>
+      <w:numFmt w:val="bullet"/>
+      <w:lvlText w:val=""/>
+      <w:lvlJc w:val="left"/>
+      <w:pPr>
+        <w:tabs>
+          <w:tab w:val="num" w:pos="4320"/>
+        </w:tabs>
+        <w:ind w:left="4320" w:hanging="360"/>
+      </w:pPr>
+      <w:rPr>
+        <w:rFonts w:ascii="Wingdings" w:hAnsi="Wingdings" w:hint="default"/>
+        <w:sz w:val="20"/>
+      </w:rPr>
+    </w:lvl>
+    <w:lvl w:ilvl="6" w:tentative="1">
+      <w:start w:val="1"/>
+      <w:numFmt w:val="bullet"/>
+      <w:lvlText w:val=""/>
+      <w:lvlJc w:val="left"/>
+      <w:pPr>
+        <w:tabs>
+          <w:tab w:val="num" w:pos="5040"/>
+        </w:tabs>
+        <w:ind w:left="5040" w:hanging="360"/>
+      </w:pPr>
+      <w:rPr>
+        <w:rFonts w:ascii="Wingdings" w:hAnsi="Wingdings" w:hint="default"/>
+        <w:sz w:val="20"/>
+      </w:rPr>
+    </w:lvl>
+    <w:lvl w:ilvl="7" w:tentative="1">
+      <w:start w:val="1"/>
+      <w:numFmt w:val="bullet"/>
+      <w:lvlText w:val=""/>
+      <w:lvlJc w:val="left"/>
+      <w:pPr>
+        <w:tabs>
+          <w:tab w:val="num" w:pos="5760"/>
+        </w:tabs>
+        <w:ind w:left="5760" w:hanging="360"/>
+      </w:pPr>
+      <w:rPr>
+        <w:rFonts w:ascii="Wingdings" w:hAnsi="Wingdings" w:hint="default"/>
+        <w:sz w:val="20"/>
+      </w:rPr>
+    </w:lvl>
+    <w:lvl w:ilvl="8" w:tentative="1">
+      <w:start w:val="1"/>
+      <w:numFmt w:val="bullet"/>
+      <w:lvlText w:val=""/>
+      <w:lvlJc w:val="left"/>
+      <w:pPr>
+        <w:tabs>
+          <w:tab w:val="num" w:pos="6480"/>
+        </w:tabs>
+        <w:ind w:left="6480" w:hanging="360"/>
+      </w:pPr>
+      <w:rPr>
+        <w:rFonts w:ascii="Wingdings" w:hAnsi="Wingdings" w:hint="default"/>
+        <w:sz w:val="20"/>
+      </w:rPr>
+    </w:lvl>
+  </w:abstractNum>
+  <w:abstractNum w:abstractNumId="14" w15:restartNumberingAfterBreak="0">
     <w:nsid w:val="28C72744"/>
     <w:multiLevelType w:val="hybridMultilevel"/>
     <w:tmpl w:val="3BD6FA66"/>
@@ -18180,7 +18986,7 @@
       </w:rPr>
     </w:lvl>
   </w:abstractNum>
-  <w:abstractNum w:abstractNumId="12" w15:restartNumberingAfterBreak="0">
+  <w:abstractNum w:abstractNumId="15" w15:restartNumberingAfterBreak="0">
     <w:nsid w:val="2C5F6F18"/>
     <w:multiLevelType w:val="hybridMultilevel"/>
     <w:tmpl w:val="F3327C86"/>
@@ -18269,7 +19075,7 @@
       </w:pPr>
     </w:lvl>
   </w:abstractNum>
-  <w:abstractNum w:abstractNumId="13" w15:restartNumberingAfterBreak="0">
+  <w:abstractNum w:abstractNumId="16" w15:restartNumberingAfterBreak="0">
     <w:nsid w:val="2E066970"/>
     <w:multiLevelType w:val="hybridMultilevel"/>
     <w:tmpl w:val="8AAEA82E"/>
@@ -18382,7 +19188,7 @@
       </w:rPr>
     </w:lvl>
   </w:abstractNum>
-  <w:abstractNum w:abstractNumId="14" w15:restartNumberingAfterBreak="0">
+  <w:abstractNum w:abstractNumId="17" w15:restartNumberingAfterBreak="0">
     <w:nsid w:val="317B700E"/>
     <w:multiLevelType w:val="hybridMultilevel"/>
     <w:tmpl w:val="1D58FC4C"/>
@@ -18495,7 +19301,7 @@
       </w:rPr>
     </w:lvl>
   </w:abstractNum>
-  <w:abstractNum w:abstractNumId="15" w15:restartNumberingAfterBreak="0">
+  <w:abstractNum w:abstractNumId="18" w15:restartNumberingAfterBreak="0">
     <w:nsid w:val="35855CCF"/>
     <w:multiLevelType w:val="hybridMultilevel"/>
     <w:tmpl w:val="79F87B44"/>
@@ -18608,7 +19414,7 @@
       </w:rPr>
     </w:lvl>
   </w:abstractNum>
-  <w:abstractNum w:abstractNumId="16" w15:restartNumberingAfterBreak="0">
+  <w:abstractNum w:abstractNumId="19" w15:restartNumberingAfterBreak="0">
     <w:nsid w:val="35DA3D45"/>
     <w:multiLevelType w:val="hybridMultilevel"/>
     <w:tmpl w:val="D7509C3A"/>
@@ -18694,7 +19500,7 @@
       </w:pPr>
     </w:lvl>
   </w:abstractNum>
-  <w:abstractNum w:abstractNumId="17" w15:restartNumberingAfterBreak="0">
+  <w:abstractNum w:abstractNumId="20" w15:restartNumberingAfterBreak="0">
     <w:nsid w:val="36FE7A9A"/>
     <w:multiLevelType w:val="multilevel"/>
     <w:tmpl w:val="0ACA317C"/>
@@ -18814,7 +19620,156 @@
       </w:rPr>
     </w:lvl>
   </w:abstractNum>
-  <w:abstractNum w:abstractNumId="18" w15:restartNumberingAfterBreak="0">
+  <w:abstractNum w:abstractNumId="21" w15:restartNumberingAfterBreak="0">
+    <w:nsid w:val="370C7CCD"/>
+    <w:multiLevelType w:val="multilevel"/>
+    <w:tmpl w:val="34FAE556"/>
+    <w:lvl w:ilvl="0">
+      <w:start w:val="1"/>
+      <w:numFmt w:val="bullet"/>
+      <w:lvlText w:val=""/>
+      <w:lvlJc w:val="left"/>
+      <w:pPr>
+        <w:tabs>
+          <w:tab w:val="num" w:pos="720"/>
+        </w:tabs>
+        <w:ind w:left="720" w:hanging="360"/>
+      </w:pPr>
+      <w:rPr>
+        <w:rFonts w:ascii="Symbol" w:hAnsi="Symbol" w:hint="default"/>
+        <w:sz w:val="20"/>
+      </w:rPr>
+    </w:lvl>
+    <w:lvl w:ilvl="1" w:tentative="1">
+      <w:start w:val="1"/>
+      <w:numFmt w:val="bullet"/>
+      <w:lvlText w:val="o"/>
+      <w:lvlJc w:val="left"/>
+      <w:pPr>
+        <w:tabs>
+          <w:tab w:val="num" w:pos="1440"/>
+        </w:tabs>
+        <w:ind w:left="1440" w:hanging="360"/>
+      </w:pPr>
+      <w:rPr>
+        <w:rFonts w:ascii="Courier New" w:hAnsi="Courier New" w:hint="default"/>
+        <w:sz w:val="20"/>
+      </w:rPr>
+    </w:lvl>
+    <w:lvl w:ilvl="2" w:tentative="1">
+      <w:start w:val="1"/>
+      <w:numFmt w:val="bullet"/>
+      <w:lvlText w:val=""/>
+      <w:lvlJc w:val="left"/>
+      <w:pPr>
+        <w:tabs>
+          <w:tab w:val="num" w:pos="2160"/>
+        </w:tabs>
+        <w:ind w:left="2160" w:hanging="360"/>
+      </w:pPr>
+      <w:rPr>
+        <w:rFonts w:ascii="Wingdings" w:hAnsi="Wingdings" w:hint="default"/>
+        <w:sz w:val="20"/>
+      </w:rPr>
+    </w:lvl>
+    <w:lvl w:ilvl="3" w:tentative="1">
+      <w:start w:val="1"/>
+      <w:numFmt w:val="bullet"/>
+      <w:lvlText w:val=""/>
+      <w:lvlJc w:val="left"/>
+      <w:pPr>
+        <w:tabs>
+          <w:tab w:val="num" w:pos="2880"/>
+        </w:tabs>
+        <w:ind w:left="2880" w:hanging="360"/>
+      </w:pPr>
+      <w:rPr>
+        <w:rFonts w:ascii="Wingdings" w:hAnsi="Wingdings" w:hint="default"/>
+        <w:sz w:val="20"/>
+      </w:rPr>
+    </w:lvl>
+    <w:lvl w:ilvl="4" w:tentative="1">
+      <w:start w:val="1"/>
+      <w:numFmt w:val="bullet"/>
+      <w:lvlText w:val=""/>
+      <w:lvlJc w:val="left"/>
+      <w:pPr>
+        <w:tabs>
+          <w:tab w:val="num" w:pos="3600"/>
+        </w:tabs>
+        <w:ind w:left="3600" w:hanging="360"/>
+      </w:pPr>
+      <w:rPr>
+        <w:rFonts w:ascii="Wingdings" w:hAnsi="Wingdings" w:hint="default"/>
+        <w:sz w:val="20"/>
+      </w:rPr>
+    </w:lvl>
+    <w:lvl w:ilvl="5" w:tentative="1">
+      <w:start w:val="1"/>
+      <w:numFmt w:val="bullet"/>
+      <w:lvlText w:val=""/>
+      <w:lvlJc w:val="left"/>
+      <w:pPr>
+        <w:tabs>
+          <w:tab w:val="num" w:pos="4320"/>
+        </w:tabs>
+        <w:ind w:left="4320" w:hanging="360"/>
+      </w:pPr>
+      <w:rPr>
+        <w:rFonts w:ascii="Wingdings" w:hAnsi="Wingdings" w:hint="default"/>
+        <w:sz w:val="20"/>
+      </w:rPr>
+    </w:lvl>
+    <w:lvl w:ilvl="6" w:tentative="1">
+      <w:start w:val="1"/>
+      <w:numFmt w:val="bullet"/>
+      <w:lvlText w:val=""/>
+      <w:lvlJc w:val="left"/>
+      <w:pPr>
+        <w:tabs>
+          <w:tab w:val="num" w:pos="5040"/>
+        </w:tabs>
+        <w:ind w:left="5040" w:hanging="360"/>
+      </w:pPr>
+      <w:rPr>
+        <w:rFonts w:ascii="Wingdings" w:hAnsi="Wingdings" w:hint="default"/>
+        <w:sz w:val="20"/>
+      </w:rPr>
+    </w:lvl>
+    <w:lvl w:ilvl="7" w:tentative="1">
+      <w:start w:val="1"/>
+      <w:numFmt w:val="bullet"/>
+      <w:lvlText w:val=""/>
+      <w:lvlJc w:val="left"/>
+      <w:pPr>
+        <w:tabs>
+          <w:tab w:val="num" w:pos="5760"/>
+        </w:tabs>
+        <w:ind w:left="5760" w:hanging="360"/>
+      </w:pPr>
+      <w:rPr>
+        <w:rFonts w:ascii="Wingdings" w:hAnsi="Wingdings" w:hint="default"/>
+        <w:sz w:val="20"/>
+      </w:rPr>
+    </w:lvl>
+    <w:lvl w:ilvl="8" w:tentative="1">
+      <w:start w:val="1"/>
+      <w:numFmt w:val="bullet"/>
+      <w:lvlText w:val=""/>
+      <w:lvlJc w:val="left"/>
+      <w:pPr>
+        <w:tabs>
+          <w:tab w:val="num" w:pos="6480"/>
+        </w:tabs>
+        <w:ind w:left="6480" w:hanging="360"/>
+      </w:pPr>
+      <w:rPr>
+        <w:rFonts w:ascii="Wingdings" w:hAnsi="Wingdings" w:hint="default"/>
+        <w:sz w:val="20"/>
+      </w:rPr>
+    </w:lvl>
+  </w:abstractNum>
+  <w:abstractNum w:abstractNumId="22" w15:restartNumberingAfterBreak="0">
     <w:nsid w:val="39135CDA"/>
     <w:multiLevelType w:val="multilevel"/>
     <w:tmpl w:val="9E8CD8C8"/>
@@ -18963,7 +19918,7 @@
       </w:rPr>
     </w:lvl>
   </w:abstractNum>
-  <w:abstractNum w:abstractNumId="19" w15:restartNumberingAfterBreak="0">
+  <w:abstractNum w:abstractNumId="23" w15:restartNumberingAfterBreak="0">
     <w:nsid w:val="39900DC4"/>
     <w:multiLevelType w:val="multilevel"/>
     <w:tmpl w:val="A616384A"/>
@@ -19112,7 +20067,7 @@
       </w:rPr>
     </w:lvl>
   </w:abstractNum>
-  <w:abstractNum w:abstractNumId="20" w15:restartNumberingAfterBreak="0">
+  <w:abstractNum w:abstractNumId="24" w15:restartNumberingAfterBreak="0">
     <w:nsid w:val="3C8442A3"/>
     <w:multiLevelType w:val="multilevel"/>
     <w:tmpl w:val="51FCB4BE"/>
@@ -19261,7 +20216,7 @@
       </w:rPr>
     </w:lvl>
   </w:abstractNum>
-  <w:abstractNum w:abstractNumId="21" w15:restartNumberingAfterBreak="0">
+  <w:abstractNum w:abstractNumId="25" w15:restartNumberingAfterBreak="0">
     <w:nsid w:val="3D441842"/>
     <w:multiLevelType w:val="hybridMultilevel"/>
     <w:tmpl w:val="A0B0E90A"/>
@@ -19373,7 +20328,7 @@
       </w:rPr>
     </w:lvl>
   </w:abstractNum>
-  <w:abstractNum w:abstractNumId="22" w15:restartNumberingAfterBreak="0">
+  <w:abstractNum w:abstractNumId="26" w15:restartNumberingAfterBreak="0">
     <w:nsid w:val="3DC621F2"/>
     <w:multiLevelType w:val="hybridMultilevel"/>
     <w:tmpl w:val="02840326"/>
@@ -19486,7 +20441,156 @@
       </w:rPr>
     </w:lvl>
   </w:abstractNum>
-  <w:abstractNum w:abstractNumId="23" w15:restartNumberingAfterBreak="0">
+  <w:abstractNum w:abstractNumId="27" w15:restartNumberingAfterBreak="0">
+    <w:nsid w:val="40314F67"/>
+    <w:multiLevelType w:val="multilevel"/>
+    <w:tmpl w:val="C096B36E"/>
+    <w:lvl w:ilvl="0">
+      <w:start w:val="1"/>
+      <w:numFmt w:val="bullet"/>
+      <w:lvlText w:val=""/>
+      <w:lvlJc w:val="left"/>
+      <w:pPr>
+        <w:tabs>
+          <w:tab w:val="num" w:pos="720"/>
+        </w:tabs>
+        <w:ind w:left="720" w:hanging="360"/>
+      </w:pPr>
+      <w:rPr>
+        <w:rFonts w:ascii="Symbol" w:hAnsi="Symbol" w:hint="default"/>
+        <w:sz w:val="20"/>
+      </w:rPr>
+    </w:lvl>
+    <w:lvl w:ilvl="1" w:tentative="1">
+      <w:start w:val="1"/>
+      <w:numFmt w:val="bullet"/>
+      <w:lvlText w:val="o"/>
+      <w:lvlJc w:val="left"/>
+      <w:pPr>
+        <w:tabs>
+          <w:tab w:val="num" w:pos="1440"/>
+        </w:tabs>
+        <w:ind w:left="1440" w:hanging="360"/>
+      </w:pPr>
+      <w:rPr>
+        <w:rFonts w:ascii="Courier New" w:hAnsi="Courier New" w:hint="default"/>
+        <w:sz w:val="20"/>
+      </w:rPr>
+    </w:lvl>
+    <w:lvl w:ilvl="2" w:tentative="1">
+      <w:start w:val="1"/>
+      <w:numFmt w:val="bullet"/>
+      <w:lvlText w:val=""/>
+      <w:lvlJc w:val="left"/>
+      <w:pPr>
+        <w:tabs>
+          <w:tab w:val="num" w:pos="2160"/>
+        </w:tabs>
+        <w:ind w:left="2160" w:hanging="360"/>
+      </w:pPr>
+      <w:rPr>
+        <w:rFonts w:ascii="Wingdings" w:hAnsi="Wingdings" w:hint="default"/>
+        <w:sz w:val="20"/>
+      </w:rPr>
+    </w:lvl>
+    <w:lvl w:ilvl="3" w:tentative="1">
+      <w:start w:val="1"/>
+      <w:numFmt w:val="bullet"/>
+      <w:lvlText w:val=""/>
+      <w:lvlJc w:val="left"/>
+      <w:pPr>
+        <w:tabs>
+          <w:tab w:val="num" w:pos="2880"/>
+        </w:tabs>
+        <w:ind w:left="2880" w:hanging="360"/>
+      </w:pPr>
+      <w:rPr>
+        <w:rFonts w:ascii="Wingdings" w:hAnsi="Wingdings" w:hint="default"/>
+        <w:sz w:val="20"/>
+      </w:rPr>
+    </w:lvl>
+    <w:lvl w:ilvl="4" w:tentative="1">
+      <w:start w:val="1"/>
+      <w:numFmt w:val="bullet"/>
+      <w:lvlText w:val=""/>
+      <w:lvlJc w:val="left"/>
+      <w:pPr>
+        <w:tabs>
+          <w:tab w:val="num" w:pos="3600"/>
+        </w:tabs>
+        <w:ind w:left="3600" w:hanging="360"/>
+      </w:pPr>
+      <w:rPr>
+        <w:rFonts w:ascii="Wingdings" w:hAnsi="Wingdings" w:hint="default"/>
+        <w:sz w:val="20"/>
+      </w:rPr>
+    </w:lvl>
+    <w:lvl w:ilvl="5" w:tentative="1">
+      <w:start w:val="1"/>
+      <w:numFmt w:val="bullet"/>
+      <w:lvlText w:val=""/>
+      <w:lvlJc w:val="left"/>
+      <w:pPr>
+        <w:tabs>
+          <w:tab w:val="num" w:pos="4320"/>
+        </w:tabs>
+        <w:ind w:left="4320" w:hanging="360"/>
+      </w:pPr>
+      <w:rPr>
+        <w:rFonts w:ascii="Wingdings" w:hAnsi="Wingdings" w:hint="default"/>
+        <w:sz w:val="20"/>
+      </w:rPr>
+    </w:lvl>
+    <w:lvl w:ilvl="6" w:tentative="1">
+      <w:start w:val="1"/>
+      <w:numFmt w:val="bullet"/>
+      <w:lvlText w:val=""/>
+      <w:lvlJc w:val="left"/>
+      <w:pPr>
+        <w:tabs>
+          <w:tab w:val="num" w:pos="5040"/>
+        </w:tabs>
+        <w:ind w:left="5040" w:hanging="360"/>
+      </w:pPr>
+      <w:rPr>
+        <w:rFonts w:ascii="Wingdings" w:hAnsi="Wingdings" w:hint="default"/>
+        <w:sz w:val="20"/>
+      </w:rPr>
+    </w:lvl>
+    <w:lvl w:ilvl="7" w:tentative="1">
+      <w:start w:val="1"/>
+      <w:numFmt w:val="bullet"/>
+      <w:lvlText w:val=""/>
+      <w:lvlJc w:val="left"/>
+      <w:pPr>
+        <w:tabs>
+          <w:tab w:val="num" w:pos="5760"/>
+        </w:tabs>
+        <w:ind w:left="5760" w:hanging="360"/>
+      </w:pPr>
+      <w:rPr>
+        <w:rFonts w:ascii="Wingdings" w:hAnsi="Wingdings" w:hint="default"/>
+        <w:sz w:val="20"/>
+      </w:rPr>
+    </w:lvl>
+    <w:lvl w:ilvl="8" w:tentative="1">
+      <w:start w:val="1"/>
+      <w:numFmt w:val="bullet"/>
+      <w:lvlText w:val=""/>
+      <w:lvlJc w:val="left"/>
+      <w:pPr>
+        <w:tabs>
+          <w:tab w:val="num" w:pos="6480"/>
+        </w:tabs>
+        <w:ind w:left="6480" w:hanging="360"/>
+      </w:pPr>
+      <w:rPr>
+        <w:rFonts w:ascii="Wingdings" w:hAnsi="Wingdings" w:hint="default"/>
+        <w:sz w:val="20"/>
+      </w:rPr>
+    </w:lvl>
+  </w:abstractNum>
+  <w:abstractNum w:abstractNumId="28" w15:restartNumberingAfterBreak="0">
     <w:nsid w:val="40855F38"/>
     <w:multiLevelType w:val="multilevel"/>
     <w:tmpl w:val="0C0A001D"/>
@@ -19572,7 +20676,7 @@
       </w:pPr>
     </w:lvl>
   </w:abstractNum>
-  <w:abstractNum w:abstractNumId="24" w15:restartNumberingAfterBreak="0">
+  <w:abstractNum w:abstractNumId="29" w15:restartNumberingAfterBreak="0">
     <w:nsid w:val="44C61F2A"/>
     <w:multiLevelType w:val="hybridMultilevel"/>
     <w:tmpl w:val="F800E3D4"/>
@@ -19661,7 +20765,7 @@
       </w:pPr>
     </w:lvl>
   </w:abstractNum>
-  <w:abstractNum w:abstractNumId="25" w15:restartNumberingAfterBreak="0">
+  <w:abstractNum w:abstractNumId="30" w15:restartNumberingAfterBreak="0">
     <w:nsid w:val="452C5C3E"/>
     <w:multiLevelType w:val="hybridMultilevel"/>
     <w:tmpl w:val="3F82E166"/>
@@ -19750,7 +20854,7 @@
       </w:pPr>
     </w:lvl>
   </w:abstractNum>
-  <w:abstractNum w:abstractNumId="26" w15:restartNumberingAfterBreak="0">
+  <w:abstractNum w:abstractNumId="31" w15:restartNumberingAfterBreak="0">
     <w:nsid w:val="48B57FB2"/>
     <w:multiLevelType w:val="hybridMultilevel"/>
     <w:tmpl w:val="53988912"/>
@@ -19863,7 +20967,7 @@
       </w:rPr>
     </w:lvl>
   </w:abstractNum>
-  <w:abstractNum w:abstractNumId="27" w15:restartNumberingAfterBreak="0">
+  <w:abstractNum w:abstractNumId="32" w15:restartNumberingAfterBreak="0">
     <w:nsid w:val="4BC15F78"/>
     <w:multiLevelType w:val="hybridMultilevel"/>
     <w:tmpl w:val="749AA930"/>
@@ -19976,7 +21080,7 @@
       </w:rPr>
     </w:lvl>
   </w:abstractNum>
-  <w:abstractNum w:abstractNumId="28" w15:restartNumberingAfterBreak="0">
+  <w:abstractNum w:abstractNumId="33" w15:restartNumberingAfterBreak="0">
     <w:nsid w:val="4C52255D"/>
     <w:multiLevelType w:val="hybridMultilevel"/>
     <w:tmpl w:val="128E50B6"/>
@@ -20089,7 +21193,7 @@
       </w:rPr>
     </w:lvl>
   </w:abstractNum>
-  <w:abstractNum w:abstractNumId="29" w15:restartNumberingAfterBreak="0">
+  <w:abstractNum w:abstractNumId="34" w15:restartNumberingAfterBreak="0">
     <w:nsid w:val="4DE92888"/>
     <w:multiLevelType w:val="hybridMultilevel"/>
     <w:tmpl w:val="61BE5222"/>
@@ -20202,7 +21306,7 @@
       </w:rPr>
     </w:lvl>
   </w:abstractNum>
-  <w:abstractNum w:abstractNumId="30" w15:restartNumberingAfterBreak="0">
+  <w:abstractNum w:abstractNumId="35" w15:restartNumberingAfterBreak="0">
     <w:nsid w:val="4E5A168D"/>
     <w:multiLevelType w:val="hybridMultilevel"/>
     <w:tmpl w:val="A6A6C36E"/>
@@ -20315,7 +21419,7 @@
       </w:rPr>
     </w:lvl>
   </w:abstractNum>
-  <w:abstractNum w:abstractNumId="31" w15:restartNumberingAfterBreak="0">
+  <w:abstractNum w:abstractNumId="36" w15:restartNumberingAfterBreak="0">
     <w:nsid w:val="555E3D3B"/>
     <w:multiLevelType w:val="multilevel"/>
     <w:tmpl w:val="A0BCF8DA"/>
@@ -20464,7 +21568,7 @@
       </w:rPr>
     </w:lvl>
   </w:abstractNum>
-  <w:abstractNum w:abstractNumId="32" w15:restartNumberingAfterBreak="0">
+  <w:abstractNum w:abstractNumId="37" w15:restartNumberingAfterBreak="0">
     <w:nsid w:val="59513941"/>
     <w:multiLevelType w:val="hybridMultilevel"/>
     <w:tmpl w:val="59BE62B8"/>
@@ -20577,7 +21681,7 @@
       </w:rPr>
     </w:lvl>
   </w:abstractNum>
-  <w:abstractNum w:abstractNumId="33" w15:restartNumberingAfterBreak="0">
+  <w:abstractNum w:abstractNumId="38" w15:restartNumberingAfterBreak="0">
     <w:nsid w:val="59FA0E4D"/>
     <w:multiLevelType w:val="hybridMultilevel"/>
     <w:tmpl w:val="123E34BA"/>
@@ -20690,7 +21794,7 @@
       </w:rPr>
     </w:lvl>
   </w:abstractNum>
-  <w:abstractNum w:abstractNumId="34" w15:restartNumberingAfterBreak="0">
+  <w:abstractNum w:abstractNumId="39" w15:restartNumberingAfterBreak="0">
     <w:nsid w:val="5C2E2113"/>
     <w:multiLevelType w:val="multilevel"/>
     <w:tmpl w:val="06F079A4"/>
@@ -20839,7 +21943,7 @@
       </w:rPr>
     </w:lvl>
   </w:abstractNum>
-  <w:abstractNum w:abstractNumId="35" w15:restartNumberingAfterBreak="0">
+  <w:abstractNum w:abstractNumId="40" w15:restartNumberingAfterBreak="0">
     <w:nsid w:val="5C9F7BB4"/>
     <w:multiLevelType w:val="hybridMultilevel"/>
     <w:tmpl w:val="E502095A"/>
@@ -20952,7 +22056,7 @@
       </w:rPr>
     </w:lvl>
   </w:abstractNum>
-  <w:abstractNum w:abstractNumId="36" w15:restartNumberingAfterBreak="0">
+  <w:abstractNum w:abstractNumId="41" w15:restartNumberingAfterBreak="0">
     <w:nsid w:val="5F324DAA"/>
     <w:multiLevelType w:val="hybridMultilevel"/>
     <w:tmpl w:val="581EE330"/>
@@ -21041,7 +22145,7 @@
       </w:pPr>
     </w:lvl>
   </w:abstractNum>
-  <w:abstractNum w:abstractNumId="37" w15:restartNumberingAfterBreak="0">
+  <w:abstractNum w:abstractNumId="42" w15:restartNumberingAfterBreak="0">
     <w:nsid w:val="6093453D"/>
     <w:multiLevelType w:val="hybridMultilevel"/>
     <w:tmpl w:val="D910BD60"/>
@@ -21154,7 +22258,120 @@
       </w:rPr>
     </w:lvl>
   </w:abstractNum>
-  <w:abstractNum w:abstractNumId="38" w15:restartNumberingAfterBreak="0">
+  <w:abstractNum w:abstractNumId="43" w15:restartNumberingAfterBreak="0">
+    <w:nsid w:val="617515BD"/>
+    <w:multiLevelType w:val="hybridMultilevel"/>
+    <w:tmpl w:val="6C36F634"/>
+    <w:lvl w:ilvl="0" w:tplc="280A0001">
+      <w:start w:val="1"/>
+      <w:numFmt w:val="bullet"/>
+      <w:lvlText w:val=""/>
+      <w:lvlJc w:val="left"/>
+      <w:pPr>
+        <w:ind w:left="720" w:hanging="360"/>
+      </w:pPr>
+      <w:rPr>
+        <w:rFonts w:ascii="Symbol" w:hAnsi="Symbol" w:hint="default"/>
+      </w:rPr>
+    </w:lvl>
+    <w:lvl w:ilvl="1" w:tplc="280A0003" w:tentative="1">
+      <w:start w:val="1"/>
+      <w:numFmt w:val="bullet"/>
+      <w:lvlText w:val="o"/>
+      <w:lvlJc w:val="left"/>
+      <w:pPr>
+        <w:ind w:left="1440" w:hanging="360"/>
+      </w:pPr>
+      <w:rPr>
+        <w:rFonts w:ascii="Courier New" w:hAnsi="Courier New" w:cs="Courier New" w:hint="default"/>
+      </w:rPr>
+    </w:lvl>
+    <w:lvl w:ilvl="2" w:tplc="280A0005" w:tentative="1">
+      <w:start w:val="1"/>
+      <w:numFmt w:val="bullet"/>
+      <w:lvlText w:val=""/>
+      <w:lvlJc w:val="left"/>
+      <w:pPr>
+        <w:ind w:left="2160" w:hanging="360"/>
+      </w:pPr>
+      <w:rPr>
+        <w:rFonts w:ascii="Wingdings" w:hAnsi="Wingdings" w:hint="default"/>
+      </w:rPr>
+    </w:lvl>
+    <w:lvl w:ilvl="3" w:tplc="280A0001" w:tentative="1">
+      <w:start w:val="1"/>
+      <w:numFmt w:val="bullet"/>
+      <w:lvlText w:val=""/>
+      <w:lvlJc w:val="left"/>
+      <w:pPr>
+        <w:ind w:left="2880" w:hanging="360"/>
+      </w:pPr>
+      <w:rPr>
+        <w:rFonts w:ascii="Symbol" w:hAnsi="Symbol" w:hint="default"/>
+      </w:rPr>
+    </w:lvl>
+    <w:lvl w:ilvl="4" w:tplc="280A0003" w:tentative="1">
+      <w:start w:val="1"/>
+      <w:numFmt w:val="bullet"/>
+      <w:lvlText w:val="o"/>
+      <w:lvlJc w:val="left"/>
+      <w:pPr>
+        <w:ind w:left="3600" w:hanging="360"/>
+      </w:pPr>
+      <w:rPr>
+        <w:rFonts w:ascii="Courier New" w:hAnsi="Courier New" w:cs="Courier New" w:hint="default"/>
+      </w:rPr>
+    </w:lvl>
+    <w:lvl w:ilvl="5" w:tplc="280A0005" w:tentative="1">
+      <w:start w:val="1"/>
+      <w:numFmt w:val="bullet"/>
+      <w:lvlText w:val=""/>
+      <w:lvlJc w:val="left"/>
+      <w:pPr>
+        <w:ind w:left="4320" w:hanging="360"/>
+      </w:pPr>
+      <w:rPr>
+        <w:rFonts w:ascii="Wingdings" w:hAnsi="Wingdings" w:hint="default"/>
+      </w:rPr>
+    </w:lvl>
+    <w:lvl w:ilvl="6" w:tplc="280A0001" w:tentative="1">
+      <w:start w:val="1"/>
+      <w:numFmt w:val="bullet"/>
+      <w:lvlText w:val=""/>
+      <w:lvlJc w:val="left"/>
+      <w:pPr>
+        <w:ind w:left="5040" w:hanging="360"/>
+      </w:pPr>
+      <w:rPr>
+        <w:rFonts w:ascii="Symbol" w:hAnsi="Symbol" w:hint="default"/>
+      </w:rPr>
+    </w:lvl>
+    <w:lvl w:ilvl="7" w:tplc="280A0003" w:tentative="1">
+      <w:start w:val="1"/>
+      <w:numFmt w:val="bullet"/>
+      <w:lvlText w:val="o"/>
+      <w:lvlJc w:val="left"/>
+      <w:pPr>
+        <w:ind w:left="5760" w:hanging="360"/>
+      </w:pPr>
+      <w:rPr>
+        <w:rFonts w:ascii="Courier New" w:hAnsi="Courier New" w:cs="Courier New" w:hint="default"/>
+      </w:rPr>
+    </w:lvl>
+    <w:lvl w:ilvl="8" w:tplc="280A0005" w:tentative="1">
+      <w:start w:val="1"/>
+      <w:numFmt w:val="bullet"/>
+      <w:lvlText w:val=""/>
+      <w:lvlJc w:val="left"/>
+      <w:pPr>
+        <w:ind w:left="6480" w:hanging="360"/>
+      </w:pPr>
+      <w:rPr>
+        <w:rFonts w:ascii="Wingdings" w:hAnsi="Wingdings" w:hint="default"/>
+      </w:rPr>
+    </w:lvl>
+  </w:abstractNum>
+  <w:abstractNum w:abstractNumId="44" w15:restartNumberingAfterBreak="0">
     <w:nsid w:val="62883FE0"/>
     <w:multiLevelType w:val="hybridMultilevel"/>
     <w:tmpl w:val="7D64F252"/>
@@ -21267,7 +22484,7 @@
       </w:rPr>
     </w:lvl>
   </w:abstractNum>
-  <w:abstractNum w:abstractNumId="39" w15:restartNumberingAfterBreak="0">
+  <w:abstractNum w:abstractNumId="45" w15:restartNumberingAfterBreak="0">
     <w:nsid w:val="62EA7A14"/>
     <w:multiLevelType w:val="hybridMultilevel"/>
     <w:tmpl w:val="BE985BEE"/>
@@ -21356,7 +22573,7 @@
       </w:pPr>
     </w:lvl>
   </w:abstractNum>
-  <w:abstractNum w:abstractNumId="40" w15:restartNumberingAfterBreak="0">
+  <w:abstractNum w:abstractNumId="46" w15:restartNumberingAfterBreak="0">
     <w:nsid w:val="67742127"/>
     <w:multiLevelType w:val="hybridMultilevel"/>
     <w:tmpl w:val="2312DE8A"/>
@@ -21469,7 +22686,7 @@
       </w:rPr>
     </w:lvl>
   </w:abstractNum>
-  <w:abstractNum w:abstractNumId="41" w15:restartNumberingAfterBreak="0">
+  <w:abstractNum w:abstractNumId="47" w15:restartNumberingAfterBreak="0">
     <w:nsid w:val="693011CC"/>
     <w:multiLevelType w:val="hybridMultilevel"/>
     <w:tmpl w:val="1A6AA9EC"/>
@@ -21558,7 +22775,7 @@
       </w:pPr>
     </w:lvl>
   </w:abstractNum>
-  <w:abstractNum w:abstractNumId="42" w15:restartNumberingAfterBreak="0">
+  <w:abstractNum w:abstractNumId="48" w15:restartNumberingAfterBreak="0">
     <w:nsid w:val="70FD5BD8"/>
     <w:multiLevelType w:val="hybridMultilevel"/>
     <w:tmpl w:val="6412A4CA"/>
@@ -21644,7 +22861,7 @@
       </w:pPr>
     </w:lvl>
   </w:abstractNum>
-  <w:abstractNum w:abstractNumId="43" w15:restartNumberingAfterBreak="0">
+  <w:abstractNum w:abstractNumId="49" w15:restartNumberingAfterBreak="0">
     <w:nsid w:val="74F47D35"/>
     <w:multiLevelType w:val="hybridMultilevel"/>
     <w:tmpl w:val="CC04513A"/>
@@ -21757,7 +22974,120 @@
       </w:rPr>
     </w:lvl>
   </w:abstractNum>
-  <w:abstractNum w:abstractNumId="44" w15:restartNumberingAfterBreak="0">
+  <w:abstractNum w:abstractNumId="50" w15:restartNumberingAfterBreak="0">
+    <w:nsid w:val="77F37984"/>
+    <w:multiLevelType w:val="hybridMultilevel"/>
+    <w:tmpl w:val="35D0E832"/>
+    <w:lvl w:ilvl="0" w:tplc="280A0001">
+      <w:start w:val="1"/>
+      <w:numFmt w:val="bullet"/>
+      <w:lvlText w:val=""/>
+      <w:lvlJc w:val="left"/>
+      <w:pPr>
+        <w:ind w:left="720" w:hanging="360"/>
+      </w:pPr>
+      <w:rPr>
+        <w:rFonts w:ascii="Symbol" w:hAnsi="Symbol" w:hint="default"/>
+      </w:rPr>
+    </w:lvl>
+    <w:lvl w:ilvl="1" w:tplc="280A0003" w:tentative="1">
+      <w:start w:val="1"/>
+      <w:numFmt w:val="bullet"/>
+      <w:lvlText w:val="o"/>
+      <w:lvlJc w:val="left"/>
+      <w:pPr>
+        <w:ind w:left="1440" w:hanging="360"/>
+      </w:pPr>
+      <w:rPr>
+        <w:rFonts w:ascii="Courier New" w:hAnsi="Courier New" w:cs="Courier New" w:hint="default"/>
+      </w:rPr>
+    </w:lvl>
+    <w:lvl w:ilvl="2" w:tplc="280A0005" w:tentative="1">
+      <w:start w:val="1"/>
+      <w:numFmt w:val="bullet"/>
+      <w:lvlText w:val=""/>
+      <w:lvlJc w:val="left"/>
+      <w:pPr>
+        <w:ind w:left="2160" w:hanging="360"/>
+      </w:pPr>
+      <w:rPr>
+        <w:rFonts w:ascii="Wingdings" w:hAnsi="Wingdings" w:hint="default"/>
+      </w:rPr>
+    </w:lvl>
+    <w:lvl w:ilvl="3" w:tplc="280A0001" w:tentative="1">
+      <w:start w:val="1"/>
+      <w:numFmt w:val="bullet"/>
+      <w:lvlText w:val=""/>
+      <w:lvlJc w:val="left"/>
+      <w:pPr>
+        <w:ind w:left="2880" w:hanging="360"/>
+      </w:pPr>
+      <w:rPr>
+        <w:rFonts w:ascii="Symbol" w:hAnsi="Symbol" w:hint="default"/>
+      </w:rPr>
+    </w:lvl>
+    <w:lvl w:ilvl="4" w:tplc="280A0003" w:tentative="1">
+      <w:start w:val="1"/>
+      <w:numFmt w:val="bullet"/>
+      <w:lvlText w:val="o"/>
+      <w:lvlJc w:val="left"/>
+      <w:pPr>
+        <w:ind w:left="3600" w:hanging="360"/>
+      </w:pPr>
+      <w:rPr>
+        <w:rFonts w:ascii="Courier New" w:hAnsi="Courier New" w:cs="Courier New" w:hint="default"/>
+      </w:rPr>
+    </w:lvl>
+    <w:lvl w:ilvl="5" w:tplc="280A0005" w:tentative="1">
+      <w:start w:val="1"/>
+      <w:numFmt w:val="bullet"/>
+      <w:lvlText w:val=""/>
+      <w:lvlJc w:val="left"/>
+      <w:pPr>
+        <w:ind w:left="4320" w:hanging="360"/>
+      </w:pPr>
+      <w:rPr>
+        <w:rFonts w:ascii="Wingdings" w:hAnsi="Wingdings" w:hint="default"/>
+      </w:rPr>
+    </w:lvl>
+    <w:lvl w:ilvl="6" w:tplc="280A0001" w:tentative="1">
+      <w:start w:val="1"/>
+      <w:numFmt w:val="bullet"/>
+      <w:lvlText w:val=""/>
+      <w:lvlJc w:val="left"/>
+      <w:pPr>
+        <w:ind w:left="5040" w:hanging="360"/>
+      </w:pPr>
+      <w:rPr>
+        <w:rFonts w:ascii="Symbol" w:hAnsi="Symbol" w:hint="default"/>
+      </w:rPr>
+    </w:lvl>
+    <w:lvl w:ilvl="7" w:tplc="280A0003" w:tentative="1">
+      <w:start w:val="1"/>
+      <w:numFmt w:val="bullet"/>
+      <w:lvlText w:val="o"/>
+      <w:lvlJc w:val="left"/>
+      <w:pPr>
+        <w:ind w:left="5760" w:hanging="360"/>
+      </w:pPr>
+      <w:rPr>
+        <w:rFonts w:ascii="Courier New" w:hAnsi="Courier New" w:cs="Courier New" w:hint="default"/>
+      </w:rPr>
+    </w:lvl>
+    <w:lvl w:ilvl="8" w:tplc="280A0005" w:tentative="1">
+      <w:start w:val="1"/>
+      <w:numFmt w:val="bullet"/>
+      <w:lvlText w:val=""/>
+      <w:lvlJc w:val="left"/>
+      <w:pPr>
+        <w:ind w:left="6480" w:hanging="360"/>
+      </w:pPr>
+      <w:rPr>
+        <w:rFonts w:ascii="Wingdings" w:hAnsi="Wingdings" w:hint="default"/>
+      </w:rPr>
+    </w:lvl>
+  </w:abstractNum>
+  <w:abstractNum w:abstractNumId="51" w15:restartNumberingAfterBreak="0">
     <w:nsid w:val="7B536A7E"/>
     <w:multiLevelType w:val="hybridMultilevel"/>
     <w:tmpl w:val="6F9E6054"/>
@@ -21870,7 +23200,7 @@
       </w:rPr>
     </w:lvl>
   </w:abstractNum>
-  <w:abstractNum w:abstractNumId="45" w15:restartNumberingAfterBreak="0">
+  <w:abstractNum w:abstractNumId="52" w15:restartNumberingAfterBreak="0">
     <w:nsid w:val="7ED61F88"/>
     <w:multiLevelType w:val="multilevel"/>
     <w:tmpl w:val="C992846A"/>
@@ -21983,7 +23313,7 @@
       </w:pPr>
     </w:lvl>
   </w:abstractNum>
-  <w:abstractNum w:abstractNumId="46" w15:restartNumberingAfterBreak="0">
+  <w:abstractNum w:abstractNumId="53" w15:restartNumberingAfterBreak="0">
     <w:nsid w:val="7FED6EB8"/>
     <w:multiLevelType w:val="hybridMultilevel"/>
     <w:tmpl w:val="E95C3638"/>
@@ -22073,61 +23403,61 @@
     </w:lvl>
   </w:abstractNum>
   <w:num w:numId="1" w16cid:durableId="1641304644">
+    <w:abstractNumId w:val="17"/>
+  </w:num>
+  <w:num w:numId="2" w16cid:durableId="107508674">
+    <w:abstractNumId w:val="25"/>
+  </w:num>
+  <w:num w:numId="3" w16cid:durableId="1037704738">
+    <w:abstractNumId w:val="20"/>
+  </w:num>
+  <w:num w:numId="4" w16cid:durableId="770854546">
+    <w:abstractNumId w:val="20"/>
+  </w:num>
+  <w:num w:numId="5" w16cid:durableId="2061438233">
+    <w:abstractNumId w:val="28"/>
+  </w:num>
+  <w:num w:numId="6" w16cid:durableId="206528550">
+    <w:abstractNumId w:val="32"/>
+  </w:num>
+  <w:num w:numId="7" w16cid:durableId="331183043">
+    <w:abstractNumId w:val="33"/>
+  </w:num>
+  <w:num w:numId="8" w16cid:durableId="1058749717">
+    <w:abstractNumId w:val="5"/>
+  </w:num>
+  <w:num w:numId="9" w16cid:durableId="1273979057">
     <w:abstractNumId w:val="14"/>
   </w:num>
-  <w:num w:numId="2" w16cid:durableId="107508674">
-    <w:abstractNumId w:val="21"/>
-  </w:num>
-  <w:num w:numId="3" w16cid:durableId="1037704738">
-    <w:abstractNumId w:val="17"/>
-  </w:num>
-  <w:num w:numId="4" w16cid:durableId="770854546">
-    <w:abstractNumId w:val="17"/>
-  </w:num>
-  <w:num w:numId="5" w16cid:durableId="2061438233">
-    <w:abstractNumId w:val="23"/>
-  </w:num>
-  <w:num w:numId="6" w16cid:durableId="206528550">
-    <w:abstractNumId w:val="27"/>
-  </w:num>
-  <w:num w:numId="7" w16cid:durableId="331183043">
-    <w:abstractNumId w:val="28"/>
-  </w:num>
-  <w:num w:numId="8" w16cid:durableId="1058749717">
-    <w:abstractNumId w:val="3"/>
-  </w:num>
-  <w:num w:numId="9" w16cid:durableId="1273979057">
-    <w:abstractNumId w:val="11"/>
-  </w:num>
   <w:num w:numId="10" w16cid:durableId="1826554038">
-    <w:abstractNumId w:val="42"/>
+    <w:abstractNumId w:val="48"/>
   </w:num>
   <w:num w:numId="11" w16cid:durableId="1256204693">
-    <w:abstractNumId w:val="24"/>
+    <w:abstractNumId w:val="29"/>
   </w:num>
   <w:num w:numId="12" w16cid:durableId="100147255">
-    <w:abstractNumId w:val="25"/>
+    <w:abstractNumId w:val="30"/>
   </w:num>
   <w:num w:numId="13" w16cid:durableId="843282817">
-    <w:abstractNumId w:val="36"/>
+    <w:abstractNumId w:val="41"/>
   </w:num>
   <w:num w:numId="14" w16cid:durableId="742096125">
-    <w:abstractNumId w:val="8"/>
+    <w:abstractNumId w:val="10"/>
   </w:num>
   <w:num w:numId="15" w16cid:durableId="1510675076">
-    <w:abstractNumId w:val="46"/>
+    <w:abstractNumId w:val="53"/>
   </w:num>
   <w:num w:numId="16" w16cid:durableId="1404260108">
-    <w:abstractNumId w:val="10"/>
+    <w:abstractNumId w:val="12"/>
   </w:num>
   <w:num w:numId="17" w16cid:durableId="756174799">
-    <w:abstractNumId w:val="12"/>
+    <w:abstractNumId w:val="15"/>
   </w:num>
   <w:num w:numId="18" w16cid:durableId="1751080579">
-    <w:abstractNumId w:val="41"/>
+    <w:abstractNumId w:val="47"/>
   </w:num>
   <w:num w:numId="19" w16cid:durableId="443963146">
-    <w:abstractNumId w:val="39"/>
+    <w:abstractNumId w:val="45"/>
   </w:num>
   <w:num w:numId="20" w16cid:durableId="1435785057">
     <w:abstractNumId w:val="1"/>
@@ -22136,97 +23466,118 @@
     <w:abstractNumId w:val="0"/>
   </w:num>
   <w:num w:numId="22" w16cid:durableId="1007899504">
-    <w:abstractNumId w:val="16"/>
+    <w:abstractNumId w:val="19"/>
   </w:num>
   <w:num w:numId="23" w16cid:durableId="1734616518">
-    <w:abstractNumId w:val="38"/>
+    <w:abstractNumId w:val="44"/>
   </w:num>
   <w:num w:numId="24" w16cid:durableId="1909076364">
     <w:abstractNumId w:val="2"/>
   </w:num>
   <w:num w:numId="25" w16cid:durableId="155149640">
-    <w:abstractNumId w:val="32"/>
+    <w:abstractNumId w:val="37"/>
   </w:num>
   <w:num w:numId="26" w16cid:durableId="619184564">
-    <w:abstractNumId w:val="7"/>
+    <w:abstractNumId w:val="9"/>
   </w:num>
   <w:num w:numId="27" w16cid:durableId="1655834034">
-    <w:abstractNumId w:val="22"/>
+    <w:abstractNumId w:val="26"/>
   </w:num>
   <w:num w:numId="28" w16cid:durableId="1510681576">
-    <w:abstractNumId w:val="4"/>
+    <w:abstractNumId w:val="6"/>
   </w:num>
   <w:num w:numId="29" w16cid:durableId="2008902287">
-    <w:abstractNumId w:val="13"/>
+    <w:abstractNumId w:val="16"/>
   </w:num>
   <w:num w:numId="30" w16cid:durableId="855536756">
-    <w:abstractNumId w:val="26"/>
+    <w:abstractNumId w:val="31"/>
   </w:num>
   <w:num w:numId="31" w16cid:durableId="800996187">
-    <w:abstractNumId w:val="35"/>
+    <w:abstractNumId w:val="40"/>
   </w:num>
   <w:num w:numId="32" w16cid:durableId="1974095939">
-    <w:abstractNumId w:val="29"/>
+    <w:abstractNumId w:val="34"/>
   </w:num>
   <w:num w:numId="33" w16cid:durableId="530536984">
-    <w:abstractNumId w:val="9"/>
+    <w:abstractNumId w:val="11"/>
   </w:num>
   <w:num w:numId="34" w16cid:durableId="2050106468">
-    <w:abstractNumId w:val="17"/>
+    <w:abstractNumId w:val="20"/>
     <w:lvlOverride w:ilvl="0">
       <w:startOverride w:val="9"/>
     </w:lvlOverride>
   </w:num>
   <w:num w:numId="35" w16cid:durableId="223757689">
-    <w:abstractNumId w:val="18"/>
+    <w:abstractNumId w:val="22"/>
   </w:num>
   <w:num w:numId="36" w16cid:durableId="859859167">
-    <w:abstractNumId w:val="31"/>
+    <w:abstractNumId w:val="36"/>
   </w:num>
   <w:num w:numId="37" w16cid:durableId="1862742871">
-    <w:abstractNumId w:val="19"/>
+    <w:abstractNumId w:val="23"/>
   </w:num>
   <w:num w:numId="38" w16cid:durableId="312607106">
-    <w:abstractNumId w:val="34"/>
+    <w:abstractNumId w:val="39"/>
   </w:num>
   <w:num w:numId="39" w16cid:durableId="1867675429">
-    <w:abstractNumId w:val="5"/>
+    <w:abstractNumId w:val="7"/>
   </w:num>
   <w:num w:numId="40" w16cid:durableId="2080709772">
-    <w:abstractNumId w:val="33"/>
+    <w:abstractNumId w:val="38"/>
   </w:num>
   <w:num w:numId="41" w16cid:durableId="881749912">
-    <w:abstractNumId w:val="43"/>
+    <w:abstractNumId w:val="49"/>
   </w:num>
   <w:num w:numId="42" w16cid:durableId="780490837">
-    <w:abstractNumId w:val="20"/>
+    <w:abstractNumId w:val="24"/>
   </w:num>
   <w:num w:numId="43" w16cid:durableId="1010522474">
-    <w:abstractNumId w:val="45"/>
+    <w:abstractNumId w:val="52"/>
   </w:num>
   <w:num w:numId="44" w16cid:durableId="510681330">
-    <w:abstractNumId w:val="44"/>
+    <w:abstractNumId w:val="51"/>
   </w:num>
   <w:num w:numId="45" w16cid:durableId="231815477">
-    <w:abstractNumId w:val="17"/>
+    <w:abstractNumId w:val="20"/>
     <w:lvlOverride w:ilvl="0">
       <w:startOverride w:val="19"/>
     </w:lvlOverride>
   </w:num>
   <w:num w:numId="46" w16cid:durableId="23755108">
-    <w:abstractNumId w:val="15"/>
+    <w:abstractNumId w:val="18"/>
   </w:num>
   <w:num w:numId="47" w16cid:durableId="1462532456">
-    <w:abstractNumId w:val="30"/>
+    <w:abstractNumId w:val="35"/>
   </w:num>
   <w:num w:numId="48" w16cid:durableId="658388417">
-    <w:abstractNumId w:val="37"/>
+    <w:abstractNumId w:val="42"/>
   </w:num>
   <w:num w:numId="49" w16cid:durableId="1720862383">
-    <w:abstractNumId w:val="6"/>
+    <w:abstractNumId w:val="8"/>
   </w:num>
   <w:num w:numId="50" w16cid:durableId="324403555">
-    <w:abstractNumId w:val="40"/>
+    <w:abstractNumId w:val="46"/>
+  </w:num>
+  <w:num w:numId="51" w16cid:durableId="1550414610">
+    <w:abstractNumId w:val="21"/>
+  </w:num>
+  <w:num w:numId="52" w16cid:durableId="339503631">
+    <w:abstractNumId w:val="4"/>
+  </w:num>
+  <w:num w:numId="53" w16cid:durableId="458887088">
+    <w:abstractNumId w:val="13"/>
+  </w:num>
+  <w:num w:numId="54" w16cid:durableId="246038955">
+    <w:abstractNumId w:val="3"/>
+  </w:num>
+  <w:num w:numId="55" w16cid:durableId="865480579">
+    <w:abstractNumId w:val="50"/>
+  </w:num>
+  <w:num w:numId="56" w16cid:durableId="2088266531">
+    <w:abstractNumId w:val="43"/>
+  </w:num>
+  <w:num w:numId="57" w16cid:durableId="119960052">
+    <w:abstractNumId w:val="27"/>
   </w:num>
 </w:numbering>
 </file>
@@ -23679,6 +25030,17 @@
       <w:spacing w:after="0"/>
     </w:pPr>
   </w:style>
+  <w:style w:type="character" w:styleId="nfasis">
+    <w:name w:val="Emphasis"/>
+    <w:basedOn w:val="Fuentedeprrafopredeter"/>
+    <w:uiPriority w:val="20"/>
+    <w:qFormat/>
+    <w:rsid w:val="006F424C"/>
+    <w:rPr>
+      <w:i/>
+      <w:iCs/>
+    </w:rPr>
+  </w:style>
 </w:styles>
 </file>
 

--- a/Mayra_Carolina_Rivadeneira_Viteri/Proyecto_Mayra_Carolina_Rivadeneira_Viteri.docx
+++ b/Mayra_Carolina_Rivadeneira_Viteri/Proyecto_Mayra_Carolina_Rivadeneira_Viteri.docx
@@ -4680,6 +4680,12 @@
                 <w:noProof/>
                 <w:webHidden/>
               </w:rPr>
+            </w:r>
+            <w:r>
+              <w:rPr>
+                <w:noProof/>
+                <w:webHidden/>
+              </w:rPr>
               <w:fldChar w:fldCharType="separate"/>
             </w:r>
             <w:r>
@@ -6108,6 +6114,12 @@
             <w:noProof/>
             <w:webHidden/>
           </w:rPr>
+        </w:r>
+        <w:r>
+          <w:rPr>
+            <w:noProof/>
+            <w:webHidden/>
+          </w:rPr>
           <w:fldChar w:fldCharType="separate"/>
         </w:r>
         <w:r>
@@ -6183,6 +6195,12 @@
             <w:webHidden/>
           </w:rPr>
           <w:instrText xml:space="preserve"> PAGEREF _Toc224490735 \h </w:instrText>
+        </w:r>
+        <w:r>
+          <w:rPr>
+            <w:noProof/>
+            <w:webHidden/>
+          </w:rPr>
         </w:r>
         <w:r>
           <w:rPr>
@@ -6271,6 +6289,12 @@
             <w:noProof/>
             <w:webHidden/>
           </w:rPr>
+        </w:r>
+        <w:r>
+          <w:rPr>
+            <w:noProof/>
+            <w:webHidden/>
+          </w:rPr>
           <w:fldChar w:fldCharType="separate"/>
         </w:r>
         <w:r>
@@ -6353,6 +6377,12 @@
             <w:noProof/>
             <w:webHidden/>
           </w:rPr>
+        </w:r>
+        <w:r>
+          <w:rPr>
+            <w:noProof/>
+            <w:webHidden/>
+          </w:rPr>
           <w:fldChar w:fldCharType="separate"/>
         </w:r>
         <w:r>
@@ -6435,6 +6465,12 @@
             <w:noProof/>
             <w:webHidden/>
           </w:rPr>
+        </w:r>
+        <w:r>
+          <w:rPr>
+            <w:noProof/>
+            <w:webHidden/>
+          </w:rPr>
           <w:fldChar w:fldCharType="separate"/>
         </w:r>
         <w:r>
@@ -6517,6 +6553,12 @@
             <w:noProof/>
             <w:webHidden/>
           </w:rPr>
+        </w:r>
+        <w:r>
+          <w:rPr>
+            <w:noProof/>
+            <w:webHidden/>
+          </w:rPr>
           <w:fldChar w:fldCharType="separate"/>
         </w:r>
         <w:r>
@@ -6593,6 +6635,12 @@
             <w:webHidden/>
           </w:rPr>
           <w:instrText xml:space="preserve"> PAGEREF _Toc224490740 \h </w:instrText>
+        </w:r>
+        <w:r>
+          <w:rPr>
+            <w:noProof/>
+            <w:webHidden/>
+          </w:rPr>
         </w:r>
         <w:r>
           <w:rPr>
@@ -8870,7 +8918,6 @@
                 <w:szCs w:val="18"/>
                 <w:lang w:val="es-PE" w:eastAsia="es-PE"/>
               </w:rPr>
-              <w:lastRenderedPageBreak/>
               <w:t>Fuentes de ingresos</w:t>
             </w:r>
           </w:p>
@@ -15148,28 +15195,92 @@
         <w:rPr>
           <w:lang w:eastAsia="es-PE"/>
         </w:rPr>
-        <w:t xml:space="preserve">Para la obtención de información relevante en el desarrollo del proyecto </w:t>
-      </w:r>
-      <w:r>
-        <w:rPr>
-          <w:i/>
-          <w:iCs/>
+        <w:t xml:space="preserve">Para la obtención de información relevante en el desarrollo del </w:t>
+      </w:r>
+      <w:r>
+        <w:rPr>
           <w:lang w:eastAsia="es-PE"/>
         </w:rPr>
-        <w:t>Cocina 360°</w:t>
+        <w:t>proyecto Cocina 360°,</w:t>
       </w:r>
       <w:r>
         <w:rPr>
           <w:lang w:eastAsia="es-PE"/>
         </w:rPr>
-        <w:t xml:space="preserve">, se emplean diversas técnicas e instrumentos que permiten recopilar datos confiables y </w:t>
+        <w:t xml:space="preserve"> se emple</w:t>
       </w:r>
       <w:r>
         <w:rPr>
           <w:lang w:eastAsia="es-PE"/>
         </w:rPr>
+        <w:t>ó la</w:t>
+      </w:r>
+      <w:r>
+        <w:rPr>
+          <w:lang w:eastAsia="es-PE"/>
+        </w:rPr>
+        <w:t xml:space="preserve"> técnica</w:t>
+      </w:r>
+      <w:r>
+        <w:rPr>
+          <w:lang w:eastAsia="es-PE"/>
+        </w:rPr>
+        <w:t xml:space="preserve"> de la encue</w:t>
+      </w:r>
+      <w:r>
+        <w:rPr>
+          <w:lang w:eastAsia="es-PE"/>
+        </w:rPr>
+        <w:t>s</w:t>
+      </w:r>
+      <w:r>
+        <w:rPr>
+          <w:lang w:eastAsia="es-PE"/>
+        </w:rPr>
+        <w:t>ta</w:t>
+      </w:r>
+      <w:r>
+        <w:rPr>
+          <w:lang w:eastAsia="es-PE"/>
+        </w:rPr>
+        <w:t xml:space="preserve"> </w:t>
+      </w:r>
+      <w:r>
+        <w:rPr>
+          <w:lang w:eastAsia="es-PE"/>
+        </w:rPr>
+        <w:t>permit</w:t>
+      </w:r>
+      <w:r>
+        <w:rPr>
+          <w:lang w:eastAsia="es-PE"/>
+        </w:rPr>
+        <w:t>i</w:t>
+      </w:r>
+      <w:r>
+        <w:rPr>
+          <w:lang w:eastAsia="es-PE"/>
+        </w:rPr>
+        <w:t>én</w:t>
+      </w:r>
+      <w:r>
+        <w:rPr>
+          <w:lang w:eastAsia="es-PE"/>
+        </w:rPr>
+        <w:t>donos</w:t>
+      </w:r>
+      <w:r>
+        <w:rPr>
+          <w:lang w:eastAsia="es-PE"/>
+        </w:rPr>
+        <w:t xml:space="preserve"> recopilar datos confiables y útiles </w:t>
+      </w:r>
+      <w:r>
+        <w:rPr>
+          <w:lang w:eastAsia="es-PE"/>
+        </w:rPr>
         <w:lastRenderedPageBreak/>
-        <w:t>útiles para el análisis del mercado.</w:t>
+        <w:t>para el análisis del mercado.</w:t>
       </w:r>
     </w:p>
     <w:p>
@@ -15182,7 +15293,7 @@
         <w:rPr>
           <w:lang w:val="es-PE" w:eastAsia="es-PE"/>
         </w:rPr>
-        <w:t>Técnicas:</w:t>
+        <w:t>Técnica:</w:t>
       </w:r>
     </w:p>
     <w:p>
@@ -15218,16 +15329,11 @@
         <w:rPr>
           <w:lang w:val="es-PE" w:eastAsia="es-PE"/>
         </w:rPr>
-        <w:t xml:space="preserve">Entrevista: Dirigida a emprendedores y actores del sector gastronómico para conocer problemáticas reales en la gestión de sus negocios. </w:t>
-      </w:r>
-    </w:p>
-    <w:p>
-      <w:pPr>
-        <w:pStyle w:val="Prrafodelista"/>
-        <w:numPr>
-          <w:ilvl w:val="0"/>
-          <w:numId w:val="55"/>
-        </w:numPr>
+        <w:t xml:space="preserve">Observación: Permite analizar comportamientos, tendencias y dinámicas del mercado gastronómico. </w:t>
+      </w:r>
+    </w:p>
+    <w:p>
+      <w:pPr>
         <w:rPr>
           <w:lang w:val="es-PE" w:eastAsia="es-PE"/>
         </w:rPr>
@@ -15236,20 +15342,7 @@
         <w:rPr>
           <w:lang w:val="es-PE" w:eastAsia="es-PE"/>
         </w:rPr>
-        <w:t xml:space="preserve">Observación: Permite analizar comportamientos, tendencias y dinámicas del mercado gastronómico. </w:t>
-      </w:r>
-    </w:p>
-    <w:p>
-      <w:pPr>
-        <w:rPr>
-          <w:lang w:val="es-PE" w:eastAsia="es-PE"/>
-        </w:rPr>
-      </w:pPr>
-      <w:r>
-        <w:rPr>
-          <w:lang w:val="es-PE" w:eastAsia="es-PE"/>
-        </w:rPr>
-        <w:t>Instrumentos:</w:t>
+        <w:t>Instrumento:</w:t>
       </w:r>
     </w:p>
     <w:p>
@@ -15267,16 +15360,11 @@
         <w:rPr>
           <w:lang w:val="es-PE" w:eastAsia="es-PE"/>
         </w:rPr>
-        <w:t xml:space="preserve">Cuestionario estructurado: Compuesto por preguntas cerradas y de opción múltiple, utilizado en la aplicación de encuestas. </w:t>
-      </w:r>
-    </w:p>
-    <w:p>
-      <w:pPr>
-        <w:pStyle w:val="Prrafodelista"/>
-        <w:numPr>
-          <w:ilvl w:val="0"/>
-          <w:numId w:val="56"/>
-        </w:numPr>
+        <w:t xml:space="preserve">Cuestionario: Compuesto por preguntas cerradas y de opción múltiple, utilizado en la aplicación de encuestas. </w:t>
+      </w:r>
+    </w:p>
+    <w:p>
+      <w:pPr>
         <w:rPr>
           <w:lang w:val="es-PE" w:eastAsia="es-PE"/>
         </w:rPr>
@@ -15285,82 +15373,21 @@
         <w:rPr>
           <w:lang w:val="es-PE" w:eastAsia="es-PE"/>
         </w:rPr>
-        <w:t xml:space="preserve">Guía de entrevista: Documento que orienta la conversación con los entrevistados para obtener información específica. </w:t>
-      </w:r>
-    </w:p>
-    <w:p>
-      <w:pPr>
-        <w:pStyle w:val="Prrafodelista"/>
-        <w:numPr>
-          <w:ilvl w:val="0"/>
-          <w:numId w:val="56"/>
-        </w:numPr>
-        <w:rPr>
-          <w:lang w:val="es-PE" w:eastAsia="es-PE"/>
-        </w:rPr>
-      </w:pPr>
-      <w:r>
-        <w:rPr>
-          <w:lang w:val="es-PE" w:eastAsia="es-PE"/>
-        </w:rPr>
-        <w:t xml:space="preserve">Ficha de observación: Utilizada para registrar información relevante del entorno y comportamiento del mercado. </w:t>
-      </w:r>
-    </w:p>
-    <w:p>
-      <w:pPr>
-        <w:rPr>
-          <w:lang w:val="es-PE" w:eastAsia="es-PE"/>
-        </w:rPr>
-      </w:pPr>
-      <w:r>
-        <w:rPr>
-          <w:lang w:val="es-PE" w:eastAsia="es-PE"/>
-        </w:rPr>
         <w:t>Estos elementos permiten una recolección sistemática de datos que respalda el desarrollo del proyecto.</w:t>
       </w:r>
     </w:p>
     <w:p>
       <w:pPr>
-        <w:rPr>
-          <w:lang w:val="es-PE" w:eastAsia="es-PE"/>
-        </w:rPr>
-      </w:pPr>
-    </w:p>
-    <w:p>
-      <w:pPr>
+        <w:pStyle w:val="Ttulo2"/>
         <w:rPr>
           <w:lang w:eastAsia="es-PE"/>
         </w:rPr>
       </w:pPr>
-    </w:p>
-    <w:p>
-      <w:pPr>
+      <w:r>
         <w:rPr>
           <w:lang w:eastAsia="es-PE"/>
         </w:rPr>
-      </w:pPr>
-    </w:p>
-    <w:p>
-      <w:pPr>
-        <w:pStyle w:val="Ttulo2"/>
-        <w:rPr>
-          <w:lang w:eastAsia="es-PE"/>
-        </w:rPr>
-      </w:pPr>
-      <w:proofErr w:type="spellStart"/>
-      <w:r>
-        <w:rPr>
-          <w:lang w:eastAsia="es-PE"/>
-        </w:rPr>
-        <w:lastRenderedPageBreak/>
-        <w:t>Modelo</w:t>
-      </w:r>
-      <w:proofErr w:type="spellEnd"/>
-      <w:r>
-        <w:rPr>
-          <w:lang w:eastAsia="es-PE"/>
-        </w:rPr>
-        <w:t xml:space="preserve"> metodológico CANVAS</w:t>
+        <w:t>Modelo metodológico CANVAS</w:t>
       </w:r>
     </w:p>
     <w:p>
@@ -15462,7 +15489,14 @@
         <w:rPr>
           <w:lang w:val="es-PE" w:eastAsia="es-PE"/>
         </w:rPr>
-        <w:t xml:space="preserve"> Asesoría gastronómica integral que combina conocimientos técnicos, gestión y marketing digital. </w:t>
+        <w:t xml:space="preserve"> Asesoría gastronómica integral que combina </w:t>
+      </w:r>
+      <w:r>
+        <w:rPr>
+          <w:lang w:val="es-PE" w:eastAsia="es-PE"/>
+        </w:rPr>
+        <w:lastRenderedPageBreak/>
+        <w:t xml:space="preserve">conocimientos técnicos, gestión y marketing digital. </w:t>
       </w:r>
     </w:p>
     <w:p>
@@ -15512,7 +15546,19 @@
         <w:rPr>
           <w:lang w:val="es-PE" w:eastAsia="es-PE"/>
         </w:rPr>
-        <w:t xml:space="preserve"> Atención personalizada, acompañamiento continuo y asesorías adaptadas a cada necesidad. </w:t>
+        <w:t xml:space="preserve"> Atención personalizada, acompañamiento continuo</w:t>
+      </w:r>
+      <w:r>
+        <w:rPr>
+          <w:lang w:val="es-PE" w:eastAsia="es-PE"/>
+        </w:rPr>
+        <w:t>, capacitación constante, soporte digital y acompañamiento profesional</w:t>
+      </w:r>
+      <w:r>
+        <w:rPr>
+          <w:lang w:val="es-PE" w:eastAsia="es-PE"/>
+        </w:rPr>
+        <w:t xml:space="preserve">. </w:t>
       </w:r>
     </w:p>
     <w:p>
@@ -15537,7 +15583,31 @@
         <w:rPr>
           <w:lang w:val="es-PE" w:eastAsia="es-PE"/>
         </w:rPr>
-        <w:t xml:space="preserve"> Pago por asesorías, capacitaciones y servicios especializados. </w:t>
+        <w:t xml:space="preserve"> Pago por asesorías,</w:t>
+      </w:r>
+      <w:r>
+        <w:rPr>
+          <w:lang w:val="es-PE" w:eastAsia="es-PE"/>
+        </w:rPr>
+        <w:t xml:space="preserve"> cursos y talleres, </w:t>
+      </w:r>
+      <w:r>
+        <w:rPr>
+          <w:lang w:val="es-PE" w:eastAsia="es-PE"/>
+        </w:rPr>
+        <w:t>consultorías</w:t>
+      </w:r>
+      <w:r>
+        <w:rPr>
+          <w:lang w:val="es-PE" w:eastAsia="es-PE"/>
+        </w:rPr>
+        <w:t>,</w:t>
+      </w:r>
+      <w:r>
+        <w:rPr>
+          <w:lang w:val="es-PE" w:eastAsia="es-PE"/>
+        </w:rPr>
+        <w:t xml:space="preserve"> capacitaciones y servicios especializados. </w:t>
       </w:r>
     </w:p>
     <w:p>
@@ -15562,7 +15632,31 @@
         <w:rPr>
           <w:lang w:val="es-PE" w:eastAsia="es-PE"/>
         </w:rPr>
-        <w:t xml:space="preserve"> Conocimientos técnicos, herramientas digitales y talento humano. </w:t>
+        <w:t xml:space="preserve"> </w:t>
+      </w:r>
+      <w:r>
+        <w:rPr>
+          <w:lang w:val="es-PE" w:eastAsia="es-PE"/>
+        </w:rPr>
+        <w:t>Equipo especializado, c</w:t>
+      </w:r>
+      <w:r>
+        <w:rPr>
+          <w:lang w:val="es-PE" w:eastAsia="es-PE"/>
+        </w:rPr>
+        <w:t>onocimientos técnicos, herramientas digitales</w:t>
+      </w:r>
+      <w:r>
+        <w:rPr>
+          <w:lang w:val="es-PE" w:eastAsia="es-PE"/>
+        </w:rPr>
+        <w:t>, infraestructura</w:t>
+      </w:r>
+      <w:r>
+        <w:rPr>
+          <w:lang w:val="es-PE" w:eastAsia="es-PE"/>
+        </w:rPr>
+        <w:t xml:space="preserve"> y talento humano. </w:t>
       </w:r>
     </w:p>
     <w:p>
@@ -15587,7 +15681,19 @@
         <w:rPr>
           <w:lang w:val="es-PE" w:eastAsia="es-PE"/>
         </w:rPr>
-        <w:t xml:space="preserve"> Capacitación, asesoría, creación de contenido y desarrollo de estrategias. </w:t>
+        <w:t xml:space="preserve"> </w:t>
+      </w:r>
+      <w:r>
+        <w:rPr>
+          <w:lang w:val="es-PE" w:eastAsia="es-PE"/>
+        </w:rPr>
+        <w:t>Diagnostico de negocios gastronómicos, c</w:t>
+      </w:r>
+      <w:r>
+        <w:rPr>
+          <w:lang w:val="es-PE" w:eastAsia="es-PE"/>
+        </w:rPr>
+        <w:t>apacitación, asesoría, creación de contenido y desarrollo de estrategias.</w:t>
       </w:r>
     </w:p>
     <w:p>
@@ -15612,14 +15718,45 @@
         <w:rPr>
           <w:lang w:val="es-PE" w:eastAsia="es-PE"/>
         </w:rPr>
-        <w:t xml:space="preserve"> Proveedores, agencias de marketing, diseñadores y plataformas </w:t>
+        <w:t xml:space="preserve"> Proveedores, agencias de marketing</w:t>
       </w:r>
       <w:r>
         <w:rPr>
           <w:lang w:val="es-PE" w:eastAsia="es-PE"/>
         </w:rPr>
-        <w:lastRenderedPageBreak/>
-        <w:t xml:space="preserve">tecnológicas. </w:t>
+        <w:t xml:space="preserve"> como </w:t>
+      </w:r>
+      <w:proofErr w:type="spellStart"/>
+      <w:r>
+        <w:rPr>
+          <w:lang w:val="es-PE" w:eastAsia="es-PE"/>
+        </w:rPr>
+        <w:t>Hello</w:t>
+      </w:r>
+      <w:proofErr w:type="spellEnd"/>
+      <w:r>
+        <w:rPr>
+          <w:lang w:val="es-PE" w:eastAsia="es-PE"/>
+        </w:rPr>
+        <w:t xml:space="preserve"> 360</w:t>
+      </w:r>
+      <w:r>
+        <w:rPr>
+          <w:lang w:val="es-PE" w:eastAsia="es-PE"/>
+        </w:rPr>
+        <w:t>,</w:t>
+      </w:r>
+      <w:r>
+        <w:rPr>
+          <w:lang w:val="es-PE" w:eastAsia="es-PE"/>
+        </w:rPr>
+        <w:t xml:space="preserve"> instituciones educativas,</w:t>
+      </w:r>
+      <w:r>
+        <w:rPr>
+          <w:lang w:val="es-PE" w:eastAsia="es-PE"/>
+        </w:rPr>
+        <w:t xml:space="preserve"> diseñadores y plataformas tecnológicas.</w:t>
       </w:r>
     </w:p>
     <w:p>
@@ -15644,19 +15781,43 @@
         <w:rPr>
           <w:lang w:val="es-PE" w:eastAsia="es-PE"/>
         </w:rPr>
-        <w:t xml:space="preserve"> Costos fijos y variables asociados a la operación del servicio. </w:t>
-      </w:r>
-    </w:p>
-    <w:p>
-      <w:pPr>
+        <w:t xml:space="preserve"> Costos fijos y variables asociados a la operación del</w:t>
+      </w:r>
+      <w:r>
         <w:rPr>
           <w:lang w:val="es-PE" w:eastAsia="es-PE"/>
         </w:rPr>
-      </w:pPr>
+        <w:t xml:space="preserve"> </w:t>
+      </w:r>
       <w:r>
         <w:rPr>
           <w:lang w:val="es-PE" w:eastAsia="es-PE"/>
         </w:rPr>
+        <w:t>servicio</w:t>
+      </w:r>
+      <w:r>
+        <w:rPr>
+          <w:lang w:val="es-PE" w:eastAsia="es-PE"/>
+        </w:rPr>
+        <w:t xml:space="preserve"> tales como publicidad, servicios básicos y gastos operativos</w:t>
+      </w:r>
+      <w:r>
+        <w:rPr>
+          <w:lang w:val="es-PE" w:eastAsia="es-PE"/>
+        </w:rPr>
+        <w:t>.</w:t>
+      </w:r>
+    </w:p>
+    <w:p>
+      <w:pPr>
+        <w:rPr>
+          <w:lang w:val="es-PE" w:eastAsia="es-PE"/>
+        </w:rPr>
+      </w:pPr>
+      <w:r>
+        <w:rPr>
+          <w:lang w:val="es-PE" w:eastAsia="es-PE"/>
+        </w:rPr>
         <w:t xml:space="preserve">El uso del modelo </w:t>
       </w:r>
       <w:r>
@@ -15709,6 +15870,7 @@
         <w:rPr>
           <w:lang w:val="es-PE" w:eastAsia="es-PE"/>
         </w:rPr>
+        <w:lastRenderedPageBreak/>
         <w:t>Posteriormente, los datos obtenidos fueron representados mediante tablas y gráficos estadísticos, facilitando su interpretación y permitiendo identificar patrones, comportamientos y tendencias dentro del mercado objetivo.</w:t>
       </w:r>
     </w:p>
@@ -15722,21 +15884,19 @@
         <w:rPr>
           <w:lang w:val="es-PE" w:eastAsia="es-PE"/>
         </w:rPr>
-        <w:t xml:space="preserve">El análisis realizado hizo posible reconocer las necesidades y preferencias de los potenciales clientes, así como medir el grado de aceptación del servicio propuesto. Además, permitió evaluar la viabilidad del proyecto </w:t>
-      </w:r>
-      <w:r>
-        <w:rPr>
-          <w:i/>
-          <w:iCs/>
+        <w:t xml:space="preserve">El análisis realizado hizo posible reconocer las necesidades y preferencias de los potenciales clientes, así como medir el grado de aceptación del servicio propuesto. Además, permitió evaluar la viabilidad del </w:t>
+      </w:r>
+      <w:r>
+        <w:rPr>
           <w:lang w:val="es-PE" w:eastAsia="es-PE"/>
         </w:rPr>
-        <w:t>Cocina 360°</w:t>
+        <w:t>proyecto Cocina 360°,</w:t>
       </w:r>
       <w:r>
         <w:rPr>
           <w:lang w:val="es-PE" w:eastAsia="es-PE"/>
         </w:rPr>
-        <w:t>, proporcionando información relevante para la toma de decisiones estratégicas y el desarrollo del emprendimiento.</w:t>
+        <w:t xml:space="preserve"> proporcionando información relevante para la toma de decisiones estratégicas y el desarrollo del emprendimiento.</w:t>
       </w:r>
     </w:p>
     <w:p>
@@ -15999,6 +16159,7 @@
                 <w:rPr>
                   <w:noProof/>
                   <w:szCs w:val="24"/>
+                  <w:lang w:val="en-US"/>
                 </w:rPr>
               </w:pPr>
               <w:r>
@@ -16034,13 +16195,40 @@
                   <w:noProof/>
                   <w:lang w:val="en-US"/>
                 </w:rPr>
-                <w:t xml:space="preserve"> </w:t>
+                <w:t xml:space="preserve"> Social Science Information.</w:t>
+              </w:r>
+            </w:p>
+            <w:p>
+              <w:pPr>
+                <w:pStyle w:val="Bibliografa"/>
+                <w:ind w:left="720" w:hanging="720"/>
+                <w:rPr>
+                  <w:noProof/>
+                  <w:lang w:val="en-US"/>
+                </w:rPr>
+              </w:pPr>
+              <w:r>
+                <w:rPr>
+                  <w:noProof/>
+                  <w:lang w:val="en-US"/>
+                </w:rPr>
+                <w:t xml:space="preserve">Drucker, P. (1985). </w:t>
+              </w:r>
+              <w:r>
+                <w:rPr>
+                  <w:i/>
+                  <w:iCs/>
+                  <w:noProof/>
+                  <w:lang w:val="en-US"/>
+                </w:rPr>
+                <w:t>Innovation and Entrepreneurship.</w:t>
               </w:r>
               <w:r>
                 <w:rPr>
                   <w:noProof/>
+                  <w:lang w:val="en-US"/>
                 </w:rPr>
-                <w:t>Social Science Information.</w:t>
+                <w:t xml:space="preserve"> Nueva York: Harper &amp; Row.</w:t>
               </w:r>
             </w:p>
             <w:p>
@@ -16265,28 +16453,66 @@
           <w:rFonts w:eastAsiaTheme="majorEastAsia"/>
           <w:szCs w:val="24"/>
         </w:rPr>
-        <w:t xml:space="preserve">Añadir </w:t>
-      </w:r>
-      <w:r>
+        <w:t>El siguiente cuestionario tiene como objetivo</w:t>
+      </w:r>
+    </w:p>
+    <w:p>
+      <w:pPr>
+        <w:pStyle w:val="Prrafodelista"/>
+        <w:numPr>
+          <w:ilvl w:val="6"/>
+          <w:numId w:val="45"/>
+        </w:numPr>
+        <w:ind w:left="284" w:hanging="284"/>
         <w:rPr>
           <w:rFonts w:eastAsiaTheme="majorEastAsia"/>
           <w:szCs w:val="24"/>
         </w:rPr>
-        <w:t>cuestionario</w:t>
-      </w:r>
-      <w:r>
+      </w:pPr>
+      <w:r>
+        <w:t>¿Le interesa aprender sobre gastronomía a nivel profesional?</w:t>
+      </w:r>
+    </w:p>
+    <w:p>
+      <w:pPr>
+        <w:pStyle w:val="Prrafodelista"/>
+        <w:numPr>
+          <w:ilvl w:val="6"/>
+          <w:numId w:val="61"/>
+        </w:numPr>
+        <w:ind w:left="567" w:hanging="283"/>
         <w:rPr>
           <w:rFonts w:eastAsiaTheme="majorEastAsia"/>
           <w:szCs w:val="24"/>
         </w:rPr>
-        <w:t xml:space="preserve"> o encuesta y el objetivo de la misma</w:t>
-      </w:r>
+      </w:pPr>
       <w:r>
         <w:rPr>
           <w:rFonts w:eastAsiaTheme="majorEastAsia"/>
           <w:szCs w:val="24"/>
         </w:rPr>
-        <w:t>.</w:t>
+        <w:t>Si</w:t>
+      </w:r>
+    </w:p>
+    <w:p>
+      <w:pPr>
+        <w:pStyle w:val="Prrafodelista"/>
+        <w:numPr>
+          <w:ilvl w:val="6"/>
+          <w:numId w:val="61"/>
+        </w:numPr>
+        <w:ind w:left="567" w:hanging="283"/>
+        <w:rPr>
+          <w:rFonts w:eastAsiaTheme="majorEastAsia"/>
+          <w:szCs w:val="24"/>
+        </w:rPr>
+      </w:pPr>
+      <w:r>
+        <w:rPr>
+          <w:rFonts w:eastAsiaTheme="majorEastAsia"/>
+          <w:szCs w:val="24"/>
+        </w:rPr>
+        <w:t>No</w:t>
       </w:r>
     </w:p>
     <w:p>
@@ -16294,49 +16520,12 @@
         <w:pStyle w:val="Prrafodelista"/>
         <w:numPr>
           <w:ilvl w:val="0"/>
-          <w:numId w:val="22"/>
+          <w:numId w:val="61"/>
         </w:numPr>
-        <w:rPr>
-          <w:rFonts w:eastAsiaTheme="majorEastAsia"/>
-          <w:szCs w:val="24"/>
-        </w:rPr>
-      </w:pPr>
-      <w:r>
-        <w:rPr>
-          <w:rFonts w:eastAsiaTheme="majorEastAsia"/>
-          <w:szCs w:val="24"/>
-        </w:rPr>
-        <w:t>¿Le gustaría adquirir</w:t>
-      </w:r>
-      <w:proofErr w:type="gramStart"/>
-      <w:r>
-        <w:rPr>
-          <w:rFonts w:eastAsiaTheme="majorEastAsia"/>
-          <w:szCs w:val="24"/>
-        </w:rPr>
-        <w:t xml:space="preserve"> </w:t>
-      </w:r>
-      <w:r>
-        <w:rPr>
-          <w:rFonts w:eastAsiaTheme="majorEastAsia"/>
-          <w:szCs w:val="24"/>
-        </w:rPr>
-        <w:t>….</w:t>
-      </w:r>
-      <w:proofErr w:type="gramEnd"/>
-      <w:r>
-        <w:rPr>
-          <w:rFonts w:eastAsiaTheme="majorEastAsia"/>
-          <w:szCs w:val="24"/>
-        </w:rPr>
-        <w:t>.</w:t>
-      </w:r>
-      <w:r>
-        <w:rPr>
-          <w:rFonts w:eastAsiaTheme="majorEastAsia"/>
-          <w:szCs w:val="24"/>
-        </w:rPr>
-        <w:t>?</w:t>
+      </w:pPr>
+      <w:bookmarkStart w:id="51" w:name="_Toc224490733"/>
+      <w:r>
+        <w:t>¿Le gustaría aprender también sobre marketing aplicado a la gastronomía?</w:t>
       </w:r>
     </w:p>
     <w:p>
@@ -16344,21 +16533,12 @@
         <w:pStyle w:val="Prrafodelista"/>
         <w:numPr>
           <w:ilvl w:val="0"/>
-          <w:numId w:val="23"/>
+          <w:numId w:val="63"/>
         </w:numPr>
-        <w:rPr>
-          <w:color w:val="1F1F1F"/>
-          <w:szCs w:val="24"/>
-          <w:lang w:val="es-PE" w:eastAsia="es-PE"/>
-        </w:rPr>
-      </w:pPr>
-      <w:r>
-        <w:rPr>
-          <w:color w:val="1F1F1F"/>
-          <w:szCs w:val="24"/>
-          <w:lang w:val="es-PE" w:eastAsia="es-PE"/>
-        </w:rPr>
-        <w:t>Sí</w:t>
+        <w:ind w:hanging="76"/>
+      </w:pPr>
+      <w:r>
+        <w:t>Si</w:t>
       </w:r>
     </w:p>
     <w:p>
@@ -16366,23 +16546,50 @@
         <w:pStyle w:val="Prrafodelista"/>
         <w:numPr>
           <w:ilvl w:val="0"/>
-          <w:numId w:val="23"/>
+          <w:numId w:val="63"/>
         </w:numPr>
-        <w:rPr>
-          <w:color w:val="1F1F1F"/>
-          <w:szCs w:val="24"/>
-          <w:lang w:val="es-PE" w:eastAsia="es-PE"/>
-        </w:rPr>
-      </w:pPr>
-      <w:r>
-        <w:rPr>
-          <w:color w:val="1F1F1F"/>
-          <w:szCs w:val="24"/>
-          <w:lang w:val="es-PE" w:eastAsia="es-PE"/>
-        </w:rPr>
+        <w:ind w:hanging="76"/>
+      </w:pPr>
+      <w:r>
         <w:t>No</w:t>
       </w:r>
     </w:p>
+    <w:p>
+      <w:pPr>
+        <w:pStyle w:val="Prrafodelista"/>
+        <w:numPr>
+          <w:ilvl w:val="0"/>
+          <w:numId w:val="61"/>
+        </w:numPr>
+      </w:pPr>
+      <w:r>
+        <w:t>¿Qué tipo de actividades le interesarían más en un espacio Educativo?</w:t>
+      </w:r>
+    </w:p>
+    <w:p>
+      <w:pPr>
+        <w:pStyle w:val="Prrafodelista"/>
+        <w:numPr>
+          <w:ilvl w:val="0"/>
+          <w:numId w:val="61"/>
+        </w:numPr>
+      </w:pPr>
+      <w:r>
+        <w:t>Clases de cocina</w:t>
+      </w:r>
+    </w:p>
+    <w:p>
+      <w:pPr>
+        <w:pStyle w:val="Prrafodelista"/>
+        <w:numPr>
+          <w:ilvl w:val="0"/>
+          <w:numId w:val="61"/>
+        </w:numPr>
+      </w:pPr>
+    </w:p>
+    <w:p/>
+    <w:p/>
+    <w:p/>
     <w:p>
       <w:pPr>
         <w:pStyle w:val="FigureStyle"/>
@@ -16393,29 +16600,73 @@
           <w:iCs/>
         </w:rPr>
       </w:pPr>
-      <w:r>
+    </w:p>
+    <w:p>
+      <w:pPr>
+        <w:pStyle w:val="FigureStyle"/>
         <w:rPr>
           <w:b/>
           <w:bCs/>
           <w:i w:val="0"/>
           <w:iCs/>
         </w:rPr>
-        <w:br w:type="page"/>
-      </w:r>
+      </w:pPr>
     </w:p>
     <w:p>
       <w:pPr>
         <w:pStyle w:val="FigureStyle"/>
-      </w:pPr>
-      <w:bookmarkStart w:id="51" w:name="_Toc224490733"/>
-      <w:r>
         <w:rPr>
           <w:b/>
           <w:bCs/>
           <w:i w:val="0"/>
           <w:iCs/>
         </w:rPr>
-        <w:lastRenderedPageBreak/>
+      </w:pPr>
+    </w:p>
+    <w:p>
+      <w:pPr>
+        <w:pStyle w:val="FigureStyle"/>
+        <w:rPr>
+          <w:b/>
+          <w:bCs/>
+          <w:i w:val="0"/>
+          <w:iCs/>
+        </w:rPr>
+      </w:pPr>
+    </w:p>
+    <w:p>
+      <w:pPr>
+        <w:pStyle w:val="FigureStyle"/>
+        <w:rPr>
+          <w:b/>
+          <w:bCs/>
+          <w:i w:val="0"/>
+          <w:iCs/>
+        </w:rPr>
+      </w:pPr>
+    </w:p>
+    <w:p>
+      <w:pPr>
+        <w:pStyle w:val="FigureStyle"/>
+        <w:rPr>
+          <w:b/>
+          <w:bCs/>
+          <w:i w:val="0"/>
+          <w:iCs/>
+        </w:rPr>
+      </w:pPr>
+    </w:p>
+    <w:p>
+      <w:pPr>
+        <w:pStyle w:val="FigureStyle"/>
+      </w:pPr>
+      <w:r>
+        <w:rPr>
+          <w:b/>
+          <w:bCs/>
+          <w:i w:val="0"/>
+          <w:iCs/>
+        </w:rPr>
         <w:t xml:space="preserve">Anexo </w:t>
       </w:r>
       <w:r>
@@ -16485,6 +16736,7 @@
         <w:rPr>
           <w:noProof/>
         </w:rPr>
+        <w:lastRenderedPageBreak/>
         <w:drawing>
           <wp:inline distT="0" distB="0" distL="0" distR="0" wp14:anchorId="00AE5127" wp14:editId="0BBAC59A">
             <wp:extent cx="5255895" cy="2212340"/>
@@ -18523,6 +18775,122 @@
     </w:lvl>
   </w:abstractNum>
   <w:abstractNum w:abstractNumId="11" w15:restartNumberingAfterBreak="0">
+    <w:nsid w:val="1F344DE7"/>
+    <w:multiLevelType w:val="multilevel"/>
+    <w:tmpl w:val="0C487796"/>
+    <w:lvl w:ilvl="0">
+      <w:start w:val="1"/>
+      <w:numFmt w:val="decimal"/>
+      <w:suff w:val="space"/>
+      <w:lvlText w:val="%1."/>
+      <w:lvlJc w:val="left"/>
+      <w:pPr>
+        <w:ind w:left="360" w:hanging="360"/>
+      </w:pPr>
+      <w:rPr>
+        <w:rFonts w:hint="default"/>
+      </w:rPr>
+    </w:lvl>
+    <w:lvl w:ilvl="1">
+      <w:start w:val="1"/>
+      <w:numFmt w:val="decimal"/>
+      <w:suff w:val="space"/>
+      <w:lvlText w:val="%1.%2."/>
+      <w:lvlJc w:val="left"/>
+      <w:pPr>
+        <w:ind w:left="720" w:hanging="360"/>
+      </w:pPr>
+      <w:rPr>
+        <w:rFonts w:hint="default"/>
+      </w:rPr>
+    </w:lvl>
+    <w:lvl w:ilvl="2">
+      <w:start w:val="1"/>
+      <w:numFmt w:val="decimal"/>
+      <w:suff w:val="space"/>
+      <w:lvlText w:val="%1.%2.%3."/>
+      <w:lvlJc w:val="left"/>
+      <w:pPr>
+        <w:ind w:left="1080" w:hanging="360"/>
+      </w:pPr>
+      <w:rPr>
+        <w:rFonts w:hint="default"/>
+      </w:rPr>
+    </w:lvl>
+    <w:lvl w:ilvl="3">
+      <w:start w:val="1"/>
+      <w:numFmt w:val="decimal"/>
+      <w:lvlText w:val="(%4)"/>
+      <w:lvlJc w:val="left"/>
+      <w:pPr>
+        <w:ind w:left="1440" w:hanging="360"/>
+      </w:pPr>
+      <w:rPr>
+        <w:rFonts w:hint="default"/>
+      </w:rPr>
+    </w:lvl>
+    <w:lvl w:ilvl="4">
+      <w:start w:val="1"/>
+      <w:numFmt w:val="lowerLetter"/>
+      <w:lvlText w:val="(%5)"/>
+      <w:lvlJc w:val="left"/>
+      <w:pPr>
+        <w:ind w:left="1800" w:hanging="360"/>
+      </w:pPr>
+      <w:rPr>
+        <w:rFonts w:hint="default"/>
+      </w:rPr>
+    </w:lvl>
+    <w:lvl w:ilvl="5">
+      <w:start w:val="1"/>
+      <w:numFmt w:val="lowerRoman"/>
+      <w:lvlText w:val="(%6)"/>
+      <w:lvlJc w:val="left"/>
+      <w:pPr>
+        <w:ind w:left="2160" w:hanging="360"/>
+      </w:pPr>
+      <w:rPr>
+        <w:rFonts w:hint="default"/>
+      </w:rPr>
+    </w:lvl>
+    <w:lvl w:ilvl="6">
+      <w:start w:val="1"/>
+      <w:numFmt w:val="bullet"/>
+      <w:lvlText w:val=""/>
+      <w:lvlJc w:val="left"/>
+      <w:pPr>
+        <w:ind w:left="2520" w:hanging="360"/>
+      </w:pPr>
+      <w:rPr>
+        <w:rFonts w:ascii="Symbol" w:hAnsi="Symbol" w:hint="default"/>
+      </w:rPr>
+    </w:lvl>
+    <w:lvl w:ilvl="7">
+      <w:start w:val="1"/>
+      <w:numFmt w:val="lowerLetter"/>
+      <w:lvlText w:val="%8."/>
+      <w:lvlJc w:val="left"/>
+      <w:pPr>
+        <w:ind w:left="2880" w:hanging="360"/>
+      </w:pPr>
+      <w:rPr>
+        <w:rFonts w:hint="default"/>
+      </w:rPr>
+    </w:lvl>
+    <w:lvl w:ilvl="8">
+      <w:start w:val="1"/>
+      <w:numFmt w:val="lowerRoman"/>
+      <w:lvlText w:val="%9."/>
+      <w:lvlJc w:val="left"/>
+      <w:pPr>
+        <w:ind w:left="3240" w:hanging="360"/>
+      </w:pPr>
+      <w:rPr>
+        <w:rFonts w:hint="default"/>
+      </w:rPr>
+    </w:lvl>
+  </w:abstractNum>
+  <w:abstractNum w:abstractNumId="12" w15:restartNumberingAfterBreak="0">
     <w:nsid w:val="1FA07B81"/>
     <w:multiLevelType w:val="hybridMultilevel"/>
     <w:tmpl w:val="C86C912A"/>
@@ -18635,7 +19003,7 @@
       </w:rPr>
     </w:lvl>
   </w:abstractNum>
-  <w:abstractNum w:abstractNumId="12" w15:restartNumberingAfterBreak="0">
+  <w:abstractNum w:abstractNumId="13" w15:restartNumberingAfterBreak="0">
     <w:nsid w:val="206A48CB"/>
     <w:multiLevelType w:val="hybridMultilevel"/>
     <w:tmpl w:val="A9F6B84E"/>
@@ -18724,7 +19092,7 @@
       </w:pPr>
     </w:lvl>
   </w:abstractNum>
-  <w:abstractNum w:abstractNumId="13" w15:restartNumberingAfterBreak="0">
+  <w:abstractNum w:abstractNumId="14" w15:restartNumberingAfterBreak="0">
     <w:nsid w:val="24D10F30"/>
     <w:multiLevelType w:val="multilevel"/>
     <w:tmpl w:val="C2E4343C"/>
@@ -18873,7 +19241,7 @@
       </w:rPr>
     </w:lvl>
   </w:abstractNum>
-  <w:abstractNum w:abstractNumId="14" w15:restartNumberingAfterBreak="0">
+  <w:abstractNum w:abstractNumId="15" w15:restartNumberingAfterBreak="0">
     <w:nsid w:val="28C72744"/>
     <w:multiLevelType w:val="hybridMultilevel"/>
     <w:tmpl w:val="3BD6FA66"/>
@@ -18986,7 +19354,7 @@
       </w:rPr>
     </w:lvl>
   </w:abstractNum>
-  <w:abstractNum w:abstractNumId="15" w15:restartNumberingAfterBreak="0">
+  <w:abstractNum w:abstractNumId="16" w15:restartNumberingAfterBreak="0">
     <w:nsid w:val="2C5F6F18"/>
     <w:multiLevelType w:val="hybridMultilevel"/>
     <w:tmpl w:val="F3327C86"/>
@@ -19075,7 +19443,7 @@
       </w:pPr>
     </w:lvl>
   </w:abstractNum>
-  <w:abstractNum w:abstractNumId="16" w15:restartNumberingAfterBreak="0">
+  <w:abstractNum w:abstractNumId="17" w15:restartNumberingAfterBreak="0">
     <w:nsid w:val="2E066970"/>
     <w:multiLevelType w:val="hybridMultilevel"/>
     <w:tmpl w:val="8AAEA82E"/>
@@ -19188,7 +19556,7 @@
       </w:rPr>
     </w:lvl>
   </w:abstractNum>
-  <w:abstractNum w:abstractNumId="17" w15:restartNumberingAfterBreak="0">
+  <w:abstractNum w:abstractNumId="18" w15:restartNumberingAfterBreak="0">
     <w:nsid w:val="317B700E"/>
     <w:multiLevelType w:val="hybridMultilevel"/>
     <w:tmpl w:val="1D58FC4C"/>
@@ -19301,7 +19669,93 @@
       </w:rPr>
     </w:lvl>
   </w:abstractNum>
-  <w:abstractNum w:abstractNumId="18" w15:restartNumberingAfterBreak="0">
+  <w:abstractNum w:abstractNumId="19" w15:restartNumberingAfterBreak="0">
+    <w:nsid w:val="35802746"/>
+    <w:multiLevelType w:val="hybridMultilevel"/>
+    <w:tmpl w:val="B436FC9C"/>
+    <w:lvl w:ilvl="0" w:tplc="280A000F">
+      <w:start w:val="1"/>
+      <w:numFmt w:val="decimal"/>
+      <w:lvlText w:val="%1."/>
+      <w:lvlJc w:val="left"/>
+      <w:pPr>
+        <w:ind w:left="6480" w:hanging="360"/>
+      </w:pPr>
+    </w:lvl>
+    <w:lvl w:ilvl="1" w:tplc="280A0019" w:tentative="1">
+      <w:start w:val="1"/>
+      <w:numFmt w:val="lowerLetter"/>
+      <w:lvlText w:val="%2."/>
+      <w:lvlJc w:val="left"/>
+      <w:pPr>
+        <w:ind w:left="7200" w:hanging="360"/>
+      </w:pPr>
+    </w:lvl>
+    <w:lvl w:ilvl="2" w:tplc="280A001B" w:tentative="1">
+      <w:start w:val="1"/>
+      <w:numFmt w:val="lowerRoman"/>
+      <w:lvlText w:val="%3."/>
+      <w:lvlJc w:val="right"/>
+      <w:pPr>
+        <w:ind w:left="7920" w:hanging="180"/>
+      </w:pPr>
+    </w:lvl>
+    <w:lvl w:ilvl="3" w:tplc="280A000F" w:tentative="1">
+      <w:start w:val="1"/>
+      <w:numFmt w:val="decimal"/>
+      <w:lvlText w:val="%4."/>
+      <w:lvlJc w:val="left"/>
+      <w:pPr>
+        <w:ind w:left="8640" w:hanging="360"/>
+      </w:pPr>
+    </w:lvl>
+    <w:lvl w:ilvl="4" w:tplc="280A0019" w:tentative="1">
+      <w:start w:val="1"/>
+      <w:numFmt w:val="lowerLetter"/>
+      <w:lvlText w:val="%5."/>
+      <w:lvlJc w:val="left"/>
+      <w:pPr>
+        <w:ind w:left="9360" w:hanging="360"/>
+      </w:pPr>
+    </w:lvl>
+    <w:lvl w:ilvl="5" w:tplc="280A001B" w:tentative="1">
+      <w:start w:val="1"/>
+      <w:numFmt w:val="lowerRoman"/>
+      <w:lvlText w:val="%6."/>
+      <w:lvlJc w:val="right"/>
+      <w:pPr>
+        <w:ind w:left="10080" w:hanging="180"/>
+      </w:pPr>
+    </w:lvl>
+    <w:lvl w:ilvl="6" w:tplc="280A000F" w:tentative="1">
+      <w:start w:val="1"/>
+      <w:numFmt w:val="decimal"/>
+      <w:lvlText w:val="%7."/>
+      <w:lvlJc w:val="left"/>
+      <w:pPr>
+        <w:ind w:left="10800" w:hanging="360"/>
+      </w:pPr>
+    </w:lvl>
+    <w:lvl w:ilvl="7" w:tplc="280A0019" w:tentative="1">
+      <w:start w:val="1"/>
+      <w:numFmt w:val="lowerLetter"/>
+      <w:lvlText w:val="%8."/>
+      <w:lvlJc w:val="left"/>
+      <w:pPr>
+        <w:ind w:left="11520" w:hanging="360"/>
+      </w:pPr>
+    </w:lvl>
+    <w:lvl w:ilvl="8" w:tplc="280A001B" w:tentative="1">
+      <w:start w:val="1"/>
+      <w:numFmt w:val="lowerRoman"/>
+      <w:lvlText w:val="%9."/>
+      <w:lvlJc w:val="right"/>
+      <w:pPr>
+        <w:ind w:left="12240" w:hanging="180"/>
+      </w:pPr>
+    </w:lvl>
+  </w:abstractNum>
+  <w:abstractNum w:abstractNumId="20" w15:restartNumberingAfterBreak="0">
     <w:nsid w:val="35855CCF"/>
     <w:multiLevelType w:val="hybridMultilevel"/>
     <w:tmpl w:val="79F87B44"/>
@@ -19414,7 +19868,7 @@
       </w:rPr>
     </w:lvl>
   </w:abstractNum>
-  <w:abstractNum w:abstractNumId="19" w15:restartNumberingAfterBreak="0">
+  <w:abstractNum w:abstractNumId="21" w15:restartNumberingAfterBreak="0">
     <w:nsid w:val="35DA3D45"/>
     <w:multiLevelType w:val="hybridMultilevel"/>
     <w:tmpl w:val="D7509C3A"/>
@@ -19500,7 +19954,7 @@
       </w:pPr>
     </w:lvl>
   </w:abstractNum>
-  <w:abstractNum w:abstractNumId="20" w15:restartNumberingAfterBreak="0">
+  <w:abstractNum w:abstractNumId="22" w15:restartNumberingAfterBreak="0">
     <w:nsid w:val="36FE7A9A"/>
     <w:multiLevelType w:val="multilevel"/>
     <w:tmpl w:val="0ACA317C"/>
@@ -19620,7 +20074,7 @@
       </w:rPr>
     </w:lvl>
   </w:abstractNum>
-  <w:abstractNum w:abstractNumId="21" w15:restartNumberingAfterBreak="0">
+  <w:abstractNum w:abstractNumId="23" w15:restartNumberingAfterBreak="0">
     <w:nsid w:val="370C7CCD"/>
     <w:multiLevelType w:val="multilevel"/>
     <w:tmpl w:val="34FAE556"/>
@@ -19769,7 +20223,7 @@
       </w:rPr>
     </w:lvl>
   </w:abstractNum>
-  <w:abstractNum w:abstractNumId="22" w15:restartNumberingAfterBreak="0">
+  <w:abstractNum w:abstractNumId="24" w15:restartNumberingAfterBreak="0">
     <w:nsid w:val="39135CDA"/>
     <w:multiLevelType w:val="multilevel"/>
     <w:tmpl w:val="9E8CD8C8"/>
@@ -19918,7 +20372,7 @@
       </w:rPr>
     </w:lvl>
   </w:abstractNum>
-  <w:abstractNum w:abstractNumId="23" w15:restartNumberingAfterBreak="0">
+  <w:abstractNum w:abstractNumId="25" w15:restartNumberingAfterBreak="0">
     <w:nsid w:val="39900DC4"/>
     <w:multiLevelType w:val="multilevel"/>
     <w:tmpl w:val="A616384A"/>
@@ -20067,7 +20521,7 @@
       </w:rPr>
     </w:lvl>
   </w:abstractNum>
-  <w:abstractNum w:abstractNumId="24" w15:restartNumberingAfterBreak="0">
+  <w:abstractNum w:abstractNumId="26" w15:restartNumberingAfterBreak="0">
     <w:nsid w:val="3C8442A3"/>
     <w:multiLevelType w:val="multilevel"/>
     <w:tmpl w:val="51FCB4BE"/>
@@ -20216,7 +20670,7 @@
       </w:rPr>
     </w:lvl>
   </w:abstractNum>
-  <w:abstractNum w:abstractNumId="25" w15:restartNumberingAfterBreak="0">
+  <w:abstractNum w:abstractNumId="27" w15:restartNumberingAfterBreak="0">
     <w:nsid w:val="3D441842"/>
     <w:multiLevelType w:val="hybridMultilevel"/>
     <w:tmpl w:val="A0B0E90A"/>
@@ -20328,7 +20782,7 @@
       </w:rPr>
     </w:lvl>
   </w:abstractNum>
-  <w:abstractNum w:abstractNumId="26" w15:restartNumberingAfterBreak="0">
+  <w:abstractNum w:abstractNumId="28" w15:restartNumberingAfterBreak="0">
     <w:nsid w:val="3DC621F2"/>
     <w:multiLevelType w:val="hybridMultilevel"/>
     <w:tmpl w:val="02840326"/>
@@ -20441,7 +20895,7 @@
       </w:rPr>
     </w:lvl>
   </w:abstractNum>
-  <w:abstractNum w:abstractNumId="27" w15:restartNumberingAfterBreak="0">
+  <w:abstractNum w:abstractNumId="29" w15:restartNumberingAfterBreak="0">
     <w:nsid w:val="40314F67"/>
     <w:multiLevelType w:val="multilevel"/>
     <w:tmpl w:val="C096B36E"/>
@@ -20590,7 +21044,7 @@
       </w:rPr>
     </w:lvl>
   </w:abstractNum>
-  <w:abstractNum w:abstractNumId="28" w15:restartNumberingAfterBreak="0">
+  <w:abstractNum w:abstractNumId="30" w15:restartNumberingAfterBreak="0">
     <w:nsid w:val="40855F38"/>
     <w:multiLevelType w:val="multilevel"/>
     <w:tmpl w:val="0C0A001D"/>
@@ -20676,7 +21130,7 @@
       </w:pPr>
     </w:lvl>
   </w:abstractNum>
-  <w:abstractNum w:abstractNumId="29" w15:restartNumberingAfterBreak="0">
+  <w:abstractNum w:abstractNumId="31" w15:restartNumberingAfterBreak="0">
     <w:nsid w:val="44C61F2A"/>
     <w:multiLevelType w:val="hybridMultilevel"/>
     <w:tmpl w:val="F800E3D4"/>
@@ -20765,7 +21219,7 @@
       </w:pPr>
     </w:lvl>
   </w:abstractNum>
-  <w:abstractNum w:abstractNumId="30" w15:restartNumberingAfterBreak="0">
+  <w:abstractNum w:abstractNumId="32" w15:restartNumberingAfterBreak="0">
     <w:nsid w:val="452C5C3E"/>
     <w:multiLevelType w:val="hybridMultilevel"/>
     <w:tmpl w:val="3F82E166"/>
@@ -20854,7 +21308,7 @@
       </w:pPr>
     </w:lvl>
   </w:abstractNum>
-  <w:abstractNum w:abstractNumId="31" w15:restartNumberingAfterBreak="0">
+  <w:abstractNum w:abstractNumId="33" w15:restartNumberingAfterBreak="0">
     <w:nsid w:val="48B57FB2"/>
     <w:multiLevelType w:val="hybridMultilevel"/>
     <w:tmpl w:val="53988912"/>
@@ -20967,7 +21421,7 @@
       </w:rPr>
     </w:lvl>
   </w:abstractNum>
-  <w:abstractNum w:abstractNumId="32" w15:restartNumberingAfterBreak="0">
+  <w:abstractNum w:abstractNumId="34" w15:restartNumberingAfterBreak="0">
     <w:nsid w:val="4BC15F78"/>
     <w:multiLevelType w:val="hybridMultilevel"/>
     <w:tmpl w:val="749AA930"/>
@@ -21080,7 +21534,123 @@
       </w:rPr>
     </w:lvl>
   </w:abstractNum>
-  <w:abstractNum w:abstractNumId="33" w15:restartNumberingAfterBreak="0">
+  <w:abstractNum w:abstractNumId="35" w15:restartNumberingAfterBreak="0">
+    <w:nsid w:val="4C0D4A5E"/>
+    <w:multiLevelType w:val="multilevel"/>
+    <w:tmpl w:val="0C487796"/>
+    <w:lvl w:ilvl="0">
+      <w:start w:val="1"/>
+      <w:numFmt w:val="decimal"/>
+      <w:suff w:val="space"/>
+      <w:lvlText w:val="%1."/>
+      <w:lvlJc w:val="left"/>
+      <w:pPr>
+        <w:ind w:left="360" w:hanging="360"/>
+      </w:pPr>
+      <w:rPr>
+        <w:rFonts w:hint="default"/>
+      </w:rPr>
+    </w:lvl>
+    <w:lvl w:ilvl="1">
+      <w:start w:val="1"/>
+      <w:numFmt w:val="decimal"/>
+      <w:suff w:val="space"/>
+      <w:lvlText w:val="%1.%2."/>
+      <w:lvlJc w:val="left"/>
+      <w:pPr>
+        <w:ind w:left="720" w:hanging="360"/>
+      </w:pPr>
+      <w:rPr>
+        <w:rFonts w:hint="default"/>
+      </w:rPr>
+    </w:lvl>
+    <w:lvl w:ilvl="2">
+      <w:start w:val="1"/>
+      <w:numFmt w:val="decimal"/>
+      <w:suff w:val="space"/>
+      <w:lvlText w:val="%1.%2.%3."/>
+      <w:lvlJc w:val="left"/>
+      <w:pPr>
+        <w:ind w:left="1080" w:hanging="360"/>
+      </w:pPr>
+      <w:rPr>
+        <w:rFonts w:hint="default"/>
+      </w:rPr>
+    </w:lvl>
+    <w:lvl w:ilvl="3">
+      <w:start w:val="1"/>
+      <w:numFmt w:val="decimal"/>
+      <w:lvlText w:val="(%4)"/>
+      <w:lvlJc w:val="left"/>
+      <w:pPr>
+        <w:ind w:left="1440" w:hanging="360"/>
+      </w:pPr>
+      <w:rPr>
+        <w:rFonts w:hint="default"/>
+      </w:rPr>
+    </w:lvl>
+    <w:lvl w:ilvl="4">
+      <w:start w:val="1"/>
+      <w:numFmt w:val="lowerLetter"/>
+      <w:lvlText w:val="(%5)"/>
+      <w:lvlJc w:val="left"/>
+      <w:pPr>
+        <w:ind w:left="1800" w:hanging="360"/>
+      </w:pPr>
+      <w:rPr>
+        <w:rFonts w:hint="default"/>
+      </w:rPr>
+    </w:lvl>
+    <w:lvl w:ilvl="5">
+      <w:start w:val="1"/>
+      <w:numFmt w:val="lowerRoman"/>
+      <w:lvlText w:val="(%6)"/>
+      <w:lvlJc w:val="left"/>
+      <w:pPr>
+        <w:ind w:left="2160" w:hanging="360"/>
+      </w:pPr>
+      <w:rPr>
+        <w:rFonts w:hint="default"/>
+      </w:rPr>
+    </w:lvl>
+    <w:lvl w:ilvl="6">
+      <w:start w:val="1"/>
+      <w:numFmt w:val="bullet"/>
+      <w:lvlText w:val=""/>
+      <w:lvlJc w:val="left"/>
+      <w:pPr>
+        <w:ind w:left="2520" w:hanging="360"/>
+      </w:pPr>
+      <w:rPr>
+        <w:rFonts w:ascii="Symbol" w:hAnsi="Symbol" w:hint="default"/>
+      </w:rPr>
+    </w:lvl>
+    <w:lvl w:ilvl="7">
+      <w:start w:val="1"/>
+      <w:numFmt w:val="lowerLetter"/>
+      <w:lvlText w:val="%8."/>
+      <w:lvlJc w:val="left"/>
+      <w:pPr>
+        <w:ind w:left="2880" w:hanging="360"/>
+      </w:pPr>
+      <w:rPr>
+        <w:rFonts w:hint="default"/>
+      </w:rPr>
+    </w:lvl>
+    <w:lvl w:ilvl="8">
+      <w:start w:val="1"/>
+      <w:numFmt w:val="lowerRoman"/>
+      <w:lvlText w:val="%9."/>
+      <w:lvlJc w:val="left"/>
+      <w:pPr>
+        <w:ind w:left="3240" w:hanging="360"/>
+      </w:pPr>
+      <w:rPr>
+        <w:rFonts w:hint="default"/>
+      </w:rPr>
+    </w:lvl>
+  </w:abstractNum>
+  <w:abstractNum w:abstractNumId="36" w15:restartNumberingAfterBreak="0">
     <w:nsid w:val="4C52255D"/>
     <w:multiLevelType w:val="hybridMultilevel"/>
     <w:tmpl w:val="128E50B6"/>
@@ -21193,7 +21763,7 @@
       </w:rPr>
     </w:lvl>
   </w:abstractNum>
-  <w:abstractNum w:abstractNumId="34" w15:restartNumberingAfterBreak="0">
+  <w:abstractNum w:abstractNumId="37" w15:restartNumberingAfterBreak="0">
     <w:nsid w:val="4DE92888"/>
     <w:multiLevelType w:val="hybridMultilevel"/>
     <w:tmpl w:val="61BE5222"/>
@@ -21306,7 +21876,7 @@
       </w:rPr>
     </w:lvl>
   </w:abstractNum>
-  <w:abstractNum w:abstractNumId="35" w15:restartNumberingAfterBreak="0">
+  <w:abstractNum w:abstractNumId="38" w15:restartNumberingAfterBreak="0">
     <w:nsid w:val="4E5A168D"/>
     <w:multiLevelType w:val="hybridMultilevel"/>
     <w:tmpl w:val="A6A6C36E"/>
@@ -21419,7 +21989,7 @@
       </w:rPr>
     </w:lvl>
   </w:abstractNum>
-  <w:abstractNum w:abstractNumId="36" w15:restartNumberingAfterBreak="0">
+  <w:abstractNum w:abstractNumId="39" w15:restartNumberingAfterBreak="0">
     <w:nsid w:val="555E3D3B"/>
     <w:multiLevelType w:val="multilevel"/>
     <w:tmpl w:val="A0BCF8DA"/>
@@ -21568,7 +22138,7 @@
       </w:rPr>
     </w:lvl>
   </w:abstractNum>
-  <w:abstractNum w:abstractNumId="37" w15:restartNumberingAfterBreak="0">
+  <w:abstractNum w:abstractNumId="40" w15:restartNumberingAfterBreak="0">
     <w:nsid w:val="59513941"/>
     <w:multiLevelType w:val="hybridMultilevel"/>
     <w:tmpl w:val="59BE62B8"/>
@@ -21681,7 +22251,7 @@
       </w:rPr>
     </w:lvl>
   </w:abstractNum>
-  <w:abstractNum w:abstractNumId="38" w15:restartNumberingAfterBreak="0">
+  <w:abstractNum w:abstractNumId="41" w15:restartNumberingAfterBreak="0">
     <w:nsid w:val="59FA0E4D"/>
     <w:multiLevelType w:val="hybridMultilevel"/>
     <w:tmpl w:val="123E34BA"/>
@@ -21794,7 +22364,122 @@
       </w:rPr>
     </w:lvl>
   </w:abstractNum>
-  <w:abstractNum w:abstractNumId="39" w15:restartNumberingAfterBreak="0">
+  <w:abstractNum w:abstractNumId="42" w15:restartNumberingAfterBreak="0">
+    <w:nsid w:val="5A397C4E"/>
+    <w:multiLevelType w:val="multilevel"/>
+    <w:tmpl w:val="1E3400DC"/>
+    <w:lvl w:ilvl="0">
+      <w:start w:val="1"/>
+      <w:numFmt w:val="bullet"/>
+      <w:lvlText w:val=""/>
+      <w:lvlJc w:val="left"/>
+      <w:pPr>
+        <w:ind w:left="360" w:hanging="360"/>
+      </w:pPr>
+      <w:rPr>
+        <w:rFonts w:ascii="Symbol" w:hAnsi="Symbol" w:hint="default"/>
+      </w:rPr>
+    </w:lvl>
+    <w:lvl w:ilvl="1">
+      <w:start w:val="1"/>
+      <w:numFmt w:val="decimal"/>
+      <w:suff w:val="space"/>
+      <w:lvlText w:val="%1.%2."/>
+      <w:lvlJc w:val="left"/>
+      <w:pPr>
+        <w:ind w:left="720" w:hanging="360"/>
+      </w:pPr>
+      <w:rPr>
+        <w:rFonts w:hint="default"/>
+      </w:rPr>
+    </w:lvl>
+    <w:lvl w:ilvl="2">
+      <w:start w:val="1"/>
+      <w:numFmt w:val="decimal"/>
+      <w:suff w:val="space"/>
+      <w:lvlText w:val="%1.%2.%3."/>
+      <w:lvlJc w:val="left"/>
+      <w:pPr>
+        <w:ind w:left="1080" w:hanging="360"/>
+      </w:pPr>
+      <w:rPr>
+        <w:rFonts w:hint="default"/>
+      </w:rPr>
+    </w:lvl>
+    <w:lvl w:ilvl="3">
+      <w:start w:val="1"/>
+      <w:numFmt w:val="decimal"/>
+      <w:lvlText w:val="(%4)"/>
+      <w:lvlJc w:val="left"/>
+      <w:pPr>
+        <w:ind w:left="1440" w:hanging="360"/>
+      </w:pPr>
+      <w:rPr>
+        <w:rFonts w:hint="default"/>
+      </w:rPr>
+    </w:lvl>
+    <w:lvl w:ilvl="4">
+      <w:start w:val="1"/>
+      <w:numFmt w:val="lowerLetter"/>
+      <w:lvlText w:val="(%5)"/>
+      <w:lvlJc w:val="left"/>
+      <w:pPr>
+        <w:ind w:left="1800" w:hanging="360"/>
+      </w:pPr>
+      <w:rPr>
+        <w:rFonts w:hint="default"/>
+      </w:rPr>
+    </w:lvl>
+    <w:lvl w:ilvl="5">
+      <w:start w:val="1"/>
+      <w:numFmt w:val="lowerRoman"/>
+      <w:lvlText w:val="(%6)"/>
+      <w:lvlJc w:val="left"/>
+      <w:pPr>
+        <w:ind w:left="2160" w:hanging="360"/>
+      </w:pPr>
+      <w:rPr>
+        <w:rFonts w:hint="default"/>
+      </w:rPr>
+    </w:lvl>
+    <w:lvl w:ilvl="6">
+      <w:start w:val="1"/>
+      <w:numFmt w:val="bullet"/>
+      <w:lvlText w:val=""/>
+      <w:lvlJc w:val="left"/>
+      <w:pPr>
+        <w:ind w:left="2520" w:hanging="360"/>
+      </w:pPr>
+      <w:rPr>
+        <w:rFonts w:ascii="Symbol" w:hAnsi="Symbol" w:hint="default"/>
+      </w:rPr>
+    </w:lvl>
+    <w:lvl w:ilvl="7">
+      <w:start w:val="1"/>
+      <w:numFmt w:val="lowerLetter"/>
+      <w:lvlText w:val="%8."/>
+      <w:lvlJc w:val="left"/>
+      <w:pPr>
+        <w:ind w:left="2880" w:hanging="360"/>
+      </w:pPr>
+      <w:rPr>
+        <w:rFonts w:hint="default"/>
+      </w:rPr>
+    </w:lvl>
+    <w:lvl w:ilvl="8">
+      <w:start w:val="1"/>
+      <w:numFmt w:val="lowerRoman"/>
+      <w:lvlText w:val="%9."/>
+      <w:lvlJc w:val="left"/>
+      <w:pPr>
+        <w:ind w:left="3240" w:hanging="360"/>
+      </w:pPr>
+      <w:rPr>
+        <w:rFonts w:hint="default"/>
+      </w:rPr>
+    </w:lvl>
+  </w:abstractNum>
+  <w:abstractNum w:abstractNumId="43" w15:restartNumberingAfterBreak="0">
     <w:nsid w:val="5C2E2113"/>
     <w:multiLevelType w:val="multilevel"/>
     <w:tmpl w:val="06F079A4"/>
@@ -21943,7 +22628,7 @@
       </w:rPr>
     </w:lvl>
   </w:abstractNum>
-  <w:abstractNum w:abstractNumId="40" w15:restartNumberingAfterBreak="0">
+  <w:abstractNum w:abstractNumId="44" w15:restartNumberingAfterBreak="0">
     <w:nsid w:val="5C9F7BB4"/>
     <w:multiLevelType w:val="hybridMultilevel"/>
     <w:tmpl w:val="E502095A"/>
@@ -22056,7 +22741,120 @@
       </w:rPr>
     </w:lvl>
   </w:abstractNum>
-  <w:abstractNum w:abstractNumId="41" w15:restartNumberingAfterBreak="0">
+  <w:abstractNum w:abstractNumId="45" w15:restartNumberingAfterBreak="0">
+    <w:nsid w:val="5E9C5692"/>
+    <w:multiLevelType w:val="hybridMultilevel"/>
+    <w:tmpl w:val="AFD4F056"/>
+    <w:lvl w:ilvl="0" w:tplc="280A0001">
+      <w:start w:val="1"/>
+      <w:numFmt w:val="bullet"/>
+      <w:lvlText w:val=""/>
+      <w:lvlJc w:val="left"/>
+      <w:pPr>
+        <w:ind w:left="720" w:hanging="360"/>
+      </w:pPr>
+      <w:rPr>
+        <w:rFonts w:ascii="Symbol" w:hAnsi="Symbol" w:hint="default"/>
+      </w:rPr>
+    </w:lvl>
+    <w:lvl w:ilvl="1" w:tplc="280A0003" w:tentative="1">
+      <w:start w:val="1"/>
+      <w:numFmt w:val="bullet"/>
+      <w:lvlText w:val="o"/>
+      <w:lvlJc w:val="left"/>
+      <w:pPr>
+        <w:ind w:left="1440" w:hanging="360"/>
+      </w:pPr>
+      <w:rPr>
+        <w:rFonts w:ascii="Courier New" w:hAnsi="Courier New" w:cs="Courier New" w:hint="default"/>
+      </w:rPr>
+    </w:lvl>
+    <w:lvl w:ilvl="2" w:tplc="280A0005" w:tentative="1">
+      <w:start w:val="1"/>
+      <w:numFmt w:val="bullet"/>
+      <w:lvlText w:val=""/>
+      <w:lvlJc w:val="left"/>
+      <w:pPr>
+        <w:ind w:left="2160" w:hanging="360"/>
+      </w:pPr>
+      <w:rPr>
+        <w:rFonts w:ascii="Wingdings" w:hAnsi="Wingdings" w:hint="default"/>
+      </w:rPr>
+    </w:lvl>
+    <w:lvl w:ilvl="3" w:tplc="280A0001" w:tentative="1">
+      <w:start w:val="1"/>
+      <w:numFmt w:val="bullet"/>
+      <w:lvlText w:val=""/>
+      <w:lvlJc w:val="left"/>
+      <w:pPr>
+        <w:ind w:left="2880" w:hanging="360"/>
+      </w:pPr>
+      <w:rPr>
+        <w:rFonts w:ascii="Symbol" w:hAnsi="Symbol" w:hint="default"/>
+      </w:rPr>
+    </w:lvl>
+    <w:lvl w:ilvl="4" w:tplc="280A0003" w:tentative="1">
+      <w:start w:val="1"/>
+      <w:numFmt w:val="bullet"/>
+      <w:lvlText w:val="o"/>
+      <w:lvlJc w:val="left"/>
+      <w:pPr>
+        <w:ind w:left="3600" w:hanging="360"/>
+      </w:pPr>
+      <w:rPr>
+        <w:rFonts w:ascii="Courier New" w:hAnsi="Courier New" w:cs="Courier New" w:hint="default"/>
+      </w:rPr>
+    </w:lvl>
+    <w:lvl w:ilvl="5" w:tplc="280A0005" w:tentative="1">
+      <w:start w:val="1"/>
+      <w:numFmt w:val="bullet"/>
+      <w:lvlText w:val=""/>
+      <w:lvlJc w:val="left"/>
+      <w:pPr>
+        <w:ind w:left="4320" w:hanging="360"/>
+      </w:pPr>
+      <w:rPr>
+        <w:rFonts w:ascii="Wingdings" w:hAnsi="Wingdings" w:hint="default"/>
+      </w:rPr>
+    </w:lvl>
+    <w:lvl w:ilvl="6" w:tplc="280A0001" w:tentative="1">
+      <w:start w:val="1"/>
+      <w:numFmt w:val="bullet"/>
+      <w:lvlText w:val=""/>
+      <w:lvlJc w:val="left"/>
+      <w:pPr>
+        <w:ind w:left="5040" w:hanging="360"/>
+      </w:pPr>
+      <w:rPr>
+        <w:rFonts w:ascii="Symbol" w:hAnsi="Symbol" w:hint="default"/>
+      </w:rPr>
+    </w:lvl>
+    <w:lvl w:ilvl="7" w:tplc="280A0003" w:tentative="1">
+      <w:start w:val="1"/>
+      <w:numFmt w:val="bullet"/>
+      <w:lvlText w:val="o"/>
+      <w:lvlJc w:val="left"/>
+      <w:pPr>
+        <w:ind w:left="5760" w:hanging="360"/>
+      </w:pPr>
+      <w:rPr>
+        <w:rFonts w:ascii="Courier New" w:hAnsi="Courier New" w:cs="Courier New" w:hint="default"/>
+      </w:rPr>
+    </w:lvl>
+    <w:lvl w:ilvl="8" w:tplc="280A0005" w:tentative="1">
+      <w:start w:val="1"/>
+      <w:numFmt w:val="bullet"/>
+      <w:lvlText w:val=""/>
+      <w:lvlJc w:val="left"/>
+      <w:pPr>
+        <w:ind w:left="6480" w:hanging="360"/>
+      </w:pPr>
+      <w:rPr>
+        <w:rFonts w:ascii="Wingdings" w:hAnsi="Wingdings" w:hint="default"/>
+      </w:rPr>
+    </w:lvl>
+  </w:abstractNum>
+  <w:abstractNum w:abstractNumId="46" w15:restartNumberingAfterBreak="0">
     <w:nsid w:val="5F324DAA"/>
     <w:multiLevelType w:val="hybridMultilevel"/>
     <w:tmpl w:val="581EE330"/>
@@ -22145,7 +22943,7 @@
       </w:pPr>
     </w:lvl>
   </w:abstractNum>
-  <w:abstractNum w:abstractNumId="42" w15:restartNumberingAfterBreak="0">
+  <w:abstractNum w:abstractNumId="47" w15:restartNumberingAfterBreak="0">
     <w:nsid w:val="6093453D"/>
     <w:multiLevelType w:val="hybridMultilevel"/>
     <w:tmpl w:val="D910BD60"/>
@@ -22258,7 +23056,7 @@
       </w:rPr>
     </w:lvl>
   </w:abstractNum>
-  <w:abstractNum w:abstractNumId="43" w15:restartNumberingAfterBreak="0">
+  <w:abstractNum w:abstractNumId="48" w15:restartNumberingAfterBreak="0">
     <w:nsid w:val="617515BD"/>
     <w:multiLevelType w:val="hybridMultilevel"/>
     <w:tmpl w:val="6C36F634"/>
@@ -22371,7 +23169,7 @@
       </w:rPr>
     </w:lvl>
   </w:abstractNum>
-  <w:abstractNum w:abstractNumId="44" w15:restartNumberingAfterBreak="0">
+  <w:abstractNum w:abstractNumId="49" w15:restartNumberingAfterBreak="0">
     <w:nsid w:val="62883FE0"/>
     <w:multiLevelType w:val="hybridMultilevel"/>
     <w:tmpl w:val="7D64F252"/>
@@ -22484,7 +23282,7 @@
       </w:rPr>
     </w:lvl>
   </w:abstractNum>
-  <w:abstractNum w:abstractNumId="45" w15:restartNumberingAfterBreak="0">
+  <w:abstractNum w:abstractNumId="50" w15:restartNumberingAfterBreak="0">
     <w:nsid w:val="62EA7A14"/>
     <w:multiLevelType w:val="hybridMultilevel"/>
     <w:tmpl w:val="BE985BEE"/>
@@ -22573,7 +23371,7 @@
       </w:pPr>
     </w:lvl>
   </w:abstractNum>
-  <w:abstractNum w:abstractNumId="46" w15:restartNumberingAfterBreak="0">
+  <w:abstractNum w:abstractNumId="51" w15:restartNumberingAfterBreak="0">
     <w:nsid w:val="67742127"/>
     <w:multiLevelType w:val="hybridMultilevel"/>
     <w:tmpl w:val="2312DE8A"/>
@@ -22686,7 +23484,7 @@
       </w:rPr>
     </w:lvl>
   </w:abstractNum>
-  <w:abstractNum w:abstractNumId="47" w15:restartNumberingAfterBreak="0">
+  <w:abstractNum w:abstractNumId="52" w15:restartNumberingAfterBreak="0">
     <w:nsid w:val="693011CC"/>
     <w:multiLevelType w:val="hybridMultilevel"/>
     <w:tmpl w:val="1A6AA9EC"/>
@@ -22775,7 +23573,7 @@
       </w:pPr>
     </w:lvl>
   </w:abstractNum>
-  <w:abstractNum w:abstractNumId="48" w15:restartNumberingAfterBreak="0">
+  <w:abstractNum w:abstractNumId="53" w15:restartNumberingAfterBreak="0">
     <w:nsid w:val="70FD5BD8"/>
     <w:multiLevelType w:val="hybridMultilevel"/>
     <w:tmpl w:val="6412A4CA"/>
@@ -22861,7 +23659,93 @@
       </w:pPr>
     </w:lvl>
   </w:abstractNum>
-  <w:abstractNum w:abstractNumId="49" w15:restartNumberingAfterBreak="0">
+  <w:abstractNum w:abstractNumId="54" w15:restartNumberingAfterBreak="0">
+    <w:nsid w:val="71A64FB3"/>
+    <w:multiLevelType w:val="hybridMultilevel"/>
+    <w:tmpl w:val="8BF6F24A"/>
+    <w:lvl w:ilvl="0" w:tplc="280A000F">
+      <w:start w:val="1"/>
+      <w:numFmt w:val="decimal"/>
+      <w:lvlText w:val="%1."/>
+      <w:lvlJc w:val="left"/>
+      <w:pPr>
+        <w:ind w:left="3600" w:hanging="360"/>
+      </w:pPr>
+    </w:lvl>
+    <w:lvl w:ilvl="1" w:tplc="280A0019" w:tentative="1">
+      <w:start w:val="1"/>
+      <w:numFmt w:val="lowerLetter"/>
+      <w:lvlText w:val="%2."/>
+      <w:lvlJc w:val="left"/>
+      <w:pPr>
+        <w:ind w:left="4320" w:hanging="360"/>
+      </w:pPr>
+    </w:lvl>
+    <w:lvl w:ilvl="2" w:tplc="280A001B" w:tentative="1">
+      <w:start w:val="1"/>
+      <w:numFmt w:val="lowerRoman"/>
+      <w:lvlText w:val="%3."/>
+      <w:lvlJc w:val="right"/>
+      <w:pPr>
+        <w:ind w:left="5040" w:hanging="180"/>
+      </w:pPr>
+    </w:lvl>
+    <w:lvl w:ilvl="3" w:tplc="280A000F" w:tentative="1">
+      <w:start w:val="1"/>
+      <w:numFmt w:val="decimal"/>
+      <w:lvlText w:val="%4."/>
+      <w:lvlJc w:val="left"/>
+      <w:pPr>
+        <w:ind w:left="5760" w:hanging="360"/>
+      </w:pPr>
+    </w:lvl>
+    <w:lvl w:ilvl="4" w:tplc="280A0019" w:tentative="1">
+      <w:start w:val="1"/>
+      <w:numFmt w:val="lowerLetter"/>
+      <w:lvlText w:val="%5."/>
+      <w:lvlJc w:val="left"/>
+      <w:pPr>
+        <w:ind w:left="6480" w:hanging="360"/>
+      </w:pPr>
+    </w:lvl>
+    <w:lvl w:ilvl="5" w:tplc="280A001B" w:tentative="1">
+      <w:start w:val="1"/>
+      <w:numFmt w:val="lowerRoman"/>
+      <w:lvlText w:val="%6."/>
+      <w:lvlJc w:val="right"/>
+      <w:pPr>
+        <w:ind w:left="7200" w:hanging="180"/>
+      </w:pPr>
+    </w:lvl>
+    <w:lvl w:ilvl="6" w:tplc="280A000F" w:tentative="1">
+      <w:start w:val="1"/>
+      <w:numFmt w:val="decimal"/>
+      <w:lvlText w:val="%7."/>
+      <w:lvlJc w:val="left"/>
+      <w:pPr>
+        <w:ind w:left="7920" w:hanging="360"/>
+      </w:pPr>
+    </w:lvl>
+    <w:lvl w:ilvl="7" w:tplc="280A0019" w:tentative="1">
+      <w:start w:val="1"/>
+      <w:numFmt w:val="lowerLetter"/>
+      <w:lvlText w:val="%8."/>
+      <w:lvlJc w:val="left"/>
+      <w:pPr>
+        <w:ind w:left="8640" w:hanging="360"/>
+      </w:pPr>
+    </w:lvl>
+    <w:lvl w:ilvl="8" w:tplc="280A001B" w:tentative="1">
+      <w:start w:val="1"/>
+      <w:numFmt w:val="lowerRoman"/>
+      <w:lvlText w:val="%9."/>
+      <w:lvlJc w:val="right"/>
+      <w:pPr>
+        <w:ind w:left="9360" w:hanging="180"/>
+      </w:pPr>
+    </w:lvl>
+  </w:abstractNum>
+  <w:abstractNum w:abstractNumId="55" w15:restartNumberingAfterBreak="0">
     <w:nsid w:val="74F47D35"/>
     <w:multiLevelType w:val="hybridMultilevel"/>
     <w:tmpl w:val="CC04513A"/>
@@ -22974,7 +23858,7 @@
       </w:rPr>
     </w:lvl>
   </w:abstractNum>
-  <w:abstractNum w:abstractNumId="50" w15:restartNumberingAfterBreak="0">
+  <w:abstractNum w:abstractNumId="56" w15:restartNumberingAfterBreak="0">
     <w:nsid w:val="77F37984"/>
     <w:multiLevelType w:val="hybridMultilevel"/>
     <w:tmpl w:val="35D0E832"/>
@@ -23087,7 +23971,7 @@
       </w:rPr>
     </w:lvl>
   </w:abstractNum>
-  <w:abstractNum w:abstractNumId="51" w15:restartNumberingAfterBreak="0">
+  <w:abstractNum w:abstractNumId="57" w15:restartNumberingAfterBreak="0">
     <w:nsid w:val="7B536A7E"/>
     <w:multiLevelType w:val="hybridMultilevel"/>
     <w:tmpl w:val="6F9E6054"/>
@@ -23200,7 +24084,7 @@
       </w:rPr>
     </w:lvl>
   </w:abstractNum>
-  <w:abstractNum w:abstractNumId="52" w15:restartNumberingAfterBreak="0">
+  <w:abstractNum w:abstractNumId="58" w15:restartNumberingAfterBreak="0">
     <w:nsid w:val="7ED61F88"/>
     <w:multiLevelType w:val="multilevel"/>
     <w:tmpl w:val="C992846A"/>
@@ -23313,7 +24197,7 @@
       </w:pPr>
     </w:lvl>
   </w:abstractNum>
-  <w:abstractNum w:abstractNumId="53" w15:restartNumberingAfterBreak="0">
+  <w:abstractNum w:abstractNumId="59" w15:restartNumberingAfterBreak="0">
     <w:nsid w:val="7FED6EB8"/>
     <w:multiLevelType w:val="hybridMultilevel"/>
     <w:tmpl w:val="E95C3638"/>
@@ -23403,61 +24287,61 @@
     </w:lvl>
   </w:abstractNum>
   <w:num w:numId="1" w16cid:durableId="1641304644">
-    <w:abstractNumId w:val="17"/>
+    <w:abstractNumId w:val="18"/>
   </w:num>
   <w:num w:numId="2" w16cid:durableId="107508674">
-    <w:abstractNumId w:val="25"/>
+    <w:abstractNumId w:val="27"/>
   </w:num>
   <w:num w:numId="3" w16cid:durableId="1037704738">
-    <w:abstractNumId w:val="20"/>
+    <w:abstractNumId w:val="22"/>
   </w:num>
   <w:num w:numId="4" w16cid:durableId="770854546">
-    <w:abstractNumId w:val="20"/>
+    <w:abstractNumId w:val="22"/>
   </w:num>
   <w:num w:numId="5" w16cid:durableId="2061438233">
-    <w:abstractNumId w:val="28"/>
+    <w:abstractNumId w:val="30"/>
   </w:num>
   <w:num w:numId="6" w16cid:durableId="206528550">
-    <w:abstractNumId w:val="32"/>
+    <w:abstractNumId w:val="34"/>
   </w:num>
   <w:num w:numId="7" w16cid:durableId="331183043">
-    <w:abstractNumId w:val="33"/>
+    <w:abstractNumId w:val="36"/>
   </w:num>
   <w:num w:numId="8" w16cid:durableId="1058749717">
     <w:abstractNumId w:val="5"/>
   </w:num>
   <w:num w:numId="9" w16cid:durableId="1273979057">
-    <w:abstractNumId w:val="14"/>
+    <w:abstractNumId w:val="15"/>
   </w:num>
   <w:num w:numId="10" w16cid:durableId="1826554038">
-    <w:abstractNumId w:val="48"/>
+    <w:abstractNumId w:val="53"/>
   </w:num>
   <w:num w:numId="11" w16cid:durableId="1256204693">
-    <w:abstractNumId w:val="29"/>
+    <w:abstractNumId w:val="31"/>
   </w:num>
   <w:num w:numId="12" w16cid:durableId="100147255">
-    <w:abstractNumId w:val="30"/>
+    <w:abstractNumId w:val="32"/>
   </w:num>
   <w:num w:numId="13" w16cid:durableId="843282817">
-    <w:abstractNumId w:val="41"/>
+    <w:abstractNumId w:val="46"/>
   </w:num>
   <w:num w:numId="14" w16cid:durableId="742096125">
     <w:abstractNumId w:val="10"/>
   </w:num>
   <w:num w:numId="15" w16cid:durableId="1510675076">
-    <w:abstractNumId w:val="53"/>
+    <w:abstractNumId w:val="59"/>
   </w:num>
   <w:num w:numId="16" w16cid:durableId="1404260108">
-    <w:abstractNumId w:val="12"/>
+    <w:abstractNumId w:val="13"/>
   </w:num>
   <w:num w:numId="17" w16cid:durableId="756174799">
-    <w:abstractNumId w:val="15"/>
+    <w:abstractNumId w:val="16"/>
   </w:num>
   <w:num w:numId="18" w16cid:durableId="1751080579">
-    <w:abstractNumId w:val="47"/>
+    <w:abstractNumId w:val="52"/>
   </w:num>
   <w:num w:numId="19" w16cid:durableId="443963146">
-    <w:abstractNumId w:val="45"/>
+    <w:abstractNumId w:val="50"/>
   </w:num>
   <w:num w:numId="20" w16cid:durableId="1435785057">
     <w:abstractNumId w:val="1"/>
@@ -23466,118 +24350,136 @@
     <w:abstractNumId w:val="0"/>
   </w:num>
   <w:num w:numId="22" w16cid:durableId="1007899504">
-    <w:abstractNumId w:val="19"/>
+    <w:abstractNumId w:val="21"/>
   </w:num>
   <w:num w:numId="23" w16cid:durableId="1734616518">
-    <w:abstractNumId w:val="44"/>
+    <w:abstractNumId w:val="49"/>
   </w:num>
   <w:num w:numId="24" w16cid:durableId="1909076364">
     <w:abstractNumId w:val="2"/>
   </w:num>
   <w:num w:numId="25" w16cid:durableId="155149640">
-    <w:abstractNumId w:val="37"/>
+    <w:abstractNumId w:val="40"/>
   </w:num>
   <w:num w:numId="26" w16cid:durableId="619184564">
     <w:abstractNumId w:val="9"/>
   </w:num>
   <w:num w:numId="27" w16cid:durableId="1655834034">
-    <w:abstractNumId w:val="26"/>
+    <w:abstractNumId w:val="28"/>
   </w:num>
   <w:num w:numId="28" w16cid:durableId="1510681576">
     <w:abstractNumId w:val="6"/>
   </w:num>
   <w:num w:numId="29" w16cid:durableId="2008902287">
-    <w:abstractNumId w:val="16"/>
+    <w:abstractNumId w:val="17"/>
   </w:num>
   <w:num w:numId="30" w16cid:durableId="855536756">
-    <w:abstractNumId w:val="31"/>
+    <w:abstractNumId w:val="33"/>
   </w:num>
   <w:num w:numId="31" w16cid:durableId="800996187">
-    <w:abstractNumId w:val="40"/>
+    <w:abstractNumId w:val="44"/>
   </w:num>
   <w:num w:numId="32" w16cid:durableId="1974095939">
-    <w:abstractNumId w:val="34"/>
+    <w:abstractNumId w:val="37"/>
   </w:num>
   <w:num w:numId="33" w16cid:durableId="530536984">
-    <w:abstractNumId w:val="11"/>
+    <w:abstractNumId w:val="12"/>
   </w:num>
   <w:num w:numId="34" w16cid:durableId="2050106468">
-    <w:abstractNumId w:val="20"/>
+    <w:abstractNumId w:val="22"/>
     <w:lvlOverride w:ilvl="0">
       <w:startOverride w:val="9"/>
     </w:lvlOverride>
   </w:num>
   <w:num w:numId="35" w16cid:durableId="223757689">
-    <w:abstractNumId w:val="22"/>
+    <w:abstractNumId w:val="24"/>
   </w:num>
   <w:num w:numId="36" w16cid:durableId="859859167">
-    <w:abstractNumId w:val="36"/>
+    <w:abstractNumId w:val="39"/>
   </w:num>
   <w:num w:numId="37" w16cid:durableId="1862742871">
-    <w:abstractNumId w:val="23"/>
+    <w:abstractNumId w:val="25"/>
   </w:num>
   <w:num w:numId="38" w16cid:durableId="312607106">
-    <w:abstractNumId w:val="39"/>
+    <w:abstractNumId w:val="43"/>
   </w:num>
   <w:num w:numId="39" w16cid:durableId="1867675429">
     <w:abstractNumId w:val="7"/>
   </w:num>
   <w:num w:numId="40" w16cid:durableId="2080709772">
-    <w:abstractNumId w:val="38"/>
+    <w:abstractNumId w:val="41"/>
   </w:num>
   <w:num w:numId="41" w16cid:durableId="881749912">
-    <w:abstractNumId w:val="49"/>
+    <w:abstractNumId w:val="55"/>
   </w:num>
   <w:num w:numId="42" w16cid:durableId="780490837">
-    <w:abstractNumId w:val="24"/>
+    <w:abstractNumId w:val="26"/>
   </w:num>
   <w:num w:numId="43" w16cid:durableId="1010522474">
-    <w:abstractNumId w:val="52"/>
+    <w:abstractNumId w:val="58"/>
   </w:num>
   <w:num w:numId="44" w16cid:durableId="510681330">
-    <w:abstractNumId w:val="51"/>
+    <w:abstractNumId w:val="57"/>
   </w:num>
   <w:num w:numId="45" w16cid:durableId="231815477">
-    <w:abstractNumId w:val="20"/>
+    <w:abstractNumId w:val="22"/>
     <w:lvlOverride w:ilvl="0">
       <w:startOverride w:val="19"/>
     </w:lvlOverride>
   </w:num>
   <w:num w:numId="46" w16cid:durableId="23755108">
-    <w:abstractNumId w:val="18"/>
+    <w:abstractNumId w:val="20"/>
   </w:num>
   <w:num w:numId="47" w16cid:durableId="1462532456">
-    <w:abstractNumId w:val="35"/>
+    <w:abstractNumId w:val="38"/>
   </w:num>
   <w:num w:numId="48" w16cid:durableId="658388417">
-    <w:abstractNumId w:val="42"/>
+    <w:abstractNumId w:val="47"/>
   </w:num>
   <w:num w:numId="49" w16cid:durableId="1720862383">
     <w:abstractNumId w:val="8"/>
   </w:num>
   <w:num w:numId="50" w16cid:durableId="324403555">
-    <w:abstractNumId w:val="46"/>
+    <w:abstractNumId w:val="51"/>
   </w:num>
   <w:num w:numId="51" w16cid:durableId="1550414610">
-    <w:abstractNumId w:val="21"/>
+    <w:abstractNumId w:val="23"/>
   </w:num>
   <w:num w:numId="52" w16cid:durableId="339503631">
     <w:abstractNumId w:val="4"/>
   </w:num>
   <w:num w:numId="53" w16cid:durableId="458887088">
-    <w:abstractNumId w:val="13"/>
+    <w:abstractNumId w:val="14"/>
   </w:num>
   <w:num w:numId="54" w16cid:durableId="246038955">
     <w:abstractNumId w:val="3"/>
   </w:num>
   <w:num w:numId="55" w16cid:durableId="865480579">
-    <w:abstractNumId w:val="50"/>
+    <w:abstractNumId w:val="56"/>
   </w:num>
   <w:num w:numId="56" w16cid:durableId="2088266531">
-    <w:abstractNumId w:val="43"/>
+    <w:abstractNumId w:val="48"/>
   </w:num>
   <w:num w:numId="57" w16cid:durableId="119960052">
-    <w:abstractNumId w:val="27"/>
+    <w:abstractNumId w:val="29"/>
+  </w:num>
+  <w:num w:numId="58" w16cid:durableId="340009327">
+    <w:abstractNumId w:val="45"/>
+  </w:num>
+  <w:num w:numId="59" w16cid:durableId="928538889">
+    <w:abstractNumId w:val="54"/>
+  </w:num>
+  <w:num w:numId="60" w16cid:durableId="1051730510">
+    <w:abstractNumId w:val="19"/>
+  </w:num>
+  <w:num w:numId="61" w16cid:durableId="759789349">
+    <w:abstractNumId w:val="35"/>
+  </w:num>
+  <w:num w:numId="62" w16cid:durableId="41831602">
+    <w:abstractNumId w:val="11"/>
+  </w:num>
+  <w:num w:numId="63" w16cid:durableId="587151143">
+    <w:abstractNumId w:val="42"/>
   </w:num>
 </w:numbering>
 </file>
@@ -24195,6 +25097,7 @@
   <w:style w:type="character" w:default="1" w:styleId="Fuentedeprrafopredeter">
     <w:name w:val="Default Paragraph Font"/>
     <w:uiPriority w:val="1"/>
+    <w:semiHidden/>
     <w:unhideWhenUsed/>
   </w:style>
   <w:style w:type="table" w:default="1" w:styleId="Tablanormal">

--- a/Mayra_Carolina_Rivadeneira_Viteri/Proyecto_Mayra_Carolina_Rivadeneira_Viteri.docx
+++ b/Mayra_Carolina_Rivadeneira_Viteri/Proyecto_Mayra_Carolina_Rivadeneira_Viteri.docx
@@ -16535,7 +16535,7 @@
           <w:ilvl w:val="0"/>
           <w:numId w:val="63"/>
         </w:numPr>
-        <w:ind w:hanging="76"/>
+        <w:ind w:left="567" w:hanging="283"/>
       </w:pPr>
       <w:r>
         <w:t>Si</w:t>
@@ -16548,7 +16548,7 @@
           <w:ilvl w:val="0"/>
           <w:numId w:val="63"/>
         </w:numPr>
-        <w:ind w:hanging="76"/>
+        <w:ind w:left="567" w:hanging="283"/>
       </w:pPr>
       <w:r>
         <w:t>No</w:t>
@@ -16571,11 +16571,38 @@
         <w:pStyle w:val="Prrafodelista"/>
         <w:numPr>
           <w:ilvl w:val="0"/>
-          <w:numId w:val="61"/>
+          <w:numId w:val="64"/>
         </w:numPr>
+        <w:ind w:left="567" w:hanging="283"/>
       </w:pPr>
       <w:r>
         <w:t>Clases de cocina</w:t>
+      </w:r>
+    </w:p>
+    <w:p>
+      <w:pPr>
+        <w:pStyle w:val="Prrafodelista"/>
+        <w:numPr>
+          <w:ilvl w:val="0"/>
+          <w:numId w:val="64"/>
+        </w:numPr>
+        <w:ind w:left="567" w:hanging="283"/>
+      </w:pPr>
+      <w:r>
+        <w:t>Talleres de emprendimiento gastronómico</w:t>
+      </w:r>
+    </w:p>
+    <w:p>
+      <w:pPr>
+        <w:pStyle w:val="Prrafodelista"/>
+        <w:numPr>
+          <w:ilvl w:val="0"/>
+          <w:numId w:val="64"/>
+        </w:numPr>
+        <w:ind w:left="567" w:hanging="283"/>
+      </w:pPr>
+      <w:r>
+        <w:t>Marketing para restaurantes o marcas</w:t>
       </w:r>
     </w:p>
     <w:p>
@@ -16586,62 +16613,335 @@
           <w:numId w:val="61"/>
         </w:numPr>
       </w:pPr>
+      <w:r>
+        <w:t>¿Cree que la combinación de gastronomía y marketing puede ayudar a crear mejores emprendimientos?</w:t>
+      </w:r>
+    </w:p>
+    <w:p>
+      <w:pPr>
+        <w:pStyle w:val="Prrafodelista"/>
+        <w:numPr>
+          <w:ilvl w:val="0"/>
+          <w:numId w:val="65"/>
+        </w:numPr>
+        <w:ind w:left="567" w:hanging="283"/>
+      </w:pPr>
+      <w:r>
+        <w:t>Sí</w:t>
+      </w:r>
+    </w:p>
+    <w:p>
+      <w:pPr>
+        <w:pStyle w:val="Prrafodelista"/>
+        <w:numPr>
+          <w:ilvl w:val="0"/>
+          <w:numId w:val="65"/>
+        </w:numPr>
+        <w:ind w:left="567" w:hanging="283"/>
+      </w:pPr>
+      <w:r>
+        <w:t>No</w:t>
+      </w:r>
+    </w:p>
+    <w:p>
+      <w:pPr>
+        <w:pStyle w:val="Prrafodelista"/>
+        <w:numPr>
+          <w:ilvl w:val="0"/>
+          <w:numId w:val="61"/>
+        </w:numPr>
+      </w:pPr>
+      <w:r>
+        <w:t>¿Qué tan importante considera aprender a promocionar un negocio gastronómico en redes sociales?</w:t>
+      </w:r>
+    </w:p>
+    <w:p>
+      <w:pPr>
+        <w:pStyle w:val="Prrafodelista"/>
+        <w:numPr>
+          <w:ilvl w:val="0"/>
+          <w:numId w:val="66"/>
+        </w:numPr>
+        <w:ind w:left="567" w:hanging="283"/>
+      </w:pPr>
+      <w:r>
+        <w:t>Muy importante</w:t>
+      </w:r>
+    </w:p>
+    <w:p>
+      <w:pPr>
+        <w:pStyle w:val="Prrafodelista"/>
+        <w:numPr>
+          <w:ilvl w:val="0"/>
+          <w:numId w:val="66"/>
+        </w:numPr>
+        <w:ind w:left="567" w:hanging="283"/>
+      </w:pPr>
+      <w:r>
+        <w:t>Importante</w:t>
+      </w:r>
+    </w:p>
+    <w:p>
+      <w:pPr>
+        <w:pStyle w:val="Prrafodelista"/>
+        <w:numPr>
+          <w:ilvl w:val="0"/>
+          <w:numId w:val="66"/>
+        </w:numPr>
+        <w:ind w:left="567" w:hanging="283"/>
+      </w:pPr>
+      <w:r>
+        <w:t>Poco importante</w:t>
+      </w:r>
+    </w:p>
+    <w:p>
+      <w:pPr>
+        <w:pStyle w:val="Prrafodelista"/>
+        <w:numPr>
+          <w:ilvl w:val="0"/>
+          <w:numId w:val="66"/>
+        </w:numPr>
+        <w:ind w:left="567" w:hanging="283"/>
+      </w:pPr>
+      <w:r>
+        <w:t>Nada importante</w:t>
+      </w:r>
+    </w:p>
+    <w:p>
+      <w:pPr>
+        <w:pStyle w:val="Prrafodelista"/>
+        <w:numPr>
+          <w:ilvl w:val="0"/>
+          <w:numId w:val="61"/>
+        </w:numPr>
+      </w:pPr>
+      <w:r>
+        <w:t>¿Le gustaría participar en talleres prácticos donde pueda cocinar y aprender a vender o promocionar sus productos?</w:t>
+      </w:r>
+    </w:p>
+    <w:p>
+      <w:pPr>
+        <w:pStyle w:val="Prrafodelista"/>
+        <w:numPr>
+          <w:ilvl w:val="0"/>
+          <w:numId w:val="67"/>
+        </w:numPr>
+        <w:ind w:left="567" w:hanging="283"/>
+      </w:pPr>
+      <w:r>
+        <w:lastRenderedPageBreak/>
+        <w:t>Sí</w:t>
+      </w:r>
+    </w:p>
+    <w:p>
+      <w:pPr>
+        <w:pStyle w:val="Prrafodelista"/>
+        <w:numPr>
+          <w:ilvl w:val="0"/>
+          <w:numId w:val="67"/>
+        </w:numPr>
+        <w:ind w:left="567" w:hanging="283"/>
+      </w:pPr>
+      <w:r>
+        <w:t>No</w:t>
+      </w:r>
+    </w:p>
+    <w:p>
+      <w:pPr>
+        <w:pStyle w:val="Prrafodelista"/>
+        <w:numPr>
+          <w:ilvl w:val="0"/>
+          <w:numId w:val="61"/>
+        </w:numPr>
+      </w:pPr>
+      <w:r>
+        <w:t>¿Qué modalidad preferirías para aprender en Cocina 360?</w:t>
+      </w:r>
+    </w:p>
+    <w:p>
+      <w:pPr>
+        <w:pStyle w:val="Prrafodelista"/>
+        <w:numPr>
+          <w:ilvl w:val="0"/>
+          <w:numId w:val="68"/>
+        </w:numPr>
+        <w:ind w:left="567" w:hanging="283"/>
+      </w:pPr>
+      <w:r>
+        <w:t>Presencial</w:t>
+      </w:r>
+    </w:p>
+    <w:p>
+      <w:pPr>
+        <w:pStyle w:val="Prrafodelista"/>
+        <w:numPr>
+          <w:ilvl w:val="0"/>
+          <w:numId w:val="68"/>
+        </w:numPr>
+        <w:ind w:left="567" w:hanging="283"/>
+      </w:pPr>
+      <w:r>
+        <w:t>Híbrida (presencial y virtual)</w:t>
+      </w:r>
+    </w:p>
+    <w:p>
+      <w:pPr>
+        <w:pStyle w:val="Prrafodelista"/>
+        <w:numPr>
+          <w:ilvl w:val="0"/>
+          <w:numId w:val="61"/>
+        </w:numPr>
+        <w:rPr>
+          <w:i/>
+        </w:rPr>
+      </w:pPr>
+      <w:r>
+        <w:t>¿Cuál cree que sería el mayor beneficio de un proyecto?</w:t>
+      </w:r>
+    </w:p>
+    <w:p>
+      <w:pPr>
+        <w:pStyle w:val="Prrafodelista"/>
+        <w:numPr>
+          <w:ilvl w:val="0"/>
+          <w:numId w:val="70"/>
+        </w:numPr>
+        <w:ind w:left="567" w:hanging="283"/>
+      </w:pPr>
+      <w:r>
+        <w:t>Aprender a cocinar mejor</w:t>
+      </w:r>
+    </w:p>
+    <w:p>
+      <w:pPr>
+        <w:pStyle w:val="Prrafodelista"/>
+        <w:numPr>
+          <w:ilvl w:val="0"/>
+          <w:numId w:val="70"/>
+        </w:numPr>
+        <w:ind w:left="567" w:hanging="283"/>
+      </w:pPr>
+      <w:r>
+        <w:t>Crear un emprendimiento</w:t>
+      </w:r>
+      <w:r>
+        <w:t xml:space="preserve"> gastronómico</w:t>
+      </w:r>
+    </w:p>
+    <w:p>
+      <w:pPr>
+        <w:pStyle w:val="Prrafodelista"/>
+        <w:numPr>
+          <w:ilvl w:val="0"/>
+          <w:numId w:val="70"/>
+        </w:numPr>
+        <w:ind w:left="567" w:hanging="283"/>
+      </w:pPr>
+      <w:r>
+        <w:t>Aprender marketing gastronómico</w:t>
+      </w:r>
+    </w:p>
+    <w:p>
+      <w:pPr>
+        <w:pStyle w:val="Prrafodelista"/>
+        <w:numPr>
+          <w:ilvl w:val="0"/>
+          <w:numId w:val="70"/>
+        </w:numPr>
+        <w:ind w:left="567" w:hanging="283"/>
+      </w:pPr>
+      <w:r>
+        <w:t>Generar oportunidades de negocio</w:t>
+      </w:r>
+    </w:p>
+    <w:p>
+      <w:pPr>
+        <w:pStyle w:val="Prrafodelista"/>
+        <w:numPr>
+          <w:ilvl w:val="0"/>
+          <w:numId w:val="61"/>
+        </w:numPr>
+        <w:spacing w:after="200"/>
+        <w:rPr>
+          <w:rFonts w:eastAsia="Calibri"/>
+          <w:szCs w:val="24"/>
+        </w:rPr>
+      </w:pPr>
+      <w:r>
+        <w:t>¿</w:t>
+      </w:r>
+      <w:r>
+        <w:rPr>
+          <w:rFonts w:eastAsia="Calibri"/>
+          <w:szCs w:val="24"/>
+        </w:rPr>
+        <w:t>Cuánto</w:t>
+      </w:r>
+      <w:r>
+        <w:rPr>
+          <w:rFonts w:eastAsia="Calibri"/>
+          <w:szCs w:val="24"/>
+        </w:rPr>
+        <w:t xml:space="preserve"> pagaría por este curso?</w:t>
+      </w:r>
+    </w:p>
+    <w:p>
+      <w:pPr>
+        <w:pStyle w:val="Prrafodelista"/>
+        <w:numPr>
+          <w:ilvl w:val="0"/>
+          <w:numId w:val="71"/>
+        </w:numPr>
+        <w:ind w:left="567" w:hanging="283"/>
+      </w:pPr>
+      <w:r>
+        <w:t xml:space="preserve">$30 a </w:t>
+      </w:r>
+      <w:r>
+        <w:t>$</w:t>
+      </w:r>
+      <w:r>
+        <w:t>50</w:t>
+      </w:r>
+    </w:p>
+    <w:p>
+      <w:pPr>
+        <w:pStyle w:val="Prrafodelista"/>
+        <w:numPr>
+          <w:ilvl w:val="0"/>
+          <w:numId w:val="71"/>
+        </w:numPr>
+        <w:ind w:left="567" w:hanging="283"/>
+      </w:pPr>
+      <w:r>
+        <w:t xml:space="preserve">$50 a </w:t>
+      </w:r>
+      <w:r>
+        <w:t>$</w:t>
+      </w:r>
+      <w:r>
+        <w:t>100</w:t>
+      </w:r>
+    </w:p>
+    <w:p>
+      <w:pPr>
+        <w:pStyle w:val="Prrafodelista"/>
+        <w:numPr>
+          <w:ilvl w:val="0"/>
+          <w:numId w:val="71"/>
+        </w:numPr>
+        <w:ind w:left="567" w:hanging="283"/>
+      </w:pPr>
+      <w:r>
+        <w:t>$100 a más</w:t>
+      </w:r>
     </w:p>
     <w:p/>
     <w:p/>
-    <w:p/>
-    <w:p>
-      <w:pPr>
-        <w:pStyle w:val="FigureStyle"/>
-        <w:rPr>
-          <w:b/>
-          <w:bCs/>
-          <w:i w:val="0"/>
-          <w:iCs/>
-        </w:rPr>
-      </w:pPr>
-    </w:p>
-    <w:p>
-      <w:pPr>
-        <w:pStyle w:val="FigureStyle"/>
-        <w:rPr>
-          <w:b/>
-          <w:bCs/>
-          <w:i w:val="0"/>
-          <w:iCs/>
-        </w:rPr>
-      </w:pPr>
-    </w:p>
-    <w:p>
-      <w:pPr>
-        <w:pStyle w:val="FigureStyle"/>
-        <w:rPr>
-          <w:b/>
-          <w:bCs/>
-          <w:i w:val="0"/>
-          <w:iCs/>
-        </w:rPr>
-      </w:pPr>
-    </w:p>
-    <w:p>
-      <w:pPr>
-        <w:pStyle w:val="FigureStyle"/>
-        <w:rPr>
-          <w:b/>
-          <w:bCs/>
-          <w:i w:val="0"/>
-          <w:iCs/>
-        </w:rPr>
-      </w:pPr>
-    </w:p>
-    <w:p>
-      <w:pPr>
-        <w:pStyle w:val="FigureStyle"/>
-        <w:rPr>
-          <w:b/>
-          <w:bCs/>
-          <w:i w:val="0"/>
-          <w:iCs/>
+    <w:p>
+      <w:pPr>
+        <w:rPr>
+          <w:i/>
         </w:rPr>
       </w:pPr>
     </w:p>
@@ -17532,6 +17832,121 @@
 <file path=word/numbering.xml><?xml version="1.0" encoding="utf-8"?>
 <w:numbering xmlns:wpc="http://schemas.microsoft.com/office/word/2010/wordprocessingCanvas" xmlns:cx="http://schemas.microsoft.com/office/drawing/2014/chartex" xmlns:cx1="http://schemas.microsoft.com/office/drawing/2015/9/8/chartex" xmlns:cx2="http://schemas.microsoft.com/office/drawing/2015/10/21/chartex" xmlns:cx3="http://schemas.microsoft.com/office/drawing/2016/5/9/chartex" xmlns:cx4="http://schemas.microsoft.com/office/drawing/2016/5/10/chartex" xmlns:cx5="http://schemas.microsoft.com/office/drawing/2016/5/11/chartex" xmlns:cx6="http://schemas.microsoft.com/office/drawing/2016/5/12/chartex" xmlns:cx7="http://schemas.microsoft.com/office/drawing/2016/5/13/chartex" xmlns:cx8="http://schemas.microsoft.com/office/drawing/2016/5/14/chartex" xmlns:mc="http://schemas.openxmlformats.org/markup-compatibility/2006" xmlns:aink="http://schemas.microsoft.com/office/drawing/2016/ink" xmlns:am3d="http://schemas.microsoft.com/office/drawing/2017/model3d" xmlns:o="urn:schemas-microsoft-com:office:office" xmlns:oel="http://schemas.microsoft.com/office/2019/extlst" xmlns:r="http://schemas.openxmlformats.org/officeDocument/2006/relationships" xmlns:m="http://schemas.openxmlformats.org/officeDocument/2006/math" xmlns:v="urn:schemas-microsoft-com:vml" xmlns:wp14="http://schemas.microsoft.com/office/word/2010/wordprocessingDrawing" xmlns:wp="http://schemas.openxmlformats.org/drawingml/2006/wordprocessingDrawing" xmlns:w10="urn:schemas-microsoft-com:office:word" xmlns:w="http://schemas.openxmlformats.org/wordprocessingml/2006/main" xmlns:w14="http://schemas.microsoft.com/office/word/2010/wordml" xmlns:w15="http://schemas.microsoft.com/office/word/2012/wordml" xmlns:w16cex="http://schemas.microsoft.com/office/word/2018/wordml/cex" xmlns:w16cid="http://schemas.microsoft.com/office/word/2016/wordml/cid" xmlns:w16="http://schemas.microsoft.com/office/word/2018/wordml" xmlns:w16sdtdh="http://schemas.microsoft.com/office/word/2020/wordml/sdtdatahash" xmlns:w16se="http://schemas.microsoft.com/office/word/2015/wordml/symex" xmlns:wpg="http://schemas.microsoft.com/office/word/2010/wordprocessingGroup" xmlns:wpi="http://schemas.microsoft.com/office/word/2010/wordprocessingInk" xmlns:wne="http://schemas.microsoft.com/office/word/2006/wordml" xmlns:wps="http://schemas.microsoft.com/office/word/2010/wordprocessingShape" mc:Ignorable="w14 w15 w16se w16cid w16 w16cex w16sdtdh wp14">
   <w:abstractNum w:abstractNumId="0" w15:restartNumberingAfterBreak="0">
+    <w:nsid w:val="003A5C9A"/>
+    <w:multiLevelType w:val="multilevel"/>
+    <w:tmpl w:val="BEBCAED6"/>
+    <w:lvl w:ilvl="0">
+      <w:start w:val="1"/>
+      <w:numFmt w:val="bullet"/>
+      <w:lvlText w:val=""/>
+      <w:lvlJc w:val="left"/>
+      <w:pPr>
+        <w:ind w:left="360" w:hanging="360"/>
+      </w:pPr>
+      <w:rPr>
+        <w:rFonts w:ascii="Symbol" w:hAnsi="Symbol" w:hint="default"/>
+      </w:rPr>
+    </w:lvl>
+    <w:lvl w:ilvl="1">
+      <w:start w:val="1"/>
+      <w:numFmt w:val="decimal"/>
+      <w:suff w:val="space"/>
+      <w:lvlText w:val="%1.%2."/>
+      <w:lvlJc w:val="left"/>
+      <w:pPr>
+        <w:ind w:left="720" w:hanging="360"/>
+      </w:pPr>
+      <w:rPr>
+        <w:rFonts w:hint="default"/>
+      </w:rPr>
+    </w:lvl>
+    <w:lvl w:ilvl="2">
+      <w:start w:val="1"/>
+      <w:numFmt w:val="decimal"/>
+      <w:suff w:val="space"/>
+      <w:lvlText w:val="%1.%2.%3."/>
+      <w:lvlJc w:val="left"/>
+      <w:pPr>
+        <w:ind w:left="1080" w:hanging="360"/>
+      </w:pPr>
+      <w:rPr>
+        <w:rFonts w:hint="default"/>
+      </w:rPr>
+    </w:lvl>
+    <w:lvl w:ilvl="3">
+      <w:start w:val="1"/>
+      <w:numFmt w:val="decimal"/>
+      <w:lvlText w:val="(%4)"/>
+      <w:lvlJc w:val="left"/>
+      <w:pPr>
+        <w:ind w:left="1440" w:hanging="360"/>
+      </w:pPr>
+      <w:rPr>
+        <w:rFonts w:hint="default"/>
+      </w:rPr>
+    </w:lvl>
+    <w:lvl w:ilvl="4">
+      <w:start w:val="1"/>
+      <w:numFmt w:val="lowerLetter"/>
+      <w:lvlText w:val="(%5)"/>
+      <w:lvlJc w:val="left"/>
+      <w:pPr>
+        <w:ind w:left="1800" w:hanging="360"/>
+      </w:pPr>
+      <w:rPr>
+        <w:rFonts w:hint="default"/>
+      </w:rPr>
+    </w:lvl>
+    <w:lvl w:ilvl="5">
+      <w:start w:val="1"/>
+      <w:numFmt w:val="lowerRoman"/>
+      <w:lvlText w:val="(%6)"/>
+      <w:lvlJc w:val="left"/>
+      <w:pPr>
+        <w:ind w:left="2160" w:hanging="360"/>
+      </w:pPr>
+      <w:rPr>
+        <w:rFonts w:hint="default"/>
+      </w:rPr>
+    </w:lvl>
+    <w:lvl w:ilvl="6">
+      <w:start w:val="1"/>
+      <w:numFmt w:val="bullet"/>
+      <w:lvlText w:val=""/>
+      <w:lvlJc w:val="left"/>
+      <w:pPr>
+        <w:ind w:left="2520" w:hanging="360"/>
+      </w:pPr>
+      <w:rPr>
+        <w:rFonts w:ascii="Symbol" w:hAnsi="Symbol" w:hint="default"/>
+      </w:rPr>
+    </w:lvl>
+    <w:lvl w:ilvl="7">
+      <w:start w:val="1"/>
+      <w:numFmt w:val="lowerLetter"/>
+      <w:lvlText w:val="%8."/>
+      <w:lvlJc w:val="left"/>
+      <w:pPr>
+        <w:ind w:left="2880" w:hanging="360"/>
+      </w:pPr>
+      <w:rPr>
+        <w:rFonts w:hint="default"/>
+      </w:rPr>
+    </w:lvl>
+    <w:lvl w:ilvl="8">
+      <w:start w:val="1"/>
+      <w:numFmt w:val="lowerRoman"/>
+      <w:lvlText w:val="%9."/>
+      <w:lvlJc w:val="left"/>
+      <w:pPr>
+        <w:ind w:left="3240" w:hanging="360"/>
+      </w:pPr>
+      <w:rPr>
+        <w:rFonts w:hint="default"/>
+      </w:rPr>
+    </w:lvl>
+  </w:abstractNum>
+  <w:abstractNum w:abstractNumId="1" w15:restartNumberingAfterBreak="0">
     <w:nsid w:val="03AB6BB5"/>
     <w:multiLevelType w:val="hybridMultilevel"/>
     <w:tmpl w:val="5784CC3C"/>
@@ -17620,7 +18035,7 @@
       </w:pPr>
     </w:lvl>
   </w:abstractNum>
-  <w:abstractNum w:abstractNumId="1" w15:restartNumberingAfterBreak="0">
+  <w:abstractNum w:abstractNumId="2" w15:restartNumberingAfterBreak="0">
     <w:nsid w:val="08637A41"/>
     <w:multiLevelType w:val="hybridMultilevel"/>
     <w:tmpl w:val="EA463678"/>
@@ -17709,7 +18124,122 @@
       </w:pPr>
     </w:lvl>
   </w:abstractNum>
-  <w:abstractNum w:abstractNumId="2" w15:restartNumberingAfterBreak="0">
+  <w:abstractNum w:abstractNumId="3" w15:restartNumberingAfterBreak="0">
+    <w:nsid w:val="0875147E"/>
+    <w:multiLevelType w:val="multilevel"/>
+    <w:tmpl w:val="BEBCAED6"/>
+    <w:lvl w:ilvl="0">
+      <w:start w:val="1"/>
+      <w:numFmt w:val="bullet"/>
+      <w:lvlText w:val=""/>
+      <w:lvlJc w:val="left"/>
+      <w:pPr>
+        <w:ind w:left="360" w:hanging="360"/>
+      </w:pPr>
+      <w:rPr>
+        <w:rFonts w:ascii="Symbol" w:hAnsi="Symbol" w:hint="default"/>
+      </w:rPr>
+    </w:lvl>
+    <w:lvl w:ilvl="1">
+      <w:start w:val="1"/>
+      <w:numFmt w:val="decimal"/>
+      <w:suff w:val="space"/>
+      <w:lvlText w:val="%1.%2."/>
+      <w:lvlJc w:val="left"/>
+      <w:pPr>
+        <w:ind w:left="720" w:hanging="360"/>
+      </w:pPr>
+      <w:rPr>
+        <w:rFonts w:hint="default"/>
+      </w:rPr>
+    </w:lvl>
+    <w:lvl w:ilvl="2">
+      <w:start w:val="1"/>
+      <w:numFmt w:val="decimal"/>
+      <w:suff w:val="space"/>
+      <w:lvlText w:val="%1.%2.%3."/>
+      <w:lvlJc w:val="left"/>
+      <w:pPr>
+        <w:ind w:left="1080" w:hanging="360"/>
+      </w:pPr>
+      <w:rPr>
+        <w:rFonts w:hint="default"/>
+      </w:rPr>
+    </w:lvl>
+    <w:lvl w:ilvl="3">
+      <w:start w:val="1"/>
+      <w:numFmt w:val="decimal"/>
+      <w:lvlText w:val="(%4)"/>
+      <w:lvlJc w:val="left"/>
+      <w:pPr>
+        <w:ind w:left="1440" w:hanging="360"/>
+      </w:pPr>
+      <w:rPr>
+        <w:rFonts w:hint="default"/>
+      </w:rPr>
+    </w:lvl>
+    <w:lvl w:ilvl="4">
+      <w:start w:val="1"/>
+      <w:numFmt w:val="lowerLetter"/>
+      <w:lvlText w:val="(%5)"/>
+      <w:lvlJc w:val="left"/>
+      <w:pPr>
+        <w:ind w:left="1800" w:hanging="360"/>
+      </w:pPr>
+      <w:rPr>
+        <w:rFonts w:hint="default"/>
+      </w:rPr>
+    </w:lvl>
+    <w:lvl w:ilvl="5">
+      <w:start w:val="1"/>
+      <w:numFmt w:val="lowerRoman"/>
+      <w:lvlText w:val="(%6)"/>
+      <w:lvlJc w:val="left"/>
+      <w:pPr>
+        <w:ind w:left="2160" w:hanging="360"/>
+      </w:pPr>
+      <w:rPr>
+        <w:rFonts w:hint="default"/>
+      </w:rPr>
+    </w:lvl>
+    <w:lvl w:ilvl="6">
+      <w:start w:val="1"/>
+      <w:numFmt w:val="bullet"/>
+      <w:lvlText w:val=""/>
+      <w:lvlJc w:val="left"/>
+      <w:pPr>
+        <w:ind w:left="2520" w:hanging="360"/>
+      </w:pPr>
+      <w:rPr>
+        <w:rFonts w:ascii="Symbol" w:hAnsi="Symbol" w:hint="default"/>
+      </w:rPr>
+    </w:lvl>
+    <w:lvl w:ilvl="7">
+      <w:start w:val="1"/>
+      <w:numFmt w:val="lowerLetter"/>
+      <w:lvlText w:val="%8."/>
+      <w:lvlJc w:val="left"/>
+      <w:pPr>
+        <w:ind w:left="2880" w:hanging="360"/>
+      </w:pPr>
+      <w:rPr>
+        <w:rFonts w:hint="default"/>
+      </w:rPr>
+    </w:lvl>
+    <w:lvl w:ilvl="8">
+      <w:start w:val="1"/>
+      <w:numFmt w:val="lowerRoman"/>
+      <w:lvlText w:val="%9."/>
+      <w:lvlJc w:val="left"/>
+      <w:pPr>
+        <w:ind w:left="3240" w:hanging="360"/>
+      </w:pPr>
+      <w:rPr>
+        <w:rFonts w:hint="default"/>
+      </w:rPr>
+    </w:lvl>
+  </w:abstractNum>
+  <w:abstractNum w:abstractNumId="4" w15:restartNumberingAfterBreak="0">
     <w:nsid w:val="0900720A"/>
     <w:multiLevelType w:val="hybridMultilevel"/>
     <w:tmpl w:val="9910813A"/>
@@ -17822,7 +18352,122 @@
       </w:rPr>
     </w:lvl>
   </w:abstractNum>
-  <w:abstractNum w:abstractNumId="3" w15:restartNumberingAfterBreak="0">
+  <w:abstractNum w:abstractNumId="5" w15:restartNumberingAfterBreak="0">
+    <w:nsid w:val="0BF57A14"/>
+    <w:multiLevelType w:val="multilevel"/>
+    <w:tmpl w:val="BEBCAED6"/>
+    <w:lvl w:ilvl="0">
+      <w:start w:val="1"/>
+      <w:numFmt w:val="bullet"/>
+      <w:lvlText w:val=""/>
+      <w:lvlJc w:val="left"/>
+      <w:pPr>
+        <w:ind w:left="360" w:hanging="360"/>
+      </w:pPr>
+      <w:rPr>
+        <w:rFonts w:ascii="Symbol" w:hAnsi="Symbol" w:hint="default"/>
+      </w:rPr>
+    </w:lvl>
+    <w:lvl w:ilvl="1">
+      <w:start w:val="1"/>
+      <w:numFmt w:val="decimal"/>
+      <w:suff w:val="space"/>
+      <w:lvlText w:val="%1.%2."/>
+      <w:lvlJc w:val="left"/>
+      <w:pPr>
+        <w:ind w:left="720" w:hanging="360"/>
+      </w:pPr>
+      <w:rPr>
+        <w:rFonts w:hint="default"/>
+      </w:rPr>
+    </w:lvl>
+    <w:lvl w:ilvl="2">
+      <w:start w:val="1"/>
+      <w:numFmt w:val="decimal"/>
+      <w:suff w:val="space"/>
+      <w:lvlText w:val="%1.%2.%3."/>
+      <w:lvlJc w:val="left"/>
+      <w:pPr>
+        <w:ind w:left="1080" w:hanging="360"/>
+      </w:pPr>
+      <w:rPr>
+        <w:rFonts w:hint="default"/>
+      </w:rPr>
+    </w:lvl>
+    <w:lvl w:ilvl="3">
+      <w:start w:val="1"/>
+      <w:numFmt w:val="decimal"/>
+      <w:lvlText w:val="(%4)"/>
+      <w:lvlJc w:val="left"/>
+      <w:pPr>
+        <w:ind w:left="1440" w:hanging="360"/>
+      </w:pPr>
+      <w:rPr>
+        <w:rFonts w:hint="default"/>
+      </w:rPr>
+    </w:lvl>
+    <w:lvl w:ilvl="4">
+      <w:start w:val="1"/>
+      <w:numFmt w:val="lowerLetter"/>
+      <w:lvlText w:val="(%5)"/>
+      <w:lvlJc w:val="left"/>
+      <w:pPr>
+        <w:ind w:left="1800" w:hanging="360"/>
+      </w:pPr>
+      <w:rPr>
+        <w:rFonts w:hint="default"/>
+      </w:rPr>
+    </w:lvl>
+    <w:lvl w:ilvl="5">
+      <w:start w:val="1"/>
+      <w:numFmt w:val="lowerRoman"/>
+      <w:lvlText w:val="(%6)"/>
+      <w:lvlJc w:val="left"/>
+      <w:pPr>
+        <w:ind w:left="2160" w:hanging="360"/>
+      </w:pPr>
+      <w:rPr>
+        <w:rFonts w:hint="default"/>
+      </w:rPr>
+    </w:lvl>
+    <w:lvl w:ilvl="6">
+      <w:start w:val="1"/>
+      <w:numFmt w:val="bullet"/>
+      <w:lvlText w:val=""/>
+      <w:lvlJc w:val="left"/>
+      <w:pPr>
+        <w:ind w:left="2520" w:hanging="360"/>
+      </w:pPr>
+      <w:rPr>
+        <w:rFonts w:ascii="Symbol" w:hAnsi="Symbol" w:hint="default"/>
+      </w:rPr>
+    </w:lvl>
+    <w:lvl w:ilvl="7">
+      <w:start w:val="1"/>
+      <w:numFmt w:val="lowerLetter"/>
+      <w:lvlText w:val="%8."/>
+      <w:lvlJc w:val="left"/>
+      <w:pPr>
+        <w:ind w:left="2880" w:hanging="360"/>
+      </w:pPr>
+      <w:rPr>
+        <w:rFonts w:hint="default"/>
+      </w:rPr>
+    </w:lvl>
+    <w:lvl w:ilvl="8">
+      <w:start w:val="1"/>
+      <w:numFmt w:val="lowerRoman"/>
+      <w:lvlText w:val="%9."/>
+      <w:lvlJc w:val="left"/>
+      <w:pPr>
+        <w:ind w:left="3240" w:hanging="360"/>
+      </w:pPr>
+      <w:rPr>
+        <w:rFonts w:hint="default"/>
+      </w:rPr>
+    </w:lvl>
+  </w:abstractNum>
+  <w:abstractNum w:abstractNumId="6" w15:restartNumberingAfterBreak="0">
     <w:nsid w:val="0C88785C"/>
     <w:multiLevelType w:val="multilevel"/>
     <w:tmpl w:val="45486CB0"/>
@@ -17971,7 +18616,7 @@
       </w:rPr>
     </w:lvl>
   </w:abstractNum>
-  <w:abstractNum w:abstractNumId="4" w15:restartNumberingAfterBreak="0">
+  <w:abstractNum w:abstractNumId="7" w15:restartNumberingAfterBreak="0">
     <w:nsid w:val="0D192A8A"/>
     <w:multiLevelType w:val="hybridMultilevel"/>
     <w:tmpl w:val="42A2ACE4"/>
@@ -18084,7 +18729,7 @@
       </w:rPr>
     </w:lvl>
   </w:abstractNum>
-  <w:abstractNum w:abstractNumId="5" w15:restartNumberingAfterBreak="0">
+  <w:abstractNum w:abstractNumId="8" w15:restartNumberingAfterBreak="0">
     <w:nsid w:val="0D912C53"/>
     <w:multiLevelType w:val="hybridMultilevel"/>
     <w:tmpl w:val="564E54AE"/>
@@ -18197,7 +18842,7 @@
       </w:rPr>
     </w:lvl>
   </w:abstractNum>
-  <w:abstractNum w:abstractNumId="6" w15:restartNumberingAfterBreak="0">
+  <w:abstractNum w:abstractNumId="9" w15:restartNumberingAfterBreak="0">
     <w:nsid w:val="106E0246"/>
     <w:multiLevelType w:val="hybridMultilevel"/>
     <w:tmpl w:val="EFC03EC8"/>
@@ -18310,7 +18955,7 @@
       </w:rPr>
     </w:lvl>
   </w:abstractNum>
-  <w:abstractNum w:abstractNumId="7" w15:restartNumberingAfterBreak="0">
+  <w:abstractNum w:abstractNumId="10" w15:restartNumberingAfterBreak="0">
     <w:nsid w:val="12F27D6C"/>
     <w:multiLevelType w:val="hybridMultilevel"/>
     <w:tmpl w:val="BA562D12"/>
@@ -18423,7 +19068,7 @@
       </w:rPr>
     </w:lvl>
   </w:abstractNum>
-  <w:abstractNum w:abstractNumId="8" w15:restartNumberingAfterBreak="0">
+  <w:abstractNum w:abstractNumId="11" w15:restartNumberingAfterBreak="0">
     <w:nsid w:val="13B77DC7"/>
     <w:multiLevelType w:val="multilevel"/>
     <w:tmpl w:val="30B865AC"/>
@@ -18572,7 +19217,7 @@
       </w:rPr>
     </w:lvl>
   </w:abstractNum>
-  <w:abstractNum w:abstractNumId="9" w15:restartNumberingAfterBreak="0">
+  <w:abstractNum w:abstractNumId="12" w15:restartNumberingAfterBreak="0">
     <w:nsid w:val="157676A2"/>
     <w:multiLevelType w:val="hybridMultilevel"/>
     <w:tmpl w:val="F75074BE"/>
@@ -18685,7 +19330,7 @@
       </w:rPr>
     </w:lvl>
   </w:abstractNum>
-  <w:abstractNum w:abstractNumId="10" w15:restartNumberingAfterBreak="0">
+  <w:abstractNum w:abstractNumId="13" w15:restartNumberingAfterBreak="0">
     <w:nsid w:val="1E362BEF"/>
     <w:multiLevelType w:val="hybridMultilevel"/>
     <w:tmpl w:val="A3486D82"/>
@@ -18774,7 +19419,7 @@
       </w:pPr>
     </w:lvl>
   </w:abstractNum>
-  <w:abstractNum w:abstractNumId="11" w15:restartNumberingAfterBreak="0">
+  <w:abstractNum w:abstractNumId="14" w15:restartNumberingAfterBreak="0">
     <w:nsid w:val="1F344DE7"/>
     <w:multiLevelType w:val="multilevel"/>
     <w:tmpl w:val="0C487796"/>
@@ -18890,7 +19535,7 @@
       </w:rPr>
     </w:lvl>
   </w:abstractNum>
-  <w:abstractNum w:abstractNumId="12" w15:restartNumberingAfterBreak="0">
+  <w:abstractNum w:abstractNumId="15" w15:restartNumberingAfterBreak="0">
     <w:nsid w:val="1FA07B81"/>
     <w:multiLevelType w:val="hybridMultilevel"/>
     <w:tmpl w:val="C86C912A"/>
@@ -19003,7 +19648,7 @@
       </w:rPr>
     </w:lvl>
   </w:abstractNum>
-  <w:abstractNum w:abstractNumId="13" w15:restartNumberingAfterBreak="0">
+  <w:abstractNum w:abstractNumId="16" w15:restartNumberingAfterBreak="0">
     <w:nsid w:val="206A48CB"/>
     <w:multiLevelType w:val="hybridMultilevel"/>
     <w:tmpl w:val="A9F6B84E"/>
@@ -19092,7 +19737,7 @@
       </w:pPr>
     </w:lvl>
   </w:abstractNum>
-  <w:abstractNum w:abstractNumId="14" w15:restartNumberingAfterBreak="0">
+  <w:abstractNum w:abstractNumId="17" w15:restartNumberingAfterBreak="0">
     <w:nsid w:val="24D10F30"/>
     <w:multiLevelType w:val="multilevel"/>
     <w:tmpl w:val="C2E4343C"/>
@@ -19241,7 +19886,7 @@
       </w:rPr>
     </w:lvl>
   </w:abstractNum>
-  <w:abstractNum w:abstractNumId="15" w15:restartNumberingAfterBreak="0">
+  <w:abstractNum w:abstractNumId="18" w15:restartNumberingAfterBreak="0">
     <w:nsid w:val="28C72744"/>
     <w:multiLevelType w:val="hybridMultilevel"/>
     <w:tmpl w:val="3BD6FA66"/>
@@ -19354,7 +19999,7 @@
       </w:rPr>
     </w:lvl>
   </w:abstractNum>
-  <w:abstractNum w:abstractNumId="16" w15:restartNumberingAfterBreak="0">
+  <w:abstractNum w:abstractNumId="19" w15:restartNumberingAfterBreak="0">
     <w:nsid w:val="2C5F6F18"/>
     <w:multiLevelType w:val="hybridMultilevel"/>
     <w:tmpl w:val="F3327C86"/>
@@ -19443,7 +20088,7 @@
       </w:pPr>
     </w:lvl>
   </w:abstractNum>
-  <w:abstractNum w:abstractNumId="17" w15:restartNumberingAfterBreak="0">
+  <w:abstractNum w:abstractNumId="20" w15:restartNumberingAfterBreak="0">
     <w:nsid w:val="2E066970"/>
     <w:multiLevelType w:val="hybridMultilevel"/>
     <w:tmpl w:val="8AAEA82E"/>
@@ -19556,7 +20201,7 @@
       </w:rPr>
     </w:lvl>
   </w:abstractNum>
-  <w:abstractNum w:abstractNumId="18" w15:restartNumberingAfterBreak="0">
+  <w:abstractNum w:abstractNumId="21" w15:restartNumberingAfterBreak="0">
     <w:nsid w:val="317B700E"/>
     <w:multiLevelType w:val="hybridMultilevel"/>
     <w:tmpl w:val="1D58FC4C"/>
@@ -19669,7 +20314,7 @@
       </w:rPr>
     </w:lvl>
   </w:abstractNum>
-  <w:abstractNum w:abstractNumId="19" w15:restartNumberingAfterBreak="0">
+  <w:abstractNum w:abstractNumId="22" w15:restartNumberingAfterBreak="0">
     <w:nsid w:val="35802746"/>
     <w:multiLevelType w:val="hybridMultilevel"/>
     <w:tmpl w:val="B436FC9C"/>
@@ -19755,7 +20400,7 @@
       </w:pPr>
     </w:lvl>
   </w:abstractNum>
-  <w:abstractNum w:abstractNumId="20" w15:restartNumberingAfterBreak="0">
+  <w:abstractNum w:abstractNumId="23" w15:restartNumberingAfterBreak="0">
     <w:nsid w:val="35855CCF"/>
     <w:multiLevelType w:val="hybridMultilevel"/>
     <w:tmpl w:val="79F87B44"/>
@@ -19868,7 +20513,7 @@
       </w:rPr>
     </w:lvl>
   </w:abstractNum>
-  <w:abstractNum w:abstractNumId="21" w15:restartNumberingAfterBreak="0">
+  <w:abstractNum w:abstractNumId="24" w15:restartNumberingAfterBreak="0">
     <w:nsid w:val="35DA3D45"/>
     <w:multiLevelType w:val="hybridMultilevel"/>
     <w:tmpl w:val="D7509C3A"/>
@@ -19954,7 +20599,122 @@
       </w:pPr>
     </w:lvl>
   </w:abstractNum>
-  <w:abstractNum w:abstractNumId="22" w15:restartNumberingAfterBreak="0">
+  <w:abstractNum w:abstractNumId="25" w15:restartNumberingAfterBreak="0">
+    <w:nsid w:val="36F80F39"/>
+    <w:multiLevelType w:val="multilevel"/>
+    <w:tmpl w:val="BEBCAED6"/>
+    <w:lvl w:ilvl="0">
+      <w:start w:val="1"/>
+      <w:numFmt w:val="bullet"/>
+      <w:lvlText w:val=""/>
+      <w:lvlJc w:val="left"/>
+      <w:pPr>
+        <w:ind w:left="360" w:hanging="360"/>
+      </w:pPr>
+      <w:rPr>
+        <w:rFonts w:ascii="Symbol" w:hAnsi="Symbol" w:hint="default"/>
+      </w:rPr>
+    </w:lvl>
+    <w:lvl w:ilvl="1">
+      <w:start w:val="1"/>
+      <w:numFmt w:val="decimal"/>
+      <w:suff w:val="space"/>
+      <w:lvlText w:val="%1.%2."/>
+      <w:lvlJc w:val="left"/>
+      <w:pPr>
+        <w:ind w:left="720" w:hanging="360"/>
+      </w:pPr>
+      <w:rPr>
+        <w:rFonts w:hint="default"/>
+      </w:rPr>
+    </w:lvl>
+    <w:lvl w:ilvl="2">
+      <w:start w:val="1"/>
+      <w:numFmt w:val="decimal"/>
+      <w:suff w:val="space"/>
+      <w:lvlText w:val="%1.%2.%3."/>
+      <w:lvlJc w:val="left"/>
+      <w:pPr>
+        <w:ind w:left="1080" w:hanging="360"/>
+      </w:pPr>
+      <w:rPr>
+        <w:rFonts w:hint="default"/>
+      </w:rPr>
+    </w:lvl>
+    <w:lvl w:ilvl="3">
+      <w:start w:val="1"/>
+      <w:numFmt w:val="decimal"/>
+      <w:lvlText w:val="(%4)"/>
+      <w:lvlJc w:val="left"/>
+      <w:pPr>
+        <w:ind w:left="1440" w:hanging="360"/>
+      </w:pPr>
+      <w:rPr>
+        <w:rFonts w:hint="default"/>
+      </w:rPr>
+    </w:lvl>
+    <w:lvl w:ilvl="4">
+      <w:start w:val="1"/>
+      <w:numFmt w:val="lowerLetter"/>
+      <w:lvlText w:val="(%5)"/>
+      <w:lvlJc w:val="left"/>
+      <w:pPr>
+        <w:ind w:left="1800" w:hanging="360"/>
+      </w:pPr>
+      <w:rPr>
+        <w:rFonts w:hint="default"/>
+      </w:rPr>
+    </w:lvl>
+    <w:lvl w:ilvl="5">
+      <w:start w:val="1"/>
+      <w:numFmt w:val="lowerRoman"/>
+      <w:lvlText w:val="(%6)"/>
+      <w:lvlJc w:val="left"/>
+      <w:pPr>
+        <w:ind w:left="2160" w:hanging="360"/>
+      </w:pPr>
+      <w:rPr>
+        <w:rFonts w:hint="default"/>
+      </w:rPr>
+    </w:lvl>
+    <w:lvl w:ilvl="6">
+      <w:start w:val="1"/>
+      <w:numFmt w:val="bullet"/>
+      <w:lvlText w:val=""/>
+      <w:lvlJc w:val="left"/>
+      <w:pPr>
+        <w:ind w:left="2520" w:hanging="360"/>
+      </w:pPr>
+      <w:rPr>
+        <w:rFonts w:ascii="Symbol" w:hAnsi="Symbol" w:hint="default"/>
+      </w:rPr>
+    </w:lvl>
+    <w:lvl w:ilvl="7">
+      <w:start w:val="1"/>
+      <w:numFmt w:val="lowerLetter"/>
+      <w:lvlText w:val="%8."/>
+      <w:lvlJc w:val="left"/>
+      <w:pPr>
+        <w:ind w:left="2880" w:hanging="360"/>
+      </w:pPr>
+      <w:rPr>
+        <w:rFonts w:hint="default"/>
+      </w:rPr>
+    </w:lvl>
+    <w:lvl w:ilvl="8">
+      <w:start w:val="1"/>
+      <w:numFmt w:val="lowerRoman"/>
+      <w:lvlText w:val="%9."/>
+      <w:lvlJc w:val="left"/>
+      <w:pPr>
+        <w:ind w:left="3240" w:hanging="360"/>
+      </w:pPr>
+      <w:rPr>
+        <w:rFonts w:hint="default"/>
+      </w:rPr>
+    </w:lvl>
+  </w:abstractNum>
+  <w:abstractNum w:abstractNumId="26" w15:restartNumberingAfterBreak="0">
     <w:nsid w:val="36FE7A9A"/>
     <w:multiLevelType w:val="multilevel"/>
     <w:tmpl w:val="0ACA317C"/>
@@ -20074,7 +20834,7 @@
       </w:rPr>
     </w:lvl>
   </w:abstractNum>
-  <w:abstractNum w:abstractNumId="23" w15:restartNumberingAfterBreak="0">
+  <w:abstractNum w:abstractNumId="27" w15:restartNumberingAfterBreak="0">
     <w:nsid w:val="370C7CCD"/>
     <w:multiLevelType w:val="multilevel"/>
     <w:tmpl w:val="34FAE556"/>
@@ -20223,7 +20983,7 @@
       </w:rPr>
     </w:lvl>
   </w:abstractNum>
-  <w:abstractNum w:abstractNumId="24" w15:restartNumberingAfterBreak="0">
+  <w:abstractNum w:abstractNumId="28" w15:restartNumberingAfterBreak="0">
     <w:nsid w:val="39135CDA"/>
     <w:multiLevelType w:val="multilevel"/>
     <w:tmpl w:val="9E8CD8C8"/>
@@ -20372,7 +21132,7 @@
       </w:rPr>
     </w:lvl>
   </w:abstractNum>
-  <w:abstractNum w:abstractNumId="25" w15:restartNumberingAfterBreak="0">
+  <w:abstractNum w:abstractNumId="29" w15:restartNumberingAfterBreak="0">
     <w:nsid w:val="39900DC4"/>
     <w:multiLevelType w:val="multilevel"/>
     <w:tmpl w:val="A616384A"/>
@@ -20521,7 +21281,7 @@
       </w:rPr>
     </w:lvl>
   </w:abstractNum>
-  <w:abstractNum w:abstractNumId="26" w15:restartNumberingAfterBreak="0">
+  <w:abstractNum w:abstractNumId="30" w15:restartNumberingAfterBreak="0">
     <w:nsid w:val="3C8442A3"/>
     <w:multiLevelType w:val="multilevel"/>
     <w:tmpl w:val="51FCB4BE"/>
@@ -20670,7 +21430,7 @@
       </w:rPr>
     </w:lvl>
   </w:abstractNum>
-  <w:abstractNum w:abstractNumId="27" w15:restartNumberingAfterBreak="0">
+  <w:abstractNum w:abstractNumId="31" w15:restartNumberingAfterBreak="0">
     <w:nsid w:val="3D441842"/>
     <w:multiLevelType w:val="hybridMultilevel"/>
     <w:tmpl w:val="A0B0E90A"/>
@@ -20782,7 +21542,7 @@
       </w:rPr>
     </w:lvl>
   </w:abstractNum>
-  <w:abstractNum w:abstractNumId="28" w15:restartNumberingAfterBreak="0">
+  <w:abstractNum w:abstractNumId="32" w15:restartNumberingAfterBreak="0">
     <w:nsid w:val="3DC621F2"/>
     <w:multiLevelType w:val="hybridMultilevel"/>
     <w:tmpl w:val="02840326"/>
@@ -20895,7 +21655,7 @@
       </w:rPr>
     </w:lvl>
   </w:abstractNum>
-  <w:abstractNum w:abstractNumId="29" w15:restartNumberingAfterBreak="0">
+  <w:abstractNum w:abstractNumId="33" w15:restartNumberingAfterBreak="0">
     <w:nsid w:val="40314F67"/>
     <w:multiLevelType w:val="multilevel"/>
     <w:tmpl w:val="C096B36E"/>
@@ -21044,7 +21804,7 @@
       </w:rPr>
     </w:lvl>
   </w:abstractNum>
-  <w:abstractNum w:abstractNumId="30" w15:restartNumberingAfterBreak="0">
+  <w:abstractNum w:abstractNumId="34" w15:restartNumberingAfterBreak="0">
     <w:nsid w:val="40855F38"/>
     <w:multiLevelType w:val="multilevel"/>
     <w:tmpl w:val="0C0A001D"/>
@@ -21130,7 +21890,7 @@
       </w:pPr>
     </w:lvl>
   </w:abstractNum>
-  <w:abstractNum w:abstractNumId="31" w15:restartNumberingAfterBreak="0">
+  <w:abstractNum w:abstractNumId="35" w15:restartNumberingAfterBreak="0">
     <w:nsid w:val="44C61F2A"/>
     <w:multiLevelType w:val="hybridMultilevel"/>
     <w:tmpl w:val="F800E3D4"/>
@@ -21219,7 +21979,7 @@
       </w:pPr>
     </w:lvl>
   </w:abstractNum>
-  <w:abstractNum w:abstractNumId="32" w15:restartNumberingAfterBreak="0">
+  <w:abstractNum w:abstractNumId="36" w15:restartNumberingAfterBreak="0">
     <w:nsid w:val="452C5C3E"/>
     <w:multiLevelType w:val="hybridMultilevel"/>
     <w:tmpl w:val="3F82E166"/>
@@ -21308,7 +22068,122 @@
       </w:pPr>
     </w:lvl>
   </w:abstractNum>
-  <w:abstractNum w:abstractNumId="33" w15:restartNumberingAfterBreak="0">
+  <w:abstractNum w:abstractNumId="37" w15:restartNumberingAfterBreak="0">
+    <w:nsid w:val="46946858"/>
+    <w:multiLevelType w:val="multilevel"/>
+    <w:tmpl w:val="BEBCAED6"/>
+    <w:lvl w:ilvl="0">
+      <w:start w:val="1"/>
+      <w:numFmt w:val="bullet"/>
+      <w:lvlText w:val=""/>
+      <w:lvlJc w:val="left"/>
+      <w:pPr>
+        <w:ind w:left="360" w:hanging="360"/>
+      </w:pPr>
+      <w:rPr>
+        <w:rFonts w:ascii="Symbol" w:hAnsi="Symbol" w:hint="default"/>
+      </w:rPr>
+    </w:lvl>
+    <w:lvl w:ilvl="1">
+      <w:start w:val="1"/>
+      <w:numFmt w:val="decimal"/>
+      <w:suff w:val="space"/>
+      <w:lvlText w:val="%1.%2."/>
+      <w:lvlJc w:val="left"/>
+      <w:pPr>
+        <w:ind w:left="720" w:hanging="360"/>
+      </w:pPr>
+      <w:rPr>
+        <w:rFonts w:hint="default"/>
+      </w:rPr>
+    </w:lvl>
+    <w:lvl w:ilvl="2">
+      <w:start w:val="1"/>
+      <w:numFmt w:val="decimal"/>
+      <w:suff w:val="space"/>
+      <w:lvlText w:val="%1.%2.%3."/>
+      <w:lvlJc w:val="left"/>
+      <w:pPr>
+        <w:ind w:left="1080" w:hanging="360"/>
+      </w:pPr>
+      <w:rPr>
+        <w:rFonts w:hint="default"/>
+      </w:rPr>
+    </w:lvl>
+    <w:lvl w:ilvl="3">
+      <w:start w:val="1"/>
+      <w:numFmt w:val="decimal"/>
+      <w:lvlText w:val="(%4)"/>
+      <w:lvlJc w:val="left"/>
+      <w:pPr>
+        <w:ind w:left="1440" w:hanging="360"/>
+      </w:pPr>
+      <w:rPr>
+        <w:rFonts w:hint="default"/>
+      </w:rPr>
+    </w:lvl>
+    <w:lvl w:ilvl="4">
+      <w:start w:val="1"/>
+      <w:numFmt w:val="lowerLetter"/>
+      <w:lvlText w:val="(%5)"/>
+      <w:lvlJc w:val="left"/>
+      <w:pPr>
+        <w:ind w:left="1800" w:hanging="360"/>
+      </w:pPr>
+      <w:rPr>
+        <w:rFonts w:hint="default"/>
+      </w:rPr>
+    </w:lvl>
+    <w:lvl w:ilvl="5">
+      <w:start w:val="1"/>
+      <w:numFmt w:val="lowerRoman"/>
+      <w:lvlText w:val="(%6)"/>
+      <w:lvlJc w:val="left"/>
+      <w:pPr>
+        <w:ind w:left="2160" w:hanging="360"/>
+      </w:pPr>
+      <w:rPr>
+        <w:rFonts w:hint="default"/>
+      </w:rPr>
+    </w:lvl>
+    <w:lvl w:ilvl="6">
+      <w:start w:val="1"/>
+      <w:numFmt w:val="bullet"/>
+      <w:lvlText w:val=""/>
+      <w:lvlJc w:val="left"/>
+      <w:pPr>
+        <w:ind w:left="2520" w:hanging="360"/>
+      </w:pPr>
+      <w:rPr>
+        <w:rFonts w:ascii="Symbol" w:hAnsi="Symbol" w:hint="default"/>
+      </w:rPr>
+    </w:lvl>
+    <w:lvl w:ilvl="7">
+      <w:start w:val="1"/>
+      <w:numFmt w:val="lowerLetter"/>
+      <w:lvlText w:val="%8."/>
+      <w:lvlJc w:val="left"/>
+      <w:pPr>
+        <w:ind w:left="2880" w:hanging="360"/>
+      </w:pPr>
+      <w:rPr>
+        <w:rFonts w:hint="default"/>
+      </w:rPr>
+    </w:lvl>
+    <w:lvl w:ilvl="8">
+      <w:start w:val="1"/>
+      <w:numFmt w:val="lowerRoman"/>
+      <w:lvlText w:val="%9."/>
+      <w:lvlJc w:val="left"/>
+      <w:pPr>
+        <w:ind w:left="3240" w:hanging="360"/>
+      </w:pPr>
+      <w:rPr>
+        <w:rFonts w:hint="default"/>
+      </w:rPr>
+    </w:lvl>
+  </w:abstractNum>
+  <w:abstractNum w:abstractNumId="38" w15:restartNumberingAfterBreak="0">
     <w:nsid w:val="48B57FB2"/>
     <w:multiLevelType w:val="hybridMultilevel"/>
     <w:tmpl w:val="53988912"/>
@@ -21421,7 +22296,7 @@
       </w:rPr>
     </w:lvl>
   </w:abstractNum>
-  <w:abstractNum w:abstractNumId="34" w15:restartNumberingAfterBreak="0">
+  <w:abstractNum w:abstractNumId="39" w15:restartNumberingAfterBreak="0">
     <w:nsid w:val="4BC15F78"/>
     <w:multiLevelType w:val="hybridMultilevel"/>
     <w:tmpl w:val="749AA930"/>
@@ -21534,10 +22409,10 @@
       </w:rPr>
     </w:lvl>
   </w:abstractNum>
-  <w:abstractNum w:abstractNumId="35" w15:restartNumberingAfterBreak="0">
+  <w:abstractNum w:abstractNumId="40" w15:restartNumberingAfterBreak="0">
     <w:nsid w:val="4C0D4A5E"/>
     <w:multiLevelType w:val="multilevel"/>
-    <w:tmpl w:val="0C487796"/>
+    <w:tmpl w:val="E2CA118A"/>
     <w:lvl w:ilvl="0">
       <w:start w:val="1"/>
       <w:numFmt w:val="decimal"/>
@@ -21549,6 +22424,8 @@
       </w:pPr>
       <w:rPr>
         <w:rFonts w:hint="default"/>
+        <w:i w:val="0"/>
+        <w:iCs/>
       </w:rPr>
     </w:lvl>
     <w:lvl w:ilvl="1">
@@ -21650,7 +22527,7 @@
       </w:rPr>
     </w:lvl>
   </w:abstractNum>
-  <w:abstractNum w:abstractNumId="36" w15:restartNumberingAfterBreak="0">
+  <w:abstractNum w:abstractNumId="41" w15:restartNumberingAfterBreak="0">
     <w:nsid w:val="4C52255D"/>
     <w:multiLevelType w:val="hybridMultilevel"/>
     <w:tmpl w:val="128E50B6"/>
@@ -21763,7 +22640,7 @@
       </w:rPr>
     </w:lvl>
   </w:abstractNum>
-  <w:abstractNum w:abstractNumId="37" w15:restartNumberingAfterBreak="0">
+  <w:abstractNum w:abstractNumId="42" w15:restartNumberingAfterBreak="0">
     <w:nsid w:val="4DE92888"/>
     <w:multiLevelType w:val="hybridMultilevel"/>
     <w:tmpl w:val="61BE5222"/>
@@ -21876,7 +22753,7 @@
       </w:rPr>
     </w:lvl>
   </w:abstractNum>
-  <w:abstractNum w:abstractNumId="38" w15:restartNumberingAfterBreak="0">
+  <w:abstractNum w:abstractNumId="43" w15:restartNumberingAfterBreak="0">
     <w:nsid w:val="4E5A168D"/>
     <w:multiLevelType w:val="hybridMultilevel"/>
     <w:tmpl w:val="A6A6C36E"/>
@@ -21989,7 +22866,7 @@
       </w:rPr>
     </w:lvl>
   </w:abstractNum>
-  <w:abstractNum w:abstractNumId="39" w15:restartNumberingAfterBreak="0">
+  <w:abstractNum w:abstractNumId="44" w15:restartNumberingAfterBreak="0">
     <w:nsid w:val="555E3D3B"/>
     <w:multiLevelType w:val="multilevel"/>
     <w:tmpl w:val="A0BCF8DA"/>
@@ -22138,7 +23015,122 @@
       </w:rPr>
     </w:lvl>
   </w:abstractNum>
-  <w:abstractNum w:abstractNumId="40" w15:restartNumberingAfterBreak="0">
+  <w:abstractNum w:abstractNumId="45" w15:restartNumberingAfterBreak="0">
+    <w:nsid w:val="56692F18"/>
+    <w:multiLevelType w:val="multilevel"/>
+    <w:tmpl w:val="BEBCAED6"/>
+    <w:lvl w:ilvl="0">
+      <w:start w:val="1"/>
+      <w:numFmt w:val="bullet"/>
+      <w:lvlText w:val=""/>
+      <w:lvlJc w:val="left"/>
+      <w:pPr>
+        <w:ind w:left="360" w:hanging="360"/>
+      </w:pPr>
+      <w:rPr>
+        <w:rFonts w:ascii="Symbol" w:hAnsi="Symbol" w:hint="default"/>
+      </w:rPr>
+    </w:lvl>
+    <w:lvl w:ilvl="1">
+      <w:start w:val="1"/>
+      <w:numFmt w:val="decimal"/>
+      <w:suff w:val="space"/>
+      <w:lvlText w:val="%1.%2."/>
+      <w:lvlJc w:val="left"/>
+      <w:pPr>
+        <w:ind w:left="720" w:hanging="360"/>
+      </w:pPr>
+      <w:rPr>
+        <w:rFonts w:hint="default"/>
+      </w:rPr>
+    </w:lvl>
+    <w:lvl w:ilvl="2">
+      <w:start w:val="1"/>
+      <w:numFmt w:val="decimal"/>
+      <w:suff w:val="space"/>
+      <w:lvlText w:val="%1.%2.%3."/>
+      <w:lvlJc w:val="left"/>
+      <w:pPr>
+        <w:ind w:left="1080" w:hanging="360"/>
+      </w:pPr>
+      <w:rPr>
+        <w:rFonts w:hint="default"/>
+      </w:rPr>
+    </w:lvl>
+    <w:lvl w:ilvl="3">
+      <w:start w:val="1"/>
+      <w:numFmt w:val="decimal"/>
+      <w:lvlText w:val="(%4)"/>
+      <w:lvlJc w:val="left"/>
+      <w:pPr>
+        <w:ind w:left="1440" w:hanging="360"/>
+      </w:pPr>
+      <w:rPr>
+        <w:rFonts w:hint="default"/>
+      </w:rPr>
+    </w:lvl>
+    <w:lvl w:ilvl="4">
+      <w:start w:val="1"/>
+      <w:numFmt w:val="lowerLetter"/>
+      <w:lvlText w:val="(%5)"/>
+      <w:lvlJc w:val="left"/>
+      <w:pPr>
+        <w:ind w:left="1800" w:hanging="360"/>
+      </w:pPr>
+      <w:rPr>
+        <w:rFonts w:hint="default"/>
+      </w:rPr>
+    </w:lvl>
+    <w:lvl w:ilvl="5">
+      <w:start w:val="1"/>
+      <w:numFmt w:val="lowerRoman"/>
+      <w:lvlText w:val="(%6)"/>
+      <w:lvlJc w:val="left"/>
+      <w:pPr>
+        <w:ind w:left="2160" w:hanging="360"/>
+      </w:pPr>
+      <w:rPr>
+        <w:rFonts w:hint="default"/>
+      </w:rPr>
+    </w:lvl>
+    <w:lvl w:ilvl="6">
+      <w:start w:val="1"/>
+      <w:numFmt w:val="bullet"/>
+      <w:lvlText w:val=""/>
+      <w:lvlJc w:val="left"/>
+      <w:pPr>
+        <w:ind w:left="2520" w:hanging="360"/>
+      </w:pPr>
+      <w:rPr>
+        <w:rFonts w:ascii="Symbol" w:hAnsi="Symbol" w:hint="default"/>
+      </w:rPr>
+    </w:lvl>
+    <w:lvl w:ilvl="7">
+      <w:start w:val="1"/>
+      <w:numFmt w:val="lowerLetter"/>
+      <w:lvlText w:val="%8."/>
+      <w:lvlJc w:val="left"/>
+      <w:pPr>
+        <w:ind w:left="2880" w:hanging="360"/>
+      </w:pPr>
+      <w:rPr>
+        <w:rFonts w:hint="default"/>
+      </w:rPr>
+    </w:lvl>
+    <w:lvl w:ilvl="8">
+      <w:start w:val="1"/>
+      <w:numFmt w:val="lowerRoman"/>
+      <w:lvlText w:val="%9."/>
+      <w:lvlJc w:val="left"/>
+      <w:pPr>
+        <w:ind w:left="3240" w:hanging="360"/>
+      </w:pPr>
+      <w:rPr>
+        <w:rFonts w:hint="default"/>
+      </w:rPr>
+    </w:lvl>
+  </w:abstractNum>
+  <w:abstractNum w:abstractNumId="46" w15:restartNumberingAfterBreak="0">
     <w:nsid w:val="59513941"/>
     <w:multiLevelType w:val="hybridMultilevel"/>
     <w:tmpl w:val="59BE62B8"/>
@@ -22251,7 +23243,7 @@
       </w:rPr>
     </w:lvl>
   </w:abstractNum>
-  <w:abstractNum w:abstractNumId="41" w15:restartNumberingAfterBreak="0">
+  <w:abstractNum w:abstractNumId="47" w15:restartNumberingAfterBreak="0">
     <w:nsid w:val="59FA0E4D"/>
     <w:multiLevelType w:val="hybridMultilevel"/>
     <w:tmpl w:val="123E34BA"/>
@@ -22364,7 +23356,7 @@
       </w:rPr>
     </w:lvl>
   </w:abstractNum>
-  <w:abstractNum w:abstractNumId="42" w15:restartNumberingAfterBreak="0">
+  <w:abstractNum w:abstractNumId="48" w15:restartNumberingAfterBreak="0">
     <w:nsid w:val="5A397C4E"/>
     <w:multiLevelType w:val="multilevel"/>
     <w:tmpl w:val="1E3400DC"/>
@@ -22479,7 +23471,7 @@
       </w:rPr>
     </w:lvl>
   </w:abstractNum>
-  <w:abstractNum w:abstractNumId="43" w15:restartNumberingAfterBreak="0">
+  <w:abstractNum w:abstractNumId="49" w15:restartNumberingAfterBreak="0">
     <w:nsid w:val="5C2E2113"/>
     <w:multiLevelType w:val="multilevel"/>
     <w:tmpl w:val="06F079A4"/>
@@ -22628,7 +23620,7 @@
       </w:rPr>
     </w:lvl>
   </w:abstractNum>
-  <w:abstractNum w:abstractNumId="44" w15:restartNumberingAfterBreak="0">
+  <w:abstractNum w:abstractNumId="50" w15:restartNumberingAfterBreak="0">
     <w:nsid w:val="5C9F7BB4"/>
     <w:multiLevelType w:val="hybridMultilevel"/>
     <w:tmpl w:val="E502095A"/>
@@ -22741,7 +23733,7 @@
       </w:rPr>
     </w:lvl>
   </w:abstractNum>
-  <w:abstractNum w:abstractNumId="45" w15:restartNumberingAfterBreak="0">
+  <w:abstractNum w:abstractNumId="51" w15:restartNumberingAfterBreak="0">
     <w:nsid w:val="5E9C5692"/>
     <w:multiLevelType w:val="hybridMultilevel"/>
     <w:tmpl w:val="AFD4F056"/>
@@ -22854,7 +23846,7 @@
       </w:rPr>
     </w:lvl>
   </w:abstractNum>
-  <w:abstractNum w:abstractNumId="46" w15:restartNumberingAfterBreak="0">
+  <w:abstractNum w:abstractNumId="52" w15:restartNumberingAfterBreak="0">
     <w:nsid w:val="5F324DAA"/>
     <w:multiLevelType w:val="hybridMultilevel"/>
     <w:tmpl w:val="581EE330"/>
@@ -22943,7 +23935,7 @@
       </w:pPr>
     </w:lvl>
   </w:abstractNum>
-  <w:abstractNum w:abstractNumId="47" w15:restartNumberingAfterBreak="0">
+  <w:abstractNum w:abstractNumId="53" w15:restartNumberingAfterBreak="0">
     <w:nsid w:val="6093453D"/>
     <w:multiLevelType w:val="hybridMultilevel"/>
     <w:tmpl w:val="D910BD60"/>
@@ -23056,7 +24048,7 @@
       </w:rPr>
     </w:lvl>
   </w:abstractNum>
-  <w:abstractNum w:abstractNumId="48" w15:restartNumberingAfterBreak="0">
+  <w:abstractNum w:abstractNumId="54" w15:restartNumberingAfterBreak="0">
     <w:nsid w:val="617515BD"/>
     <w:multiLevelType w:val="hybridMultilevel"/>
     <w:tmpl w:val="6C36F634"/>
@@ -23169,7 +24161,7 @@
       </w:rPr>
     </w:lvl>
   </w:abstractNum>
-  <w:abstractNum w:abstractNumId="49" w15:restartNumberingAfterBreak="0">
+  <w:abstractNum w:abstractNumId="55" w15:restartNumberingAfterBreak="0">
     <w:nsid w:val="62883FE0"/>
     <w:multiLevelType w:val="hybridMultilevel"/>
     <w:tmpl w:val="7D64F252"/>
@@ -23282,7 +24274,7 @@
       </w:rPr>
     </w:lvl>
   </w:abstractNum>
-  <w:abstractNum w:abstractNumId="50" w15:restartNumberingAfterBreak="0">
+  <w:abstractNum w:abstractNumId="56" w15:restartNumberingAfterBreak="0">
     <w:nsid w:val="62EA7A14"/>
     <w:multiLevelType w:val="hybridMultilevel"/>
     <w:tmpl w:val="BE985BEE"/>
@@ -23371,7 +24363,7 @@
       </w:pPr>
     </w:lvl>
   </w:abstractNum>
-  <w:abstractNum w:abstractNumId="51" w15:restartNumberingAfterBreak="0">
+  <w:abstractNum w:abstractNumId="57" w15:restartNumberingAfterBreak="0">
     <w:nsid w:val="67742127"/>
     <w:multiLevelType w:val="hybridMultilevel"/>
     <w:tmpl w:val="2312DE8A"/>
@@ -23484,7 +24476,122 @@
       </w:rPr>
     </w:lvl>
   </w:abstractNum>
-  <w:abstractNum w:abstractNumId="52" w15:restartNumberingAfterBreak="0">
+  <w:abstractNum w:abstractNumId="58" w15:restartNumberingAfterBreak="0">
+    <w:nsid w:val="68DC0EA6"/>
+    <w:multiLevelType w:val="multilevel"/>
+    <w:tmpl w:val="BEBCAED6"/>
+    <w:lvl w:ilvl="0">
+      <w:start w:val="1"/>
+      <w:numFmt w:val="bullet"/>
+      <w:lvlText w:val=""/>
+      <w:lvlJc w:val="left"/>
+      <w:pPr>
+        <w:ind w:left="360" w:hanging="360"/>
+      </w:pPr>
+      <w:rPr>
+        <w:rFonts w:ascii="Symbol" w:hAnsi="Symbol" w:hint="default"/>
+      </w:rPr>
+    </w:lvl>
+    <w:lvl w:ilvl="1">
+      <w:start w:val="1"/>
+      <w:numFmt w:val="decimal"/>
+      <w:suff w:val="space"/>
+      <w:lvlText w:val="%1.%2."/>
+      <w:lvlJc w:val="left"/>
+      <w:pPr>
+        <w:ind w:left="720" w:hanging="360"/>
+      </w:pPr>
+      <w:rPr>
+        <w:rFonts w:hint="default"/>
+      </w:rPr>
+    </w:lvl>
+    <w:lvl w:ilvl="2">
+      <w:start w:val="1"/>
+      <w:numFmt w:val="decimal"/>
+      <w:suff w:val="space"/>
+      <w:lvlText w:val="%1.%2.%3."/>
+      <w:lvlJc w:val="left"/>
+      <w:pPr>
+        <w:ind w:left="1080" w:hanging="360"/>
+      </w:pPr>
+      <w:rPr>
+        <w:rFonts w:hint="default"/>
+      </w:rPr>
+    </w:lvl>
+    <w:lvl w:ilvl="3">
+      <w:start w:val="1"/>
+      <w:numFmt w:val="decimal"/>
+      <w:lvlText w:val="(%4)"/>
+      <w:lvlJc w:val="left"/>
+      <w:pPr>
+        <w:ind w:left="1440" w:hanging="360"/>
+      </w:pPr>
+      <w:rPr>
+        <w:rFonts w:hint="default"/>
+      </w:rPr>
+    </w:lvl>
+    <w:lvl w:ilvl="4">
+      <w:start w:val="1"/>
+      <w:numFmt w:val="lowerLetter"/>
+      <w:lvlText w:val="(%5)"/>
+      <w:lvlJc w:val="left"/>
+      <w:pPr>
+        <w:ind w:left="1800" w:hanging="360"/>
+      </w:pPr>
+      <w:rPr>
+        <w:rFonts w:hint="default"/>
+      </w:rPr>
+    </w:lvl>
+    <w:lvl w:ilvl="5">
+      <w:start w:val="1"/>
+      <w:numFmt w:val="lowerRoman"/>
+      <w:lvlText w:val="(%6)"/>
+      <w:lvlJc w:val="left"/>
+      <w:pPr>
+        <w:ind w:left="2160" w:hanging="360"/>
+      </w:pPr>
+      <w:rPr>
+        <w:rFonts w:hint="default"/>
+      </w:rPr>
+    </w:lvl>
+    <w:lvl w:ilvl="6">
+      <w:start w:val="1"/>
+      <w:numFmt w:val="bullet"/>
+      <w:lvlText w:val=""/>
+      <w:lvlJc w:val="left"/>
+      <w:pPr>
+        <w:ind w:left="2520" w:hanging="360"/>
+      </w:pPr>
+      <w:rPr>
+        <w:rFonts w:ascii="Symbol" w:hAnsi="Symbol" w:hint="default"/>
+      </w:rPr>
+    </w:lvl>
+    <w:lvl w:ilvl="7">
+      <w:start w:val="1"/>
+      <w:numFmt w:val="lowerLetter"/>
+      <w:lvlText w:val="%8."/>
+      <w:lvlJc w:val="left"/>
+      <w:pPr>
+        <w:ind w:left="2880" w:hanging="360"/>
+      </w:pPr>
+      <w:rPr>
+        <w:rFonts w:hint="default"/>
+      </w:rPr>
+    </w:lvl>
+    <w:lvl w:ilvl="8">
+      <w:start w:val="1"/>
+      <w:numFmt w:val="lowerRoman"/>
+      <w:lvlText w:val="%9."/>
+      <w:lvlJc w:val="left"/>
+      <w:pPr>
+        <w:ind w:left="3240" w:hanging="360"/>
+      </w:pPr>
+      <w:rPr>
+        <w:rFonts w:hint="default"/>
+      </w:rPr>
+    </w:lvl>
+  </w:abstractNum>
+  <w:abstractNum w:abstractNumId="59" w15:restartNumberingAfterBreak="0">
     <w:nsid w:val="693011CC"/>
     <w:multiLevelType w:val="hybridMultilevel"/>
     <w:tmpl w:val="1A6AA9EC"/>
@@ -23573,7 +24680,7 @@
       </w:pPr>
     </w:lvl>
   </w:abstractNum>
-  <w:abstractNum w:abstractNumId="53" w15:restartNumberingAfterBreak="0">
+  <w:abstractNum w:abstractNumId="60" w15:restartNumberingAfterBreak="0">
     <w:nsid w:val="70FD5BD8"/>
     <w:multiLevelType w:val="hybridMultilevel"/>
     <w:tmpl w:val="6412A4CA"/>
@@ -23659,7 +24766,7 @@
       </w:pPr>
     </w:lvl>
   </w:abstractNum>
-  <w:abstractNum w:abstractNumId="54" w15:restartNumberingAfterBreak="0">
+  <w:abstractNum w:abstractNumId="61" w15:restartNumberingAfterBreak="0">
     <w:nsid w:val="71A64FB3"/>
     <w:multiLevelType w:val="hybridMultilevel"/>
     <w:tmpl w:val="8BF6F24A"/>
@@ -23745,7 +24852,7 @@
       </w:pPr>
     </w:lvl>
   </w:abstractNum>
-  <w:abstractNum w:abstractNumId="55" w15:restartNumberingAfterBreak="0">
+  <w:abstractNum w:abstractNumId="62" w15:restartNumberingAfterBreak="0">
     <w:nsid w:val="74F47D35"/>
     <w:multiLevelType w:val="hybridMultilevel"/>
     <w:tmpl w:val="CC04513A"/>
@@ -23858,7 +24965,7 @@
       </w:rPr>
     </w:lvl>
   </w:abstractNum>
-  <w:abstractNum w:abstractNumId="56" w15:restartNumberingAfterBreak="0">
+  <w:abstractNum w:abstractNumId="63" w15:restartNumberingAfterBreak="0">
     <w:nsid w:val="77F37984"/>
     <w:multiLevelType w:val="hybridMultilevel"/>
     <w:tmpl w:val="35D0E832"/>
@@ -23971,7 +25078,122 @@
       </w:rPr>
     </w:lvl>
   </w:abstractNum>
-  <w:abstractNum w:abstractNumId="57" w15:restartNumberingAfterBreak="0">
+  <w:abstractNum w:abstractNumId="64" w15:restartNumberingAfterBreak="0">
+    <w:nsid w:val="786B6E3A"/>
+    <w:multiLevelType w:val="multilevel"/>
+    <w:tmpl w:val="BEBCAED6"/>
+    <w:lvl w:ilvl="0">
+      <w:start w:val="1"/>
+      <w:numFmt w:val="bullet"/>
+      <w:lvlText w:val=""/>
+      <w:lvlJc w:val="left"/>
+      <w:pPr>
+        <w:ind w:left="360" w:hanging="360"/>
+      </w:pPr>
+      <w:rPr>
+        <w:rFonts w:ascii="Symbol" w:hAnsi="Symbol" w:hint="default"/>
+      </w:rPr>
+    </w:lvl>
+    <w:lvl w:ilvl="1">
+      <w:start w:val="1"/>
+      <w:numFmt w:val="decimal"/>
+      <w:suff w:val="space"/>
+      <w:lvlText w:val="%1.%2."/>
+      <w:lvlJc w:val="left"/>
+      <w:pPr>
+        <w:ind w:left="720" w:hanging="360"/>
+      </w:pPr>
+      <w:rPr>
+        <w:rFonts w:hint="default"/>
+      </w:rPr>
+    </w:lvl>
+    <w:lvl w:ilvl="2">
+      <w:start w:val="1"/>
+      <w:numFmt w:val="decimal"/>
+      <w:suff w:val="space"/>
+      <w:lvlText w:val="%1.%2.%3."/>
+      <w:lvlJc w:val="left"/>
+      <w:pPr>
+        <w:ind w:left="1080" w:hanging="360"/>
+      </w:pPr>
+      <w:rPr>
+        <w:rFonts w:hint="default"/>
+      </w:rPr>
+    </w:lvl>
+    <w:lvl w:ilvl="3">
+      <w:start w:val="1"/>
+      <w:numFmt w:val="decimal"/>
+      <w:lvlText w:val="(%4)"/>
+      <w:lvlJc w:val="left"/>
+      <w:pPr>
+        <w:ind w:left="1440" w:hanging="360"/>
+      </w:pPr>
+      <w:rPr>
+        <w:rFonts w:hint="default"/>
+      </w:rPr>
+    </w:lvl>
+    <w:lvl w:ilvl="4">
+      <w:start w:val="1"/>
+      <w:numFmt w:val="lowerLetter"/>
+      <w:lvlText w:val="(%5)"/>
+      <w:lvlJc w:val="left"/>
+      <w:pPr>
+        <w:ind w:left="1800" w:hanging="360"/>
+      </w:pPr>
+      <w:rPr>
+        <w:rFonts w:hint="default"/>
+      </w:rPr>
+    </w:lvl>
+    <w:lvl w:ilvl="5">
+      <w:start w:val="1"/>
+      <w:numFmt w:val="lowerRoman"/>
+      <w:lvlText w:val="(%6)"/>
+      <w:lvlJc w:val="left"/>
+      <w:pPr>
+        <w:ind w:left="2160" w:hanging="360"/>
+      </w:pPr>
+      <w:rPr>
+        <w:rFonts w:hint="default"/>
+      </w:rPr>
+    </w:lvl>
+    <w:lvl w:ilvl="6">
+      <w:start w:val="1"/>
+      <w:numFmt w:val="bullet"/>
+      <w:lvlText w:val=""/>
+      <w:lvlJc w:val="left"/>
+      <w:pPr>
+        <w:ind w:left="2520" w:hanging="360"/>
+      </w:pPr>
+      <w:rPr>
+        <w:rFonts w:ascii="Symbol" w:hAnsi="Symbol" w:hint="default"/>
+      </w:rPr>
+    </w:lvl>
+    <w:lvl w:ilvl="7">
+      <w:start w:val="1"/>
+      <w:numFmt w:val="lowerLetter"/>
+      <w:lvlText w:val="%8."/>
+      <w:lvlJc w:val="left"/>
+      <w:pPr>
+        <w:ind w:left="2880" w:hanging="360"/>
+      </w:pPr>
+      <w:rPr>
+        <w:rFonts w:hint="default"/>
+      </w:rPr>
+    </w:lvl>
+    <w:lvl w:ilvl="8">
+      <w:start w:val="1"/>
+      <w:numFmt w:val="lowerRoman"/>
+      <w:lvlText w:val="%9."/>
+      <w:lvlJc w:val="left"/>
+      <w:pPr>
+        <w:ind w:left="3240" w:hanging="360"/>
+      </w:pPr>
+      <w:rPr>
+        <w:rFonts w:hint="default"/>
+      </w:rPr>
+    </w:lvl>
+  </w:abstractNum>
+  <w:abstractNum w:abstractNumId="65" w15:restartNumberingAfterBreak="0">
     <w:nsid w:val="7B536A7E"/>
     <w:multiLevelType w:val="hybridMultilevel"/>
     <w:tmpl w:val="6F9E6054"/>
@@ -24084,7 +25306,7 @@
       </w:rPr>
     </w:lvl>
   </w:abstractNum>
-  <w:abstractNum w:abstractNumId="58" w15:restartNumberingAfterBreak="0">
+  <w:abstractNum w:abstractNumId="66" w15:restartNumberingAfterBreak="0">
     <w:nsid w:val="7ED61F88"/>
     <w:multiLevelType w:val="multilevel"/>
     <w:tmpl w:val="C992846A"/>
@@ -24197,7 +25419,7 @@
       </w:pPr>
     </w:lvl>
   </w:abstractNum>
-  <w:abstractNum w:abstractNumId="59" w15:restartNumberingAfterBreak="0">
+  <w:abstractNum w:abstractNumId="67" w15:restartNumberingAfterBreak="0">
     <w:nsid w:val="7FED6EB8"/>
     <w:multiLevelType w:val="hybridMultilevel"/>
     <w:tmpl w:val="E95C3638"/>
@@ -24287,199 +25509,223 @@
     </w:lvl>
   </w:abstractNum>
   <w:num w:numId="1" w16cid:durableId="1641304644">
+    <w:abstractNumId w:val="21"/>
+  </w:num>
+  <w:num w:numId="2" w16cid:durableId="107508674">
+    <w:abstractNumId w:val="31"/>
+  </w:num>
+  <w:num w:numId="3" w16cid:durableId="1037704738">
+    <w:abstractNumId w:val="26"/>
+  </w:num>
+  <w:num w:numId="4" w16cid:durableId="770854546">
+    <w:abstractNumId w:val="26"/>
+  </w:num>
+  <w:num w:numId="5" w16cid:durableId="2061438233">
+    <w:abstractNumId w:val="34"/>
+  </w:num>
+  <w:num w:numId="6" w16cid:durableId="206528550">
+    <w:abstractNumId w:val="39"/>
+  </w:num>
+  <w:num w:numId="7" w16cid:durableId="331183043">
+    <w:abstractNumId w:val="41"/>
+  </w:num>
+  <w:num w:numId="8" w16cid:durableId="1058749717">
+    <w:abstractNumId w:val="8"/>
+  </w:num>
+  <w:num w:numId="9" w16cid:durableId="1273979057">
     <w:abstractNumId w:val="18"/>
   </w:num>
-  <w:num w:numId="2" w16cid:durableId="107508674">
-    <w:abstractNumId w:val="27"/>
+  <w:num w:numId="10" w16cid:durableId="1826554038">
+    <w:abstractNumId w:val="60"/>
   </w:num>
-  <w:num w:numId="3" w16cid:durableId="1037704738">
-    <w:abstractNumId w:val="22"/>
+  <w:num w:numId="11" w16cid:durableId="1256204693">
+    <w:abstractNumId w:val="35"/>
   </w:num>
-  <w:num w:numId="4" w16cid:durableId="770854546">
-    <w:abstractNumId w:val="22"/>
-  </w:num>
-  <w:num w:numId="5" w16cid:durableId="2061438233">
-    <w:abstractNumId w:val="30"/>
-  </w:num>
-  <w:num w:numId="6" w16cid:durableId="206528550">
-    <w:abstractNumId w:val="34"/>
-  </w:num>
-  <w:num w:numId="7" w16cid:durableId="331183043">
+  <w:num w:numId="12" w16cid:durableId="100147255">
     <w:abstractNumId w:val="36"/>
   </w:num>
-  <w:num w:numId="8" w16cid:durableId="1058749717">
-    <w:abstractNumId w:val="5"/>
+  <w:num w:numId="13" w16cid:durableId="843282817">
+    <w:abstractNumId w:val="52"/>
   </w:num>
-  <w:num w:numId="9" w16cid:durableId="1273979057">
+  <w:num w:numId="14" w16cid:durableId="742096125">
+    <w:abstractNumId w:val="13"/>
+  </w:num>
+  <w:num w:numId="15" w16cid:durableId="1510675076">
+    <w:abstractNumId w:val="67"/>
+  </w:num>
+  <w:num w:numId="16" w16cid:durableId="1404260108">
+    <w:abstractNumId w:val="16"/>
+  </w:num>
+  <w:num w:numId="17" w16cid:durableId="756174799">
+    <w:abstractNumId w:val="19"/>
+  </w:num>
+  <w:num w:numId="18" w16cid:durableId="1751080579">
+    <w:abstractNumId w:val="59"/>
+  </w:num>
+  <w:num w:numId="19" w16cid:durableId="443963146">
+    <w:abstractNumId w:val="56"/>
+  </w:num>
+  <w:num w:numId="20" w16cid:durableId="1435785057">
+    <w:abstractNumId w:val="2"/>
+  </w:num>
+  <w:num w:numId="21" w16cid:durableId="1330015506">
+    <w:abstractNumId w:val="1"/>
+  </w:num>
+  <w:num w:numId="22" w16cid:durableId="1007899504">
+    <w:abstractNumId w:val="24"/>
+  </w:num>
+  <w:num w:numId="23" w16cid:durableId="1734616518">
+    <w:abstractNumId w:val="55"/>
+  </w:num>
+  <w:num w:numId="24" w16cid:durableId="1909076364">
+    <w:abstractNumId w:val="4"/>
+  </w:num>
+  <w:num w:numId="25" w16cid:durableId="155149640">
+    <w:abstractNumId w:val="46"/>
+  </w:num>
+  <w:num w:numId="26" w16cid:durableId="619184564">
+    <w:abstractNumId w:val="12"/>
+  </w:num>
+  <w:num w:numId="27" w16cid:durableId="1655834034">
+    <w:abstractNumId w:val="32"/>
+  </w:num>
+  <w:num w:numId="28" w16cid:durableId="1510681576">
+    <w:abstractNumId w:val="9"/>
+  </w:num>
+  <w:num w:numId="29" w16cid:durableId="2008902287">
+    <w:abstractNumId w:val="20"/>
+  </w:num>
+  <w:num w:numId="30" w16cid:durableId="855536756">
+    <w:abstractNumId w:val="38"/>
+  </w:num>
+  <w:num w:numId="31" w16cid:durableId="800996187">
+    <w:abstractNumId w:val="50"/>
+  </w:num>
+  <w:num w:numId="32" w16cid:durableId="1974095939">
+    <w:abstractNumId w:val="42"/>
+  </w:num>
+  <w:num w:numId="33" w16cid:durableId="530536984">
     <w:abstractNumId w:val="15"/>
   </w:num>
-  <w:num w:numId="10" w16cid:durableId="1826554038">
-    <w:abstractNumId w:val="53"/>
-  </w:num>
-  <w:num w:numId="11" w16cid:durableId="1256204693">
-    <w:abstractNumId w:val="31"/>
-  </w:num>
-  <w:num w:numId="12" w16cid:durableId="100147255">
-    <w:abstractNumId w:val="32"/>
-  </w:num>
-  <w:num w:numId="13" w16cid:durableId="843282817">
-    <w:abstractNumId w:val="46"/>
-  </w:num>
-  <w:num w:numId="14" w16cid:durableId="742096125">
-    <w:abstractNumId w:val="10"/>
-  </w:num>
-  <w:num w:numId="15" w16cid:durableId="1510675076">
-    <w:abstractNumId w:val="59"/>
-  </w:num>
-  <w:num w:numId="16" w16cid:durableId="1404260108">
-    <w:abstractNumId w:val="13"/>
-  </w:num>
-  <w:num w:numId="17" w16cid:durableId="756174799">
-    <w:abstractNumId w:val="16"/>
-  </w:num>
-  <w:num w:numId="18" w16cid:durableId="1751080579">
-    <w:abstractNumId w:val="52"/>
-  </w:num>
-  <w:num w:numId="19" w16cid:durableId="443963146">
-    <w:abstractNumId w:val="50"/>
-  </w:num>
-  <w:num w:numId="20" w16cid:durableId="1435785057">
-    <w:abstractNumId w:val="1"/>
-  </w:num>
-  <w:num w:numId="21" w16cid:durableId="1330015506">
-    <w:abstractNumId w:val="0"/>
-  </w:num>
-  <w:num w:numId="22" w16cid:durableId="1007899504">
-    <w:abstractNumId w:val="21"/>
-  </w:num>
-  <w:num w:numId="23" w16cid:durableId="1734616518">
-    <w:abstractNumId w:val="49"/>
-  </w:num>
-  <w:num w:numId="24" w16cid:durableId="1909076364">
-    <w:abstractNumId w:val="2"/>
-  </w:num>
-  <w:num w:numId="25" w16cid:durableId="155149640">
-    <w:abstractNumId w:val="40"/>
-  </w:num>
-  <w:num w:numId="26" w16cid:durableId="619184564">
-    <w:abstractNumId w:val="9"/>
-  </w:num>
-  <w:num w:numId="27" w16cid:durableId="1655834034">
-    <w:abstractNumId w:val="28"/>
-  </w:num>
-  <w:num w:numId="28" w16cid:durableId="1510681576">
-    <w:abstractNumId w:val="6"/>
-  </w:num>
-  <w:num w:numId="29" w16cid:durableId="2008902287">
-    <w:abstractNumId w:val="17"/>
-  </w:num>
-  <w:num w:numId="30" w16cid:durableId="855536756">
-    <w:abstractNumId w:val="33"/>
-  </w:num>
-  <w:num w:numId="31" w16cid:durableId="800996187">
-    <w:abstractNumId w:val="44"/>
-  </w:num>
-  <w:num w:numId="32" w16cid:durableId="1974095939">
-    <w:abstractNumId w:val="37"/>
-  </w:num>
-  <w:num w:numId="33" w16cid:durableId="530536984">
-    <w:abstractNumId w:val="12"/>
-  </w:num>
   <w:num w:numId="34" w16cid:durableId="2050106468">
-    <w:abstractNumId w:val="22"/>
+    <w:abstractNumId w:val="26"/>
     <w:lvlOverride w:ilvl="0">
       <w:startOverride w:val="9"/>
     </w:lvlOverride>
   </w:num>
   <w:num w:numId="35" w16cid:durableId="223757689">
-    <w:abstractNumId w:val="24"/>
+    <w:abstractNumId w:val="28"/>
   </w:num>
   <w:num w:numId="36" w16cid:durableId="859859167">
-    <w:abstractNumId w:val="39"/>
+    <w:abstractNumId w:val="44"/>
   </w:num>
   <w:num w:numId="37" w16cid:durableId="1862742871">
-    <w:abstractNumId w:val="25"/>
+    <w:abstractNumId w:val="29"/>
   </w:num>
   <w:num w:numId="38" w16cid:durableId="312607106">
-    <w:abstractNumId w:val="43"/>
+    <w:abstractNumId w:val="49"/>
   </w:num>
   <w:num w:numId="39" w16cid:durableId="1867675429">
-    <w:abstractNumId w:val="7"/>
+    <w:abstractNumId w:val="10"/>
   </w:num>
   <w:num w:numId="40" w16cid:durableId="2080709772">
-    <w:abstractNumId w:val="41"/>
+    <w:abstractNumId w:val="47"/>
   </w:num>
   <w:num w:numId="41" w16cid:durableId="881749912">
-    <w:abstractNumId w:val="55"/>
+    <w:abstractNumId w:val="62"/>
   </w:num>
   <w:num w:numId="42" w16cid:durableId="780490837">
-    <w:abstractNumId w:val="26"/>
+    <w:abstractNumId w:val="30"/>
   </w:num>
   <w:num w:numId="43" w16cid:durableId="1010522474">
-    <w:abstractNumId w:val="58"/>
+    <w:abstractNumId w:val="66"/>
   </w:num>
   <w:num w:numId="44" w16cid:durableId="510681330">
-    <w:abstractNumId w:val="57"/>
+    <w:abstractNumId w:val="65"/>
   </w:num>
   <w:num w:numId="45" w16cid:durableId="231815477">
-    <w:abstractNumId w:val="22"/>
+    <w:abstractNumId w:val="26"/>
     <w:lvlOverride w:ilvl="0">
       <w:startOverride w:val="19"/>
     </w:lvlOverride>
   </w:num>
   <w:num w:numId="46" w16cid:durableId="23755108">
-    <w:abstractNumId w:val="20"/>
+    <w:abstractNumId w:val="23"/>
   </w:num>
   <w:num w:numId="47" w16cid:durableId="1462532456">
-    <w:abstractNumId w:val="38"/>
+    <w:abstractNumId w:val="43"/>
   </w:num>
   <w:num w:numId="48" w16cid:durableId="658388417">
-    <w:abstractNumId w:val="47"/>
+    <w:abstractNumId w:val="53"/>
   </w:num>
   <w:num w:numId="49" w16cid:durableId="1720862383">
-    <w:abstractNumId w:val="8"/>
+    <w:abstractNumId w:val="11"/>
   </w:num>
   <w:num w:numId="50" w16cid:durableId="324403555">
+    <w:abstractNumId w:val="57"/>
+  </w:num>
+  <w:num w:numId="51" w16cid:durableId="1550414610">
+    <w:abstractNumId w:val="27"/>
+  </w:num>
+  <w:num w:numId="52" w16cid:durableId="339503631">
+    <w:abstractNumId w:val="7"/>
+  </w:num>
+  <w:num w:numId="53" w16cid:durableId="458887088">
+    <w:abstractNumId w:val="17"/>
+  </w:num>
+  <w:num w:numId="54" w16cid:durableId="246038955">
+    <w:abstractNumId w:val="6"/>
+  </w:num>
+  <w:num w:numId="55" w16cid:durableId="865480579">
+    <w:abstractNumId w:val="63"/>
+  </w:num>
+  <w:num w:numId="56" w16cid:durableId="2088266531">
+    <w:abstractNumId w:val="54"/>
+  </w:num>
+  <w:num w:numId="57" w16cid:durableId="119960052">
+    <w:abstractNumId w:val="33"/>
+  </w:num>
+  <w:num w:numId="58" w16cid:durableId="340009327">
     <w:abstractNumId w:val="51"/>
   </w:num>
-  <w:num w:numId="51" w16cid:durableId="1550414610">
-    <w:abstractNumId w:val="23"/>
+  <w:num w:numId="59" w16cid:durableId="928538889">
+    <w:abstractNumId w:val="61"/>
   </w:num>
-  <w:num w:numId="52" w16cid:durableId="339503631">
-    <w:abstractNumId w:val="4"/>
+  <w:num w:numId="60" w16cid:durableId="1051730510">
+    <w:abstractNumId w:val="22"/>
   </w:num>
-  <w:num w:numId="53" w16cid:durableId="458887088">
+  <w:num w:numId="61" w16cid:durableId="759789349">
+    <w:abstractNumId w:val="40"/>
+  </w:num>
+  <w:num w:numId="62" w16cid:durableId="41831602">
     <w:abstractNumId w:val="14"/>
   </w:num>
-  <w:num w:numId="54" w16cid:durableId="246038955">
+  <w:num w:numId="63" w16cid:durableId="587151143">
+    <w:abstractNumId w:val="48"/>
+  </w:num>
+  <w:num w:numId="64" w16cid:durableId="1984189691">
+    <w:abstractNumId w:val="45"/>
+  </w:num>
+  <w:num w:numId="65" w16cid:durableId="1781099612">
+    <w:abstractNumId w:val="37"/>
+  </w:num>
+  <w:num w:numId="66" w16cid:durableId="2050102993">
+    <w:abstractNumId w:val="5"/>
+  </w:num>
+  <w:num w:numId="67" w16cid:durableId="229922690">
+    <w:abstractNumId w:val="58"/>
+  </w:num>
+  <w:num w:numId="68" w16cid:durableId="244610919">
+    <w:abstractNumId w:val="0"/>
+  </w:num>
+  <w:num w:numId="69" w16cid:durableId="1973167332">
     <w:abstractNumId w:val="3"/>
   </w:num>
-  <w:num w:numId="55" w16cid:durableId="865480579">
-    <w:abstractNumId w:val="56"/>
+  <w:num w:numId="70" w16cid:durableId="2097944833">
+    <w:abstractNumId w:val="64"/>
   </w:num>
-  <w:num w:numId="56" w16cid:durableId="2088266531">
-    <w:abstractNumId w:val="48"/>
-  </w:num>
-  <w:num w:numId="57" w16cid:durableId="119960052">
-    <w:abstractNumId w:val="29"/>
-  </w:num>
-  <w:num w:numId="58" w16cid:durableId="340009327">
-    <w:abstractNumId w:val="45"/>
-  </w:num>
-  <w:num w:numId="59" w16cid:durableId="928538889">
-    <w:abstractNumId w:val="54"/>
-  </w:num>
-  <w:num w:numId="60" w16cid:durableId="1051730510">
-    <w:abstractNumId w:val="19"/>
-  </w:num>
-  <w:num w:numId="61" w16cid:durableId="759789349">
-    <w:abstractNumId w:val="35"/>
-  </w:num>
-  <w:num w:numId="62" w16cid:durableId="41831602">
-    <w:abstractNumId w:val="11"/>
-  </w:num>
-  <w:num w:numId="63" w16cid:durableId="587151143">
-    <w:abstractNumId w:val="42"/>
+  <w:num w:numId="71" w16cid:durableId="1341472886">
+    <w:abstractNumId w:val="25"/>
   </w:num>
 </w:numbering>
 </file>

--- a/Mayra_Carolina_Rivadeneira_Viteri/Proyecto_Mayra_Carolina_Rivadeneira_Viteri.docx
+++ b/Mayra_Carolina_Rivadeneira_Viteri/Proyecto_Mayra_Carolina_Rivadeneira_Viteri.docx
@@ -12172,19 +12172,11 @@
                 <w:lang w:val="es-PE" w:eastAsia="es-PE"/>
               </w:rPr>
             </w:pPr>
-            <w:proofErr w:type="gramStart"/>
-            <w:r>
-              <w:rPr>
-                <w:lang w:val="es-PE" w:eastAsia="es-PE"/>
-              </w:rPr>
-              <w:t>Total</w:t>
-            </w:r>
-            <w:proofErr w:type="gramEnd"/>
-            <w:r>
-              <w:rPr>
-                <w:lang w:val="es-PE" w:eastAsia="es-PE"/>
-              </w:rPr>
-              <w:t xml:space="preserve"> Costos Fijos </w:t>
+            <w:r>
+              <w:rPr>
+                <w:lang w:val="es-PE" w:eastAsia="es-PE"/>
+              </w:rPr>
+              <w:t xml:space="preserve">Total Costos Fijos </w:t>
             </w:r>
           </w:p>
         </w:tc>
@@ -12567,20 +12559,12 @@
                 <w:lang w:val="es-PE" w:eastAsia="es-PE"/>
               </w:rPr>
             </w:pPr>
-            <w:proofErr w:type="gramStart"/>
             <w:r>
               <w:rPr>
                 <w:lang w:val="es-PE" w:eastAsia="es-PE"/>
               </w:rPr>
               <w:lastRenderedPageBreak/>
-              <w:t>Total</w:t>
-            </w:r>
-            <w:proofErr w:type="gramEnd"/>
-            <w:r>
-              <w:rPr>
-                <w:lang w:val="es-PE" w:eastAsia="es-PE"/>
-              </w:rPr>
-              <w:t xml:space="preserve"> Costo Variable</w:t>
+              <w:t>Total Costo Variable</w:t>
             </w:r>
           </w:p>
         </w:tc>
@@ -16875,14 +16859,7 @@
           <w:rFonts w:eastAsia="Calibri"/>
           <w:szCs w:val="24"/>
         </w:rPr>
-        <w:t>Cuánto</w:t>
-      </w:r>
-      <w:r>
-        <w:rPr>
-          <w:rFonts w:eastAsia="Calibri"/>
-          <w:szCs w:val="24"/>
-        </w:rPr>
-        <w:t xml:space="preserve"> pagaría por este curso?</w:t>
+        <w:t>Cuánto pagaría por este curso?</w:t>
       </w:r>
     </w:p>
     <w:p>
@@ -16955,11 +16932,6 @@
           <w:iCs/>
         </w:rPr>
       </w:pPr>
-    </w:p>
-    <w:p>
-      <w:pPr>
-        <w:pStyle w:val="FigureStyle"/>
-      </w:pPr>
       <w:r>
         <w:rPr>
           <w:b/>
@@ -16967,6 +16939,21 @@
           <w:i w:val="0"/>
           <w:iCs/>
         </w:rPr>
+        <w:br w:type="page"/>
+      </w:r>
+    </w:p>
+    <w:p>
+      <w:pPr>
+        <w:pStyle w:val="FigureStyle"/>
+      </w:pPr>
+      <w:r>
+        <w:rPr>
+          <w:b/>
+          <w:bCs/>
+          <w:i w:val="0"/>
+          <w:iCs/>
+        </w:rPr>
+        <w:lastRenderedPageBreak/>
         <w:t xml:space="preserve">Anexo </w:t>
       </w:r>
       <w:r>
@@ -17019,10 +17006,10 @@
         <w:br/>
       </w:r>
       <w:r>
-        <w:t>P</w:t>
-      </w:r>
-      <w:r>
-        <w:t>referencias del consumidor</w:t>
+        <w:t>Interés</w:t>
+      </w:r>
+      <w:r>
+        <w:t xml:space="preserve"> del consumidor</w:t>
       </w:r>
       <w:bookmarkEnd w:id="51"/>
     </w:p>
@@ -17036,12 +17023,11 @@
         <w:rPr>
           <w:noProof/>
         </w:rPr>
-        <w:lastRenderedPageBreak/>
         <w:drawing>
-          <wp:inline distT="0" distB="0" distL="0" distR="0" wp14:anchorId="00AE5127" wp14:editId="0BBAC59A">
-            <wp:extent cx="5255895" cy="2212340"/>
+          <wp:inline distT="0" distB="0" distL="0" distR="0" wp14:anchorId="63B2BF4D" wp14:editId="40ED6B3B">
+            <wp:extent cx="5255895" cy="2211161"/>
             <wp:effectExtent l="0" t="0" r="1905" b="0"/>
-            <wp:docPr id="8" name="Imagen 8" descr="Gráfico de las respuestas de Formularios. Título de la pregunta: 1. ¿Le gustaría adquirir desayunos saludables?. Número de respuestas: 53 respuestas."/>
+            <wp:docPr id="1" name="Imagen 1"/>
             <wp:cNvGraphicFramePr>
               <a:graphicFrameLocks xmlns:a="http://schemas.openxmlformats.org/drawingml/2006/main" noChangeAspect="1"/>
             </wp:cNvGraphicFramePr>
@@ -17049,7 +17035,7 @@
               <a:graphicData uri="http://schemas.openxmlformats.org/drawingml/2006/picture">
                 <pic:pic xmlns:pic="http://schemas.openxmlformats.org/drawingml/2006/picture">
                   <pic:nvPicPr>
-                    <pic:cNvPr id="0" name="Picture 8" descr="Gráfico de las respuestas de Formularios. Título de la pregunta: 1. ¿Le gustaría adquirir desayunos saludables?. Número de respuestas: 53 respuestas."/>
+                    <pic:cNvPr id="0" name="Picture 1"/>
                     <pic:cNvPicPr>
                       <a:picLocks noChangeAspect="1" noChangeArrowheads="1"/>
                     </pic:cNvPicPr>
@@ -17070,7 +17056,7 @@
                   <pic:spPr bwMode="auto">
                     <a:xfrm>
                       <a:off x="0" y="0"/>
-                      <a:ext cx="5255895" cy="2212340"/>
+                      <a:ext cx="5255895" cy="2211161"/>
                     </a:xfrm>
                     <a:prstGeom prst="rect">
                       <a:avLst/>
@@ -17099,18 +17085,634 @@
         <w:t xml:space="preserve"> </w:t>
       </w:r>
       <w:r>
-        <w:t>Muestra las preferencias del consumidor en cuanto a desayunos se refiere.</w:t>
+        <w:t xml:space="preserve">Muestra </w:t>
+      </w:r>
+      <w:r>
+        <w:t>el</w:t>
+      </w:r>
+      <w:r>
+        <w:t xml:space="preserve"> </w:t>
+      </w:r>
+      <w:r>
+        <w:t xml:space="preserve">interés </w:t>
+      </w:r>
+      <w:r>
+        <w:t>de</w:t>
+      </w:r>
+      <w:r>
+        <w:t xml:space="preserve"> los usuarios en </w:t>
+      </w:r>
+      <w:r>
+        <w:t>nuestro servicio.</w:t>
       </w:r>
     </w:p>
     <w:p>
       <w:pPr>
         <w:pStyle w:val="FigureStyle"/>
+      </w:pPr>
+      <w:r>
         <w:rPr>
           <w:b/>
           <w:bCs/>
           <w:i w:val="0"/>
           <w:iCs/>
         </w:rPr>
+        <w:t xml:space="preserve">Anexo </w:t>
+      </w:r>
+      <w:r>
+        <w:rPr>
+          <w:b/>
+          <w:bCs/>
+          <w:i w:val="0"/>
+          <w:iCs/>
+        </w:rPr>
+        <w:fldChar w:fldCharType="begin"/>
+      </w:r>
+      <w:r>
+        <w:rPr>
+          <w:b/>
+          <w:bCs/>
+          <w:i w:val="0"/>
+          <w:iCs/>
+        </w:rPr>
+        <w:instrText xml:space="preserve"> SEQ Anexo \* ARABIC </w:instrText>
+      </w:r>
+      <w:r>
+        <w:rPr>
+          <w:b/>
+          <w:bCs/>
+          <w:i w:val="0"/>
+          <w:iCs/>
+        </w:rPr>
+        <w:fldChar w:fldCharType="separate"/>
+      </w:r>
+      <w:r>
+        <w:rPr>
+          <w:b/>
+          <w:bCs/>
+          <w:i w:val="0"/>
+          <w:iCs/>
+          <w:noProof/>
+        </w:rPr>
+        <w:t>2</w:t>
+      </w:r>
+      <w:r>
+        <w:rPr>
+          <w:b/>
+          <w:bCs/>
+          <w:i w:val="0"/>
+          <w:iCs/>
+        </w:rPr>
+        <w:fldChar w:fldCharType="end"/>
+      </w:r>
+      <w:r>
+        <w:br/>
+        <w:t>Interés del consumidor en marketing.</w:t>
+      </w:r>
+    </w:p>
+    <w:p>
+      <w:r>
+        <w:rPr>
+          <w:noProof/>
+        </w:rPr>
+        <w:drawing>
+          <wp:inline distT="0" distB="0" distL="0" distR="0" wp14:anchorId="2AEF2F74" wp14:editId="623B7FAA">
+            <wp:extent cx="5255895" cy="2211695"/>
+            <wp:effectExtent l="0" t="0" r="1905" b="0"/>
+            <wp:docPr id="2" name="Imagen 2"/>
+            <wp:cNvGraphicFramePr>
+              <a:graphicFrameLocks xmlns:a="http://schemas.openxmlformats.org/drawingml/2006/main" noChangeAspect="1"/>
+            </wp:cNvGraphicFramePr>
+            <a:graphic xmlns:a="http://schemas.openxmlformats.org/drawingml/2006/main">
+              <a:graphicData uri="http://schemas.openxmlformats.org/drawingml/2006/picture">
+                <pic:pic xmlns:pic="http://schemas.openxmlformats.org/drawingml/2006/picture">
+                  <pic:nvPicPr>
+                    <pic:cNvPr id="0" name="Picture 3"/>
+                    <pic:cNvPicPr>
+                      <a:picLocks noChangeAspect="1" noChangeArrowheads="1"/>
+                    </pic:cNvPicPr>
+                  </pic:nvPicPr>
+                  <pic:blipFill>
+                    <a:blip r:embed="rId18" cstate="print">
+                      <a:extLst>
+                        <a:ext uri="{28A0092B-C50C-407E-A947-70E740481C1C}">
+                          <a14:useLocalDpi xmlns:a14="http://schemas.microsoft.com/office/drawing/2010/main" val="0"/>
+                        </a:ext>
+                      </a:extLst>
+                    </a:blip>
+                    <a:srcRect/>
+                    <a:stretch>
+                      <a:fillRect/>
+                    </a:stretch>
+                  </pic:blipFill>
+                  <pic:spPr bwMode="auto">
+                    <a:xfrm>
+                      <a:off x="0" y="0"/>
+                      <a:ext cx="5255895" cy="2211695"/>
+                    </a:xfrm>
+                    <a:prstGeom prst="rect">
+                      <a:avLst/>
+                    </a:prstGeom>
+                    <a:noFill/>
+                    <a:ln>
+                      <a:noFill/>
+                    </a:ln>
+                  </pic:spPr>
+                </pic:pic>
+              </a:graphicData>
+            </a:graphic>
+          </wp:inline>
+        </w:drawing>
+      </w:r>
+    </w:p>
+    <w:p>
+      <w:r>
+        <w:rPr>
+          <w:b/>
+          <w:bCs/>
+        </w:rPr>
+        <w:t xml:space="preserve">Nota: </w:t>
+      </w:r>
+      <w:r>
+        <w:t>Muestra si al usuario le gustaría aprender sobre marketing.</w:t>
+      </w:r>
+    </w:p>
+    <w:p>
+      <w:pPr>
+        <w:pStyle w:val="FigureStyle"/>
+      </w:pPr>
+      <w:r>
+        <w:rPr>
+          <w:b/>
+          <w:bCs/>
+          <w:i w:val="0"/>
+          <w:iCs/>
+        </w:rPr>
+        <w:lastRenderedPageBreak/>
+        <w:t xml:space="preserve">Anexo </w:t>
+      </w:r>
+      <w:r>
+        <w:rPr>
+          <w:b/>
+          <w:bCs/>
+          <w:i w:val="0"/>
+          <w:iCs/>
+        </w:rPr>
+        <w:fldChar w:fldCharType="begin"/>
+      </w:r>
+      <w:r>
+        <w:rPr>
+          <w:b/>
+          <w:bCs/>
+          <w:i w:val="0"/>
+          <w:iCs/>
+        </w:rPr>
+        <w:instrText xml:space="preserve"> SEQ Anexo \* ARABIC </w:instrText>
+      </w:r>
+      <w:r>
+        <w:rPr>
+          <w:b/>
+          <w:bCs/>
+          <w:i w:val="0"/>
+          <w:iCs/>
+        </w:rPr>
+        <w:fldChar w:fldCharType="separate"/>
+      </w:r>
+      <w:r>
+        <w:rPr>
+          <w:b/>
+          <w:bCs/>
+          <w:i w:val="0"/>
+          <w:iCs/>
+          <w:noProof/>
+        </w:rPr>
+        <w:t>3</w:t>
+      </w:r>
+      <w:r>
+        <w:rPr>
+          <w:b/>
+          <w:bCs/>
+          <w:i w:val="0"/>
+          <w:iCs/>
+        </w:rPr>
+        <w:fldChar w:fldCharType="end"/>
+      </w:r>
+      <w:r>
+        <w:br/>
+        <w:t>Interés del usuario en un espacio educativo.</w:t>
+      </w:r>
+    </w:p>
+    <w:p>
+      <w:r>
+        <w:rPr>
+          <w:noProof/>
+        </w:rPr>
+        <w:drawing>
+          <wp:inline distT="0" distB="0" distL="0" distR="0" wp14:anchorId="7B927A4C" wp14:editId="117C2246">
+            <wp:extent cx="5255895" cy="2211817"/>
+            <wp:effectExtent l="0" t="0" r="1905" b="0"/>
+            <wp:docPr id="4" name="Imagen 4"/>
+            <wp:cNvGraphicFramePr>
+              <a:graphicFrameLocks xmlns:a="http://schemas.openxmlformats.org/drawingml/2006/main" noChangeAspect="1"/>
+            </wp:cNvGraphicFramePr>
+            <a:graphic xmlns:a="http://schemas.openxmlformats.org/drawingml/2006/main">
+              <a:graphicData uri="http://schemas.openxmlformats.org/drawingml/2006/picture">
+                <pic:pic xmlns:pic="http://schemas.openxmlformats.org/drawingml/2006/picture">
+                  <pic:nvPicPr>
+                    <pic:cNvPr id="0" name="Picture 5"/>
+                    <pic:cNvPicPr>
+                      <a:picLocks noChangeAspect="1" noChangeArrowheads="1"/>
+                    </pic:cNvPicPr>
+                  </pic:nvPicPr>
+                  <pic:blipFill>
+                    <a:blip r:embed="rId19" cstate="print">
+                      <a:extLst>
+                        <a:ext uri="{28A0092B-C50C-407E-A947-70E740481C1C}">
+                          <a14:useLocalDpi xmlns:a14="http://schemas.microsoft.com/office/drawing/2010/main" val="0"/>
+                        </a:ext>
+                      </a:extLst>
+                    </a:blip>
+                    <a:srcRect/>
+                    <a:stretch>
+                      <a:fillRect/>
+                    </a:stretch>
+                  </pic:blipFill>
+                  <pic:spPr bwMode="auto">
+                    <a:xfrm>
+                      <a:off x="0" y="0"/>
+                      <a:ext cx="5255895" cy="2211817"/>
+                    </a:xfrm>
+                    <a:prstGeom prst="rect">
+                      <a:avLst/>
+                    </a:prstGeom>
+                    <a:noFill/>
+                    <a:ln>
+                      <a:noFill/>
+                    </a:ln>
+                  </pic:spPr>
+                </pic:pic>
+              </a:graphicData>
+            </a:graphic>
+          </wp:inline>
+        </w:drawing>
+      </w:r>
+    </w:p>
+    <w:p>
+      <w:r>
+        <w:t xml:space="preserve">Nota: </w:t>
+      </w:r>
+    </w:p>
+    <w:p/>
+    <w:p>
+      <w:r>
+        <w:rPr>
+          <w:noProof/>
+        </w:rPr>
+        <w:drawing>
+          <wp:inline distT="0" distB="0" distL="0" distR="0" wp14:anchorId="242B02BA" wp14:editId="1AFDB101">
+            <wp:extent cx="5255895" cy="2383587"/>
+            <wp:effectExtent l="0" t="0" r="1905" b="0"/>
+            <wp:docPr id="6" name="Imagen 6"/>
+            <wp:cNvGraphicFramePr>
+              <a:graphicFrameLocks xmlns:a="http://schemas.openxmlformats.org/drawingml/2006/main" noChangeAspect="1"/>
+            </wp:cNvGraphicFramePr>
+            <a:graphic xmlns:a="http://schemas.openxmlformats.org/drawingml/2006/main">
+              <a:graphicData uri="http://schemas.openxmlformats.org/drawingml/2006/picture">
+                <pic:pic xmlns:pic="http://schemas.openxmlformats.org/drawingml/2006/picture">
+                  <pic:nvPicPr>
+                    <pic:cNvPr id="0" name="Picture 7"/>
+                    <pic:cNvPicPr>
+                      <a:picLocks noChangeAspect="1" noChangeArrowheads="1"/>
+                    </pic:cNvPicPr>
+                  </pic:nvPicPr>
+                  <pic:blipFill>
+                    <a:blip r:embed="rId20" cstate="print">
+                      <a:extLst>
+                        <a:ext uri="{28A0092B-C50C-407E-A947-70E740481C1C}">
+                          <a14:useLocalDpi xmlns:a14="http://schemas.microsoft.com/office/drawing/2010/main" val="0"/>
+                        </a:ext>
+                      </a:extLst>
+                    </a:blip>
+                    <a:srcRect/>
+                    <a:stretch>
+                      <a:fillRect/>
+                    </a:stretch>
+                  </pic:blipFill>
+                  <pic:spPr bwMode="auto">
+                    <a:xfrm>
+                      <a:off x="0" y="0"/>
+                      <a:ext cx="5255895" cy="2383587"/>
+                    </a:xfrm>
+                    <a:prstGeom prst="rect">
+                      <a:avLst/>
+                    </a:prstGeom>
+                    <a:noFill/>
+                    <a:ln>
+                      <a:noFill/>
+                    </a:ln>
+                  </pic:spPr>
+                </pic:pic>
+              </a:graphicData>
+            </a:graphic>
+          </wp:inline>
+        </w:drawing>
+      </w:r>
+    </w:p>
+    <w:p/>
+    <w:p/>
+    <w:p>
+      <w:r>
+        <w:rPr>
+          <w:noProof/>
+        </w:rPr>
+        <w:drawing>
+          <wp:inline distT="0" distB="0" distL="0" distR="0" wp14:anchorId="7F77D930" wp14:editId="59227C0C">
+            <wp:extent cx="5255895" cy="2383606"/>
+            <wp:effectExtent l="0" t="0" r="1905" b="0"/>
+            <wp:docPr id="9" name="Imagen 9"/>
+            <wp:cNvGraphicFramePr>
+              <a:graphicFrameLocks xmlns:a="http://schemas.openxmlformats.org/drawingml/2006/main" noChangeAspect="1"/>
+            </wp:cNvGraphicFramePr>
+            <a:graphic xmlns:a="http://schemas.openxmlformats.org/drawingml/2006/main">
+              <a:graphicData uri="http://schemas.openxmlformats.org/drawingml/2006/picture">
+                <pic:pic xmlns:pic="http://schemas.openxmlformats.org/drawingml/2006/picture">
+                  <pic:nvPicPr>
+                    <pic:cNvPr id="0" name="Picture 9"/>
+                    <pic:cNvPicPr>
+                      <a:picLocks noChangeAspect="1" noChangeArrowheads="1"/>
+                    </pic:cNvPicPr>
+                  </pic:nvPicPr>
+                  <pic:blipFill>
+                    <a:blip r:embed="rId21" cstate="print">
+                      <a:extLst>
+                        <a:ext uri="{28A0092B-C50C-407E-A947-70E740481C1C}">
+                          <a14:useLocalDpi xmlns:a14="http://schemas.microsoft.com/office/drawing/2010/main" val="0"/>
+                        </a:ext>
+                      </a:extLst>
+                    </a:blip>
+                    <a:srcRect/>
+                    <a:stretch>
+                      <a:fillRect/>
+                    </a:stretch>
+                  </pic:blipFill>
+                  <pic:spPr bwMode="auto">
+                    <a:xfrm>
+                      <a:off x="0" y="0"/>
+                      <a:ext cx="5255895" cy="2383606"/>
+                    </a:xfrm>
+                    <a:prstGeom prst="rect">
+                      <a:avLst/>
+                    </a:prstGeom>
+                    <a:noFill/>
+                    <a:ln>
+                      <a:noFill/>
+                    </a:ln>
+                  </pic:spPr>
+                </pic:pic>
+              </a:graphicData>
+            </a:graphic>
+          </wp:inline>
+        </w:drawing>
+      </w:r>
+    </w:p>
+    <w:p/>
+    <w:p/>
+    <w:p>
+      <w:r>
+        <w:rPr>
+          <w:noProof/>
+        </w:rPr>
+        <w:drawing>
+          <wp:inline distT="0" distB="0" distL="0" distR="0" wp14:anchorId="43A61BAD" wp14:editId="1D8D848B">
+            <wp:extent cx="5255895" cy="2383013"/>
+            <wp:effectExtent l="0" t="0" r="1905" b="0"/>
+            <wp:docPr id="10" name="Imagen 10"/>
+            <wp:cNvGraphicFramePr>
+              <a:graphicFrameLocks xmlns:a="http://schemas.openxmlformats.org/drawingml/2006/main" noChangeAspect="1"/>
+            </wp:cNvGraphicFramePr>
+            <a:graphic xmlns:a="http://schemas.openxmlformats.org/drawingml/2006/main">
+              <a:graphicData uri="http://schemas.openxmlformats.org/drawingml/2006/picture">
+                <pic:pic xmlns:pic="http://schemas.openxmlformats.org/drawingml/2006/picture">
+                  <pic:nvPicPr>
+                    <pic:cNvPr id="0" name="Picture 11"/>
+                    <pic:cNvPicPr>
+                      <a:picLocks noChangeAspect="1" noChangeArrowheads="1"/>
+                    </pic:cNvPicPr>
+                  </pic:nvPicPr>
+                  <pic:blipFill>
+                    <a:blip r:embed="rId22" cstate="print">
+                      <a:extLst>
+                        <a:ext uri="{28A0092B-C50C-407E-A947-70E740481C1C}">
+                          <a14:useLocalDpi xmlns:a14="http://schemas.microsoft.com/office/drawing/2010/main" val="0"/>
+                        </a:ext>
+                      </a:extLst>
+                    </a:blip>
+                    <a:srcRect/>
+                    <a:stretch>
+                      <a:fillRect/>
+                    </a:stretch>
+                  </pic:blipFill>
+                  <pic:spPr bwMode="auto">
+                    <a:xfrm>
+                      <a:off x="0" y="0"/>
+                      <a:ext cx="5255895" cy="2383013"/>
+                    </a:xfrm>
+                    <a:prstGeom prst="rect">
+                      <a:avLst/>
+                    </a:prstGeom>
+                    <a:noFill/>
+                    <a:ln>
+                      <a:noFill/>
+                    </a:ln>
+                  </pic:spPr>
+                </pic:pic>
+              </a:graphicData>
+            </a:graphic>
+          </wp:inline>
+        </w:drawing>
+      </w:r>
+    </w:p>
+    <w:p/>
+    <w:p>
+      <w:r>
+        <w:rPr>
+          <w:noProof/>
+        </w:rPr>
+        <w:lastRenderedPageBreak/>
+        <w:drawing>
+          <wp:inline distT="0" distB="0" distL="0" distR="0" wp14:anchorId="65C0E93B" wp14:editId="24D86AFF">
+            <wp:extent cx="5255895" cy="2211681"/>
+            <wp:effectExtent l="0" t="0" r="1905" b="0"/>
+            <wp:docPr id="11" name="Imagen 11"/>
+            <wp:cNvGraphicFramePr>
+              <a:graphicFrameLocks xmlns:a="http://schemas.openxmlformats.org/drawingml/2006/main" noChangeAspect="1"/>
+            </wp:cNvGraphicFramePr>
+            <a:graphic xmlns:a="http://schemas.openxmlformats.org/drawingml/2006/main">
+              <a:graphicData uri="http://schemas.openxmlformats.org/drawingml/2006/picture">
+                <pic:pic xmlns:pic="http://schemas.openxmlformats.org/drawingml/2006/picture">
+                  <pic:nvPicPr>
+                    <pic:cNvPr id="0" name="Picture 13"/>
+                    <pic:cNvPicPr>
+                      <a:picLocks noChangeAspect="1" noChangeArrowheads="1"/>
+                    </pic:cNvPicPr>
+                  </pic:nvPicPr>
+                  <pic:blipFill>
+                    <a:blip r:embed="rId23" cstate="print">
+                      <a:extLst>
+                        <a:ext uri="{28A0092B-C50C-407E-A947-70E740481C1C}">
+                          <a14:useLocalDpi xmlns:a14="http://schemas.microsoft.com/office/drawing/2010/main" val="0"/>
+                        </a:ext>
+                      </a:extLst>
+                    </a:blip>
+                    <a:srcRect/>
+                    <a:stretch>
+                      <a:fillRect/>
+                    </a:stretch>
+                  </pic:blipFill>
+                  <pic:spPr bwMode="auto">
+                    <a:xfrm>
+                      <a:off x="0" y="0"/>
+                      <a:ext cx="5255895" cy="2211681"/>
+                    </a:xfrm>
+                    <a:prstGeom prst="rect">
+                      <a:avLst/>
+                    </a:prstGeom>
+                    <a:noFill/>
+                    <a:ln>
+                      <a:noFill/>
+                    </a:ln>
+                  </pic:spPr>
+                </pic:pic>
+              </a:graphicData>
+            </a:graphic>
+          </wp:inline>
+        </w:drawing>
+      </w:r>
+    </w:p>
+    <w:p/>
+    <w:p>
+      <w:r>
+        <w:rPr>
+          <w:noProof/>
+        </w:rPr>
+        <w:drawing>
+          <wp:inline distT="0" distB="0" distL="0" distR="0" wp14:anchorId="5358A8E6" wp14:editId="14ABFB67">
+            <wp:extent cx="5255895" cy="2211725"/>
+            <wp:effectExtent l="0" t="0" r="1905" b="0"/>
+            <wp:docPr id="8" name="Imagen 8"/>
+            <wp:cNvGraphicFramePr>
+              <a:graphicFrameLocks xmlns:a="http://schemas.openxmlformats.org/drawingml/2006/main" noChangeAspect="1"/>
+            </wp:cNvGraphicFramePr>
+            <a:graphic xmlns:a="http://schemas.openxmlformats.org/drawingml/2006/main">
+              <a:graphicData uri="http://schemas.openxmlformats.org/drawingml/2006/picture">
+                <pic:pic xmlns:pic="http://schemas.openxmlformats.org/drawingml/2006/picture">
+                  <pic:nvPicPr>
+                    <pic:cNvPr id="0" name="Picture 15"/>
+                    <pic:cNvPicPr>
+                      <a:picLocks noChangeAspect="1" noChangeArrowheads="1"/>
+                    </pic:cNvPicPr>
+                  </pic:nvPicPr>
+                  <pic:blipFill>
+                    <a:blip r:embed="rId24" cstate="print">
+                      <a:extLst>
+                        <a:ext uri="{28A0092B-C50C-407E-A947-70E740481C1C}">
+                          <a14:useLocalDpi xmlns:a14="http://schemas.microsoft.com/office/drawing/2010/main" val="0"/>
+                        </a:ext>
+                      </a:extLst>
+                    </a:blip>
+                    <a:srcRect/>
+                    <a:stretch>
+                      <a:fillRect/>
+                    </a:stretch>
+                  </pic:blipFill>
+                  <pic:spPr bwMode="auto">
+                    <a:xfrm>
+                      <a:off x="0" y="0"/>
+                      <a:ext cx="5255895" cy="2211725"/>
+                    </a:xfrm>
+                    <a:prstGeom prst="rect">
+                      <a:avLst/>
+                    </a:prstGeom>
+                    <a:noFill/>
+                    <a:ln>
+                      <a:noFill/>
+                    </a:ln>
+                  </pic:spPr>
+                </pic:pic>
+              </a:graphicData>
+            </a:graphic>
+          </wp:inline>
+        </w:drawing>
+      </w:r>
+    </w:p>
+    <w:p/>
+    <w:p/>
+    <w:p/>
+    <w:p>
+      <w:r>
+        <w:rPr>
+          <w:noProof/>
+        </w:rPr>
+        <w:lastRenderedPageBreak/>
+        <w:drawing>
+          <wp:inline distT="0" distB="0" distL="0" distR="0" wp14:anchorId="7B4153C5" wp14:editId="1DB06F56">
+            <wp:extent cx="5255895" cy="2211865"/>
+            <wp:effectExtent l="0" t="0" r="1905" b="0"/>
+            <wp:docPr id="12" name="Imagen 12"/>
+            <wp:cNvGraphicFramePr>
+              <a:graphicFrameLocks xmlns:a="http://schemas.openxmlformats.org/drawingml/2006/main" noChangeAspect="1"/>
+            </wp:cNvGraphicFramePr>
+            <a:graphic xmlns:a="http://schemas.openxmlformats.org/drawingml/2006/main">
+              <a:graphicData uri="http://schemas.openxmlformats.org/drawingml/2006/picture">
+                <pic:pic xmlns:pic="http://schemas.openxmlformats.org/drawingml/2006/picture">
+                  <pic:nvPicPr>
+                    <pic:cNvPr id="0" name="Picture 17"/>
+                    <pic:cNvPicPr>
+                      <a:picLocks noChangeAspect="1" noChangeArrowheads="1"/>
+                    </pic:cNvPicPr>
+                  </pic:nvPicPr>
+                  <pic:blipFill>
+                    <a:blip r:embed="rId25" cstate="print">
+                      <a:extLst>
+                        <a:ext uri="{28A0092B-C50C-407E-A947-70E740481C1C}">
+                          <a14:useLocalDpi xmlns:a14="http://schemas.microsoft.com/office/drawing/2010/main" val="0"/>
+                        </a:ext>
+                      </a:extLst>
+                    </a:blip>
+                    <a:srcRect/>
+                    <a:stretch>
+                      <a:fillRect/>
+                    </a:stretch>
+                  </pic:blipFill>
+                  <pic:spPr bwMode="auto">
+                    <a:xfrm>
+                      <a:off x="0" y="0"/>
+                      <a:ext cx="5255895" cy="2211865"/>
+                    </a:xfrm>
+                    <a:prstGeom prst="rect">
+                      <a:avLst/>
+                    </a:prstGeom>
+                    <a:noFill/>
+                    <a:ln>
+                      <a:noFill/>
+                    </a:ln>
+                  </pic:spPr>
+                </pic:pic>
+              </a:graphicData>
+            </a:graphic>
+          </wp:inline>
+        </w:drawing>
+      </w:r>
+    </w:p>
+    <w:p>
+      <w:pPr>
+        <w:pStyle w:val="FigureStyle"/>
+        <w:rPr>
+          <w:b/>
+          <w:bCs/>
+          <w:i w:val="0"/>
+          <w:iCs/>
+        </w:rPr>
       </w:pPr>
       <w:bookmarkStart w:id="52" w:name="_Toc224490741"/>
     </w:p>
@@ -17127,15 +17729,6 @@
           <w:iCs/>
         </w:rPr>
       </w:pPr>
-      <w:r>
-        <w:rPr>
-          <w:b/>
-          <w:bCs/>
-          <w:i w:val="0"/>
-          <w:iCs/>
-        </w:rPr>
-        <w:t>……</w:t>
-      </w:r>
     </w:p>
     <w:p>
       <w:pPr>
@@ -17205,7 +17798,7 @@
           <w:noProof/>
           <w:lang w:val="es-PE"/>
         </w:rPr>
-        <w:t>2</w:t>
+        <w:t>4</w:t>
       </w:r>
       <w:r>
         <w:rPr>
@@ -17238,7 +17831,7 @@
           <w:lang w:val="es-PE"/>
         </w:rPr>
       </w:pPr>
-      <w:hyperlink r:id="rId18" w:history="1">
+      <w:hyperlink r:id="rId26" w:history="1">
         <w:r>
           <w:rPr>
             <w:rStyle w:val="Hipervnculo"/>
